--- a/docs/scientific-evidence-library.docx
+++ b/docs/scientific-evidence-library.docx
@@ -2600,7 +2600,7 @@
           <w:szCs w:val="16"/>
           <w:rtl w:val="0"/>
         </w:rPr>
-        <w:t xml:space="preserve">Source: Quek et al., Nutrition Journal (2023)</w:t>
+        <w:t xml:space="preserve">Source: Wang et al., Nutrition Journal (2023)</w:t>
       </w:r>
       <w:r>
         <w:rPr>
@@ -2671,7 +2671,7 @@
           <w:szCs w:val="16"/>
           <w:rtl w:val="0"/>
         </w:rPr>
-        <w:t xml:space="preserve">Source: Quek et al., Nutrition Journal (2023)</w:t>
+        <w:t xml:space="preserve">Source: Wang et al., Nutrition Journal (2023)</w:t>
       </w:r>
       <w:r>
         <w:rPr>
@@ -3563,7 +3563,7 @@
           <w:szCs w:val="19"/>
           <w:rtl w:val="0"/>
         </w:rPr>
-        <w:t xml:space="preserve">🐟 Fish sentience: 349 papers | 142 species + subspecies reviewed</w:t>
+        <w:t xml:space="preserve">🐟 Fish sentience: 349 articles | 470 results | 142 species + subspecies</w:t>
       </w:r>
       <w:r>
         <w:rPr>
@@ -5643,7 +5643,6 @@
     <w:pPr>
       <w:keepNext w:val="0"/>
       <w:keepLines w:val="0"/>
-      <w:pageBreakBefore w:val="0"/>
       <w:widowControl w:val="1"/>
       <w:pBdr>
         <w:top w:space="0" w:sz="0" w:val="nil"/>

--- a/docs/scientific-evidence-library.docx
+++ b/docs/scientific-evidence-library.docx
@@ -5620,6 +5620,8625 @@
           <w:rtl w:val="0"/>
         </w:rPr>
         <w:t xml:space="preserve">Present the evidence clearly and let the data speak for itself.</w:t>
+      </w:r>
+      <w:r>
+        <w:rPr>
+          <w:rtl w:val="0"/>
+        </w:rPr>
+      </w:r>
+    </w:p>
+    <w:p>
+      <w:pPr>
+        <w:rPr/>
+      </w:pPr>
+      <w:r>
+        <w:br w:type="page"/>
+      </w:r>
+      <w:r>
+        <w:rPr>
+          <w:rtl w:val="0"/>
+        </w:rPr>
+      </w:r>
+    </w:p>
+    <w:p>
+      <w:pPr>
+        <w:rPr/>
+      </w:pPr>
+      <w:r>
+        <w:rPr>
+          <w:b w:val="1"/>
+          <w:bCs w:val="1"/>
+          <w:rtl w:val="0"/>
+        </w:rPr>
+        <w:t xml:space="preserve">APPENDIX A — DEFINITIONS &amp; KEY CONCEPTS</w:t>
+      </w:r>
+      <w:r>
+        <w:rPr>
+          <w:rtl w:val="0"/>
+        </w:rPr>
+      </w:r>
+    </w:p>
+    <w:p>
+      <w:pPr>
+        <w:keepNext w:val="1"/>
+        <w:rPr/>
+      </w:pPr>
+      <w:r>
+        <w:rPr>
+          <w:b w:val="1"/>
+          <w:bCs w:val="1"/>
+          <w:sz w:val="20"/>
+          <w:szCs w:val="20"/>
+          <w:rtl w:val="0"/>
+        </w:rPr>
+        <w:t xml:space="preserve">CORE VEGANISM &amp; ANIMAL-RIGHTS TERMS</w:t>
+      </w:r>
+      <w:r>
+        <w:rPr>
+          <w:rtl w:val="0"/>
+        </w:rPr>
+      </w:r>
+    </w:p>
+    <w:p>
+      <w:pPr>
+        <w:spacing w:after="20" w:line="240" w:lineRule="auto"/>
+        <w:rPr/>
+      </w:pPr>
+      <w:r>
+        <w:rPr>
+          <w:b w:val="1"/>
+          <w:bCs w:val="1"/>
+          <w:sz w:val="17"/>
+          <w:szCs w:val="17"/>
+          <w:rtl w:val="0"/>
+        </w:rPr>
+        <w:t xml:space="preserve">Veganism: </w:t>
+      </w:r>
+      <w:r>
+        <w:rPr>
+          <w:sz w:val="17"/>
+          <w:szCs w:val="17"/>
+          <w:rtl w:val="0"/>
+        </w:rPr>
+        <w:t xml:space="preserve">Seeking to avoid animal exploitation and cruelty.</w:t>
+      </w:r>
+      <w:r>
+        <w:rPr>
+          <w:rtl w:val="0"/>
+        </w:rPr>
+      </w:r>
+    </w:p>
+    <w:p>
+      <w:pPr>
+        <w:spacing w:after="20" w:line="240" w:lineRule="auto"/>
+        <w:rPr/>
+      </w:pPr>
+      <w:r>
+        <w:rPr>
+          <w:b w:val="1"/>
+          <w:bCs w:val="1"/>
+          <w:sz w:val="17"/>
+          <w:szCs w:val="17"/>
+          <w:rtl w:val="0"/>
+        </w:rPr>
+        <w:t xml:space="preserve">Vegan: </w:t>
+      </w:r>
+      <w:r>
+        <w:rPr>
+          <w:sz w:val="17"/>
+          <w:szCs w:val="17"/>
+          <w:rtl w:val="0"/>
+        </w:rPr>
+        <w:t xml:space="preserve">A person who practices veganism.</w:t>
+      </w:r>
+      <w:r>
+        <w:rPr>
+          <w:rtl w:val="0"/>
+        </w:rPr>
+      </w:r>
+    </w:p>
+    <w:p>
+      <w:pPr>
+        <w:spacing w:after="20" w:line="240" w:lineRule="auto"/>
+        <w:rPr/>
+      </w:pPr>
+      <w:r>
+        <w:rPr>
+          <w:b w:val="1"/>
+          <w:bCs w:val="1"/>
+          <w:sz w:val="17"/>
+          <w:szCs w:val="17"/>
+          <w:rtl w:val="0"/>
+        </w:rPr>
+        <w:t xml:space="preserve">Plant-based: </w:t>
+      </w:r>
+      <w:r>
+        <w:rPr>
+          <w:sz w:val="17"/>
+          <w:szCs w:val="17"/>
+          <w:rtl w:val="0"/>
+        </w:rPr>
+        <w:t xml:space="preserve">Based mainly or entirely on plant foods.</w:t>
+      </w:r>
+      <w:r>
+        <w:rPr>
+          <w:rtl w:val="0"/>
+        </w:rPr>
+      </w:r>
+    </w:p>
+    <w:p>
+      <w:pPr>
+        <w:spacing w:after="20" w:line="240" w:lineRule="auto"/>
+        <w:rPr/>
+      </w:pPr>
+      <w:r>
+        <w:rPr>
+          <w:b w:val="1"/>
+          <w:bCs w:val="1"/>
+          <w:sz w:val="17"/>
+          <w:szCs w:val="17"/>
+          <w:rtl w:val="0"/>
+        </w:rPr>
+        <w:t xml:space="preserve">Animal: </w:t>
+      </w:r>
+      <w:r>
+        <w:rPr>
+          <w:sz w:val="17"/>
+          <w:szCs w:val="17"/>
+          <w:rtl w:val="0"/>
+        </w:rPr>
+        <w:t xml:space="preserve">A living organism in the kingdom Animalia.</w:t>
+      </w:r>
+      <w:r>
+        <w:rPr>
+          <w:rtl w:val="0"/>
+        </w:rPr>
+      </w:r>
+    </w:p>
+    <w:p>
+      <w:pPr>
+        <w:spacing w:after="20" w:line="240" w:lineRule="auto"/>
+        <w:rPr/>
+      </w:pPr>
+      <w:r>
+        <w:rPr>
+          <w:b w:val="1"/>
+          <w:bCs w:val="1"/>
+          <w:sz w:val="17"/>
+          <w:szCs w:val="17"/>
+          <w:rtl w:val="0"/>
+        </w:rPr>
+        <w:t xml:space="preserve">Human: </w:t>
+      </w:r>
+      <w:r>
+        <w:rPr>
+          <w:sz w:val="17"/>
+          <w:szCs w:val="17"/>
+          <w:rtl w:val="0"/>
+        </w:rPr>
+        <w:t xml:space="preserve">An animal of the species Homo sapiens.</w:t>
+      </w:r>
+      <w:r>
+        <w:rPr>
+          <w:rtl w:val="0"/>
+        </w:rPr>
+      </w:r>
+    </w:p>
+    <w:p>
+      <w:pPr>
+        <w:spacing w:after="20" w:line="240" w:lineRule="auto"/>
+        <w:rPr/>
+      </w:pPr>
+      <w:r>
+        <w:rPr>
+          <w:b w:val="1"/>
+          <w:bCs w:val="1"/>
+          <w:sz w:val="17"/>
+          <w:szCs w:val="17"/>
+          <w:rtl w:val="0"/>
+        </w:rPr>
+        <w:t xml:space="preserve">Nonhuman animal: </w:t>
+      </w:r>
+      <w:r>
+        <w:rPr>
+          <w:sz w:val="17"/>
+          <w:szCs w:val="17"/>
+          <w:rtl w:val="0"/>
+        </w:rPr>
+        <w:t xml:space="preserve">Any animal other than a human.</w:t>
+      </w:r>
+      <w:r>
+        <w:rPr>
+          <w:rtl w:val="0"/>
+        </w:rPr>
+      </w:r>
+    </w:p>
+    <w:p>
+      <w:pPr>
+        <w:spacing w:after="20" w:line="240" w:lineRule="auto"/>
+        <w:rPr/>
+      </w:pPr>
+      <w:r>
+        <w:rPr>
+          <w:b w:val="1"/>
+          <w:bCs w:val="1"/>
+          <w:sz w:val="17"/>
+          <w:szCs w:val="17"/>
+          <w:rtl w:val="0"/>
+        </w:rPr>
+        <w:t xml:space="preserve">Animal rights: </w:t>
+      </w:r>
+      <w:r>
+        <w:rPr>
+          <w:sz w:val="17"/>
+          <w:szCs w:val="17"/>
+          <w:rtl w:val="0"/>
+        </w:rPr>
+        <w:t xml:space="preserve">The view that animals deserve rights and protections.</w:t>
+      </w:r>
+      <w:r>
+        <w:rPr>
+          <w:rtl w:val="0"/>
+        </w:rPr>
+      </w:r>
+    </w:p>
+    <w:p>
+      <w:pPr>
+        <w:spacing w:after="20" w:line="240" w:lineRule="auto"/>
+        <w:rPr/>
+      </w:pPr>
+      <w:r>
+        <w:rPr>
+          <w:b w:val="1"/>
+          <w:bCs w:val="1"/>
+          <w:sz w:val="17"/>
+          <w:szCs w:val="17"/>
+          <w:rtl w:val="0"/>
+        </w:rPr>
+        <w:t xml:space="preserve">Animal welfare: </w:t>
+      </w:r>
+      <w:r>
+        <w:rPr>
+          <w:sz w:val="17"/>
+          <w:szCs w:val="17"/>
+          <w:rtl w:val="0"/>
+        </w:rPr>
+        <w:t xml:space="preserve">An animal's physical and mental well-being.</w:t>
+      </w:r>
+      <w:r>
+        <w:rPr>
+          <w:rtl w:val="0"/>
+        </w:rPr>
+      </w:r>
+    </w:p>
+    <w:p>
+      <w:pPr>
+        <w:spacing w:after="20" w:line="240" w:lineRule="auto"/>
+        <w:rPr/>
+      </w:pPr>
+      <w:r>
+        <w:rPr>
+          <w:b w:val="1"/>
+          <w:bCs w:val="1"/>
+          <w:sz w:val="17"/>
+          <w:szCs w:val="17"/>
+          <w:rtl w:val="0"/>
+        </w:rPr>
+        <w:t xml:space="preserve">Exploitation: </w:t>
+      </w:r>
+      <w:r>
+        <w:rPr>
+          <w:sz w:val="17"/>
+          <w:szCs w:val="17"/>
+          <w:rtl w:val="0"/>
+        </w:rPr>
+        <w:t xml:space="preserve">Using another for one's own benefit.</w:t>
+      </w:r>
+      <w:r>
+        <w:rPr>
+          <w:rtl w:val="0"/>
+        </w:rPr>
+      </w:r>
+    </w:p>
+    <w:p>
+      <w:pPr>
+        <w:spacing w:after="20" w:line="240" w:lineRule="auto"/>
+        <w:rPr/>
+      </w:pPr>
+      <w:r>
+        <w:rPr>
+          <w:b w:val="1"/>
+          <w:bCs w:val="1"/>
+          <w:sz w:val="17"/>
+          <w:szCs w:val="17"/>
+          <w:rtl w:val="0"/>
+        </w:rPr>
+        <w:t xml:space="preserve">Cruelty: </w:t>
+      </w:r>
+      <w:r>
+        <w:rPr>
+          <w:sz w:val="17"/>
+          <w:szCs w:val="17"/>
+          <w:rtl w:val="0"/>
+        </w:rPr>
+        <w:t xml:space="preserve">Causing unnecessary suffering.</w:t>
+      </w:r>
+      <w:r>
+        <w:rPr>
+          <w:rtl w:val="0"/>
+        </w:rPr>
+      </w:r>
+    </w:p>
+    <w:p>
+      <w:pPr>
+        <w:spacing w:after="20" w:line="240" w:lineRule="auto"/>
+        <w:rPr/>
+      </w:pPr>
+      <w:r>
+        <w:rPr>
+          <w:b w:val="1"/>
+          <w:bCs w:val="1"/>
+          <w:sz w:val="17"/>
+          <w:szCs w:val="17"/>
+          <w:rtl w:val="0"/>
+        </w:rPr>
+        <w:t xml:space="preserve">Abuse: </w:t>
+      </w:r>
+      <w:r>
+        <w:rPr>
+          <w:sz w:val="17"/>
+          <w:szCs w:val="17"/>
+          <w:rtl w:val="0"/>
+        </w:rPr>
+        <w:t xml:space="preserve">Harmful or improper treatment.</w:t>
+      </w:r>
+      <w:r>
+        <w:rPr>
+          <w:rtl w:val="0"/>
+        </w:rPr>
+      </w:r>
+    </w:p>
+    <w:p>
+      <w:pPr>
+        <w:spacing w:after="20" w:line="240" w:lineRule="auto"/>
+        <w:rPr/>
+      </w:pPr>
+      <w:r>
+        <w:rPr>
+          <w:b w:val="1"/>
+          <w:bCs w:val="1"/>
+          <w:sz w:val="17"/>
+          <w:szCs w:val="17"/>
+          <w:rtl w:val="0"/>
+        </w:rPr>
+        <w:t xml:space="preserve">Commodity: </w:t>
+      </w:r>
+      <w:r>
+        <w:rPr>
+          <w:sz w:val="17"/>
+          <w:szCs w:val="17"/>
+          <w:rtl w:val="0"/>
+        </w:rPr>
+        <w:t xml:space="preserve">Something treated as an item for trade.</w:t>
+      </w:r>
+      <w:r>
+        <w:rPr>
+          <w:rtl w:val="0"/>
+        </w:rPr>
+      </w:r>
+    </w:p>
+    <w:p>
+      <w:pPr>
+        <w:spacing w:after="20" w:line="240" w:lineRule="auto"/>
+        <w:rPr/>
+      </w:pPr>
+      <w:r>
+        <w:rPr>
+          <w:b w:val="1"/>
+          <w:bCs w:val="1"/>
+          <w:sz w:val="17"/>
+          <w:szCs w:val="17"/>
+          <w:rtl w:val="0"/>
+        </w:rPr>
+        <w:t xml:space="preserve">Property: </w:t>
+      </w:r>
+      <w:r>
+        <w:rPr>
+          <w:sz w:val="17"/>
+          <w:szCs w:val="17"/>
+          <w:rtl w:val="0"/>
+        </w:rPr>
+        <w:t xml:space="preserve">Something legally owned.</w:t>
+      </w:r>
+      <w:r>
+        <w:rPr>
+          <w:rtl w:val="0"/>
+        </w:rPr>
+      </w:r>
+    </w:p>
+    <w:p>
+      <w:pPr>
+        <w:spacing w:after="20" w:line="240" w:lineRule="auto"/>
+        <w:rPr/>
+      </w:pPr>
+      <w:r>
+        <w:rPr>
+          <w:b w:val="1"/>
+          <w:bCs w:val="1"/>
+          <w:sz w:val="17"/>
+          <w:szCs w:val="17"/>
+          <w:rtl w:val="0"/>
+        </w:rPr>
+        <w:t xml:space="preserve">Domestication: </w:t>
+      </w:r>
+      <w:r>
+        <w:rPr>
+          <w:sz w:val="17"/>
+          <w:szCs w:val="17"/>
+          <w:rtl w:val="0"/>
+        </w:rPr>
+        <w:t xml:space="preserve">Human-directed breeding across generations.</w:t>
+      </w:r>
+      <w:r>
+        <w:rPr>
+          <w:rtl w:val="0"/>
+        </w:rPr>
+      </w:r>
+    </w:p>
+    <w:p>
+      <w:pPr>
+        <w:spacing w:after="20" w:line="240" w:lineRule="auto"/>
+        <w:rPr/>
+      </w:pPr>
+      <w:r>
+        <w:rPr>
+          <w:b w:val="1"/>
+          <w:bCs w:val="1"/>
+          <w:sz w:val="17"/>
+          <w:szCs w:val="17"/>
+          <w:rtl w:val="0"/>
+        </w:rPr>
+        <w:t xml:space="preserve">Captivity: </w:t>
+      </w:r>
+      <w:r>
+        <w:rPr>
+          <w:sz w:val="17"/>
+          <w:szCs w:val="17"/>
+          <w:rtl w:val="0"/>
+        </w:rPr>
+        <w:t xml:space="preserve">Being confined or controlled.</w:t>
+      </w:r>
+      <w:r>
+        <w:rPr>
+          <w:rtl w:val="0"/>
+        </w:rPr>
+      </w:r>
+    </w:p>
+    <w:p>
+      <w:pPr>
+        <w:spacing w:after="20" w:line="240" w:lineRule="auto"/>
+        <w:rPr/>
+      </w:pPr>
+      <w:r>
+        <w:rPr>
+          <w:b w:val="1"/>
+          <w:bCs w:val="1"/>
+          <w:sz w:val="17"/>
+          <w:szCs w:val="17"/>
+          <w:rtl w:val="0"/>
+        </w:rPr>
+        <w:t xml:space="preserve">Slaughter: </w:t>
+      </w:r>
+      <w:r>
+        <w:rPr>
+          <w:sz w:val="17"/>
+          <w:szCs w:val="17"/>
+          <w:rtl w:val="0"/>
+        </w:rPr>
+        <w:t xml:space="preserve">Killing animals, especially for food.</w:t>
+      </w:r>
+      <w:r>
+        <w:rPr>
+          <w:rtl w:val="0"/>
+        </w:rPr>
+      </w:r>
+    </w:p>
+    <w:p>
+      <w:pPr>
+        <w:spacing w:after="20" w:line="240" w:lineRule="auto"/>
+        <w:rPr/>
+      </w:pPr>
+      <w:r>
+        <w:rPr>
+          <w:b w:val="1"/>
+          <w:bCs w:val="1"/>
+          <w:sz w:val="17"/>
+          <w:szCs w:val="17"/>
+          <w:rtl w:val="0"/>
+        </w:rPr>
+        <w:t xml:space="preserve">Factory farming: </w:t>
+      </w:r>
+      <w:r>
+        <w:rPr>
+          <w:sz w:val="17"/>
+          <w:szCs w:val="17"/>
+          <w:rtl w:val="0"/>
+        </w:rPr>
+        <w:t xml:space="preserve">Intensive, large-scale animal farming.</w:t>
+      </w:r>
+      <w:r>
+        <w:rPr>
+          <w:rtl w:val="0"/>
+        </w:rPr>
+      </w:r>
+    </w:p>
+    <w:p>
+      <w:pPr>
+        <w:spacing w:after="20" w:line="240" w:lineRule="auto"/>
+        <w:rPr/>
+      </w:pPr>
+      <w:r>
+        <w:rPr>
+          <w:b w:val="1"/>
+          <w:bCs w:val="1"/>
+          <w:sz w:val="17"/>
+          <w:szCs w:val="17"/>
+          <w:rtl w:val="0"/>
+        </w:rPr>
+        <w:t xml:space="preserve">Animal agriculture: </w:t>
+      </w:r>
+      <w:r>
+        <w:rPr>
+          <w:sz w:val="17"/>
+          <w:szCs w:val="17"/>
+          <w:rtl w:val="0"/>
+        </w:rPr>
+        <w:t xml:space="preserve">Raising animals for food or other products.</w:t>
+      </w:r>
+      <w:r>
+        <w:rPr>
+          <w:rtl w:val="0"/>
+        </w:rPr>
+      </w:r>
+    </w:p>
+    <w:p>
+      <w:pPr>
+        <w:spacing w:after="20" w:line="240" w:lineRule="auto"/>
+        <w:rPr/>
+      </w:pPr>
+      <w:r>
+        <w:rPr>
+          <w:b w:val="1"/>
+          <w:bCs w:val="1"/>
+          <w:sz w:val="17"/>
+          <w:szCs w:val="17"/>
+          <w:rtl w:val="0"/>
+        </w:rPr>
+        <w:t xml:space="preserve">Vivisection: </w:t>
+      </w:r>
+      <w:r>
+        <w:rPr>
+          <w:sz w:val="17"/>
+          <w:szCs w:val="17"/>
+          <w:rtl w:val="0"/>
+        </w:rPr>
+        <w:t xml:space="preserve">Surgery on living animals for experimentation.</w:t>
+      </w:r>
+      <w:r>
+        <w:rPr>
+          <w:rtl w:val="0"/>
+        </w:rPr>
+      </w:r>
+    </w:p>
+    <w:p>
+      <w:pPr>
+        <w:spacing w:after="20" w:line="240" w:lineRule="auto"/>
+        <w:rPr/>
+      </w:pPr>
+      <w:r>
+        <w:rPr>
+          <w:b w:val="1"/>
+          <w:bCs w:val="1"/>
+          <w:sz w:val="17"/>
+          <w:szCs w:val="17"/>
+          <w:rtl w:val="0"/>
+        </w:rPr>
+        <w:t xml:space="preserve">Speciesism: </w:t>
+      </w:r>
+      <w:r>
+        <w:rPr>
+          <w:sz w:val="17"/>
+          <w:szCs w:val="17"/>
+          <w:rtl w:val="0"/>
+        </w:rPr>
+        <w:t xml:space="preserve">Unequal treatment or consideration based on species.</w:t>
+      </w:r>
+      <w:r>
+        <w:rPr>
+          <w:rtl w:val="0"/>
+        </w:rPr>
+      </w:r>
+    </w:p>
+    <w:p>
+      <w:pPr>
+        <w:spacing w:after="20" w:line="240" w:lineRule="auto"/>
+        <w:rPr/>
+      </w:pPr>
+      <w:r>
+        <w:rPr>
+          <w:b w:val="1"/>
+          <w:bCs w:val="1"/>
+          <w:sz w:val="17"/>
+          <w:szCs w:val="17"/>
+          <w:rtl w:val="0"/>
+        </w:rPr>
+        <w:t xml:space="preserve">Carnism: </w:t>
+      </w:r>
+      <w:r>
+        <w:rPr>
+          <w:sz w:val="17"/>
+          <w:szCs w:val="17"/>
+          <w:rtl w:val="0"/>
+        </w:rPr>
+        <w:t xml:space="preserve">The ideology supporting eating certain animals.</w:t>
+      </w:r>
+      <w:r>
+        <w:rPr>
+          <w:rtl w:val="0"/>
+        </w:rPr>
+      </w:r>
+    </w:p>
+    <w:p>
+      <w:pPr>
+        <w:spacing w:after="20" w:line="240" w:lineRule="auto"/>
+        <w:rPr/>
+      </w:pPr>
+      <w:r>
+        <w:rPr>
+          <w:b w:val="1"/>
+          <w:bCs w:val="1"/>
+          <w:sz w:val="17"/>
+          <w:szCs w:val="17"/>
+          <w:rtl w:val="0"/>
+        </w:rPr>
+        <w:t xml:space="preserve">Anthropocentrism: </w:t>
+      </w:r>
+      <w:r>
+        <w:rPr>
+          <w:sz w:val="17"/>
+          <w:szCs w:val="17"/>
+          <w:rtl w:val="0"/>
+        </w:rPr>
+        <w:t xml:space="preserve">Viewing humans as morally central or most important.</w:t>
+      </w:r>
+      <w:r>
+        <w:rPr>
+          <w:rtl w:val="0"/>
+        </w:rPr>
+      </w:r>
+    </w:p>
+    <w:p>
+      <w:pPr>
+        <w:spacing w:after="20" w:line="240" w:lineRule="auto"/>
+        <w:rPr/>
+      </w:pPr>
+      <w:r>
+        <w:rPr>
+          <w:b w:val="1"/>
+          <w:bCs w:val="1"/>
+          <w:sz w:val="17"/>
+          <w:szCs w:val="17"/>
+          <w:rtl w:val="0"/>
+        </w:rPr>
+        <w:t xml:space="preserve">Anthropomorphism: </w:t>
+      </w:r>
+      <w:r>
+        <w:rPr>
+          <w:sz w:val="17"/>
+          <w:szCs w:val="17"/>
+          <w:rtl w:val="0"/>
+        </w:rPr>
+        <w:t xml:space="preserve">Attributing human traits to nonhuman beings.</w:t>
+      </w:r>
+      <w:r>
+        <w:rPr>
+          <w:rtl w:val="0"/>
+        </w:rPr>
+      </w:r>
+    </w:p>
+    <w:p>
+      <w:pPr>
+        <w:spacing w:after="20" w:line="240" w:lineRule="auto"/>
+        <w:rPr/>
+      </w:pPr>
+      <w:r>
+        <w:rPr>
+          <w:b w:val="1"/>
+          <w:bCs w:val="1"/>
+          <w:sz w:val="17"/>
+          <w:szCs w:val="17"/>
+          <w:rtl w:val="0"/>
+        </w:rPr>
+        <w:t xml:space="preserve">Abolitionism: </w:t>
+      </w:r>
+      <w:r>
+        <w:rPr>
+          <w:sz w:val="17"/>
+          <w:szCs w:val="17"/>
+          <w:rtl w:val="0"/>
+        </w:rPr>
+        <w:t xml:space="preserve">Seeking to end a practice rather than regulate it.</w:t>
+      </w:r>
+      <w:r>
+        <w:rPr>
+          <w:rtl w:val="0"/>
+        </w:rPr>
+      </w:r>
+    </w:p>
+    <w:p>
+      <w:pPr>
+        <w:spacing w:after="20" w:line="240" w:lineRule="auto"/>
+        <w:rPr/>
+      </w:pPr>
+      <w:r>
+        <w:rPr>
+          <w:b w:val="1"/>
+          <w:bCs w:val="1"/>
+          <w:sz w:val="17"/>
+          <w:szCs w:val="17"/>
+          <w:rtl w:val="0"/>
+        </w:rPr>
+        <w:t xml:space="preserve">Welfarism: </w:t>
+      </w:r>
+      <w:r>
+        <w:rPr>
+          <w:sz w:val="17"/>
+          <w:szCs w:val="17"/>
+          <w:rtl w:val="0"/>
+        </w:rPr>
+        <w:t xml:space="preserve">Seeking better treatment rather than ending animal use.</w:t>
+      </w:r>
+      <w:r>
+        <w:rPr>
+          <w:rtl w:val="0"/>
+        </w:rPr>
+      </w:r>
+    </w:p>
+    <w:p>
+      <w:pPr>
+        <w:keepNext w:val="1"/>
+        <w:rPr/>
+      </w:pPr>
+      <w:r>
+        <w:rPr>
+          <w:b w:val="1"/>
+          <w:bCs w:val="1"/>
+          <w:sz w:val="20"/>
+          <w:szCs w:val="20"/>
+          <w:rtl w:val="0"/>
+        </w:rPr>
+        <w:t xml:space="preserve">SENTIENCE, CONSCIOUSNESS &amp; BIOLOGY</w:t>
+      </w:r>
+      <w:r>
+        <w:rPr>
+          <w:rtl w:val="0"/>
+        </w:rPr>
+      </w:r>
+    </w:p>
+    <w:p>
+      <w:pPr>
+        <w:spacing w:after="20" w:line="240" w:lineRule="auto"/>
+        <w:rPr/>
+      </w:pPr>
+      <w:r>
+        <w:rPr>
+          <w:b w:val="1"/>
+          <w:bCs w:val="1"/>
+          <w:sz w:val="17"/>
+          <w:szCs w:val="17"/>
+          <w:rtl w:val="0"/>
+        </w:rPr>
+        <w:t xml:space="preserve">Sentience: </w:t>
+      </w:r>
+      <w:r>
+        <w:rPr>
+          <w:sz w:val="17"/>
+          <w:szCs w:val="17"/>
+          <w:rtl w:val="0"/>
+        </w:rPr>
+        <w:t xml:space="preserve">The capacity to experience feelings and sensations.</w:t>
+      </w:r>
+      <w:r>
+        <w:rPr>
+          <w:rtl w:val="0"/>
+        </w:rPr>
+      </w:r>
+    </w:p>
+    <w:p>
+      <w:pPr>
+        <w:spacing w:after="20" w:line="240" w:lineRule="auto"/>
+        <w:rPr/>
+      </w:pPr>
+      <w:r>
+        <w:rPr>
+          <w:b w:val="1"/>
+          <w:bCs w:val="1"/>
+          <w:sz w:val="17"/>
+          <w:szCs w:val="17"/>
+          <w:rtl w:val="0"/>
+        </w:rPr>
+        <w:t xml:space="preserve">Consciousness: </w:t>
+      </w:r>
+      <w:r>
+        <w:rPr>
+          <w:sz w:val="17"/>
+          <w:szCs w:val="17"/>
+          <w:rtl w:val="0"/>
+        </w:rPr>
+        <w:t xml:space="preserve">The capacity for subjective awareness or experience.</w:t>
+      </w:r>
+      <w:r>
+        <w:rPr>
+          <w:rtl w:val="0"/>
+        </w:rPr>
+      </w:r>
+    </w:p>
+    <w:p>
+      <w:pPr>
+        <w:spacing w:after="20" w:line="240" w:lineRule="auto"/>
+        <w:rPr/>
+      </w:pPr>
+      <w:r>
+        <w:rPr>
+          <w:b w:val="1"/>
+          <w:bCs w:val="1"/>
+          <w:sz w:val="17"/>
+          <w:szCs w:val="17"/>
+          <w:rtl w:val="0"/>
+        </w:rPr>
+        <w:t xml:space="preserve">Sapience: </w:t>
+      </w:r>
+      <w:r>
+        <w:rPr>
+          <w:sz w:val="17"/>
+          <w:szCs w:val="17"/>
+          <w:rtl w:val="0"/>
+        </w:rPr>
+        <w:t xml:space="preserve">The capacity for advanced reasoning or wisdom.</w:t>
+      </w:r>
+      <w:r>
+        <w:rPr>
+          <w:rtl w:val="0"/>
+        </w:rPr>
+      </w:r>
+    </w:p>
+    <w:p>
+      <w:pPr>
+        <w:spacing w:after="20" w:line="240" w:lineRule="auto"/>
+        <w:rPr/>
+      </w:pPr>
+      <w:r>
+        <w:rPr>
+          <w:b w:val="1"/>
+          <w:bCs w:val="1"/>
+          <w:sz w:val="17"/>
+          <w:szCs w:val="17"/>
+          <w:rtl w:val="0"/>
+        </w:rPr>
+        <w:t xml:space="preserve">Cognition: </w:t>
+      </w:r>
+      <w:r>
+        <w:rPr>
+          <w:sz w:val="17"/>
+          <w:szCs w:val="17"/>
+          <w:rtl w:val="0"/>
+        </w:rPr>
+        <w:t xml:space="preserve">Mental processes for acquiring and using information.</w:t>
+      </w:r>
+      <w:r>
+        <w:rPr>
+          <w:rtl w:val="0"/>
+        </w:rPr>
+      </w:r>
+    </w:p>
+    <w:p>
+      <w:pPr>
+        <w:spacing w:after="20" w:line="240" w:lineRule="auto"/>
+        <w:rPr/>
+      </w:pPr>
+      <w:r>
+        <w:rPr>
+          <w:b w:val="1"/>
+          <w:bCs w:val="1"/>
+          <w:sz w:val="17"/>
+          <w:szCs w:val="17"/>
+          <w:rtl w:val="0"/>
+        </w:rPr>
+        <w:t xml:space="preserve">Intelligence: </w:t>
+      </w:r>
+      <w:r>
+        <w:rPr>
+          <w:sz w:val="17"/>
+          <w:szCs w:val="17"/>
+          <w:rtl w:val="0"/>
+        </w:rPr>
+        <w:t xml:space="preserve">The capacity to learn, reason, and solve problems.</w:t>
+      </w:r>
+      <w:r>
+        <w:rPr>
+          <w:rtl w:val="0"/>
+        </w:rPr>
+      </w:r>
+    </w:p>
+    <w:p>
+      <w:pPr>
+        <w:spacing w:after="20" w:line="240" w:lineRule="auto"/>
+        <w:rPr/>
+      </w:pPr>
+      <w:r>
+        <w:rPr>
+          <w:b w:val="1"/>
+          <w:bCs w:val="1"/>
+          <w:sz w:val="17"/>
+          <w:szCs w:val="17"/>
+          <w:rtl w:val="0"/>
+        </w:rPr>
+        <w:t xml:space="preserve">Awareness: </w:t>
+      </w:r>
+      <w:r>
+        <w:rPr>
+          <w:sz w:val="17"/>
+          <w:szCs w:val="17"/>
+          <w:rtl w:val="0"/>
+        </w:rPr>
+        <w:t xml:space="preserve">Being conscious or perceptive of something.</w:t>
+      </w:r>
+      <w:r>
+        <w:rPr>
+          <w:rtl w:val="0"/>
+        </w:rPr>
+      </w:r>
+    </w:p>
+    <w:p>
+      <w:pPr>
+        <w:spacing w:after="20" w:line="240" w:lineRule="auto"/>
+        <w:rPr/>
+      </w:pPr>
+      <w:r>
+        <w:rPr>
+          <w:b w:val="1"/>
+          <w:bCs w:val="1"/>
+          <w:sz w:val="17"/>
+          <w:szCs w:val="17"/>
+          <w:rtl w:val="0"/>
+        </w:rPr>
+        <w:t xml:space="preserve">Perception: </w:t>
+      </w:r>
+      <w:r>
+        <w:rPr>
+          <w:sz w:val="17"/>
+          <w:szCs w:val="17"/>
+          <w:rtl w:val="0"/>
+        </w:rPr>
+        <w:t xml:space="preserve">Detecting and interpreting sensory information.</w:t>
+      </w:r>
+      <w:r>
+        <w:rPr>
+          <w:rtl w:val="0"/>
+        </w:rPr>
+      </w:r>
+    </w:p>
+    <w:p>
+      <w:pPr>
+        <w:spacing w:after="20" w:line="240" w:lineRule="auto"/>
+        <w:rPr/>
+      </w:pPr>
+      <w:r>
+        <w:rPr>
+          <w:b w:val="1"/>
+          <w:bCs w:val="1"/>
+          <w:sz w:val="17"/>
+          <w:szCs w:val="17"/>
+          <w:rtl w:val="0"/>
+        </w:rPr>
+        <w:t xml:space="preserve">Sensation: </w:t>
+      </w:r>
+      <w:r>
+        <w:rPr>
+          <w:sz w:val="17"/>
+          <w:szCs w:val="17"/>
+          <w:rtl w:val="0"/>
+        </w:rPr>
+        <w:t xml:space="preserve">An experience produced through the senses.</w:t>
+      </w:r>
+      <w:r>
+        <w:rPr>
+          <w:rtl w:val="0"/>
+        </w:rPr>
+      </w:r>
+    </w:p>
+    <w:p>
+      <w:pPr>
+        <w:spacing w:after="20" w:line="240" w:lineRule="auto"/>
+        <w:rPr/>
+      </w:pPr>
+      <w:r>
+        <w:rPr>
+          <w:b w:val="1"/>
+          <w:bCs w:val="1"/>
+          <w:sz w:val="17"/>
+          <w:szCs w:val="17"/>
+          <w:rtl w:val="0"/>
+        </w:rPr>
+        <w:t xml:space="preserve">Emotion: </w:t>
+      </w:r>
+      <w:r>
+        <w:rPr>
+          <w:sz w:val="17"/>
+          <w:szCs w:val="17"/>
+          <w:rtl w:val="0"/>
+        </w:rPr>
+        <w:t xml:space="preserve">A subjective feeling and physiological response.</w:t>
+      </w:r>
+      <w:r>
+        <w:rPr>
+          <w:rtl w:val="0"/>
+        </w:rPr>
+      </w:r>
+    </w:p>
+    <w:p>
+      <w:pPr>
+        <w:spacing w:after="20" w:line="240" w:lineRule="auto"/>
+        <w:rPr/>
+      </w:pPr>
+      <w:r>
+        <w:rPr>
+          <w:b w:val="1"/>
+          <w:bCs w:val="1"/>
+          <w:sz w:val="17"/>
+          <w:szCs w:val="17"/>
+          <w:rtl w:val="0"/>
+        </w:rPr>
+        <w:t xml:space="preserve">Pain: </w:t>
+      </w:r>
+      <w:r>
+        <w:rPr>
+          <w:sz w:val="17"/>
+          <w:szCs w:val="17"/>
+          <w:rtl w:val="0"/>
+        </w:rPr>
+        <w:t xml:space="preserve">An unpleasant sensory and emotional experience.</w:t>
+      </w:r>
+      <w:r>
+        <w:rPr>
+          <w:rtl w:val="0"/>
+        </w:rPr>
+      </w:r>
+    </w:p>
+    <w:p>
+      <w:pPr>
+        <w:spacing w:after="20" w:line="240" w:lineRule="auto"/>
+        <w:rPr/>
+      </w:pPr>
+      <w:r>
+        <w:rPr>
+          <w:b w:val="1"/>
+          <w:bCs w:val="1"/>
+          <w:sz w:val="17"/>
+          <w:szCs w:val="17"/>
+          <w:rtl w:val="0"/>
+        </w:rPr>
+        <w:t xml:space="preserve">Suffering: </w:t>
+      </w:r>
+      <w:r>
+        <w:rPr>
+          <w:sz w:val="17"/>
+          <w:szCs w:val="17"/>
+          <w:rtl w:val="0"/>
+        </w:rPr>
+        <w:t xml:space="preserve">An unpleasant physical or psychological experience.</w:t>
+      </w:r>
+      <w:r>
+        <w:rPr>
+          <w:rtl w:val="0"/>
+        </w:rPr>
+      </w:r>
+    </w:p>
+    <w:p>
+      <w:pPr>
+        <w:spacing w:after="20" w:line="240" w:lineRule="auto"/>
+        <w:rPr/>
+      </w:pPr>
+      <w:r>
+        <w:rPr>
+          <w:b w:val="1"/>
+          <w:bCs w:val="1"/>
+          <w:sz w:val="17"/>
+          <w:szCs w:val="17"/>
+          <w:rtl w:val="0"/>
+        </w:rPr>
+        <w:t xml:space="preserve">Distress: </w:t>
+      </w:r>
+      <w:r>
+        <w:rPr>
+          <w:sz w:val="17"/>
+          <w:szCs w:val="17"/>
+          <w:rtl w:val="0"/>
+        </w:rPr>
+        <w:t xml:space="preserve">Significant physical or psychological discomfort.</w:t>
+      </w:r>
+      <w:r>
+        <w:rPr>
+          <w:rtl w:val="0"/>
+        </w:rPr>
+      </w:r>
+    </w:p>
+    <w:p>
+      <w:pPr>
+        <w:spacing w:after="20" w:line="240" w:lineRule="auto"/>
+        <w:rPr/>
+      </w:pPr>
+      <w:r>
+        <w:rPr>
+          <w:b w:val="1"/>
+          <w:bCs w:val="1"/>
+          <w:sz w:val="17"/>
+          <w:szCs w:val="17"/>
+          <w:rtl w:val="0"/>
+        </w:rPr>
+        <w:t xml:space="preserve">Pleasure: </w:t>
+      </w:r>
+      <w:r>
+        <w:rPr>
+          <w:sz w:val="17"/>
+          <w:szCs w:val="17"/>
+          <w:rtl w:val="0"/>
+        </w:rPr>
+        <w:t xml:space="preserve">A positive or enjoyable experience.</w:t>
+      </w:r>
+      <w:r>
+        <w:rPr>
+          <w:rtl w:val="0"/>
+        </w:rPr>
+      </w:r>
+    </w:p>
+    <w:p>
+      <w:pPr>
+        <w:spacing w:after="20" w:line="240" w:lineRule="auto"/>
+        <w:rPr/>
+      </w:pPr>
+      <w:r>
+        <w:rPr>
+          <w:b w:val="1"/>
+          <w:bCs w:val="1"/>
+          <w:sz w:val="17"/>
+          <w:szCs w:val="17"/>
+          <w:rtl w:val="0"/>
+        </w:rPr>
+        <w:t xml:space="preserve">Fear: </w:t>
+      </w:r>
+      <w:r>
+        <w:rPr>
+          <w:sz w:val="17"/>
+          <w:szCs w:val="17"/>
+          <w:rtl w:val="0"/>
+        </w:rPr>
+        <w:t xml:space="preserve">An emotional response to perceived danger.</w:t>
+      </w:r>
+      <w:r>
+        <w:rPr>
+          <w:rtl w:val="0"/>
+        </w:rPr>
+      </w:r>
+    </w:p>
+    <w:p>
+      <w:pPr>
+        <w:spacing w:after="20" w:line="240" w:lineRule="auto"/>
+        <w:rPr/>
+      </w:pPr>
+      <w:r>
+        <w:rPr>
+          <w:b w:val="1"/>
+          <w:bCs w:val="1"/>
+          <w:sz w:val="17"/>
+          <w:szCs w:val="17"/>
+          <w:rtl w:val="0"/>
+        </w:rPr>
+        <w:t xml:space="preserve">Stress: </w:t>
+      </w:r>
+      <w:r>
+        <w:rPr>
+          <w:sz w:val="17"/>
+          <w:szCs w:val="17"/>
+          <w:rtl w:val="0"/>
+        </w:rPr>
+        <w:t xml:space="preserve">A response to demands or threats.</w:t>
+      </w:r>
+      <w:r>
+        <w:rPr>
+          <w:rtl w:val="0"/>
+        </w:rPr>
+      </w:r>
+    </w:p>
+    <w:p>
+      <w:pPr>
+        <w:spacing w:after="20" w:line="240" w:lineRule="auto"/>
+        <w:rPr/>
+      </w:pPr>
+      <w:r>
+        <w:rPr>
+          <w:b w:val="1"/>
+          <w:bCs w:val="1"/>
+          <w:sz w:val="17"/>
+          <w:szCs w:val="17"/>
+          <w:rtl w:val="0"/>
+        </w:rPr>
+        <w:t xml:space="preserve">Nociception: </w:t>
+      </w:r>
+      <w:r>
+        <w:rPr>
+          <w:sz w:val="17"/>
+          <w:szCs w:val="17"/>
+          <w:rtl w:val="0"/>
+        </w:rPr>
+        <w:t xml:space="preserve">Detection of potentially harmful stimuli.</w:t>
+      </w:r>
+      <w:r>
+        <w:rPr>
+          <w:rtl w:val="0"/>
+        </w:rPr>
+      </w:r>
+    </w:p>
+    <w:p>
+      <w:pPr>
+        <w:spacing w:after="20" w:line="240" w:lineRule="auto"/>
+        <w:rPr/>
+      </w:pPr>
+      <w:r>
+        <w:rPr>
+          <w:b w:val="1"/>
+          <w:bCs w:val="1"/>
+          <w:sz w:val="17"/>
+          <w:szCs w:val="17"/>
+          <w:rtl w:val="0"/>
+        </w:rPr>
+        <w:t xml:space="preserve">Nociceptor: </w:t>
+      </w:r>
+      <w:r>
+        <w:rPr>
+          <w:sz w:val="17"/>
+          <w:szCs w:val="17"/>
+          <w:rtl w:val="0"/>
+        </w:rPr>
+        <w:t xml:space="preserve">A receptor that detects potentially harmful stimuli.</w:t>
+      </w:r>
+      <w:r>
+        <w:rPr>
+          <w:rtl w:val="0"/>
+        </w:rPr>
+      </w:r>
+    </w:p>
+    <w:p>
+      <w:pPr>
+        <w:spacing w:after="20" w:line="240" w:lineRule="auto"/>
+        <w:rPr/>
+      </w:pPr>
+      <w:r>
+        <w:rPr>
+          <w:b w:val="1"/>
+          <w:bCs w:val="1"/>
+          <w:sz w:val="17"/>
+          <w:szCs w:val="17"/>
+          <w:rtl w:val="0"/>
+        </w:rPr>
+        <w:t xml:space="preserve">Brain: </w:t>
+      </w:r>
+      <w:r>
+        <w:rPr>
+          <w:sz w:val="17"/>
+          <w:szCs w:val="17"/>
+          <w:rtl w:val="0"/>
+        </w:rPr>
+        <w:t xml:space="preserve">An organ that processes information and coordinates behavior.</w:t>
+      </w:r>
+      <w:r>
+        <w:rPr>
+          <w:rtl w:val="0"/>
+        </w:rPr>
+      </w:r>
+    </w:p>
+    <w:p>
+      <w:pPr>
+        <w:spacing w:after="20" w:line="240" w:lineRule="auto"/>
+        <w:rPr/>
+      </w:pPr>
+      <w:r>
+        <w:rPr>
+          <w:b w:val="1"/>
+          <w:bCs w:val="1"/>
+          <w:sz w:val="17"/>
+          <w:szCs w:val="17"/>
+          <w:rtl w:val="0"/>
+        </w:rPr>
+        <w:t xml:space="preserve">Nervous system: </w:t>
+      </w:r>
+      <w:r>
+        <w:rPr>
+          <w:sz w:val="17"/>
+          <w:szCs w:val="17"/>
+          <w:rtl w:val="0"/>
+        </w:rPr>
+        <w:t xml:space="preserve">The body's information-processing network.</w:t>
+      </w:r>
+      <w:r>
+        <w:rPr>
+          <w:rtl w:val="0"/>
+        </w:rPr>
+      </w:r>
+    </w:p>
+    <w:p>
+      <w:pPr>
+        <w:spacing w:after="20" w:line="240" w:lineRule="auto"/>
+        <w:rPr/>
+      </w:pPr>
+      <w:r>
+        <w:rPr>
+          <w:b w:val="1"/>
+          <w:bCs w:val="1"/>
+          <w:sz w:val="17"/>
+          <w:szCs w:val="17"/>
+          <w:rtl w:val="0"/>
+        </w:rPr>
+        <w:t xml:space="preserve">Central nervous system: </w:t>
+      </w:r>
+      <w:r>
+        <w:rPr>
+          <w:sz w:val="17"/>
+          <w:szCs w:val="17"/>
+          <w:rtl w:val="0"/>
+        </w:rPr>
+        <w:t xml:space="preserve">The brain and spinal cord.</w:t>
+      </w:r>
+      <w:r>
+        <w:rPr>
+          <w:rtl w:val="0"/>
+        </w:rPr>
+      </w:r>
+    </w:p>
+    <w:p>
+      <w:pPr>
+        <w:spacing w:after="20" w:line="240" w:lineRule="auto"/>
+        <w:rPr/>
+      </w:pPr>
+      <w:r>
+        <w:rPr>
+          <w:b w:val="1"/>
+          <w:bCs w:val="1"/>
+          <w:sz w:val="17"/>
+          <w:szCs w:val="17"/>
+          <w:rtl w:val="0"/>
+        </w:rPr>
+        <w:t xml:space="preserve">Neuron: </w:t>
+      </w:r>
+      <w:r>
+        <w:rPr>
+          <w:sz w:val="17"/>
+          <w:szCs w:val="17"/>
+          <w:rtl w:val="0"/>
+        </w:rPr>
+        <w:t xml:space="preserve">A nerve cell that transmits information.</w:t>
+      </w:r>
+      <w:r>
+        <w:rPr>
+          <w:rtl w:val="0"/>
+        </w:rPr>
+      </w:r>
+    </w:p>
+    <w:p>
+      <w:pPr>
+        <w:spacing w:after="20" w:line="240" w:lineRule="auto"/>
+        <w:rPr/>
+      </w:pPr>
+      <w:r>
+        <w:rPr>
+          <w:b w:val="1"/>
+          <w:bCs w:val="1"/>
+          <w:sz w:val="17"/>
+          <w:szCs w:val="17"/>
+          <w:rtl w:val="0"/>
+        </w:rPr>
+        <w:t xml:space="preserve">Instinct: </w:t>
+      </w:r>
+      <w:r>
+        <w:rPr>
+          <w:sz w:val="17"/>
+          <w:szCs w:val="17"/>
+          <w:rtl w:val="0"/>
+        </w:rPr>
+        <w:t xml:space="preserve">An innate behavior not requiring prior learning.</w:t>
+      </w:r>
+      <w:r>
+        <w:rPr>
+          <w:rtl w:val="0"/>
+        </w:rPr>
+      </w:r>
+    </w:p>
+    <w:p>
+      <w:pPr>
+        <w:spacing w:after="20" w:line="240" w:lineRule="auto"/>
+        <w:rPr/>
+      </w:pPr>
+      <w:r>
+        <w:rPr>
+          <w:b w:val="1"/>
+          <w:bCs w:val="1"/>
+          <w:sz w:val="17"/>
+          <w:szCs w:val="17"/>
+          <w:rtl w:val="0"/>
+        </w:rPr>
+        <w:t xml:space="preserve">Behavior: </w:t>
+      </w:r>
+      <w:r>
+        <w:rPr>
+          <w:sz w:val="17"/>
+          <w:szCs w:val="17"/>
+          <w:rtl w:val="0"/>
+        </w:rPr>
+        <w:t xml:space="preserve">An organism's observable actions or responses.</w:t>
+      </w:r>
+      <w:r>
+        <w:rPr>
+          <w:rtl w:val="0"/>
+        </w:rPr>
+      </w:r>
+    </w:p>
+    <w:p>
+      <w:pPr>
+        <w:spacing w:after="20" w:line="240" w:lineRule="auto"/>
+        <w:rPr/>
+      </w:pPr>
+      <w:r>
+        <w:rPr>
+          <w:b w:val="1"/>
+          <w:bCs w:val="1"/>
+          <w:sz w:val="17"/>
+          <w:szCs w:val="17"/>
+          <w:rtl w:val="0"/>
+        </w:rPr>
+        <w:t xml:space="preserve">Subjective experience: </w:t>
+      </w:r>
+      <w:r>
+        <w:rPr>
+          <w:sz w:val="17"/>
+          <w:szCs w:val="17"/>
+          <w:rtl w:val="0"/>
+        </w:rPr>
+        <w:t xml:space="preserve">Experience from the individual's perspective.</w:t>
+      </w:r>
+      <w:r>
+        <w:rPr>
+          <w:rtl w:val="0"/>
+        </w:rPr>
+      </w:r>
+    </w:p>
+    <w:p>
+      <w:pPr>
+        <w:spacing w:after="20" w:line="240" w:lineRule="auto"/>
+        <w:rPr/>
+      </w:pPr>
+      <w:r>
+        <w:rPr>
+          <w:b w:val="1"/>
+          <w:bCs w:val="1"/>
+          <w:sz w:val="17"/>
+          <w:szCs w:val="17"/>
+          <w:rtl w:val="0"/>
+        </w:rPr>
+        <w:t xml:space="preserve">Self-awareness: </w:t>
+      </w:r>
+      <w:r>
+        <w:rPr>
+          <w:sz w:val="17"/>
+          <w:szCs w:val="17"/>
+          <w:rtl w:val="0"/>
+        </w:rPr>
+        <w:t xml:space="preserve">Awareness of oneself as an individual.</w:t>
+      </w:r>
+      <w:r>
+        <w:rPr>
+          <w:rtl w:val="0"/>
+        </w:rPr>
+      </w:r>
+    </w:p>
+    <w:p>
+      <w:pPr>
+        <w:keepNext w:val="1"/>
+        <w:rPr/>
+      </w:pPr>
+      <w:r>
+        <w:rPr>
+          <w:b w:val="1"/>
+          <w:bCs w:val="1"/>
+          <w:sz w:val="20"/>
+          <w:szCs w:val="20"/>
+          <w:rtl w:val="0"/>
+        </w:rPr>
+        <w:t xml:space="preserve">ETHICS &amp; MORALITY</w:t>
+      </w:r>
+      <w:r>
+        <w:rPr>
+          <w:rtl w:val="0"/>
+        </w:rPr>
+      </w:r>
+    </w:p>
+    <w:p>
+      <w:pPr>
+        <w:spacing w:after="20" w:line="240" w:lineRule="auto"/>
+        <w:rPr/>
+      </w:pPr>
+      <w:r>
+        <w:rPr>
+          <w:b w:val="1"/>
+          <w:bCs w:val="1"/>
+          <w:sz w:val="17"/>
+          <w:szCs w:val="17"/>
+          <w:rtl w:val="0"/>
+        </w:rPr>
+        <w:t xml:space="preserve">Ethics: </w:t>
+      </w:r>
+      <w:r>
+        <w:rPr>
+          <w:sz w:val="17"/>
+          <w:szCs w:val="17"/>
+          <w:rtl w:val="0"/>
+        </w:rPr>
+        <w:t xml:space="preserve">Principles for evaluating right and wrong.</w:t>
+      </w:r>
+      <w:r>
+        <w:rPr>
+          <w:rtl w:val="0"/>
+        </w:rPr>
+      </w:r>
+    </w:p>
+    <w:p>
+      <w:pPr>
+        <w:spacing w:after="20" w:line="240" w:lineRule="auto"/>
+        <w:rPr/>
+      </w:pPr>
+      <w:r>
+        <w:rPr>
+          <w:b w:val="1"/>
+          <w:bCs w:val="1"/>
+          <w:sz w:val="17"/>
+          <w:szCs w:val="17"/>
+          <w:rtl w:val="0"/>
+        </w:rPr>
+        <w:t xml:space="preserve">Morality: </w:t>
+      </w:r>
+      <w:r>
+        <w:rPr>
+          <w:sz w:val="17"/>
+          <w:szCs w:val="17"/>
+          <w:rtl w:val="0"/>
+        </w:rPr>
+        <w:t xml:space="preserve">Beliefs or principles about right and wrong.</w:t>
+      </w:r>
+      <w:r>
+        <w:rPr>
+          <w:rtl w:val="0"/>
+        </w:rPr>
+      </w:r>
+    </w:p>
+    <w:p>
+      <w:pPr>
+        <w:spacing w:after="20" w:line="240" w:lineRule="auto"/>
+        <w:rPr/>
+      </w:pPr>
+      <w:r>
+        <w:rPr>
+          <w:b w:val="1"/>
+          <w:bCs w:val="1"/>
+          <w:sz w:val="17"/>
+          <w:szCs w:val="17"/>
+          <w:rtl w:val="0"/>
+        </w:rPr>
+        <w:t xml:space="preserve">Moral: </w:t>
+      </w:r>
+      <w:r>
+        <w:rPr>
+          <w:sz w:val="17"/>
+          <w:szCs w:val="17"/>
+          <w:rtl w:val="0"/>
+        </w:rPr>
+        <w:t xml:space="preserve">Relating to right and wrong.</w:t>
+      </w:r>
+      <w:r>
+        <w:rPr>
+          <w:rtl w:val="0"/>
+        </w:rPr>
+      </w:r>
+    </w:p>
+    <w:p>
+      <w:pPr>
+        <w:spacing w:after="20" w:line="240" w:lineRule="auto"/>
+        <w:rPr/>
+      </w:pPr>
+      <w:r>
+        <w:rPr>
+          <w:b w:val="1"/>
+          <w:bCs w:val="1"/>
+          <w:sz w:val="17"/>
+          <w:szCs w:val="17"/>
+          <w:rtl w:val="0"/>
+        </w:rPr>
+        <w:t xml:space="preserve">Immoral: </w:t>
+      </w:r>
+      <w:r>
+        <w:rPr>
+          <w:sz w:val="17"/>
+          <w:szCs w:val="17"/>
+          <w:rtl w:val="0"/>
+        </w:rPr>
+        <w:t xml:space="preserve">Contrary to moral principles.</w:t>
+      </w:r>
+      <w:r>
+        <w:rPr>
+          <w:rtl w:val="0"/>
+        </w:rPr>
+      </w:r>
+    </w:p>
+    <w:p>
+      <w:pPr>
+        <w:spacing w:after="20" w:line="240" w:lineRule="auto"/>
+        <w:rPr/>
+      </w:pPr>
+      <w:r>
+        <w:rPr>
+          <w:b w:val="1"/>
+          <w:bCs w:val="1"/>
+          <w:sz w:val="17"/>
+          <w:szCs w:val="17"/>
+          <w:rtl w:val="0"/>
+        </w:rPr>
+        <w:t xml:space="preserve">Amoral: </w:t>
+      </w:r>
+      <w:r>
+        <w:rPr>
+          <w:sz w:val="17"/>
+          <w:szCs w:val="17"/>
+          <w:rtl w:val="0"/>
+        </w:rPr>
+        <w:t xml:space="preserve">Without moral consideration.</w:t>
+      </w:r>
+      <w:r>
+        <w:rPr>
+          <w:rtl w:val="0"/>
+        </w:rPr>
+      </w:r>
+    </w:p>
+    <w:p>
+      <w:pPr>
+        <w:spacing w:after="20" w:line="240" w:lineRule="auto"/>
+        <w:rPr/>
+      </w:pPr>
+      <w:r>
+        <w:rPr>
+          <w:b w:val="1"/>
+          <w:bCs w:val="1"/>
+          <w:sz w:val="17"/>
+          <w:szCs w:val="17"/>
+          <w:rtl w:val="0"/>
+        </w:rPr>
+        <w:t xml:space="preserve">Moral consideration: </w:t>
+      </w:r>
+      <w:r>
+        <w:rPr>
+          <w:sz w:val="17"/>
+          <w:szCs w:val="17"/>
+          <w:rtl w:val="0"/>
+        </w:rPr>
+        <w:t xml:space="preserve">Taking another's interests into account.</w:t>
+      </w:r>
+      <w:r>
+        <w:rPr>
+          <w:rtl w:val="0"/>
+        </w:rPr>
+      </w:r>
+    </w:p>
+    <w:p>
+      <w:pPr>
+        <w:spacing w:after="20" w:line="240" w:lineRule="auto"/>
+        <w:rPr/>
+      </w:pPr>
+      <w:r>
+        <w:rPr>
+          <w:b w:val="1"/>
+          <w:bCs w:val="1"/>
+          <w:sz w:val="17"/>
+          <w:szCs w:val="17"/>
+          <w:rtl w:val="0"/>
+        </w:rPr>
+        <w:t xml:space="preserve">Moral patient: </w:t>
+      </w:r>
+      <w:r>
+        <w:rPr>
+          <w:sz w:val="17"/>
+          <w:szCs w:val="17"/>
+          <w:rtl w:val="0"/>
+        </w:rPr>
+        <w:t xml:space="preserve">A being whose interests deserve moral consideration.</w:t>
+      </w:r>
+      <w:r>
+        <w:rPr>
+          <w:rtl w:val="0"/>
+        </w:rPr>
+      </w:r>
+    </w:p>
+    <w:p>
+      <w:pPr>
+        <w:spacing w:after="20" w:line="240" w:lineRule="auto"/>
+        <w:rPr/>
+      </w:pPr>
+      <w:r>
+        <w:rPr>
+          <w:b w:val="1"/>
+          <w:bCs w:val="1"/>
+          <w:sz w:val="17"/>
+          <w:szCs w:val="17"/>
+          <w:rtl w:val="0"/>
+        </w:rPr>
+        <w:t xml:space="preserve">Moral agent: </w:t>
+      </w:r>
+      <w:r>
+        <w:rPr>
+          <w:sz w:val="17"/>
+          <w:szCs w:val="17"/>
+          <w:rtl w:val="0"/>
+        </w:rPr>
+        <w:t xml:space="preserve">A being capable of morally accountable choices.</w:t>
+      </w:r>
+      <w:r>
+        <w:rPr>
+          <w:rtl w:val="0"/>
+        </w:rPr>
+      </w:r>
+    </w:p>
+    <w:p>
+      <w:pPr>
+        <w:spacing w:after="20" w:line="240" w:lineRule="auto"/>
+        <w:rPr/>
+      </w:pPr>
+      <w:r>
+        <w:rPr>
+          <w:b w:val="1"/>
+          <w:bCs w:val="1"/>
+          <w:sz w:val="17"/>
+          <w:szCs w:val="17"/>
+          <w:rtl w:val="0"/>
+        </w:rPr>
+        <w:t xml:space="preserve">Moral status: </w:t>
+      </w:r>
+      <w:r>
+        <w:rPr>
+          <w:sz w:val="17"/>
+          <w:szCs w:val="17"/>
+          <w:rtl w:val="0"/>
+        </w:rPr>
+        <w:t xml:space="preserve">How much moral consideration a being receives.</w:t>
+      </w:r>
+      <w:r>
+        <w:rPr>
+          <w:rtl w:val="0"/>
+        </w:rPr>
+      </w:r>
+    </w:p>
+    <w:p>
+      <w:pPr>
+        <w:spacing w:after="20" w:line="240" w:lineRule="auto"/>
+        <w:rPr/>
+      </w:pPr>
+      <w:r>
+        <w:rPr>
+          <w:b w:val="1"/>
+          <w:bCs w:val="1"/>
+          <w:sz w:val="17"/>
+          <w:szCs w:val="17"/>
+          <w:rtl w:val="0"/>
+        </w:rPr>
+        <w:t xml:space="preserve">Moral consistency: </w:t>
+      </w:r>
+      <w:r>
+        <w:rPr>
+          <w:sz w:val="17"/>
+          <w:szCs w:val="17"/>
+          <w:rtl w:val="0"/>
+        </w:rPr>
+        <w:t xml:space="preserve">Applying moral principles consistently.</w:t>
+      </w:r>
+      <w:r>
+        <w:rPr>
+          <w:rtl w:val="0"/>
+        </w:rPr>
+      </w:r>
+    </w:p>
+    <w:p>
+      <w:pPr>
+        <w:spacing w:after="20" w:line="240" w:lineRule="auto"/>
+        <w:rPr/>
+      </w:pPr>
+      <w:r>
+        <w:rPr>
+          <w:b w:val="1"/>
+          <w:bCs w:val="1"/>
+          <w:sz w:val="17"/>
+          <w:szCs w:val="17"/>
+          <w:rtl w:val="0"/>
+        </w:rPr>
+        <w:t xml:space="preserve">Ethical consistency: </w:t>
+      </w:r>
+      <w:r>
+        <w:rPr>
+          <w:sz w:val="17"/>
+          <w:szCs w:val="17"/>
+          <w:rtl w:val="0"/>
+        </w:rPr>
+        <w:t xml:space="preserve">Applying ethical principles consistently.</w:t>
+      </w:r>
+      <w:r>
+        <w:rPr>
+          <w:rtl w:val="0"/>
+        </w:rPr>
+      </w:r>
+    </w:p>
+    <w:p>
+      <w:pPr>
+        <w:spacing w:after="20" w:line="240" w:lineRule="auto"/>
+        <w:rPr/>
+      </w:pPr>
+      <w:r>
+        <w:rPr>
+          <w:b w:val="1"/>
+          <w:bCs w:val="1"/>
+          <w:sz w:val="17"/>
+          <w:szCs w:val="17"/>
+          <w:rtl w:val="0"/>
+        </w:rPr>
+        <w:t xml:space="preserve">Principle: </w:t>
+      </w:r>
+      <w:r>
+        <w:rPr>
+          <w:sz w:val="17"/>
+          <w:szCs w:val="17"/>
+          <w:rtl w:val="0"/>
+        </w:rPr>
+        <w:t xml:space="preserve">A fundamental rule or belief.</w:t>
+      </w:r>
+      <w:r>
+        <w:rPr>
+          <w:rtl w:val="0"/>
+        </w:rPr>
+      </w:r>
+    </w:p>
+    <w:p>
+      <w:pPr>
+        <w:spacing w:after="20" w:line="240" w:lineRule="auto"/>
+        <w:rPr/>
+      </w:pPr>
+      <w:r>
+        <w:rPr>
+          <w:b w:val="1"/>
+          <w:bCs w:val="1"/>
+          <w:sz w:val="17"/>
+          <w:szCs w:val="17"/>
+          <w:rtl w:val="0"/>
+        </w:rPr>
+        <w:t xml:space="preserve">Value: </w:t>
+      </w:r>
+      <w:r>
+        <w:rPr>
+          <w:sz w:val="17"/>
+          <w:szCs w:val="17"/>
+          <w:rtl w:val="0"/>
+        </w:rPr>
+        <w:t xml:space="preserve">Something regarded as important.</w:t>
+      </w:r>
+      <w:r>
+        <w:rPr>
+          <w:rtl w:val="0"/>
+        </w:rPr>
+      </w:r>
+    </w:p>
+    <w:p>
+      <w:pPr>
+        <w:spacing w:after="20" w:line="240" w:lineRule="auto"/>
+        <w:rPr/>
+      </w:pPr>
+      <w:r>
+        <w:rPr>
+          <w:b w:val="1"/>
+          <w:bCs w:val="1"/>
+          <w:sz w:val="17"/>
+          <w:szCs w:val="17"/>
+          <w:rtl w:val="0"/>
+        </w:rPr>
+        <w:t xml:space="preserve">Virtue: </w:t>
+      </w:r>
+      <w:r>
+        <w:rPr>
+          <w:sz w:val="17"/>
+          <w:szCs w:val="17"/>
+          <w:rtl w:val="0"/>
+        </w:rPr>
+        <w:t xml:space="preserve">A morally valued character trait.</w:t>
+      </w:r>
+      <w:r>
+        <w:rPr>
+          <w:rtl w:val="0"/>
+        </w:rPr>
+      </w:r>
+    </w:p>
+    <w:p>
+      <w:pPr>
+        <w:spacing w:after="20" w:line="240" w:lineRule="auto"/>
+        <w:rPr/>
+      </w:pPr>
+      <w:r>
+        <w:rPr>
+          <w:b w:val="1"/>
+          <w:bCs w:val="1"/>
+          <w:sz w:val="17"/>
+          <w:szCs w:val="17"/>
+          <w:rtl w:val="0"/>
+        </w:rPr>
+        <w:t xml:space="preserve">Compassion: </w:t>
+      </w:r>
+      <w:r>
+        <w:rPr>
+          <w:sz w:val="17"/>
+          <w:szCs w:val="17"/>
+          <w:rtl w:val="0"/>
+        </w:rPr>
+        <w:t xml:space="preserve">Concern for suffering and a desire to relieve it.</w:t>
+      </w:r>
+      <w:r>
+        <w:rPr>
+          <w:rtl w:val="0"/>
+        </w:rPr>
+      </w:r>
+    </w:p>
+    <w:p>
+      <w:pPr>
+        <w:spacing w:after="20" w:line="240" w:lineRule="auto"/>
+        <w:rPr/>
+      </w:pPr>
+      <w:r>
+        <w:rPr>
+          <w:b w:val="1"/>
+          <w:bCs w:val="1"/>
+          <w:sz w:val="17"/>
+          <w:szCs w:val="17"/>
+          <w:rtl w:val="0"/>
+        </w:rPr>
+        <w:t xml:space="preserve">Empathy: </w:t>
+      </w:r>
+      <w:r>
+        <w:rPr>
+          <w:sz w:val="17"/>
+          <w:szCs w:val="17"/>
+          <w:rtl w:val="0"/>
+        </w:rPr>
+        <w:t xml:space="preserve">Understanding or sharing another's feelings.</w:t>
+      </w:r>
+      <w:r>
+        <w:rPr>
+          <w:rtl w:val="0"/>
+        </w:rPr>
+      </w:r>
+    </w:p>
+    <w:p>
+      <w:pPr>
+        <w:spacing w:after="20" w:line="240" w:lineRule="auto"/>
+        <w:rPr/>
+      </w:pPr>
+      <w:r>
+        <w:rPr>
+          <w:b w:val="1"/>
+          <w:bCs w:val="1"/>
+          <w:sz w:val="17"/>
+          <w:szCs w:val="17"/>
+          <w:rtl w:val="0"/>
+        </w:rPr>
+        <w:t xml:space="preserve">Altruism: </w:t>
+      </w:r>
+      <w:r>
+        <w:rPr>
+          <w:sz w:val="17"/>
+          <w:szCs w:val="17"/>
+          <w:rtl w:val="0"/>
+        </w:rPr>
+        <w:t xml:space="preserve">Concern for others without requiring personal benefit.</w:t>
+      </w:r>
+      <w:r>
+        <w:rPr>
+          <w:rtl w:val="0"/>
+        </w:rPr>
+      </w:r>
+    </w:p>
+    <w:p>
+      <w:pPr>
+        <w:spacing w:after="20" w:line="240" w:lineRule="auto"/>
+        <w:rPr/>
+      </w:pPr>
+      <w:r>
+        <w:rPr>
+          <w:b w:val="1"/>
+          <w:bCs w:val="1"/>
+          <w:sz w:val="17"/>
+          <w:szCs w:val="17"/>
+          <w:rtl w:val="0"/>
+        </w:rPr>
+        <w:t xml:space="preserve">Harm: </w:t>
+      </w:r>
+      <w:r>
+        <w:rPr>
+          <w:sz w:val="17"/>
+          <w:szCs w:val="17"/>
+          <w:rtl w:val="0"/>
+        </w:rPr>
+        <w:t xml:space="preserve">Physical or psychological injury or damage.</w:t>
+      </w:r>
+      <w:r>
+        <w:rPr>
+          <w:rtl w:val="0"/>
+        </w:rPr>
+      </w:r>
+    </w:p>
+    <w:p>
+      <w:pPr>
+        <w:spacing w:after="20" w:line="240" w:lineRule="auto"/>
+        <w:rPr/>
+      </w:pPr>
+      <w:r>
+        <w:rPr>
+          <w:b w:val="1"/>
+          <w:bCs w:val="1"/>
+          <w:sz w:val="17"/>
+          <w:szCs w:val="17"/>
+          <w:rtl w:val="0"/>
+        </w:rPr>
+        <w:t xml:space="preserve">Nonmaleficence: </w:t>
+      </w:r>
+      <w:r>
+        <w:rPr>
+          <w:sz w:val="17"/>
+          <w:szCs w:val="17"/>
+          <w:rtl w:val="0"/>
+        </w:rPr>
+        <w:t xml:space="preserve">The principle of avoiding unnecessary harm.</w:t>
+      </w:r>
+      <w:r>
+        <w:rPr>
+          <w:rtl w:val="0"/>
+        </w:rPr>
+      </w:r>
+    </w:p>
+    <w:p>
+      <w:pPr>
+        <w:spacing w:after="20" w:line="240" w:lineRule="auto"/>
+        <w:rPr/>
+      </w:pPr>
+      <w:r>
+        <w:rPr>
+          <w:b w:val="1"/>
+          <w:bCs w:val="1"/>
+          <w:sz w:val="17"/>
+          <w:szCs w:val="17"/>
+          <w:rtl w:val="0"/>
+        </w:rPr>
+        <w:t xml:space="preserve">Beneficence: </w:t>
+      </w:r>
+      <w:r>
+        <w:rPr>
+          <w:sz w:val="17"/>
+          <w:szCs w:val="17"/>
+          <w:rtl w:val="0"/>
+        </w:rPr>
+        <w:t xml:space="preserve">The principle of promoting well-being.</w:t>
+      </w:r>
+      <w:r>
+        <w:rPr>
+          <w:rtl w:val="0"/>
+        </w:rPr>
+      </w:r>
+    </w:p>
+    <w:p>
+      <w:pPr>
+        <w:spacing w:after="20" w:line="240" w:lineRule="auto"/>
+        <w:rPr/>
+      </w:pPr>
+      <w:r>
+        <w:rPr>
+          <w:b w:val="1"/>
+          <w:bCs w:val="1"/>
+          <w:sz w:val="17"/>
+          <w:szCs w:val="17"/>
+          <w:rtl w:val="0"/>
+        </w:rPr>
+        <w:t xml:space="preserve">Justice: </w:t>
+      </w:r>
+      <w:r>
+        <w:rPr>
+          <w:sz w:val="17"/>
+          <w:szCs w:val="17"/>
+          <w:rtl w:val="0"/>
+        </w:rPr>
+        <w:t xml:space="preserve">Fair treatment under relevant principles.</w:t>
+      </w:r>
+      <w:r>
+        <w:rPr>
+          <w:rtl w:val="0"/>
+        </w:rPr>
+      </w:r>
+    </w:p>
+    <w:p>
+      <w:pPr>
+        <w:spacing w:after="20" w:line="240" w:lineRule="auto"/>
+        <w:rPr/>
+      </w:pPr>
+      <w:r>
+        <w:rPr>
+          <w:b w:val="1"/>
+          <w:bCs w:val="1"/>
+          <w:sz w:val="17"/>
+          <w:szCs w:val="17"/>
+          <w:rtl w:val="0"/>
+        </w:rPr>
+        <w:t xml:space="preserve">Fairness: </w:t>
+      </w:r>
+      <w:r>
+        <w:rPr>
+          <w:sz w:val="17"/>
+          <w:szCs w:val="17"/>
+          <w:rtl w:val="0"/>
+        </w:rPr>
+        <w:t xml:space="preserve">Impartial and equitable treatment.</w:t>
+      </w:r>
+      <w:r>
+        <w:rPr>
+          <w:rtl w:val="0"/>
+        </w:rPr>
+      </w:r>
+    </w:p>
+    <w:p>
+      <w:pPr>
+        <w:spacing w:after="20" w:line="240" w:lineRule="auto"/>
+        <w:rPr/>
+      </w:pPr>
+      <w:r>
+        <w:rPr>
+          <w:b w:val="1"/>
+          <w:bCs w:val="1"/>
+          <w:sz w:val="17"/>
+          <w:szCs w:val="17"/>
+          <w:rtl w:val="0"/>
+        </w:rPr>
+        <w:t xml:space="preserve">Equality: </w:t>
+      </w:r>
+      <w:r>
+        <w:rPr>
+          <w:sz w:val="17"/>
+          <w:szCs w:val="17"/>
+          <w:rtl w:val="0"/>
+        </w:rPr>
+        <w:t xml:space="preserve">Equal status, treatment, or consideration.</w:t>
+      </w:r>
+      <w:r>
+        <w:rPr>
+          <w:rtl w:val="0"/>
+        </w:rPr>
+      </w:r>
+    </w:p>
+    <w:p>
+      <w:pPr>
+        <w:spacing w:after="20" w:line="240" w:lineRule="auto"/>
+        <w:rPr/>
+      </w:pPr>
+      <w:r>
+        <w:rPr>
+          <w:b w:val="1"/>
+          <w:bCs w:val="1"/>
+          <w:sz w:val="17"/>
+          <w:szCs w:val="17"/>
+          <w:rtl w:val="0"/>
+        </w:rPr>
+        <w:t xml:space="preserve">Equity: </w:t>
+      </w:r>
+      <w:r>
+        <w:rPr>
+          <w:sz w:val="17"/>
+          <w:szCs w:val="17"/>
+          <w:rtl w:val="0"/>
+        </w:rPr>
+        <w:t xml:space="preserve">Fairness accounting for relevant differences.</w:t>
+      </w:r>
+      <w:r>
+        <w:rPr>
+          <w:rtl w:val="0"/>
+        </w:rPr>
+      </w:r>
+    </w:p>
+    <w:p>
+      <w:pPr>
+        <w:spacing w:after="20" w:line="240" w:lineRule="auto"/>
+        <w:rPr/>
+      </w:pPr>
+      <w:r>
+        <w:rPr>
+          <w:b w:val="1"/>
+          <w:bCs w:val="1"/>
+          <w:sz w:val="17"/>
+          <w:szCs w:val="17"/>
+          <w:rtl w:val="0"/>
+        </w:rPr>
+        <w:t xml:space="preserve">Autonomy: </w:t>
+      </w:r>
+      <w:r>
+        <w:rPr>
+          <w:sz w:val="17"/>
+          <w:szCs w:val="17"/>
+          <w:rtl w:val="0"/>
+        </w:rPr>
+        <w:t xml:space="preserve">The ability to make one's own choices.</w:t>
+      </w:r>
+      <w:r>
+        <w:rPr>
+          <w:rtl w:val="0"/>
+        </w:rPr>
+      </w:r>
+    </w:p>
+    <w:p>
+      <w:pPr>
+        <w:spacing w:after="20" w:line="240" w:lineRule="auto"/>
+        <w:rPr/>
+      </w:pPr>
+      <w:r>
+        <w:rPr>
+          <w:b w:val="1"/>
+          <w:bCs w:val="1"/>
+          <w:sz w:val="17"/>
+          <w:szCs w:val="17"/>
+          <w:rtl w:val="0"/>
+        </w:rPr>
+        <w:t xml:space="preserve">Bodily autonomy: </w:t>
+      </w:r>
+      <w:r>
+        <w:rPr>
+          <w:sz w:val="17"/>
+          <w:szCs w:val="17"/>
+          <w:rtl w:val="0"/>
+        </w:rPr>
+        <w:t xml:space="preserve">Control over one's own body.</w:t>
+      </w:r>
+      <w:r>
+        <w:rPr>
+          <w:rtl w:val="0"/>
+        </w:rPr>
+      </w:r>
+    </w:p>
+    <w:p>
+      <w:pPr>
+        <w:spacing w:after="20" w:line="240" w:lineRule="auto"/>
+        <w:rPr/>
+      </w:pPr>
+      <w:r>
+        <w:rPr>
+          <w:b w:val="1"/>
+          <w:bCs w:val="1"/>
+          <w:sz w:val="17"/>
+          <w:szCs w:val="17"/>
+          <w:rtl w:val="0"/>
+        </w:rPr>
+        <w:t xml:space="preserve">Consent: </w:t>
+      </w:r>
+      <w:r>
+        <w:rPr>
+          <w:sz w:val="17"/>
+          <w:szCs w:val="17"/>
+          <w:rtl w:val="0"/>
+        </w:rPr>
+        <w:t xml:space="preserve">Voluntary agreement.</w:t>
+      </w:r>
+      <w:r>
+        <w:rPr>
+          <w:rtl w:val="0"/>
+        </w:rPr>
+      </w:r>
+    </w:p>
+    <w:p>
+      <w:pPr>
+        <w:spacing w:after="20" w:line="240" w:lineRule="auto"/>
+        <w:rPr/>
+      </w:pPr>
+      <w:r>
+        <w:rPr>
+          <w:b w:val="1"/>
+          <w:bCs w:val="1"/>
+          <w:sz w:val="17"/>
+          <w:szCs w:val="17"/>
+          <w:rtl w:val="0"/>
+        </w:rPr>
+        <w:t xml:space="preserve">Informed consent: </w:t>
+      </w:r>
+      <w:r>
+        <w:rPr>
+          <w:sz w:val="17"/>
+          <w:szCs w:val="17"/>
+          <w:rtl w:val="0"/>
+        </w:rPr>
+        <w:t xml:space="preserve">Voluntary agreement with adequate information.</w:t>
+      </w:r>
+      <w:r>
+        <w:rPr>
+          <w:rtl w:val="0"/>
+        </w:rPr>
+      </w:r>
+    </w:p>
+    <w:p>
+      <w:pPr>
+        <w:spacing w:after="20" w:line="240" w:lineRule="auto"/>
+        <w:rPr/>
+      </w:pPr>
+      <w:r>
+        <w:rPr>
+          <w:b w:val="1"/>
+          <w:bCs w:val="1"/>
+          <w:sz w:val="17"/>
+          <w:szCs w:val="17"/>
+          <w:rtl w:val="0"/>
+        </w:rPr>
+        <w:t xml:space="preserve">Interest: </w:t>
+      </w:r>
+      <w:r>
+        <w:rPr>
+          <w:sz w:val="17"/>
+          <w:szCs w:val="17"/>
+          <w:rtl w:val="0"/>
+        </w:rPr>
+        <w:t xml:space="preserve">Something affecting a being's well-being.</w:t>
+      </w:r>
+      <w:r>
+        <w:rPr>
+          <w:rtl w:val="0"/>
+        </w:rPr>
+      </w:r>
+    </w:p>
+    <w:p>
+      <w:pPr>
+        <w:spacing w:after="20" w:line="240" w:lineRule="auto"/>
+        <w:rPr/>
+      </w:pPr>
+      <w:r>
+        <w:rPr>
+          <w:b w:val="1"/>
+          <w:bCs w:val="1"/>
+          <w:sz w:val="17"/>
+          <w:szCs w:val="17"/>
+          <w:rtl w:val="0"/>
+        </w:rPr>
+        <w:t xml:space="preserve">Well-being: </w:t>
+      </w:r>
+      <w:r>
+        <w:rPr>
+          <w:sz w:val="17"/>
+          <w:szCs w:val="17"/>
+          <w:rtl w:val="0"/>
+        </w:rPr>
+        <w:t xml:space="preserve">A state of welfare or quality of life.</w:t>
+      </w:r>
+      <w:r>
+        <w:rPr>
+          <w:rtl w:val="0"/>
+        </w:rPr>
+      </w:r>
+    </w:p>
+    <w:p>
+      <w:pPr>
+        <w:spacing w:after="20" w:line="240" w:lineRule="auto"/>
+        <w:rPr/>
+      </w:pPr>
+      <w:r>
+        <w:rPr>
+          <w:b w:val="1"/>
+          <w:bCs w:val="1"/>
+          <w:sz w:val="17"/>
+          <w:szCs w:val="17"/>
+          <w:rtl w:val="0"/>
+        </w:rPr>
+        <w:t xml:space="preserve">Intrinsic value: </w:t>
+      </w:r>
+      <w:r>
+        <w:rPr>
+          <w:sz w:val="17"/>
+          <w:szCs w:val="17"/>
+          <w:rtl w:val="0"/>
+        </w:rPr>
+        <w:t xml:space="preserve">Value something has in itself.</w:t>
+      </w:r>
+      <w:r>
+        <w:rPr>
+          <w:rtl w:val="0"/>
+        </w:rPr>
+      </w:r>
+    </w:p>
+    <w:p>
+      <w:pPr>
+        <w:spacing w:after="20" w:line="240" w:lineRule="auto"/>
+        <w:rPr/>
+      </w:pPr>
+      <w:r>
+        <w:rPr>
+          <w:b w:val="1"/>
+          <w:bCs w:val="1"/>
+          <w:sz w:val="17"/>
+          <w:szCs w:val="17"/>
+          <w:rtl w:val="0"/>
+        </w:rPr>
+        <w:t xml:space="preserve">Instrumental value: </w:t>
+      </w:r>
+      <w:r>
+        <w:rPr>
+          <w:sz w:val="17"/>
+          <w:szCs w:val="17"/>
+          <w:rtl w:val="0"/>
+        </w:rPr>
+        <w:t xml:space="preserve">Value based on usefulness.</w:t>
+      </w:r>
+      <w:r>
+        <w:rPr>
+          <w:rtl w:val="0"/>
+        </w:rPr>
+      </w:r>
+    </w:p>
+    <w:p>
+      <w:pPr>
+        <w:keepNext w:val="1"/>
+        <w:rPr/>
+      </w:pPr>
+      <w:r>
+        <w:rPr>
+          <w:b w:val="1"/>
+          <w:bCs w:val="1"/>
+          <w:sz w:val="20"/>
+          <w:szCs w:val="20"/>
+          <w:rtl w:val="0"/>
+        </w:rPr>
+        <w:t xml:space="preserve">ETHICAL THEORIES</w:t>
+      </w:r>
+      <w:r>
+        <w:rPr>
+          <w:rtl w:val="0"/>
+        </w:rPr>
+      </w:r>
+    </w:p>
+    <w:p>
+      <w:pPr>
+        <w:spacing w:after="20" w:line="240" w:lineRule="auto"/>
+        <w:rPr/>
+      </w:pPr>
+      <w:r>
+        <w:rPr>
+          <w:b w:val="1"/>
+          <w:bCs w:val="1"/>
+          <w:sz w:val="17"/>
+          <w:szCs w:val="17"/>
+          <w:rtl w:val="0"/>
+        </w:rPr>
+        <w:t xml:space="preserve">Utilitarianism: </w:t>
+      </w:r>
+      <w:r>
+        <w:rPr>
+          <w:sz w:val="17"/>
+          <w:szCs w:val="17"/>
+          <w:rtl w:val="0"/>
+        </w:rPr>
+        <w:t xml:space="preserve">Ethics focused on maximizing overall well-being.</w:t>
+      </w:r>
+      <w:r>
+        <w:rPr>
+          <w:rtl w:val="0"/>
+        </w:rPr>
+      </w:r>
+    </w:p>
+    <w:p>
+      <w:pPr>
+        <w:spacing w:after="20" w:line="240" w:lineRule="auto"/>
+        <w:rPr/>
+      </w:pPr>
+      <w:r>
+        <w:rPr>
+          <w:b w:val="1"/>
+          <w:bCs w:val="1"/>
+          <w:sz w:val="17"/>
+          <w:szCs w:val="17"/>
+          <w:rtl w:val="0"/>
+        </w:rPr>
+        <w:t xml:space="preserve">Consequentialism: </w:t>
+      </w:r>
+      <w:r>
+        <w:rPr>
+          <w:sz w:val="17"/>
+          <w:szCs w:val="17"/>
+          <w:rtl w:val="0"/>
+        </w:rPr>
+        <w:t xml:space="preserve">Judging actions primarily by their consequences.</w:t>
+      </w:r>
+      <w:r>
+        <w:rPr>
+          <w:rtl w:val="0"/>
+        </w:rPr>
+      </w:r>
+    </w:p>
+    <w:p>
+      <w:pPr>
+        <w:spacing w:after="20" w:line="240" w:lineRule="auto"/>
+        <w:rPr/>
+      </w:pPr>
+      <w:r>
+        <w:rPr>
+          <w:b w:val="1"/>
+          <w:bCs w:val="1"/>
+          <w:sz w:val="17"/>
+          <w:szCs w:val="17"/>
+          <w:rtl w:val="0"/>
+        </w:rPr>
+        <w:t xml:space="preserve">Deontology: </w:t>
+      </w:r>
+      <w:r>
+        <w:rPr>
+          <w:sz w:val="17"/>
+          <w:szCs w:val="17"/>
+          <w:rtl w:val="0"/>
+        </w:rPr>
+        <w:t xml:space="preserve">Ethics based on duties, rules, and obligations.</w:t>
+      </w:r>
+      <w:r>
+        <w:rPr>
+          <w:rtl w:val="0"/>
+        </w:rPr>
+      </w:r>
+    </w:p>
+    <w:p>
+      <w:pPr>
+        <w:spacing w:after="20" w:line="240" w:lineRule="auto"/>
+        <w:rPr/>
+      </w:pPr>
+      <w:r>
+        <w:rPr>
+          <w:b w:val="1"/>
+          <w:bCs w:val="1"/>
+          <w:sz w:val="17"/>
+          <w:szCs w:val="17"/>
+          <w:rtl w:val="0"/>
+        </w:rPr>
+        <w:t xml:space="preserve">Virtue ethics: </w:t>
+      </w:r>
+      <w:r>
+        <w:rPr>
+          <w:sz w:val="17"/>
+          <w:szCs w:val="17"/>
+          <w:rtl w:val="0"/>
+        </w:rPr>
+        <w:t xml:space="preserve">Ethics focused on moral character.</w:t>
+      </w:r>
+      <w:r>
+        <w:rPr>
+          <w:rtl w:val="0"/>
+        </w:rPr>
+      </w:r>
+    </w:p>
+    <w:p>
+      <w:pPr>
+        <w:spacing w:after="20" w:line="240" w:lineRule="auto"/>
+        <w:rPr/>
+      </w:pPr>
+      <w:r>
+        <w:rPr>
+          <w:b w:val="1"/>
+          <w:bCs w:val="1"/>
+          <w:sz w:val="17"/>
+          <w:szCs w:val="17"/>
+          <w:rtl w:val="0"/>
+        </w:rPr>
+        <w:t xml:space="preserve">Rights theory: </w:t>
+      </w:r>
+      <w:r>
+        <w:rPr>
+          <w:sz w:val="17"/>
+          <w:szCs w:val="17"/>
+          <w:rtl w:val="0"/>
+        </w:rPr>
+        <w:t xml:space="preserve">Ethics focused on individual rights and protections.</w:t>
+      </w:r>
+      <w:r>
+        <w:rPr>
+          <w:rtl w:val="0"/>
+        </w:rPr>
+      </w:r>
+    </w:p>
+    <w:p>
+      <w:pPr>
+        <w:spacing w:after="20" w:line="240" w:lineRule="auto"/>
+        <w:rPr/>
+      </w:pPr>
+      <w:r>
+        <w:rPr>
+          <w:b w:val="1"/>
+          <w:bCs w:val="1"/>
+          <w:sz w:val="17"/>
+          <w:szCs w:val="17"/>
+          <w:rtl w:val="0"/>
+        </w:rPr>
+        <w:t xml:space="preserve">Sentientism: </w:t>
+      </w:r>
+      <w:r>
+        <w:rPr>
+          <w:sz w:val="17"/>
+          <w:szCs w:val="17"/>
+          <w:rtl w:val="0"/>
+        </w:rPr>
+        <w:t xml:space="preserve">The view that sentience warrants moral consideration.</w:t>
+      </w:r>
+      <w:r>
+        <w:rPr>
+          <w:rtl w:val="0"/>
+        </w:rPr>
+      </w:r>
+    </w:p>
+    <w:p>
+      <w:pPr>
+        <w:spacing w:after="20" w:line="240" w:lineRule="auto"/>
+        <w:rPr/>
+      </w:pPr>
+      <w:r>
+        <w:rPr>
+          <w:b w:val="1"/>
+          <w:bCs w:val="1"/>
+          <w:sz w:val="17"/>
+          <w:szCs w:val="17"/>
+          <w:rtl w:val="0"/>
+        </w:rPr>
+        <w:t xml:space="preserve">Hedonism: </w:t>
+      </w:r>
+      <w:r>
+        <w:rPr>
+          <w:sz w:val="17"/>
+          <w:szCs w:val="17"/>
+          <w:rtl w:val="0"/>
+        </w:rPr>
+        <w:t xml:space="preserve">The view that pleasure and suffering determine well-being.</w:t>
+      </w:r>
+      <w:r>
+        <w:rPr>
+          <w:rtl w:val="0"/>
+        </w:rPr>
+      </w:r>
+    </w:p>
+    <w:p>
+      <w:pPr>
+        <w:spacing w:after="20" w:line="240" w:lineRule="auto"/>
+        <w:rPr/>
+      </w:pPr>
+      <w:r>
+        <w:rPr>
+          <w:b w:val="1"/>
+          <w:bCs w:val="1"/>
+          <w:sz w:val="17"/>
+          <w:szCs w:val="17"/>
+          <w:rtl w:val="0"/>
+        </w:rPr>
+        <w:t xml:space="preserve">Moral relativism: </w:t>
+      </w:r>
+      <w:r>
+        <w:rPr>
+          <w:sz w:val="17"/>
+          <w:szCs w:val="17"/>
+          <w:rtl w:val="0"/>
+        </w:rPr>
+        <w:t xml:space="preserve">Morality depends on cultural or individual frameworks.</w:t>
+      </w:r>
+      <w:r>
+        <w:rPr>
+          <w:rtl w:val="0"/>
+        </w:rPr>
+      </w:r>
+    </w:p>
+    <w:p>
+      <w:pPr>
+        <w:spacing w:after="20" w:line="240" w:lineRule="auto"/>
+        <w:rPr/>
+      </w:pPr>
+      <w:r>
+        <w:rPr>
+          <w:b w:val="1"/>
+          <w:bCs w:val="1"/>
+          <w:sz w:val="17"/>
+          <w:szCs w:val="17"/>
+          <w:rtl w:val="0"/>
+        </w:rPr>
+        <w:t xml:space="preserve">Moral realism: </w:t>
+      </w:r>
+      <w:r>
+        <w:rPr>
+          <w:sz w:val="17"/>
+          <w:szCs w:val="17"/>
+          <w:rtl w:val="0"/>
+        </w:rPr>
+        <w:t xml:space="preserve">Some moral claims are objectively true.</w:t>
+      </w:r>
+      <w:r>
+        <w:rPr>
+          <w:rtl w:val="0"/>
+        </w:rPr>
+      </w:r>
+    </w:p>
+    <w:p>
+      <w:pPr>
+        <w:spacing w:after="20" w:line="240" w:lineRule="auto"/>
+        <w:rPr/>
+      </w:pPr>
+      <w:r>
+        <w:rPr>
+          <w:b w:val="1"/>
+          <w:bCs w:val="1"/>
+          <w:sz w:val="17"/>
+          <w:szCs w:val="17"/>
+          <w:rtl w:val="0"/>
+        </w:rPr>
+        <w:t xml:space="preserve">Moral subjectivism: </w:t>
+      </w:r>
+      <w:r>
+        <w:rPr>
+          <w:sz w:val="17"/>
+          <w:szCs w:val="17"/>
+          <w:rtl w:val="0"/>
+        </w:rPr>
+        <w:t xml:space="preserve">Moral judgments depend on individual attitudes.</w:t>
+      </w:r>
+      <w:r>
+        <w:rPr>
+          <w:rtl w:val="0"/>
+        </w:rPr>
+      </w:r>
+    </w:p>
+    <w:p>
+      <w:pPr>
+        <w:keepNext w:val="1"/>
+        <w:rPr/>
+      </w:pPr>
+      <w:r>
+        <w:rPr>
+          <w:b w:val="1"/>
+          <w:bCs w:val="1"/>
+          <w:sz w:val="20"/>
+          <w:szCs w:val="20"/>
+          <w:rtl w:val="0"/>
+        </w:rPr>
+        <w:t xml:space="preserve">RIGHTS, INTERESTS &amp; JUSTICE</w:t>
+      </w:r>
+      <w:r>
+        <w:rPr>
+          <w:rtl w:val="0"/>
+        </w:rPr>
+      </w:r>
+    </w:p>
+    <w:p>
+      <w:pPr>
+        <w:spacing w:after="20" w:line="240" w:lineRule="auto"/>
+        <w:rPr/>
+      </w:pPr>
+      <w:r>
+        <w:rPr>
+          <w:b w:val="1"/>
+          <w:bCs w:val="1"/>
+          <w:sz w:val="17"/>
+          <w:szCs w:val="17"/>
+          <w:rtl w:val="0"/>
+        </w:rPr>
+        <w:t xml:space="preserve">Right: </w:t>
+      </w:r>
+      <w:r>
+        <w:rPr>
+          <w:sz w:val="17"/>
+          <w:szCs w:val="17"/>
+          <w:rtl w:val="0"/>
+        </w:rPr>
+        <w:t xml:space="preserve">A moral or legal entitlement or protection.</w:t>
+      </w:r>
+      <w:r>
+        <w:rPr>
+          <w:rtl w:val="0"/>
+        </w:rPr>
+      </w:r>
+    </w:p>
+    <w:p>
+      <w:pPr>
+        <w:spacing w:after="20" w:line="240" w:lineRule="auto"/>
+        <w:rPr/>
+      </w:pPr>
+      <w:r>
+        <w:rPr>
+          <w:b w:val="1"/>
+          <w:bCs w:val="1"/>
+          <w:sz w:val="17"/>
+          <w:szCs w:val="17"/>
+          <w:rtl w:val="0"/>
+        </w:rPr>
+        <w:t xml:space="preserve">Legal right: </w:t>
+      </w:r>
+      <w:r>
+        <w:rPr>
+          <w:sz w:val="17"/>
+          <w:szCs w:val="17"/>
+          <w:rtl w:val="0"/>
+        </w:rPr>
+        <w:t xml:space="preserve">A right recognized by law.</w:t>
+      </w:r>
+      <w:r>
+        <w:rPr>
+          <w:rtl w:val="0"/>
+        </w:rPr>
+      </w:r>
+    </w:p>
+    <w:p>
+      <w:pPr>
+        <w:spacing w:after="20" w:line="240" w:lineRule="auto"/>
+        <w:rPr/>
+      </w:pPr>
+      <w:r>
+        <w:rPr>
+          <w:b w:val="1"/>
+          <w:bCs w:val="1"/>
+          <w:sz w:val="17"/>
+          <w:szCs w:val="17"/>
+          <w:rtl w:val="0"/>
+        </w:rPr>
+        <w:t xml:space="preserve">Moral right: </w:t>
+      </w:r>
+      <w:r>
+        <w:rPr>
+          <w:sz w:val="17"/>
+          <w:szCs w:val="17"/>
+          <w:rtl w:val="0"/>
+        </w:rPr>
+        <w:t xml:space="preserve">An entitlement grounded in moral principles.</w:t>
+      </w:r>
+      <w:r>
+        <w:rPr>
+          <w:rtl w:val="0"/>
+        </w:rPr>
+      </w:r>
+    </w:p>
+    <w:p>
+      <w:pPr>
+        <w:spacing w:after="20" w:line="240" w:lineRule="auto"/>
+        <w:rPr/>
+      </w:pPr>
+      <w:r>
+        <w:rPr>
+          <w:b w:val="1"/>
+          <w:bCs w:val="1"/>
+          <w:sz w:val="17"/>
+          <w:szCs w:val="17"/>
+          <w:rtl w:val="0"/>
+        </w:rPr>
+        <w:t xml:space="preserve">Negative right: </w:t>
+      </w:r>
+      <w:r>
+        <w:rPr>
+          <w:sz w:val="17"/>
+          <w:szCs w:val="17"/>
+          <w:rtl w:val="0"/>
+        </w:rPr>
+        <w:t xml:space="preserve">A right against interference.</w:t>
+      </w:r>
+      <w:r>
+        <w:rPr>
+          <w:rtl w:val="0"/>
+        </w:rPr>
+      </w:r>
+    </w:p>
+    <w:p>
+      <w:pPr>
+        <w:spacing w:after="20" w:line="240" w:lineRule="auto"/>
+        <w:rPr/>
+      </w:pPr>
+      <w:r>
+        <w:rPr>
+          <w:b w:val="1"/>
+          <w:bCs w:val="1"/>
+          <w:sz w:val="17"/>
+          <w:szCs w:val="17"/>
+          <w:rtl w:val="0"/>
+        </w:rPr>
+        <w:t xml:space="preserve">Positive right: </w:t>
+      </w:r>
+      <w:r>
+        <w:rPr>
+          <w:sz w:val="17"/>
+          <w:szCs w:val="17"/>
+          <w:rtl w:val="0"/>
+        </w:rPr>
+        <w:t xml:space="preserve">A right requiring provision or assistance.</w:t>
+      </w:r>
+      <w:r>
+        <w:rPr>
+          <w:rtl w:val="0"/>
+        </w:rPr>
+      </w:r>
+    </w:p>
+    <w:p>
+      <w:pPr>
+        <w:spacing w:after="20" w:line="240" w:lineRule="auto"/>
+        <w:rPr/>
+      </w:pPr>
+      <w:r>
+        <w:rPr>
+          <w:b w:val="1"/>
+          <w:bCs w:val="1"/>
+          <w:sz w:val="17"/>
+          <w:szCs w:val="17"/>
+          <w:rtl w:val="0"/>
+        </w:rPr>
+        <w:t xml:space="preserve">Discrimination: </w:t>
+      </w:r>
+      <w:r>
+        <w:rPr>
+          <w:sz w:val="17"/>
+          <w:szCs w:val="17"/>
+          <w:rtl w:val="0"/>
+        </w:rPr>
+        <w:t xml:space="preserve">Unjustified unequal treatment based on a characteristic.</w:t>
+      </w:r>
+      <w:r>
+        <w:rPr>
+          <w:rtl w:val="0"/>
+        </w:rPr>
+      </w:r>
+    </w:p>
+    <w:p>
+      <w:pPr>
+        <w:spacing w:after="20" w:line="240" w:lineRule="auto"/>
+        <w:rPr/>
+      </w:pPr>
+      <w:r>
+        <w:rPr>
+          <w:b w:val="1"/>
+          <w:bCs w:val="1"/>
+          <w:sz w:val="17"/>
+          <w:szCs w:val="17"/>
+          <w:rtl w:val="0"/>
+        </w:rPr>
+        <w:t xml:space="preserve">Prejudice: </w:t>
+      </w:r>
+      <w:r>
+        <w:rPr>
+          <w:sz w:val="17"/>
+          <w:szCs w:val="17"/>
+          <w:rtl w:val="0"/>
+        </w:rPr>
+        <w:t xml:space="preserve">Judgment not adequately based on evidence.</w:t>
+      </w:r>
+      <w:r>
+        <w:rPr>
+          <w:rtl w:val="0"/>
+        </w:rPr>
+      </w:r>
+    </w:p>
+    <w:p>
+      <w:pPr>
+        <w:spacing w:after="20" w:line="240" w:lineRule="auto"/>
+        <w:rPr/>
+      </w:pPr>
+      <w:r>
+        <w:rPr>
+          <w:b w:val="1"/>
+          <w:bCs w:val="1"/>
+          <w:sz w:val="17"/>
+          <w:szCs w:val="17"/>
+          <w:rtl w:val="0"/>
+        </w:rPr>
+        <w:t xml:space="preserve">Oppression: </w:t>
+      </w:r>
+      <w:r>
+        <w:rPr>
+          <w:sz w:val="17"/>
+          <w:szCs w:val="17"/>
+          <w:rtl w:val="0"/>
+        </w:rPr>
+        <w:t xml:space="preserve">Systematic unjust treatment or control.</w:t>
+      </w:r>
+      <w:r>
+        <w:rPr>
+          <w:rtl w:val="0"/>
+        </w:rPr>
+      </w:r>
+    </w:p>
+    <w:p>
+      <w:pPr>
+        <w:spacing w:after="20" w:line="240" w:lineRule="auto"/>
+        <w:rPr/>
+      </w:pPr>
+      <w:r>
+        <w:rPr>
+          <w:b w:val="1"/>
+          <w:bCs w:val="1"/>
+          <w:sz w:val="17"/>
+          <w:szCs w:val="17"/>
+          <w:rtl w:val="0"/>
+        </w:rPr>
+        <w:t xml:space="preserve">Objectification: </w:t>
+      </w:r>
+      <w:r>
+        <w:rPr>
+          <w:sz w:val="17"/>
+          <w:szCs w:val="17"/>
+          <w:rtl w:val="0"/>
+        </w:rPr>
+        <w:t xml:space="preserve">Treating a being primarily as an object.</w:t>
+      </w:r>
+      <w:r>
+        <w:rPr>
+          <w:rtl w:val="0"/>
+        </w:rPr>
+      </w:r>
+    </w:p>
+    <w:p>
+      <w:pPr>
+        <w:spacing w:after="20" w:line="240" w:lineRule="auto"/>
+        <w:rPr/>
+      </w:pPr>
+      <w:r>
+        <w:rPr>
+          <w:b w:val="1"/>
+          <w:bCs w:val="1"/>
+          <w:sz w:val="17"/>
+          <w:szCs w:val="17"/>
+          <w:rtl w:val="0"/>
+        </w:rPr>
+        <w:t xml:space="preserve">Dehumanization: </w:t>
+      </w:r>
+      <w:r>
+        <w:rPr>
+          <w:sz w:val="17"/>
+          <w:szCs w:val="17"/>
+          <w:rtl w:val="0"/>
+        </w:rPr>
+        <w:t xml:space="preserve">Denying or diminishing human qualities.</w:t>
+      </w:r>
+      <w:r>
+        <w:rPr>
+          <w:rtl w:val="0"/>
+        </w:rPr>
+      </w:r>
+    </w:p>
+    <w:p>
+      <w:pPr>
+        <w:spacing w:after="20" w:line="240" w:lineRule="auto"/>
+        <w:rPr/>
+      </w:pPr>
+      <w:r>
+        <w:rPr>
+          <w:b w:val="1"/>
+          <w:bCs w:val="1"/>
+          <w:sz w:val="17"/>
+          <w:szCs w:val="17"/>
+          <w:rtl w:val="0"/>
+        </w:rPr>
+        <w:t xml:space="preserve">Victim: </w:t>
+      </w:r>
+      <w:r>
+        <w:rPr>
+          <w:sz w:val="17"/>
+          <w:szCs w:val="17"/>
+          <w:rtl w:val="0"/>
+        </w:rPr>
+        <w:t xml:space="preserve">Someone harmed by actions or circumstances.</w:t>
+      </w:r>
+      <w:r>
+        <w:rPr>
+          <w:rtl w:val="0"/>
+        </w:rPr>
+      </w:r>
+    </w:p>
+    <w:p>
+      <w:pPr>
+        <w:spacing w:after="20" w:line="240" w:lineRule="auto"/>
+        <w:rPr/>
+      </w:pPr>
+      <w:r>
+        <w:rPr>
+          <w:b w:val="1"/>
+          <w:bCs w:val="1"/>
+          <w:sz w:val="17"/>
+          <w:szCs w:val="17"/>
+          <w:rtl w:val="0"/>
+        </w:rPr>
+        <w:t xml:space="preserve">Injustice: </w:t>
+      </w:r>
+      <w:r>
+        <w:rPr>
+          <w:sz w:val="17"/>
+          <w:szCs w:val="17"/>
+          <w:rtl w:val="0"/>
+        </w:rPr>
+        <w:t xml:space="preserve">Unfair or wrongful treatment.</w:t>
+      </w:r>
+      <w:r>
+        <w:rPr>
+          <w:rtl w:val="0"/>
+        </w:rPr>
+      </w:r>
+    </w:p>
+    <w:p>
+      <w:pPr>
+        <w:keepNext w:val="1"/>
+        <w:rPr/>
+      </w:pPr>
+      <w:r>
+        <w:rPr>
+          <w:b w:val="1"/>
+          <w:bCs w:val="1"/>
+          <w:sz w:val="20"/>
+          <w:szCs w:val="20"/>
+          <w:rtl w:val="0"/>
+        </w:rPr>
+        <w:t xml:space="preserve">NECESSITY, CHOICE &amp; RESPONSIBILITY</w:t>
+      </w:r>
+      <w:r>
+        <w:rPr>
+          <w:rtl w:val="0"/>
+        </w:rPr>
+      </w:r>
+    </w:p>
+    <w:p>
+      <w:pPr>
+        <w:spacing w:after="20" w:line="240" w:lineRule="auto"/>
+        <w:rPr/>
+      </w:pPr>
+      <w:r>
+        <w:rPr>
+          <w:b w:val="1"/>
+          <w:bCs w:val="1"/>
+          <w:sz w:val="17"/>
+          <w:szCs w:val="17"/>
+          <w:rtl w:val="0"/>
+        </w:rPr>
+        <w:t xml:space="preserve">Necessity: </w:t>
+      </w:r>
+      <w:r>
+        <w:rPr>
+          <w:sz w:val="17"/>
+          <w:szCs w:val="17"/>
+          <w:rtl w:val="0"/>
+        </w:rPr>
+        <w:t xml:space="preserve">Something required, not merely desired.</w:t>
+      </w:r>
+      <w:r>
+        <w:rPr>
+          <w:rtl w:val="0"/>
+        </w:rPr>
+      </w:r>
+    </w:p>
+    <w:p>
+      <w:pPr>
+        <w:spacing w:after="20" w:line="240" w:lineRule="auto"/>
+        <w:rPr/>
+      </w:pPr>
+      <w:r>
+        <w:rPr>
+          <w:b w:val="1"/>
+          <w:bCs w:val="1"/>
+          <w:sz w:val="17"/>
+          <w:szCs w:val="17"/>
+          <w:rtl w:val="0"/>
+        </w:rPr>
+        <w:t xml:space="preserve">Need: </w:t>
+      </w:r>
+      <w:r>
+        <w:rPr>
+          <w:sz w:val="17"/>
+          <w:szCs w:val="17"/>
+          <w:rtl w:val="0"/>
+        </w:rPr>
+        <w:t xml:space="preserve">Something required for survival, health, or a purpose.</w:t>
+      </w:r>
+      <w:r>
+        <w:rPr>
+          <w:rtl w:val="0"/>
+        </w:rPr>
+      </w:r>
+    </w:p>
+    <w:p>
+      <w:pPr>
+        <w:spacing w:after="20" w:line="240" w:lineRule="auto"/>
+        <w:rPr/>
+      </w:pPr>
+      <w:r>
+        <w:rPr>
+          <w:b w:val="1"/>
+          <w:bCs w:val="1"/>
+          <w:sz w:val="17"/>
+          <w:szCs w:val="17"/>
+          <w:rtl w:val="0"/>
+        </w:rPr>
+        <w:t xml:space="preserve">Want: </w:t>
+      </w:r>
+      <w:r>
+        <w:rPr>
+          <w:sz w:val="17"/>
+          <w:szCs w:val="17"/>
+          <w:rtl w:val="0"/>
+        </w:rPr>
+        <w:t xml:space="preserve">Something desired but not required.</w:t>
+      </w:r>
+      <w:r>
+        <w:rPr>
+          <w:rtl w:val="0"/>
+        </w:rPr>
+      </w:r>
+    </w:p>
+    <w:p>
+      <w:pPr>
+        <w:spacing w:after="20" w:line="240" w:lineRule="auto"/>
+        <w:rPr/>
+      </w:pPr>
+      <w:r>
+        <w:rPr>
+          <w:b w:val="1"/>
+          <w:bCs w:val="1"/>
+          <w:sz w:val="17"/>
+          <w:szCs w:val="17"/>
+          <w:rtl w:val="0"/>
+        </w:rPr>
+        <w:t xml:space="preserve">Preference: </w:t>
+      </w:r>
+      <w:r>
+        <w:rPr>
+          <w:sz w:val="17"/>
+          <w:szCs w:val="17"/>
+          <w:rtl w:val="0"/>
+        </w:rPr>
+        <w:t xml:space="preserve">Liking one option more than another.</w:t>
+      </w:r>
+      <w:r>
+        <w:rPr>
+          <w:rtl w:val="0"/>
+        </w:rPr>
+      </w:r>
+    </w:p>
+    <w:p>
+      <w:pPr>
+        <w:spacing w:after="20" w:line="240" w:lineRule="auto"/>
+        <w:rPr/>
+      </w:pPr>
+      <w:r>
+        <w:rPr>
+          <w:b w:val="1"/>
+          <w:bCs w:val="1"/>
+          <w:sz w:val="17"/>
+          <w:szCs w:val="17"/>
+          <w:rtl w:val="0"/>
+        </w:rPr>
+        <w:t xml:space="preserve">Convenience: </w:t>
+      </w:r>
+      <w:r>
+        <w:rPr>
+          <w:sz w:val="17"/>
+          <w:szCs w:val="17"/>
+          <w:rtl w:val="0"/>
+        </w:rPr>
+        <w:t xml:space="preserve">Ease requiring relatively little effort.</w:t>
+      </w:r>
+      <w:r>
+        <w:rPr>
+          <w:rtl w:val="0"/>
+        </w:rPr>
+      </w:r>
+    </w:p>
+    <w:p>
+      <w:pPr>
+        <w:spacing w:after="20" w:line="240" w:lineRule="auto"/>
+        <w:rPr/>
+      </w:pPr>
+      <w:r>
+        <w:rPr>
+          <w:b w:val="1"/>
+          <w:bCs w:val="1"/>
+          <w:sz w:val="17"/>
+          <w:szCs w:val="17"/>
+          <w:rtl w:val="0"/>
+        </w:rPr>
+        <w:t xml:space="preserve">Survival: </w:t>
+      </w:r>
+      <w:r>
+        <w:rPr>
+          <w:sz w:val="17"/>
+          <w:szCs w:val="17"/>
+          <w:rtl w:val="0"/>
+        </w:rPr>
+        <w:t xml:space="preserve">Continued life or existence.</w:t>
+      </w:r>
+      <w:r>
+        <w:rPr>
+          <w:rtl w:val="0"/>
+        </w:rPr>
+      </w:r>
+    </w:p>
+    <w:p>
+      <w:pPr>
+        <w:spacing w:after="20" w:line="240" w:lineRule="auto"/>
+        <w:rPr/>
+      </w:pPr>
+      <w:r>
+        <w:rPr>
+          <w:b w:val="1"/>
+          <w:bCs w:val="1"/>
+          <w:sz w:val="17"/>
+          <w:szCs w:val="17"/>
+          <w:rtl w:val="0"/>
+        </w:rPr>
+        <w:t xml:space="preserve">Choice: </w:t>
+      </w:r>
+      <w:r>
+        <w:rPr>
+          <w:sz w:val="17"/>
+          <w:szCs w:val="17"/>
+          <w:rtl w:val="0"/>
+        </w:rPr>
+        <w:t xml:space="preserve">Selection between available options.</w:t>
+      </w:r>
+      <w:r>
+        <w:rPr>
+          <w:rtl w:val="0"/>
+        </w:rPr>
+      </w:r>
+    </w:p>
+    <w:p>
+      <w:pPr>
+        <w:spacing w:after="20" w:line="240" w:lineRule="auto"/>
+        <w:rPr/>
+      </w:pPr>
+      <w:r>
+        <w:rPr>
+          <w:b w:val="1"/>
+          <w:bCs w:val="1"/>
+          <w:sz w:val="17"/>
+          <w:szCs w:val="17"/>
+          <w:rtl w:val="0"/>
+        </w:rPr>
+        <w:t xml:space="preserve">Voluntary: </w:t>
+      </w:r>
+      <w:r>
+        <w:rPr>
+          <w:sz w:val="17"/>
+          <w:szCs w:val="17"/>
+          <w:rtl w:val="0"/>
+        </w:rPr>
+        <w:t xml:space="preserve">Done by free choice.</w:t>
+      </w:r>
+      <w:r>
+        <w:rPr>
+          <w:rtl w:val="0"/>
+        </w:rPr>
+      </w:r>
+    </w:p>
+    <w:p>
+      <w:pPr>
+        <w:spacing w:after="20" w:line="240" w:lineRule="auto"/>
+        <w:rPr/>
+      </w:pPr>
+      <w:r>
+        <w:rPr>
+          <w:b w:val="1"/>
+          <w:bCs w:val="1"/>
+          <w:sz w:val="17"/>
+          <w:szCs w:val="17"/>
+          <w:rtl w:val="0"/>
+        </w:rPr>
+        <w:t xml:space="preserve">Involuntary: </w:t>
+      </w:r>
+      <w:r>
+        <w:rPr>
+          <w:sz w:val="17"/>
+          <w:szCs w:val="17"/>
+          <w:rtl w:val="0"/>
+        </w:rPr>
+        <w:t xml:space="preserve">Done without voluntary choice.</w:t>
+      </w:r>
+      <w:r>
+        <w:rPr>
+          <w:rtl w:val="0"/>
+        </w:rPr>
+      </w:r>
+    </w:p>
+    <w:p>
+      <w:pPr>
+        <w:spacing w:after="20" w:line="240" w:lineRule="auto"/>
+        <w:rPr/>
+      </w:pPr>
+      <w:r>
+        <w:rPr>
+          <w:b w:val="1"/>
+          <w:bCs w:val="1"/>
+          <w:sz w:val="17"/>
+          <w:szCs w:val="17"/>
+          <w:rtl w:val="0"/>
+        </w:rPr>
+        <w:t xml:space="preserve">Responsibility: </w:t>
+      </w:r>
+      <w:r>
+        <w:rPr>
+          <w:sz w:val="17"/>
+          <w:szCs w:val="17"/>
+          <w:rtl w:val="0"/>
+        </w:rPr>
+        <w:t xml:space="preserve">Accountability for one's actions and consequences.</w:t>
+      </w:r>
+      <w:r>
+        <w:rPr>
+          <w:rtl w:val="0"/>
+        </w:rPr>
+      </w:r>
+    </w:p>
+    <w:p>
+      <w:pPr>
+        <w:spacing w:after="20" w:line="240" w:lineRule="auto"/>
+        <w:rPr/>
+      </w:pPr>
+      <w:r>
+        <w:rPr>
+          <w:b w:val="1"/>
+          <w:bCs w:val="1"/>
+          <w:sz w:val="17"/>
+          <w:szCs w:val="17"/>
+          <w:rtl w:val="0"/>
+        </w:rPr>
+        <w:t xml:space="preserve">Accountability: </w:t>
+      </w:r>
+      <w:r>
+        <w:rPr>
+          <w:sz w:val="17"/>
+          <w:szCs w:val="17"/>
+          <w:rtl w:val="0"/>
+        </w:rPr>
+        <w:t xml:space="preserve">Being answerable for one's actions.</w:t>
+      </w:r>
+      <w:r>
+        <w:rPr>
+          <w:rtl w:val="0"/>
+        </w:rPr>
+      </w:r>
+    </w:p>
+    <w:p>
+      <w:pPr>
+        <w:spacing w:after="20" w:line="240" w:lineRule="auto"/>
+        <w:rPr/>
+      </w:pPr>
+      <w:r>
+        <w:rPr>
+          <w:b w:val="1"/>
+          <w:bCs w:val="1"/>
+          <w:sz w:val="17"/>
+          <w:szCs w:val="17"/>
+          <w:rtl w:val="0"/>
+        </w:rPr>
+        <w:t xml:space="preserve">Intention: </w:t>
+      </w:r>
+      <w:r>
+        <w:rPr>
+          <w:sz w:val="17"/>
+          <w:szCs w:val="17"/>
+          <w:rtl w:val="0"/>
+        </w:rPr>
+        <w:t xml:space="preserve">The purpose behind an action.</w:t>
+      </w:r>
+      <w:r>
+        <w:rPr>
+          <w:rtl w:val="0"/>
+        </w:rPr>
+      </w:r>
+    </w:p>
+    <w:p>
+      <w:pPr>
+        <w:spacing w:after="20" w:line="240" w:lineRule="auto"/>
+        <w:rPr/>
+      </w:pPr>
+      <w:r>
+        <w:rPr>
+          <w:b w:val="1"/>
+          <w:bCs w:val="1"/>
+          <w:sz w:val="17"/>
+          <w:szCs w:val="17"/>
+          <w:rtl w:val="0"/>
+        </w:rPr>
+        <w:t xml:space="preserve">Intent: </w:t>
+      </w:r>
+      <w:r>
+        <w:rPr>
+          <w:sz w:val="17"/>
+          <w:szCs w:val="17"/>
+          <w:rtl w:val="0"/>
+        </w:rPr>
+        <w:t xml:space="preserve">A person's aim in acting.</w:t>
+      </w:r>
+      <w:r>
+        <w:rPr>
+          <w:rtl w:val="0"/>
+        </w:rPr>
+      </w:r>
+    </w:p>
+    <w:p>
+      <w:pPr>
+        <w:spacing w:after="20" w:line="240" w:lineRule="auto"/>
+        <w:rPr/>
+      </w:pPr>
+      <w:r>
+        <w:rPr>
+          <w:b w:val="1"/>
+          <w:bCs w:val="1"/>
+          <w:sz w:val="17"/>
+          <w:szCs w:val="17"/>
+          <w:rtl w:val="0"/>
+        </w:rPr>
+        <w:t xml:space="preserve">Consequence: </w:t>
+      </w:r>
+      <w:r>
+        <w:rPr>
+          <w:sz w:val="17"/>
+          <w:szCs w:val="17"/>
+          <w:rtl w:val="0"/>
+        </w:rPr>
+        <w:t xml:space="preserve">A result of an action.</w:t>
+      </w:r>
+      <w:r>
+        <w:rPr>
+          <w:rtl w:val="0"/>
+        </w:rPr>
+      </w:r>
+    </w:p>
+    <w:p>
+      <w:pPr>
+        <w:spacing w:after="20" w:line="240" w:lineRule="auto"/>
+        <w:rPr/>
+      </w:pPr>
+      <w:r>
+        <w:rPr>
+          <w:b w:val="1"/>
+          <w:bCs w:val="1"/>
+          <w:sz w:val="17"/>
+          <w:szCs w:val="17"/>
+          <w:rtl w:val="0"/>
+        </w:rPr>
+        <w:t xml:space="preserve">Impact: </w:t>
+      </w:r>
+      <w:r>
+        <w:rPr>
+          <w:sz w:val="17"/>
+          <w:szCs w:val="17"/>
+          <w:rtl w:val="0"/>
+        </w:rPr>
+        <w:t xml:space="preserve">The effect of an action.</w:t>
+      </w:r>
+      <w:r>
+        <w:rPr>
+          <w:rtl w:val="0"/>
+        </w:rPr>
+      </w:r>
+    </w:p>
+    <w:p>
+      <w:pPr>
+        <w:spacing w:after="20" w:line="240" w:lineRule="auto"/>
+        <w:rPr/>
+      </w:pPr>
+      <w:r>
+        <w:rPr>
+          <w:b w:val="1"/>
+          <w:bCs w:val="1"/>
+          <w:sz w:val="17"/>
+          <w:szCs w:val="17"/>
+          <w:rtl w:val="0"/>
+        </w:rPr>
+        <w:t xml:space="preserve">Complicity: </w:t>
+      </w:r>
+      <w:r>
+        <w:rPr>
+          <w:sz w:val="17"/>
+          <w:szCs w:val="17"/>
+          <w:rtl w:val="0"/>
+        </w:rPr>
+        <w:t xml:space="preserve">Contributing to another's wrongdoing.</w:t>
+      </w:r>
+      <w:r>
+        <w:rPr>
+          <w:rtl w:val="0"/>
+        </w:rPr>
+      </w:r>
+    </w:p>
+    <w:p>
+      <w:pPr>
+        <w:keepNext w:val="1"/>
+        <w:rPr/>
+      </w:pPr>
+      <w:r>
+        <w:rPr>
+          <w:b w:val="1"/>
+          <w:bCs w:val="1"/>
+          <w:sz w:val="20"/>
+          <w:szCs w:val="20"/>
+          <w:rtl w:val="0"/>
+        </w:rPr>
+        <w:t xml:space="preserve">JUSTIFICATION &amp; REASONING</w:t>
+      </w:r>
+      <w:r>
+        <w:rPr>
+          <w:rtl w:val="0"/>
+        </w:rPr>
+      </w:r>
+    </w:p>
+    <w:p>
+      <w:pPr>
+        <w:spacing w:after="20" w:line="240" w:lineRule="auto"/>
+        <w:rPr/>
+      </w:pPr>
+      <w:r>
+        <w:rPr>
+          <w:b w:val="1"/>
+          <w:bCs w:val="1"/>
+          <w:sz w:val="17"/>
+          <w:szCs w:val="17"/>
+          <w:rtl w:val="0"/>
+        </w:rPr>
+        <w:t xml:space="preserve">Justification: </w:t>
+      </w:r>
+      <w:r>
+        <w:rPr>
+          <w:sz w:val="17"/>
+          <w:szCs w:val="17"/>
+          <w:rtl w:val="0"/>
+        </w:rPr>
+        <w:t xml:space="preserve">A reason showing a belief or action is warranted.</w:t>
+      </w:r>
+      <w:r>
+        <w:rPr>
+          <w:rtl w:val="0"/>
+        </w:rPr>
+      </w:r>
+    </w:p>
+    <w:p>
+      <w:pPr>
+        <w:spacing w:after="20" w:line="240" w:lineRule="auto"/>
+        <w:rPr/>
+      </w:pPr>
+      <w:r>
+        <w:rPr>
+          <w:b w:val="1"/>
+          <w:bCs w:val="1"/>
+          <w:sz w:val="17"/>
+          <w:szCs w:val="17"/>
+          <w:rtl w:val="0"/>
+        </w:rPr>
+        <w:t xml:space="preserve">Justified: </w:t>
+      </w:r>
+      <w:r>
+        <w:rPr>
+          <w:sz w:val="17"/>
+          <w:szCs w:val="17"/>
+          <w:rtl w:val="0"/>
+        </w:rPr>
+        <w:t xml:space="preserve">Supported by sufficient reasons or evidence.</w:t>
+      </w:r>
+      <w:r>
+        <w:rPr>
+          <w:rtl w:val="0"/>
+        </w:rPr>
+      </w:r>
+    </w:p>
+    <w:p>
+      <w:pPr>
+        <w:spacing w:after="20" w:line="240" w:lineRule="auto"/>
+        <w:rPr/>
+      </w:pPr>
+      <w:r>
+        <w:rPr>
+          <w:b w:val="1"/>
+          <w:bCs w:val="1"/>
+          <w:sz w:val="17"/>
+          <w:szCs w:val="17"/>
+          <w:rtl w:val="0"/>
+        </w:rPr>
+        <w:t xml:space="preserve">Excuse: </w:t>
+      </w:r>
+      <w:r>
+        <w:rPr>
+          <w:sz w:val="17"/>
+          <w:szCs w:val="17"/>
+          <w:rtl w:val="0"/>
+        </w:rPr>
+        <w:t xml:space="preserve">A reason offered to reduce responsibility.</w:t>
+      </w:r>
+      <w:r>
+        <w:rPr>
+          <w:rtl w:val="0"/>
+        </w:rPr>
+      </w:r>
+    </w:p>
+    <w:p>
+      <w:pPr>
+        <w:spacing w:after="20" w:line="240" w:lineRule="auto"/>
+        <w:rPr/>
+      </w:pPr>
+      <w:r>
+        <w:rPr>
+          <w:b w:val="1"/>
+          <w:bCs w:val="1"/>
+          <w:sz w:val="17"/>
+          <w:szCs w:val="17"/>
+          <w:rtl w:val="0"/>
+        </w:rPr>
+        <w:t xml:space="preserve">Explanation: </w:t>
+      </w:r>
+      <w:r>
+        <w:rPr>
+          <w:sz w:val="17"/>
+          <w:szCs w:val="17"/>
+          <w:rtl w:val="0"/>
+        </w:rPr>
+        <w:t xml:space="preserve">An account of why or how something happened.</w:t>
+      </w:r>
+      <w:r>
+        <w:rPr>
+          <w:rtl w:val="0"/>
+        </w:rPr>
+      </w:r>
+    </w:p>
+    <w:p>
+      <w:pPr>
+        <w:spacing w:after="20" w:line="240" w:lineRule="auto"/>
+        <w:rPr/>
+      </w:pPr>
+      <w:r>
+        <w:rPr>
+          <w:b w:val="1"/>
+          <w:bCs w:val="1"/>
+          <w:sz w:val="17"/>
+          <w:szCs w:val="17"/>
+          <w:rtl w:val="0"/>
+        </w:rPr>
+        <w:t xml:space="preserve">Rationalization: </w:t>
+      </w:r>
+      <w:r>
+        <w:rPr>
+          <w:sz w:val="17"/>
+          <w:szCs w:val="17"/>
+          <w:rtl w:val="0"/>
+        </w:rPr>
+        <w:t xml:space="preserve">Making a behavior seem reasonable after the fact.</w:t>
+      </w:r>
+      <w:r>
+        <w:rPr>
+          <w:rtl w:val="0"/>
+        </w:rPr>
+      </w:r>
+    </w:p>
+    <w:p>
+      <w:pPr>
+        <w:spacing w:after="20" w:line="240" w:lineRule="auto"/>
+        <w:rPr/>
+      </w:pPr>
+      <w:r>
+        <w:rPr>
+          <w:b w:val="1"/>
+          <w:bCs w:val="1"/>
+          <w:sz w:val="17"/>
+          <w:szCs w:val="17"/>
+          <w:rtl w:val="0"/>
+        </w:rPr>
+        <w:t xml:space="preserve">Reason: </w:t>
+      </w:r>
+      <w:r>
+        <w:rPr>
+          <w:sz w:val="17"/>
+          <w:szCs w:val="17"/>
+          <w:rtl w:val="0"/>
+        </w:rPr>
+        <w:t xml:space="preserve">A basis for believing or doing something.</w:t>
+      </w:r>
+      <w:r>
+        <w:rPr>
+          <w:rtl w:val="0"/>
+        </w:rPr>
+      </w:r>
+    </w:p>
+    <w:p>
+      <w:pPr>
+        <w:spacing w:after="20" w:line="240" w:lineRule="auto"/>
+        <w:rPr/>
+      </w:pPr>
+      <w:r>
+        <w:rPr>
+          <w:b w:val="1"/>
+          <w:bCs w:val="1"/>
+          <w:sz w:val="17"/>
+          <w:szCs w:val="17"/>
+          <w:rtl w:val="0"/>
+        </w:rPr>
+        <w:t xml:space="preserve">Reasoning: </w:t>
+      </w:r>
+      <w:r>
+        <w:rPr>
+          <w:sz w:val="17"/>
+          <w:szCs w:val="17"/>
+          <w:rtl w:val="0"/>
+        </w:rPr>
+        <w:t xml:space="preserve">Drawing conclusions from information.</w:t>
+      </w:r>
+      <w:r>
+        <w:rPr>
+          <w:rtl w:val="0"/>
+        </w:rPr>
+      </w:r>
+    </w:p>
+    <w:p>
+      <w:pPr>
+        <w:spacing w:after="20" w:line="240" w:lineRule="auto"/>
+        <w:rPr/>
+      </w:pPr>
+      <w:r>
+        <w:rPr>
+          <w:b w:val="1"/>
+          <w:bCs w:val="1"/>
+          <w:sz w:val="17"/>
+          <w:szCs w:val="17"/>
+          <w:rtl w:val="0"/>
+        </w:rPr>
+        <w:t xml:space="preserve">Logic: </w:t>
+      </w:r>
+      <w:r>
+        <w:rPr>
+          <w:sz w:val="17"/>
+          <w:szCs w:val="17"/>
+          <w:rtl w:val="0"/>
+        </w:rPr>
+        <w:t xml:space="preserve">Principles of valid reasoning.</w:t>
+      </w:r>
+      <w:r>
+        <w:rPr>
+          <w:rtl w:val="0"/>
+        </w:rPr>
+      </w:r>
+    </w:p>
+    <w:p>
+      <w:pPr>
+        <w:spacing w:after="20" w:line="240" w:lineRule="auto"/>
+        <w:rPr/>
+      </w:pPr>
+      <w:r>
+        <w:rPr>
+          <w:b w:val="1"/>
+          <w:bCs w:val="1"/>
+          <w:sz w:val="17"/>
+          <w:szCs w:val="17"/>
+          <w:rtl w:val="0"/>
+        </w:rPr>
+        <w:t xml:space="preserve">Argument: </w:t>
+      </w:r>
+      <w:r>
+        <w:rPr>
+          <w:sz w:val="17"/>
+          <w:szCs w:val="17"/>
+          <w:rtl w:val="0"/>
+        </w:rPr>
+        <w:t xml:space="preserve">Reasons or evidence supporting a conclusion.</w:t>
+      </w:r>
+      <w:r>
+        <w:rPr>
+          <w:rtl w:val="0"/>
+        </w:rPr>
+      </w:r>
+    </w:p>
+    <w:p>
+      <w:pPr>
+        <w:spacing w:after="20" w:line="240" w:lineRule="auto"/>
+        <w:rPr/>
+      </w:pPr>
+      <w:r>
+        <w:rPr>
+          <w:b w:val="1"/>
+          <w:bCs w:val="1"/>
+          <w:sz w:val="17"/>
+          <w:szCs w:val="17"/>
+          <w:rtl w:val="0"/>
+        </w:rPr>
+        <w:t xml:space="preserve">Premise: </w:t>
+      </w:r>
+      <w:r>
+        <w:rPr>
+          <w:sz w:val="17"/>
+          <w:szCs w:val="17"/>
+          <w:rtl w:val="0"/>
+        </w:rPr>
+        <w:t xml:space="preserve">A statement supporting a conclusion.</w:t>
+      </w:r>
+      <w:r>
+        <w:rPr>
+          <w:rtl w:val="0"/>
+        </w:rPr>
+      </w:r>
+    </w:p>
+    <w:p>
+      <w:pPr>
+        <w:spacing w:after="20" w:line="240" w:lineRule="auto"/>
+        <w:rPr/>
+      </w:pPr>
+      <w:r>
+        <w:rPr>
+          <w:b w:val="1"/>
+          <w:bCs w:val="1"/>
+          <w:sz w:val="17"/>
+          <w:szCs w:val="17"/>
+          <w:rtl w:val="0"/>
+        </w:rPr>
+        <w:t xml:space="preserve">Conclusion: </w:t>
+      </w:r>
+      <w:r>
+        <w:rPr>
+          <w:sz w:val="17"/>
+          <w:szCs w:val="17"/>
+          <w:rtl w:val="0"/>
+        </w:rPr>
+        <w:t xml:space="preserve">A claim reached from evidence or premises.</w:t>
+      </w:r>
+      <w:r>
+        <w:rPr>
+          <w:rtl w:val="0"/>
+        </w:rPr>
+      </w:r>
+    </w:p>
+    <w:p>
+      <w:pPr>
+        <w:spacing w:after="20" w:line="240" w:lineRule="auto"/>
+        <w:rPr/>
+      </w:pPr>
+      <w:r>
+        <w:rPr>
+          <w:b w:val="1"/>
+          <w:bCs w:val="1"/>
+          <w:sz w:val="17"/>
+          <w:szCs w:val="17"/>
+          <w:rtl w:val="0"/>
+        </w:rPr>
+        <w:t xml:space="preserve">Inference: </w:t>
+      </w:r>
+      <w:r>
+        <w:rPr>
+          <w:sz w:val="17"/>
+          <w:szCs w:val="17"/>
+          <w:rtl w:val="0"/>
+        </w:rPr>
+        <w:t xml:space="preserve">A conclusion drawn from evidence or reasoning.</w:t>
+      </w:r>
+      <w:r>
+        <w:rPr>
+          <w:rtl w:val="0"/>
+        </w:rPr>
+      </w:r>
+    </w:p>
+    <w:p>
+      <w:pPr>
+        <w:spacing w:after="20" w:line="240" w:lineRule="auto"/>
+        <w:rPr/>
+      </w:pPr>
+      <w:r>
+        <w:rPr>
+          <w:b w:val="1"/>
+          <w:bCs w:val="1"/>
+          <w:sz w:val="17"/>
+          <w:szCs w:val="17"/>
+          <w:rtl w:val="0"/>
+        </w:rPr>
+        <w:t xml:space="preserve">Claim: </w:t>
+      </w:r>
+      <w:r>
+        <w:rPr>
+          <w:sz w:val="17"/>
+          <w:szCs w:val="17"/>
+          <w:rtl w:val="0"/>
+        </w:rPr>
+        <w:t xml:space="preserve">A statement asserted to be true.</w:t>
+      </w:r>
+      <w:r>
+        <w:rPr>
+          <w:rtl w:val="0"/>
+        </w:rPr>
+      </w:r>
+    </w:p>
+    <w:p>
+      <w:pPr>
+        <w:spacing w:after="20" w:line="240" w:lineRule="auto"/>
+        <w:rPr/>
+      </w:pPr>
+      <w:r>
+        <w:rPr>
+          <w:b w:val="1"/>
+          <w:bCs w:val="1"/>
+          <w:sz w:val="17"/>
+          <w:szCs w:val="17"/>
+          <w:rtl w:val="0"/>
+        </w:rPr>
+        <w:t xml:space="preserve">Assertion: </w:t>
+      </w:r>
+      <w:r>
+        <w:rPr>
+          <w:sz w:val="17"/>
+          <w:szCs w:val="17"/>
+          <w:rtl w:val="0"/>
+        </w:rPr>
+        <w:t xml:space="preserve">A statement presented as true.</w:t>
+      </w:r>
+      <w:r>
+        <w:rPr>
+          <w:rtl w:val="0"/>
+        </w:rPr>
+      </w:r>
+    </w:p>
+    <w:p>
+      <w:pPr>
+        <w:spacing w:after="20" w:line="240" w:lineRule="auto"/>
+        <w:rPr/>
+      </w:pPr>
+      <w:r>
+        <w:rPr>
+          <w:b w:val="1"/>
+          <w:bCs w:val="1"/>
+          <w:sz w:val="17"/>
+          <w:szCs w:val="17"/>
+          <w:rtl w:val="0"/>
+        </w:rPr>
+        <w:t xml:space="preserve">Proposition: </w:t>
+      </w:r>
+      <w:r>
+        <w:rPr>
+          <w:sz w:val="17"/>
+          <w:szCs w:val="17"/>
+          <w:rtl w:val="0"/>
+        </w:rPr>
+        <w:t xml:space="preserve">A statement capable of being true or false.</w:t>
+      </w:r>
+      <w:r>
+        <w:rPr>
+          <w:rtl w:val="0"/>
+        </w:rPr>
+      </w:r>
+    </w:p>
+    <w:p>
+      <w:pPr>
+        <w:spacing w:after="20" w:line="240" w:lineRule="auto"/>
+        <w:rPr/>
+      </w:pPr>
+      <w:r>
+        <w:rPr>
+          <w:b w:val="1"/>
+          <w:bCs w:val="1"/>
+          <w:sz w:val="17"/>
+          <w:szCs w:val="17"/>
+          <w:rtl w:val="0"/>
+        </w:rPr>
+        <w:t xml:space="preserve">Validity: </w:t>
+      </w:r>
+      <w:r>
+        <w:rPr>
+          <w:sz w:val="17"/>
+          <w:szCs w:val="17"/>
+          <w:rtl w:val="0"/>
+        </w:rPr>
+        <w:t xml:space="preserve">Whether a conclusion follows logically from its premises.</w:t>
+      </w:r>
+      <w:r>
+        <w:rPr>
+          <w:rtl w:val="0"/>
+        </w:rPr>
+      </w:r>
+    </w:p>
+    <w:p>
+      <w:pPr>
+        <w:spacing w:after="20" w:line="240" w:lineRule="auto"/>
+        <w:rPr/>
+      </w:pPr>
+      <w:r>
+        <w:rPr>
+          <w:b w:val="1"/>
+          <w:bCs w:val="1"/>
+          <w:sz w:val="17"/>
+          <w:szCs w:val="17"/>
+          <w:rtl w:val="0"/>
+        </w:rPr>
+        <w:t xml:space="preserve">Sound argument: </w:t>
+      </w:r>
+      <w:r>
+        <w:rPr>
+          <w:sz w:val="17"/>
+          <w:szCs w:val="17"/>
+          <w:rtl w:val="0"/>
+        </w:rPr>
+        <w:t xml:space="preserve">A valid argument with true premises.</w:t>
+      </w:r>
+      <w:r>
+        <w:rPr>
+          <w:rtl w:val="0"/>
+        </w:rPr>
+      </w:r>
+    </w:p>
+    <w:p>
+      <w:pPr>
+        <w:spacing w:after="20" w:line="240" w:lineRule="auto"/>
+        <w:rPr/>
+      </w:pPr>
+      <w:r>
+        <w:rPr>
+          <w:b w:val="1"/>
+          <w:bCs w:val="1"/>
+          <w:sz w:val="17"/>
+          <w:szCs w:val="17"/>
+          <w:rtl w:val="0"/>
+        </w:rPr>
+        <w:t xml:space="preserve">Deduction: </w:t>
+      </w:r>
+      <w:r>
+        <w:rPr>
+          <w:sz w:val="17"/>
+          <w:szCs w:val="17"/>
+          <w:rtl w:val="0"/>
+        </w:rPr>
+        <w:t xml:space="preserve">Reasoning where true premises guarantee the conclusion.</w:t>
+      </w:r>
+      <w:r>
+        <w:rPr>
+          <w:rtl w:val="0"/>
+        </w:rPr>
+      </w:r>
+    </w:p>
+    <w:p>
+      <w:pPr>
+        <w:spacing w:after="20" w:line="240" w:lineRule="auto"/>
+        <w:rPr/>
+      </w:pPr>
+      <w:r>
+        <w:rPr>
+          <w:b w:val="1"/>
+          <w:bCs w:val="1"/>
+          <w:sz w:val="17"/>
+          <w:szCs w:val="17"/>
+          <w:rtl w:val="0"/>
+        </w:rPr>
+        <w:t xml:space="preserve">Induction: </w:t>
+      </w:r>
+      <w:r>
+        <w:rPr>
+          <w:sz w:val="17"/>
+          <w:szCs w:val="17"/>
+          <w:rtl w:val="0"/>
+        </w:rPr>
+        <w:t xml:space="preserve">Reasoning from observations to a probable conclusion.</w:t>
+      </w:r>
+      <w:r>
+        <w:rPr>
+          <w:rtl w:val="0"/>
+        </w:rPr>
+      </w:r>
+    </w:p>
+    <w:p>
+      <w:pPr>
+        <w:spacing w:after="20" w:line="240" w:lineRule="auto"/>
+        <w:rPr/>
+      </w:pPr>
+      <w:r>
+        <w:rPr>
+          <w:b w:val="1"/>
+          <w:bCs w:val="1"/>
+          <w:sz w:val="17"/>
+          <w:szCs w:val="17"/>
+          <w:rtl w:val="0"/>
+        </w:rPr>
+        <w:t xml:space="preserve">Analogy: </w:t>
+      </w:r>
+      <w:r>
+        <w:rPr>
+          <w:sz w:val="17"/>
+          <w:szCs w:val="17"/>
+          <w:rtl w:val="0"/>
+        </w:rPr>
+        <w:t xml:space="preserve">A comparison based on relevant similarities.</w:t>
+      </w:r>
+      <w:r>
+        <w:rPr>
+          <w:rtl w:val="0"/>
+        </w:rPr>
+      </w:r>
+    </w:p>
+    <w:p>
+      <w:pPr>
+        <w:spacing w:after="20" w:line="240" w:lineRule="auto"/>
+        <w:rPr/>
+      </w:pPr>
+      <w:r>
+        <w:rPr>
+          <w:b w:val="1"/>
+          <w:bCs w:val="1"/>
+          <w:sz w:val="17"/>
+          <w:szCs w:val="17"/>
+          <w:rtl w:val="0"/>
+        </w:rPr>
+        <w:t xml:space="preserve">Counterexample: </w:t>
+      </w:r>
+      <w:r>
+        <w:rPr>
+          <w:sz w:val="17"/>
+          <w:szCs w:val="17"/>
+          <w:rtl w:val="0"/>
+        </w:rPr>
+        <w:t xml:space="preserve">An example disproving or limiting a general claim.</w:t>
+      </w:r>
+      <w:r>
+        <w:rPr>
+          <w:rtl w:val="0"/>
+        </w:rPr>
+      </w:r>
+    </w:p>
+    <w:p>
+      <w:pPr>
+        <w:spacing w:after="20" w:line="240" w:lineRule="auto"/>
+        <w:rPr/>
+      </w:pPr>
+      <w:r>
+        <w:rPr>
+          <w:b w:val="1"/>
+          <w:bCs w:val="1"/>
+          <w:sz w:val="17"/>
+          <w:szCs w:val="17"/>
+          <w:rtl w:val="0"/>
+        </w:rPr>
+        <w:t xml:space="preserve">Rebuttal: </w:t>
+      </w:r>
+      <w:r>
+        <w:rPr>
+          <w:sz w:val="17"/>
+          <w:szCs w:val="17"/>
+          <w:rtl w:val="0"/>
+        </w:rPr>
+        <w:t xml:space="preserve">Evidence or reasoning against an argument.</w:t>
+      </w:r>
+      <w:r>
+        <w:rPr>
+          <w:rtl w:val="0"/>
+        </w:rPr>
+      </w:r>
+    </w:p>
+    <w:p>
+      <w:pPr>
+        <w:spacing w:after="20" w:line="240" w:lineRule="auto"/>
+        <w:rPr/>
+      </w:pPr>
+      <w:r>
+        <w:rPr>
+          <w:b w:val="1"/>
+          <w:bCs w:val="1"/>
+          <w:sz w:val="17"/>
+          <w:szCs w:val="17"/>
+          <w:rtl w:val="0"/>
+        </w:rPr>
+        <w:t xml:space="preserve">Refutation: </w:t>
+      </w:r>
+      <w:r>
+        <w:rPr>
+          <w:sz w:val="17"/>
+          <w:szCs w:val="17"/>
+          <w:rtl w:val="0"/>
+        </w:rPr>
+        <w:t xml:space="preserve">Showing a claim or argument is false or unsound.</w:t>
+      </w:r>
+      <w:r>
+        <w:rPr>
+          <w:rtl w:val="0"/>
+        </w:rPr>
+      </w:r>
+    </w:p>
+    <w:p>
+      <w:pPr>
+        <w:spacing w:after="20" w:line="240" w:lineRule="auto"/>
+        <w:rPr/>
+      </w:pPr>
+      <w:r>
+        <w:rPr>
+          <w:b w:val="1"/>
+          <w:bCs w:val="1"/>
+          <w:sz w:val="17"/>
+          <w:szCs w:val="17"/>
+          <w:rtl w:val="0"/>
+        </w:rPr>
+        <w:t xml:space="preserve">Objection: </w:t>
+      </w:r>
+      <w:r>
+        <w:rPr>
+          <w:sz w:val="17"/>
+          <w:szCs w:val="17"/>
+          <w:rtl w:val="0"/>
+        </w:rPr>
+        <w:t xml:space="preserve">A reason against a claim or argument.</w:t>
+      </w:r>
+      <w:r>
+        <w:rPr>
+          <w:rtl w:val="0"/>
+        </w:rPr>
+      </w:r>
+    </w:p>
+    <w:p>
+      <w:pPr>
+        <w:spacing w:after="20" w:line="240" w:lineRule="auto"/>
+        <w:rPr/>
+      </w:pPr>
+      <w:r>
+        <w:rPr>
+          <w:b w:val="1"/>
+          <w:bCs w:val="1"/>
+          <w:sz w:val="17"/>
+          <w:szCs w:val="17"/>
+          <w:rtl w:val="0"/>
+        </w:rPr>
+        <w:t xml:space="preserve">Burden of proof: </w:t>
+      </w:r>
+      <w:r>
+        <w:rPr>
+          <w:sz w:val="17"/>
+          <w:szCs w:val="17"/>
+          <w:rtl w:val="0"/>
+        </w:rPr>
+        <w:t xml:space="preserve">The responsibility to support a claim.</w:t>
+      </w:r>
+      <w:r>
+        <w:rPr>
+          <w:rtl w:val="0"/>
+        </w:rPr>
+      </w:r>
+    </w:p>
+    <w:p>
+      <w:pPr>
+        <w:keepNext w:val="1"/>
+        <w:rPr/>
+      </w:pPr>
+      <w:r>
+        <w:rPr>
+          <w:b w:val="1"/>
+          <w:bCs w:val="1"/>
+          <w:sz w:val="20"/>
+          <w:szCs w:val="20"/>
+          <w:rtl w:val="0"/>
+        </w:rPr>
+        <w:t xml:space="preserve">CONSISTENCY, CONTRADICTIONS &amp; HYPOCRISY</w:t>
+      </w:r>
+      <w:r>
+        <w:rPr>
+          <w:rtl w:val="0"/>
+        </w:rPr>
+      </w:r>
+    </w:p>
+    <w:p>
+      <w:pPr>
+        <w:spacing w:after="20" w:line="240" w:lineRule="auto"/>
+        <w:rPr/>
+      </w:pPr>
+      <w:r>
+        <w:rPr>
+          <w:b w:val="1"/>
+          <w:bCs w:val="1"/>
+          <w:sz w:val="17"/>
+          <w:szCs w:val="17"/>
+          <w:rtl w:val="0"/>
+        </w:rPr>
+        <w:t xml:space="preserve">Consistency: </w:t>
+      </w:r>
+      <w:r>
+        <w:rPr>
+          <w:sz w:val="17"/>
+          <w:szCs w:val="17"/>
+          <w:rtl w:val="0"/>
+        </w:rPr>
+        <w:t xml:space="preserve">Applying standards without contradiction.</w:t>
+      </w:r>
+      <w:r>
+        <w:rPr>
+          <w:rtl w:val="0"/>
+        </w:rPr>
+      </w:r>
+    </w:p>
+    <w:p>
+      <w:pPr>
+        <w:spacing w:after="20" w:line="240" w:lineRule="auto"/>
+        <w:rPr/>
+      </w:pPr>
+      <w:r>
+        <w:rPr>
+          <w:b w:val="1"/>
+          <w:bCs w:val="1"/>
+          <w:sz w:val="17"/>
+          <w:szCs w:val="17"/>
+          <w:rtl w:val="0"/>
+        </w:rPr>
+        <w:t xml:space="preserve">Inconsistency: </w:t>
+      </w:r>
+      <w:r>
+        <w:rPr>
+          <w:sz w:val="17"/>
+          <w:szCs w:val="17"/>
+          <w:rtl w:val="0"/>
+        </w:rPr>
+        <w:t xml:space="preserve">Failure to apply standards consistently.</w:t>
+      </w:r>
+      <w:r>
+        <w:rPr>
+          <w:rtl w:val="0"/>
+        </w:rPr>
+      </w:r>
+    </w:p>
+    <w:p>
+      <w:pPr>
+        <w:spacing w:after="20" w:line="240" w:lineRule="auto"/>
+        <w:rPr/>
+      </w:pPr>
+      <w:r>
+        <w:rPr>
+          <w:b w:val="1"/>
+          <w:bCs w:val="1"/>
+          <w:sz w:val="17"/>
+          <w:szCs w:val="17"/>
+          <w:rtl w:val="0"/>
+        </w:rPr>
+        <w:t xml:space="preserve">Contradiction: </w:t>
+      </w:r>
+      <w:r>
+        <w:rPr>
+          <w:sz w:val="17"/>
+          <w:szCs w:val="17"/>
+          <w:rtl w:val="0"/>
+        </w:rPr>
+        <w:t xml:space="preserve">Claims that cannot both be true in the same sense.</w:t>
+      </w:r>
+      <w:r>
+        <w:rPr>
+          <w:rtl w:val="0"/>
+        </w:rPr>
+      </w:r>
+    </w:p>
+    <w:p>
+      <w:pPr>
+        <w:spacing w:after="20" w:line="240" w:lineRule="auto"/>
+        <w:rPr/>
+      </w:pPr>
+      <w:r>
+        <w:rPr>
+          <w:b w:val="1"/>
+          <w:bCs w:val="1"/>
+          <w:sz w:val="17"/>
+          <w:szCs w:val="17"/>
+          <w:rtl w:val="0"/>
+        </w:rPr>
+        <w:t xml:space="preserve">Hypocrisy: </w:t>
+      </w:r>
+      <w:r>
+        <w:rPr>
+          <w:sz w:val="17"/>
+          <w:szCs w:val="17"/>
+          <w:rtl w:val="0"/>
+        </w:rPr>
+        <w:t xml:space="preserve">Behavior contradicting one's professed standards.</w:t>
+      </w:r>
+      <w:r>
+        <w:rPr>
+          <w:rtl w:val="0"/>
+        </w:rPr>
+      </w:r>
+    </w:p>
+    <w:p>
+      <w:pPr>
+        <w:spacing w:after="20" w:line="240" w:lineRule="auto"/>
+        <w:rPr/>
+      </w:pPr>
+      <w:r>
+        <w:rPr>
+          <w:b w:val="1"/>
+          <w:bCs w:val="1"/>
+          <w:sz w:val="17"/>
+          <w:szCs w:val="17"/>
+          <w:rtl w:val="0"/>
+        </w:rPr>
+        <w:t xml:space="preserve">Hypocrite: </w:t>
+      </w:r>
+      <w:r>
+        <w:rPr>
+          <w:sz w:val="17"/>
+          <w:szCs w:val="17"/>
+          <w:rtl w:val="0"/>
+        </w:rPr>
+        <w:t xml:space="preserve">Someone acting against their professed standards.</w:t>
+      </w:r>
+      <w:r>
+        <w:rPr>
+          <w:rtl w:val="0"/>
+        </w:rPr>
+      </w:r>
+    </w:p>
+    <w:p>
+      <w:pPr>
+        <w:spacing w:after="20" w:line="240" w:lineRule="auto"/>
+        <w:rPr/>
+      </w:pPr>
+      <w:r>
+        <w:rPr>
+          <w:b w:val="1"/>
+          <w:bCs w:val="1"/>
+          <w:sz w:val="17"/>
+          <w:szCs w:val="17"/>
+          <w:rtl w:val="0"/>
+        </w:rPr>
+        <w:t xml:space="preserve">Double standard: </w:t>
+      </w:r>
+      <w:r>
+        <w:rPr>
+          <w:sz w:val="17"/>
+          <w:szCs w:val="17"/>
+          <w:rtl w:val="0"/>
+        </w:rPr>
+        <w:t xml:space="preserve">Different standards without adequate justification.</w:t>
+      </w:r>
+      <w:r>
+        <w:rPr>
+          <w:rtl w:val="0"/>
+        </w:rPr>
+      </w:r>
+    </w:p>
+    <w:p>
+      <w:pPr>
+        <w:spacing w:after="20" w:line="240" w:lineRule="auto"/>
+        <w:rPr/>
+      </w:pPr>
+      <w:r>
+        <w:rPr>
+          <w:b w:val="1"/>
+          <w:bCs w:val="1"/>
+          <w:sz w:val="17"/>
+          <w:szCs w:val="17"/>
+          <w:rtl w:val="0"/>
+        </w:rPr>
+        <w:t xml:space="preserve">Oxymoron: </w:t>
+      </w:r>
+      <w:r>
+        <w:rPr>
+          <w:sz w:val="17"/>
+          <w:szCs w:val="17"/>
+          <w:rtl w:val="0"/>
+        </w:rPr>
+        <w:t xml:space="preserve">A phrase combining apparently contradictory terms.</w:t>
+      </w:r>
+      <w:r>
+        <w:rPr>
+          <w:rtl w:val="0"/>
+        </w:rPr>
+      </w:r>
+    </w:p>
+    <w:p>
+      <w:pPr>
+        <w:spacing w:after="20" w:line="240" w:lineRule="auto"/>
+        <w:rPr/>
+      </w:pPr>
+      <w:r>
+        <w:rPr>
+          <w:b w:val="1"/>
+          <w:bCs w:val="1"/>
+          <w:sz w:val="17"/>
+          <w:szCs w:val="17"/>
+          <w:rtl w:val="0"/>
+        </w:rPr>
+        <w:t xml:space="preserve">Paradox: </w:t>
+      </w:r>
+      <w:r>
+        <w:rPr>
+          <w:sz w:val="17"/>
+          <w:szCs w:val="17"/>
+          <w:rtl w:val="0"/>
+        </w:rPr>
+        <w:t xml:space="preserve">An apparent contradiction that may reveal a truth.</w:t>
+      </w:r>
+      <w:r>
+        <w:rPr>
+          <w:rtl w:val="0"/>
+        </w:rPr>
+      </w:r>
+    </w:p>
+    <w:p>
+      <w:pPr>
+        <w:spacing w:after="20" w:line="240" w:lineRule="auto"/>
+        <w:rPr/>
+      </w:pPr>
+      <w:r>
+        <w:rPr>
+          <w:b w:val="1"/>
+          <w:bCs w:val="1"/>
+          <w:sz w:val="17"/>
+          <w:szCs w:val="17"/>
+          <w:rtl w:val="0"/>
+        </w:rPr>
+        <w:t xml:space="preserve">Cognitive dissonance: </w:t>
+      </w:r>
+      <w:r>
+        <w:rPr>
+          <w:sz w:val="17"/>
+          <w:szCs w:val="17"/>
+          <w:rtl w:val="0"/>
+        </w:rPr>
+        <w:t xml:space="preserve">Discomfort from conflicting beliefs or behaviors.</w:t>
+      </w:r>
+      <w:r>
+        <w:rPr>
+          <w:rtl w:val="0"/>
+        </w:rPr>
+      </w:r>
+    </w:p>
+    <w:p>
+      <w:pPr>
+        <w:spacing w:after="20" w:line="240" w:lineRule="auto"/>
+        <w:rPr/>
+      </w:pPr>
+      <w:r>
+        <w:rPr>
+          <w:b w:val="1"/>
+          <w:bCs w:val="1"/>
+          <w:sz w:val="17"/>
+          <w:szCs w:val="17"/>
+          <w:rtl w:val="0"/>
+        </w:rPr>
+        <w:t xml:space="preserve">Bias: </w:t>
+      </w:r>
+      <w:r>
+        <w:rPr>
+          <w:sz w:val="17"/>
+          <w:szCs w:val="17"/>
+          <w:rtl w:val="0"/>
+        </w:rPr>
+        <w:t xml:space="preserve">A tendency that can distort judgment.</w:t>
+      </w:r>
+      <w:r>
+        <w:rPr>
+          <w:rtl w:val="0"/>
+        </w:rPr>
+      </w:r>
+    </w:p>
+    <w:p>
+      <w:pPr>
+        <w:spacing w:after="20" w:line="240" w:lineRule="auto"/>
+        <w:rPr/>
+      </w:pPr>
+      <w:r>
+        <w:rPr>
+          <w:b w:val="1"/>
+          <w:bCs w:val="1"/>
+          <w:sz w:val="17"/>
+          <w:szCs w:val="17"/>
+          <w:rtl w:val="0"/>
+        </w:rPr>
+        <w:t xml:space="preserve">Confirmation bias: </w:t>
+      </w:r>
+      <w:r>
+        <w:rPr>
+          <w:sz w:val="17"/>
+          <w:szCs w:val="17"/>
+          <w:rtl w:val="0"/>
+        </w:rPr>
+        <w:t xml:space="preserve">Favoring information supporting existing beliefs.</w:t>
+      </w:r>
+      <w:r>
+        <w:rPr>
+          <w:rtl w:val="0"/>
+        </w:rPr>
+      </w:r>
+    </w:p>
+    <w:p>
+      <w:pPr>
+        <w:spacing w:after="20" w:line="240" w:lineRule="auto"/>
+        <w:rPr/>
+      </w:pPr>
+      <w:r>
+        <w:rPr>
+          <w:b w:val="1"/>
+          <w:bCs w:val="1"/>
+          <w:sz w:val="17"/>
+          <w:szCs w:val="17"/>
+          <w:rtl w:val="0"/>
+        </w:rPr>
+        <w:t xml:space="preserve">Motivated reasoning: </w:t>
+      </w:r>
+      <w:r>
+        <w:rPr>
+          <w:sz w:val="17"/>
+          <w:szCs w:val="17"/>
+          <w:rtl w:val="0"/>
+        </w:rPr>
+        <w:t xml:space="preserve">Reasoning influenced by a desired conclusion.</w:t>
+      </w:r>
+      <w:r>
+        <w:rPr>
+          <w:rtl w:val="0"/>
+        </w:rPr>
+      </w:r>
+    </w:p>
+    <w:p>
+      <w:pPr>
+        <w:keepNext w:val="1"/>
+        <w:rPr/>
+      </w:pPr>
+      <w:r>
+        <w:rPr>
+          <w:b w:val="1"/>
+          <w:bCs w:val="1"/>
+          <w:sz w:val="20"/>
+          <w:szCs w:val="20"/>
+          <w:rtl w:val="0"/>
+        </w:rPr>
+        <w:t xml:space="preserve">COMMON LOGICAL FALLACIES</w:t>
+      </w:r>
+      <w:r>
+        <w:rPr>
+          <w:rtl w:val="0"/>
+        </w:rPr>
+      </w:r>
+    </w:p>
+    <w:p>
+      <w:pPr>
+        <w:spacing w:after="20" w:line="240" w:lineRule="auto"/>
+        <w:rPr/>
+      </w:pPr>
+      <w:r>
+        <w:rPr>
+          <w:b w:val="1"/>
+          <w:bCs w:val="1"/>
+          <w:sz w:val="17"/>
+          <w:szCs w:val="17"/>
+          <w:rtl w:val="0"/>
+        </w:rPr>
+        <w:t xml:space="preserve">Fallacy: </w:t>
+      </w:r>
+      <w:r>
+        <w:rPr>
+          <w:sz w:val="17"/>
+          <w:szCs w:val="17"/>
+          <w:rtl w:val="0"/>
+        </w:rPr>
+        <w:t xml:space="preserve">An error in reasoning.</w:t>
+      </w:r>
+      <w:r>
+        <w:rPr>
+          <w:rtl w:val="0"/>
+        </w:rPr>
+      </w:r>
+    </w:p>
+    <w:p>
+      <w:pPr>
+        <w:spacing w:after="20" w:line="240" w:lineRule="auto"/>
+        <w:rPr/>
+      </w:pPr>
+      <w:r>
+        <w:rPr>
+          <w:b w:val="1"/>
+          <w:bCs w:val="1"/>
+          <w:sz w:val="17"/>
+          <w:szCs w:val="17"/>
+          <w:rtl w:val="0"/>
+        </w:rPr>
+        <w:t xml:space="preserve">Straw man: </w:t>
+      </w:r>
+      <w:r>
+        <w:rPr>
+          <w:sz w:val="17"/>
+          <w:szCs w:val="17"/>
+          <w:rtl w:val="0"/>
+        </w:rPr>
+        <w:t xml:space="preserve">Misrepresenting an argument to attack it more easily.</w:t>
+      </w:r>
+      <w:r>
+        <w:rPr>
+          <w:rtl w:val="0"/>
+        </w:rPr>
+      </w:r>
+    </w:p>
+    <w:p>
+      <w:pPr>
+        <w:spacing w:after="20" w:line="240" w:lineRule="auto"/>
+        <w:rPr/>
+      </w:pPr>
+      <w:r>
+        <w:rPr>
+          <w:b w:val="1"/>
+          <w:bCs w:val="1"/>
+          <w:sz w:val="17"/>
+          <w:szCs w:val="17"/>
+          <w:rtl w:val="0"/>
+        </w:rPr>
+        <w:t xml:space="preserve">Ad hominem: </w:t>
+      </w:r>
+      <w:r>
+        <w:rPr>
+          <w:sz w:val="17"/>
+          <w:szCs w:val="17"/>
+          <w:rtl w:val="0"/>
+        </w:rPr>
+        <w:t xml:space="preserve">Attacking the person instead of the argument.</w:t>
+      </w:r>
+      <w:r>
+        <w:rPr>
+          <w:rtl w:val="0"/>
+        </w:rPr>
+      </w:r>
+    </w:p>
+    <w:p>
+      <w:pPr>
+        <w:spacing w:after="20" w:line="240" w:lineRule="auto"/>
+        <w:rPr/>
+      </w:pPr>
+      <w:r>
+        <w:rPr>
+          <w:b w:val="1"/>
+          <w:bCs w:val="1"/>
+          <w:sz w:val="17"/>
+          <w:szCs w:val="17"/>
+          <w:rtl w:val="0"/>
+        </w:rPr>
+        <w:t xml:space="preserve">Appeal to nature: </w:t>
+      </w:r>
+      <w:r>
+        <w:rPr>
+          <w:sz w:val="17"/>
+          <w:szCs w:val="17"/>
+          <w:rtl w:val="0"/>
+        </w:rPr>
+        <w:t xml:space="preserve">Calling something right because it is natural.</w:t>
+      </w:r>
+      <w:r>
+        <w:rPr>
+          <w:rtl w:val="0"/>
+        </w:rPr>
+      </w:r>
+    </w:p>
+    <w:p>
+      <w:pPr>
+        <w:spacing w:after="20" w:line="240" w:lineRule="auto"/>
+        <w:rPr/>
+      </w:pPr>
+      <w:r>
+        <w:rPr>
+          <w:b w:val="1"/>
+          <w:bCs w:val="1"/>
+          <w:sz w:val="17"/>
+          <w:szCs w:val="17"/>
+          <w:rtl w:val="0"/>
+        </w:rPr>
+        <w:t xml:space="preserve">Appeal to tradition: </w:t>
+      </w:r>
+      <w:r>
+        <w:rPr>
+          <w:sz w:val="17"/>
+          <w:szCs w:val="17"/>
+          <w:rtl w:val="0"/>
+        </w:rPr>
+        <w:t xml:space="preserve">Calling something right because it is traditional.</w:t>
+      </w:r>
+      <w:r>
+        <w:rPr>
+          <w:rtl w:val="0"/>
+        </w:rPr>
+      </w:r>
+    </w:p>
+    <w:p>
+      <w:pPr>
+        <w:spacing w:after="20" w:line="240" w:lineRule="auto"/>
+        <w:rPr/>
+      </w:pPr>
+      <w:r>
+        <w:rPr>
+          <w:b w:val="1"/>
+          <w:bCs w:val="1"/>
+          <w:sz w:val="17"/>
+          <w:szCs w:val="17"/>
+          <w:rtl w:val="0"/>
+        </w:rPr>
+        <w:t xml:space="preserve">Appeal to popularity: </w:t>
+      </w:r>
+      <w:r>
+        <w:rPr>
+          <w:sz w:val="17"/>
+          <w:szCs w:val="17"/>
+          <w:rtl w:val="0"/>
+        </w:rPr>
+        <w:t xml:space="preserve">Calling something true because many believe it.</w:t>
+      </w:r>
+      <w:r>
+        <w:rPr>
+          <w:rtl w:val="0"/>
+        </w:rPr>
+      </w:r>
+    </w:p>
+    <w:p>
+      <w:pPr>
+        <w:spacing w:after="20" w:line="240" w:lineRule="auto"/>
+        <w:rPr/>
+      </w:pPr>
+      <w:r>
+        <w:rPr>
+          <w:b w:val="1"/>
+          <w:bCs w:val="1"/>
+          <w:sz w:val="17"/>
+          <w:szCs w:val="17"/>
+          <w:rtl w:val="0"/>
+        </w:rPr>
+        <w:t xml:space="preserve">Appeal to authority: </w:t>
+      </w:r>
+      <w:r>
+        <w:rPr>
+          <w:sz w:val="17"/>
+          <w:szCs w:val="17"/>
+          <w:rtl w:val="0"/>
+        </w:rPr>
+        <w:t xml:space="preserve">Treating authority alone as proof.</w:t>
+      </w:r>
+      <w:r>
+        <w:rPr>
+          <w:rtl w:val="0"/>
+        </w:rPr>
+      </w:r>
+    </w:p>
+    <w:p>
+      <w:pPr>
+        <w:spacing w:after="20" w:line="240" w:lineRule="auto"/>
+        <w:rPr/>
+      </w:pPr>
+      <w:r>
+        <w:rPr>
+          <w:b w:val="1"/>
+          <w:bCs w:val="1"/>
+          <w:sz w:val="17"/>
+          <w:szCs w:val="17"/>
+          <w:rtl w:val="0"/>
+        </w:rPr>
+        <w:t xml:space="preserve">Appeal to emotion: </w:t>
+      </w:r>
+      <w:r>
+        <w:rPr>
+          <w:sz w:val="17"/>
+          <w:szCs w:val="17"/>
+          <w:rtl w:val="0"/>
+        </w:rPr>
+        <w:t xml:space="preserve">Using emotion instead of relevant evidence.</w:t>
+      </w:r>
+      <w:r>
+        <w:rPr>
+          <w:rtl w:val="0"/>
+        </w:rPr>
+      </w:r>
+    </w:p>
+    <w:p>
+      <w:pPr>
+        <w:spacing w:after="20" w:line="240" w:lineRule="auto"/>
+        <w:rPr/>
+      </w:pPr>
+      <w:r>
+        <w:rPr>
+          <w:b w:val="1"/>
+          <w:bCs w:val="1"/>
+          <w:sz w:val="17"/>
+          <w:szCs w:val="17"/>
+          <w:rtl w:val="0"/>
+        </w:rPr>
+        <w:t xml:space="preserve">Appeal to ignorance: </w:t>
+      </w:r>
+      <w:r>
+        <w:rPr>
+          <w:sz w:val="17"/>
+          <w:szCs w:val="17"/>
+          <w:rtl w:val="0"/>
+        </w:rPr>
+        <w:t xml:space="preserve">Treating lack of disproof as proof, or vice versa.</w:t>
+      </w:r>
+      <w:r>
+        <w:rPr>
+          <w:rtl w:val="0"/>
+        </w:rPr>
+      </w:r>
+    </w:p>
+    <w:p>
+      <w:pPr>
+        <w:spacing w:after="20" w:line="240" w:lineRule="auto"/>
+        <w:rPr/>
+      </w:pPr>
+      <w:r>
+        <w:rPr>
+          <w:b w:val="1"/>
+          <w:bCs w:val="1"/>
+          <w:sz w:val="17"/>
+          <w:szCs w:val="17"/>
+          <w:rtl w:val="0"/>
+        </w:rPr>
+        <w:t xml:space="preserve">False dilemma: </w:t>
+      </w:r>
+      <w:r>
+        <w:rPr>
+          <w:sz w:val="17"/>
+          <w:szCs w:val="17"/>
+          <w:rtl w:val="0"/>
+        </w:rPr>
+        <w:t xml:space="preserve">Presenting two options when more exist.</w:t>
+      </w:r>
+      <w:r>
+        <w:rPr>
+          <w:rtl w:val="0"/>
+        </w:rPr>
+      </w:r>
+    </w:p>
+    <w:p>
+      <w:pPr>
+        <w:spacing w:after="20" w:line="240" w:lineRule="auto"/>
+        <w:rPr/>
+      </w:pPr>
+      <w:r>
+        <w:rPr>
+          <w:b w:val="1"/>
+          <w:bCs w:val="1"/>
+          <w:sz w:val="17"/>
+          <w:szCs w:val="17"/>
+          <w:rtl w:val="0"/>
+        </w:rPr>
+        <w:t xml:space="preserve">False equivalence: </w:t>
+      </w:r>
+      <w:r>
+        <w:rPr>
+          <w:sz w:val="17"/>
+          <w:szCs w:val="17"/>
+          <w:rtl w:val="0"/>
+        </w:rPr>
+        <w:t xml:space="preserve">Treating importantly different things as equivalent.</w:t>
+      </w:r>
+      <w:r>
+        <w:rPr>
+          <w:rtl w:val="0"/>
+        </w:rPr>
+      </w:r>
+    </w:p>
+    <w:p>
+      <w:pPr>
+        <w:spacing w:after="20" w:line="240" w:lineRule="auto"/>
+        <w:rPr/>
+      </w:pPr>
+      <w:r>
+        <w:rPr>
+          <w:b w:val="1"/>
+          <w:bCs w:val="1"/>
+          <w:sz w:val="17"/>
+          <w:szCs w:val="17"/>
+          <w:rtl w:val="0"/>
+        </w:rPr>
+        <w:t xml:space="preserve">False analogy: </w:t>
+      </w:r>
+      <w:r>
+        <w:rPr>
+          <w:sz w:val="17"/>
+          <w:szCs w:val="17"/>
+          <w:rtl w:val="0"/>
+        </w:rPr>
+        <w:t xml:space="preserve">Using a comparison without relevant similarity.</w:t>
+      </w:r>
+      <w:r>
+        <w:rPr>
+          <w:rtl w:val="0"/>
+        </w:rPr>
+      </w:r>
+    </w:p>
+    <w:p>
+      <w:pPr>
+        <w:spacing w:after="20" w:line="240" w:lineRule="auto"/>
+        <w:rPr/>
+      </w:pPr>
+      <w:r>
+        <w:rPr>
+          <w:b w:val="1"/>
+          <w:bCs w:val="1"/>
+          <w:sz w:val="17"/>
+          <w:szCs w:val="17"/>
+          <w:rtl w:val="0"/>
+        </w:rPr>
+        <w:t xml:space="preserve">Circular reasoning: </w:t>
+      </w:r>
+      <w:r>
+        <w:rPr>
+          <w:sz w:val="17"/>
+          <w:szCs w:val="17"/>
+          <w:rtl w:val="0"/>
+        </w:rPr>
+        <w:t xml:space="preserve">Using a conclusion to support itself.</w:t>
+      </w:r>
+      <w:r>
+        <w:rPr>
+          <w:rtl w:val="0"/>
+        </w:rPr>
+      </w:r>
+    </w:p>
+    <w:p>
+      <w:pPr>
+        <w:spacing w:after="20" w:line="240" w:lineRule="auto"/>
+        <w:rPr/>
+      </w:pPr>
+      <w:r>
+        <w:rPr>
+          <w:b w:val="1"/>
+          <w:bCs w:val="1"/>
+          <w:sz w:val="17"/>
+          <w:szCs w:val="17"/>
+          <w:rtl w:val="0"/>
+        </w:rPr>
+        <w:t xml:space="preserve">Begging the question: </w:t>
+      </w:r>
+      <w:r>
+        <w:rPr>
+          <w:sz w:val="17"/>
+          <w:szCs w:val="17"/>
+          <w:rtl w:val="0"/>
+        </w:rPr>
+        <w:t xml:space="preserve">Assuming what the argument must prove.</w:t>
+      </w:r>
+      <w:r>
+        <w:rPr>
+          <w:rtl w:val="0"/>
+        </w:rPr>
+      </w:r>
+    </w:p>
+    <w:p>
+      <w:pPr>
+        <w:spacing w:after="20" w:line="240" w:lineRule="auto"/>
+        <w:rPr/>
+      </w:pPr>
+      <w:r>
+        <w:rPr>
+          <w:b w:val="1"/>
+          <w:bCs w:val="1"/>
+          <w:sz w:val="17"/>
+          <w:szCs w:val="17"/>
+          <w:rtl w:val="0"/>
+        </w:rPr>
+        <w:t xml:space="preserve">Red herring: </w:t>
+      </w:r>
+      <w:r>
+        <w:rPr>
+          <w:sz w:val="17"/>
+          <w:szCs w:val="17"/>
+          <w:rtl w:val="0"/>
+        </w:rPr>
+        <w:t xml:space="preserve">Distracting from the argument with an irrelevant issue.</w:t>
+      </w:r>
+      <w:r>
+        <w:rPr>
+          <w:rtl w:val="0"/>
+        </w:rPr>
+      </w:r>
+    </w:p>
+    <w:p>
+      <w:pPr>
+        <w:spacing w:after="20" w:line="240" w:lineRule="auto"/>
+        <w:rPr/>
+      </w:pPr>
+      <w:r>
+        <w:rPr>
+          <w:b w:val="1"/>
+          <w:bCs w:val="1"/>
+          <w:sz w:val="17"/>
+          <w:szCs w:val="17"/>
+          <w:rtl w:val="0"/>
+        </w:rPr>
+        <w:t xml:space="preserve">Moving the goalposts: </w:t>
+      </w:r>
+      <w:r>
+        <w:rPr>
+          <w:sz w:val="17"/>
+          <w:szCs w:val="17"/>
+          <w:rtl w:val="0"/>
+        </w:rPr>
+        <w:t xml:space="preserve">Changing the standard after it is met.</w:t>
+      </w:r>
+      <w:r>
+        <w:rPr>
+          <w:rtl w:val="0"/>
+        </w:rPr>
+      </w:r>
+    </w:p>
+    <w:p>
+      <w:pPr>
+        <w:spacing w:after="20" w:line="240" w:lineRule="auto"/>
+        <w:rPr/>
+      </w:pPr>
+      <w:r>
+        <w:rPr>
+          <w:b w:val="1"/>
+          <w:bCs w:val="1"/>
+          <w:sz w:val="17"/>
+          <w:szCs w:val="17"/>
+          <w:rtl w:val="0"/>
+        </w:rPr>
+        <w:t xml:space="preserve">Special pleading: </w:t>
+      </w:r>
+      <w:r>
+        <w:rPr>
+          <w:sz w:val="17"/>
+          <w:szCs w:val="17"/>
+          <w:rtl w:val="0"/>
+        </w:rPr>
+        <w:t xml:space="preserve">Making an unjustified exception.</w:t>
+      </w:r>
+      <w:r>
+        <w:rPr>
+          <w:rtl w:val="0"/>
+        </w:rPr>
+      </w:r>
+    </w:p>
+    <w:p>
+      <w:pPr>
+        <w:spacing w:after="20" w:line="240" w:lineRule="auto"/>
+        <w:rPr/>
+      </w:pPr>
+      <w:r>
+        <w:rPr>
+          <w:b w:val="1"/>
+          <w:bCs w:val="1"/>
+          <w:sz w:val="17"/>
+          <w:szCs w:val="17"/>
+          <w:rtl w:val="0"/>
+        </w:rPr>
+        <w:t xml:space="preserve">Cherry-picking: </w:t>
+      </w:r>
+      <w:r>
+        <w:rPr>
+          <w:sz w:val="17"/>
+          <w:szCs w:val="17"/>
+          <w:rtl w:val="0"/>
+        </w:rPr>
+        <w:t xml:space="preserve">Selecting favorable evidence while ignoring contrary evidence.</w:t>
+      </w:r>
+      <w:r>
+        <w:rPr>
+          <w:rtl w:val="0"/>
+        </w:rPr>
+      </w:r>
+    </w:p>
+    <w:p>
+      <w:pPr>
+        <w:spacing w:after="20" w:line="240" w:lineRule="auto"/>
+        <w:rPr/>
+      </w:pPr>
+      <w:r>
+        <w:rPr>
+          <w:b w:val="1"/>
+          <w:bCs w:val="1"/>
+          <w:sz w:val="17"/>
+          <w:szCs w:val="17"/>
+          <w:rtl w:val="0"/>
+        </w:rPr>
+        <w:t xml:space="preserve">Hasty generalization: </w:t>
+      </w:r>
+      <w:r>
+        <w:rPr>
+          <w:sz w:val="17"/>
+          <w:szCs w:val="17"/>
+          <w:rtl w:val="0"/>
+        </w:rPr>
+        <w:t xml:space="preserve">Generalizing from insufficient evidence.</w:t>
+      </w:r>
+      <w:r>
+        <w:rPr>
+          <w:rtl w:val="0"/>
+        </w:rPr>
+      </w:r>
+    </w:p>
+    <w:p>
+      <w:pPr>
+        <w:spacing w:after="20" w:line="240" w:lineRule="auto"/>
+        <w:rPr/>
+      </w:pPr>
+      <w:r>
+        <w:rPr>
+          <w:b w:val="1"/>
+          <w:bCs w:val="1"/>
+          <w:sz w:val="17"/>
+          <w:szCs w:val="17"/>
+          <w:rtl w:val="0"/>
+        </w:rPr>
+        <w:t xml:space="preserve">Slippery slope: </w:t>
+      </w:r>
+      <w:r>
+        <w:rPr>
+          <w:sz w:val="17"/>
+          <w:szCs w:val="17"/>
+          <w:rtl w:val="0"/>
+        </w:rPr>
+        <w:t xml:space="preserve">Claiming extreme consequences without adequate support.</w:t>
+      </w:r>
+      <w:r>
+        <w:rPr>
+          <w:rtl w:val="0"/>
+        </w:rPr>
+      </w:r>
+    </w:p>
+    <w:p>
+      <w:pPr>
+        <w:spacing w:after="20" w:line="240" w:lineRule="auto"/>
+        <w:rPr/>
+      </w:pPr>
+      <w:r>
+        <w:rPr>
+          <w:b w:val="1"/>
+          <w:bCs w:val="1"/>
+          <w:sz w:val="17"/>
+          <w:szCs w:val="17"/>
+          <w:rtl w:val="0"/>
+        </w:rPr>
+        <w:t xml:space="preserve">Tu quoque: </w:t>
+      </w:r>
+      <w:r>
+        <w:rPr>
+          <w:sz w:val="17"/>
+          <w:szCs w:val="17"/>
+          <w:rtl w:val="0"/>
+        </w:rPr>
+        <w:t xml:space="preserve">Deflecting criticism by accusing the critic.</w:t>
+      </w:r>
+      <w:r>
+        <w:rPr>
+          <w:rtl w:val="0"/>
+        </w:rPr>
+      </w:r>
+    </w:p>
+    <w:p>
+      <w:pPr>
+        <w:spacing w:after="20" w:line="240" w:lineRule="auto"/>
+        <w:rPr/>
+      </w:pPr>
+      <w:r>
+        <w:rPr>
+          <w:b w:val="1"/>
+          <w:bCs w:val="1"/>
+          <w:sz w:val="17"/>
+          <w:szCs w:val="17"/>
+          <w:rtl w:val="0"/>
+        </w:rPr>
+        <w:t xml:space="preserve">Whataboutism: </w:t>
+      </w:r>
+      <w:r>
+        <w:rPr>
+          <w:sz w:val="17"/>
+          <w:szCs w:val="17"/>
+          <w:rtl w:val="0"/>
+        </w:rPr>
+        <w:t xml:space="preserve">Deflecting criticism to another issue.</w:t>
+      </w:r>
+      <w:r>
+        <w:rPr>
+          <w:rtl w:val="0"/>
+        </w:rPr>
+      </w:r>
+    </w:p>
+    <w:p>
+      <w:pPr>
+        <w:spacing w:after="20" w:line="240" w:lineRule="auto"/>
+        <w:rPr/>
+      </w:pPr>
+      <w:r>
+        <w:rPr>
+          <w:b w:val="1"/>
+          <w:bCs w:val="1"/>
+          <w:sz w:val="17"/>
+          <w:szCs w:val="17"/>
+          <w:rtl w:val="0"/>
+        </w:rPr>
+        <w:t xml:space="preserve">Non sequitur: </w:t>
+      </w:r>
+      <w:r>
+        <w:rPr>
+          <w:sz w:val="17"/>
+          <w:szCs w:val="17"/>
+          <w:rtl w:val="0"/>
+        </w:rPr>
+        <w:t xml:space="preserve">A conclusion that does not logically follow.</w:t>
+      </w:r>
+      <w:r>
+        <w:rPr>
+          <w:rtl w:val="0"/>
+        </w:rPr>
+      </w:r>
+    </w:p>
+    <w:p>
+      <w:pPr>
+        <w:spacing w:after="20" w:line="240" w:lineRule="auto"/>
+        <w:rPr/>
+      </w:pPr>
+      <w:r>
+        <w:rPr>
+          <w:b w:val="1"/>
+          <w:bCs w:val="1"/>
+          <w:sz w:val="17"/>
+          <w:szCs w:val="17"/>
+          <w:rtl w:val="0"/>
+        </w:rPr>
+        <w:t xml:space="preserve">Equivocation: </w:t>
+      </w:r>
+      <w:r>
+        <w:rPr>
+          <w:sz w:val="17"/>
+          <w:szCs w:val="17"/>
+          <w:rtl w:val="0"/>
+        </w:rPr>
+        <w:t xml:space="preserve">Changing a word's meaning within an argument.</w:t>
+      </w:r>
+      <w:r>
+        <w:rPr>
+          <w:rtl w:val="0"/>
+        </w:rPr>
+      </w:r>
+    </w:p>
+    <w:p>
+      <w:pPr>
+        <w:spacing w:after="20" w:line="240" w:lineRule="auto"/>
+        <w:rPr/>
+      </w:pPr>
+      <w:r>
+        <w:rPr>
+          <w:b w:val="1"/>
+          <w:bCs w:val="1"/>
+          <w:sz w:val="17"/>
+          <w:szCs w:val="17"/>
+          <w:rtl w:val="0"/>
+        </w:rPr>
+        <w:t xml:space="preserve">Loaded question: </w:t>
+      </w:r>
+      <w:r>
+        <w:rPr>
+          <w:sz w:val="17"/>
+          <w:szCs w:val="17"/>
+          <w:rtl w:val="0"/>
+        </w:rPr>
+        <w:t xml:space="preserve">A question containing an unsupported assumption.</w:t>
+      </w:r>
+      <w:r>
+        <w:rPr>
+          <w:rtl w:val="0"/>
+        </w:rPr>
+      </w:r>
+    </w:p>
+    <w:p>
+      <w:pPr>
+        <w:spacing w:after="20" w:line="240" w:lineRule="auto"/>
+        <w:rPr/>
+      </w:pPr>
+      <w:r>
+        <w:rPr>
+          <w:b w:val="1"/>
+          <w:bCs w:val="1"/>
+          <w:sz w:val="17"/>
+          <w:szCs w:val="17"/>
+          <w:rtl w:val="0"/>
+        </w:rPr>
+        <w:t xml:space="preserve">Anecdotal fallacy: </w:t>
+      </w:r>
+      <w:r>
+        <w:rPr>
+          <w:sz w:val="17"/>
+          <w:szCs w:val="17"/>
+          <w:rtl w:val="0"/>
+        </w:rPr>
+        <w:t xml:space="preserve">Using personal experience as general proof.</w:t>
+      </w:r>
+      <w:r>
+        <w:rPr>
+          <w:rtl w:val="0"/>
+        </w:rPr>
+      </w:r>
+    </w:p>
+    <w:p>
+      <w:pPr>
+        <w:spacing w:after="20" w:line="240" w:lineRule="auto"/>
+        <w:rPr/>
+      </w:pPr>
+      <w:r>
+        <w:rPr>
+          <w:b w:val="1"/>
+          <w:bCs w:val="1"/>
+          <w:sz w:val="17"/>
+          <w:szCs w:val="17"/>
+          <w:rtl w:val="0"/>
+        </w:rPr>
+        <w:t xml:space="preserve">Genetic fallacy: </w:t>
+      </w:r>
+      <w:r>
+        <w:rPr>
+          <w:sz w:val="17"/>
+          <w:szCs w:val="17"/>
+          <w:rtl w:val="0"/>
+        </w:rPr>
+        <w:t xml:space="preserve">Judging a claim solely by its source.</w:t>
+      </w:r>
+      <w:r>
+        <w:rPr>
+          <w:rtl w:val="0"/>
+        </w:rPr>
+      </w:r>
+    </w:p>
+    <w:p>
+      <w:pPr>
+        <w:spacing w:after="20" w:line="240" w:lineRule="auto"/>
+        <w:rPr/>
+      </w:pPr>
+      <w:r>
+        <w:rPr>
+          <w:b w:val="1"/>
+          <w:bCs w:val="1"/>
+          <w:sz w:val="17"/>
+          <w:szCs w:val="17"/>
+          <w:rtl w:val="0"/>
+        </w:rPr>
+        <w:t xml:space="preserve">Nirvana fallacy: </w:t>
+      </w:r>
+      <w:r>
+        <w:rPr>
+          <w:sz w:val="17"/>
+          <w:szCs w:val="17"/>
+          <w:rtl w:val="0"/>
+        </w:rPr>
+        <w:t xml:space="preserve">Rejecting improvement because it is imperfect.</w:t>
+      </w:r>
+      <w:r>
+        <w:rPr>
+          <w:rtl w:val="0"/>
+        </w:rPr>
+      </w:r>
+    </w:p>
+    <w:p>
+      <w:pPr>
+        <w:spacing w:after="20" w:line="240" w:lineRule="auto"/>
+        <w:rPr/>
+      </w:pPr>
+      <w:r>
+        <w:rPr>
+          <w:b w:val="1"/>
+          <w:bCs w:val="1"/>
+          <w:sz w:val="17"/>
+          <w:szCs w:val="17"/>
+          <w:rtl w:val="0"/>
+        </w:rPr>
+        <w:t xml:space="preserve">Perfect solution fallacy: </w:t>
+      </w:r>
+      <w:r>
+        <w:rPr>
+          <w:sz w:val="17"/>
+          <w:szCs w:val="17"/>
+          <w:rtl w:val="0"/>
+        </w:rPr>
+        <w:t xml:space="preserve">Rejecting a solution because it solves too little.</w:t>
+      </w:r>
+      <w:r>
+        <w:rPr>
+          <w:rtl w:val="0"/>
+        </w:rPr>
+      </w:r>
+    </w:p>
+    <w:p>
+      <w:pPr>
+        <w:spacing w:after="20" w:line="240" w:lineRule="auto"/>
+        <w:rPr/>
+      </w:pPr>
+      <w:r>
+        <w:rPr>
+          <w:b w:val="1"/>
+          <w:bCs w:val="1"/>
+          <w:sz w:val="17"/>
+          <w:szCs w:val="17"/>
+          <w:rtl w:val="0"/>
+        </w:rPr>
+        <w:t xml:space="preserve">Naturalistic fallacy: </w:t>
+      </w:r>
+      <w:r>
+        <w:rPr>
+          <w:sz w:val="17"/>
+          <w:szCs w:val="17"/>
+          <w:rtl w:val="0"/>
+        </w:rPr>
+        <w:t xml:space="preserve">Deriving what ought to be from what is.</w:t>
+      </w:r>
+      <w:r>
+        <w:rPr>
+          <w:rtl w:val="0"/>
+        </w:rPr>
+      </w:r>
+    </w:p>
+    <w:p>
+      <w:pPr>
+        <w:keepNext w:val="1"/>
+        <w:rPr/>
+      </w:pPr>
+      <w:r>
+        <w:rPr>
+          <w:b w:val="1"/>
+          <w:bCs w:val="1"/>
+          <w:sz w:val="20"/>
+          <w:szCs w:val="20"/>
+          <w:rtl w:val="0"/>
+        </w:rPr>
+        <w:t xml:space="preserve">COMMON DEBATE CONCEPTS</w:t>
+      </w:r>
+      <w:r>
+        <w:rPr>
+          <w:rtl w:val="0"/>
+        </w:rPr>
+      </w:r>
+    </w:p>
+    <w:p>
+      <w:pPr>
+        <w:spacing w:after="20" w:line="240" w:lineRule="auto"/>
+        <w:rPr/>
+      </w:pPr>
+      <w:r>
+        <w:rPr>
+          <w:b w:val="1"/>
+          <w:bCs w:val="1"/>
+          <w:sz w:val="17"/>
+          <w:szCs w:val="17"/>
+          <w:rtl w:val="0"/>
+        </w:rPr>
+        <w:t xml:space="preserve">Debate: </w:t>
+      </w:r>
+      <w:r>
+        <w:rPr>
+          <w:sz w:val="17"/>
+          <w:szCs w:val="17"/>
+          <w:rtl w:val="0"/>
+        </w:rPr>
+        <w:t xml:space="preserve">Structured disagreement using opposing arguments.</w:t>
+      </w:r>
+      <w:r>
+        <w:rPr>
+          <w:rtl w:val="0"/>
+        </w:rPr>
+      </w:r>
+    </w:p>
+    <w:p>
+      <w:pPr>
+        <w:spacing w:after="20" w:line="240" w:lineRule="auto"/>
+        <w:rPr/>
+      </w:pPr>
+      <w:r>
+        <w:rPr>
+          <w:b w:val="1"/>
+          <w:bCs w:val="1"/>
+          <w:sz w:val="17"/>
+          <w:szCs w:val="17"/>
+          <w:rtl w:val="0"/>
+        </w:rPr>
+        <w:t xml:space="preserve">Position: </w:t>
+      </w:r>
+      <w:r>
+        <w:rPr>
+          <w:sz w:val="17"/>
+          <w:szCs w:val="17"/>
+          <w:rtl w:val="0"/>
+        </w:rPr>
+        <w:t xml:space="preserve">A viewpoint on an issue.</w:t>
+      </w:r>
+      <w:r>
+        <w:rPr>
+          <w:rtl w:val="0"/>
+        </w:rPr>
+      </w:r>
+    </w:p>
+    <w:p>
+      <w:pPr>
+        <w:spacing w:after="20" w:line="240" w:lineRule="auto"/>
+        <w:rPr/>
+      </w:pPr>
+      <w:r>
+        <w:rPr>
+          <w:b w:val="1"/>
+          <w:bCs w:val="1"/>
+          <w:sz w:val="17"/>
+          <w:szCs w:val="17"/>
+          <w:rtl w:val="0"/>
+        </w:rPr>
+        <w:t xml:space="preserve">Stance: </w:t>
+      </w:r>
+      <w:r>
+        <w:rPr>
+          <w:sz w:val="17"/>
+          <w:szCs w:val="17"/>
+          <w:rtl w:val="0"/>
+        </w:rPr>
+        <w:t xml:space="preserve">A stated position on an issue.</w:t>
+      </w:r>
+      <w:r>
+        <w:rPr>
+          <w:rtl w:val="0"/>
+        </w:rPr>
+      </w:r>
+    </w:p>
+    <w:p>
+      <w:pPr>
+        <w:spacing w:after="20" w:line="240" w:lineRule="auto"/>
+        <w:rPr/>
+      </w:pPr>
+      <w:r>
+        <w:rPr>
+          <w:b w:val="1"/>
+          <w:bCs w:val="1"/>
+          <w:sz w:val="17"/>
+          <w:szCs w:val="17"/>
+          <w:rtl w:val="0"/>
+        </w:rPr>
+        <w:t xml:space="preserve">Definition: </w:t>
+      </w:r>
+      <w:r>
+        <w:rPr>
+          <w:sz w:val="17"/>
+          <w:szCs w:val="17"/>
+          <w:rtl w:val="0"/>
+        </w:rPr>
+        <w:t xml:space="preserve">A statement explaining a term's meaning.</w:t>
+      </w:r>
+      <w:r>
+        <w:rPr>
+          <w:rtl w:val="0"/>
+        </w:rPr>
+      </w:r>
+    </w:p>
+    <w:p>
+      <w:pPr>
+        <w:spacing w:after="20" w:line="240" w:lineRule="auto"/>
+        <w:rPr/>
+      </w:pPr>
+      <w:r>
+        <w:rPr>
+          <w:b w:val="1"/>
+          <w:bCs w:val="1"/>
+          <w:sz w:val="17"/>
+          <w:szCs w:val="17"/>
+          <w:rtl w:val="0"/>
+        </w:rPr>
+        <w:t xml:space="preserve">Semantics: </w:t>
+      </w:r>
+      <w:r>
+        <w:rPr>
+          <w:sz w:val="17"/>
+          <w:szCs w:val="17"/>
+          <w:rtl w:val="0"/>
+        </w:rPr>
+        <w:t xml:space="preserve">The meaning of words and language.</w:t>
+      </w:r>
+      <w:r>
+        <w:rPr>
+          <w:rtl w:val="0"/>
+        </w:rPr>
+      </w:r>
+    </w:p>
+    <w:p>
+      <w:pPr>
+        <w:spacing w:after="20" w:line="240" w:lineRule="auto"/>
+        <w:rPr/>
+      </w:pPr>
+      <w:r>
+        <w:rPr>
+          <w:b w:val="1"/>
+          <w:bCs w:val="1"/>
+          <w:sz w:val="17"/>
+          <w:szCs w:val="17"/>
+          <w:rtl w:val="0"/>
+        </w:rPr>
+        <w:t xml:space="preserve">Ambiguity: </w:t>
+      </w:r>
+      <w:r>
+        <w:rPr>
+          <w:sz w:val="17"/>
+          <w:szCs w:val="17"/>
+          <w:rtl w:val="0"/>
+        </w:rPr>
+        <w:t xml:space="preserve">Wording with more than one possible meaning.</w:t>
+      </w:r>
+      <w:r>
+        <w:rPr>
+          <w:rtl w:val="0"/>
+        </w:rPr>
+      </w:r>
+    </w:p>
+    <w:p>
+      <w:pPr>
+        <w:spacing w:after="20" w:line="240" w:lineRule="auto"/>
+        <w:rPr/>
+      </w:pPr>
+      <w:r>
+        <w:rPr>
+          <w:b w:val="1"/>
+          <w:bCs w:val="1"/>
+          <w:sz w:val="17"/>
+          <w:szCs w:val="17"/>
+          <w:rtl w:val="0"/>
+        </w:rPr>
+        <w:t xml:space="preserve">Context: </w:t>
+      </w:r>
+      <w:r>
+        <w:rPr>
+          <w:sz w:val="17"/>
+          <w:szCs w:val="17"/>
+          <w:rtl w:val="0"/>
+        </w:rPr>
+        <w:t xml:space="preserve">Information needed to understand meaning.</w:t>
+      </w:r>
+      <w:r>
+        <w:rPr>
+          <w:rtl w:val="0"/>
+        </w:rPr>
+      </w:r>
+    </w:p>
+    <w:p>
+      <w:pPr>
+        <w:spacing w:after="20" w:line="240" w:lineRule="auto"/>
+        <w:rPr/>
+      </w:pPr>
+      <w:r>
+        <w:rPr>
+          <w:b w:val="1"/>
+          <w:bCs w:val="1"/>
+          <w:sz w:val="17"/>
+          <w:szCs w:val="17"/>
+          <w:rtl w:val="0"/>
+        </w:rPr>
+        <w:t xml:space="preserve">Nuance: </w:t>
+      </w:r>
+      <w:r>
+        <w:rPr>
+          <w:sz w:val="17"/>
+          <w:szCs w:val="17"/>
+          <w:rtl w:val="0"/>
+        </w:rPr>
+        <w:t xml:space="preserve">A subtle but meaningful distinction.</w:t>
+      </w:r>
+      <w:r>
+        <w:rPr>
+          <w:rtl w:val="0"/>
+        </w:rPr>
+      </w:r>
+    </w:p>
+    <w:p>
+      <w:pPr>
+        <w:spacing w:after="20" w:line="240" w:lineRule="auto"/>
+        <w:rPr/>
+      </w:pPr>
+      <w:r>
+        <w:rPr>
+          <w:b w:val="1"/>
+          <w:bCs w:val="1"/>
+          <w:sz w:val="17"/>
+          <w:szCs w:val="17"/>
+          <w:rtl w:val="0"/>
+        </w:rPr>
+        <w:t xml:space="preserve">Evidence: </w:t>
+      </w:r>
+      <w:r>
+        <w:rPr>
+          <w:sz w:val="17"/>
+          <w:szCs w:val="17"/>
+          <w:rtl w:val="0"/>
+        </w:rPr>
+        <w:t xml:space="preserve">Information supporting or challenging a claim.</w:t>
+      </w:r>
+      <w:r>
+        <w:rPr>
+          <w:rtl w:val="0"/>
+        </w:rPr>
+      </w:r>
+    </w:p>
+    <w:p>
+      <w:pPr>
+        <w:spacing w:after="20" w:line="240" w:lineRule="auto"/>
+        <w:rPr/>
+      </w:pPr>
+      <w:r>
+        <w:rPr>
+          <w:b w:val="1"/>
+          <w:bCs w:val="1"/>
+          <w:sz w:val="17"/>
+          <w:szCs w:val="17"/>
+          <w:rtl w:val="0"/>
+        </w:rPr>
+        <w:t xml:space="preserve">Proof: </w:t>
+      </w:r>
+      <w:r>
+        <w:rPr>
+          <w:sz w:val="17"/>
+          <w:szCs w:val="17"/>
+          <w:rtl w:val="0"/>
+        </w:rPr>
+        <w:t xml:space="preserve">Evidence sufficient to establish a conclusion.</w:t>
+      </w:r>
+      <w:r>
+        <w:rPr>
+          <w:rtl w:val="0"/>
+        </w:rPr>
+      </w:r>
+    </w:p>
+    <w:p>
+      <w:pPr>
+        <w:spacing w:after="20" w:line="240" w:lineRule="auto"/>
+        <w:rPr/>
+      </w:pPr>
+      <w:r>
+        <w:rPr>
+          <w:b w:val="1"/>
+          <w:bCs w:val="1"/>
+          <w:sz w:val="17"/>
+          <w:szCs w:val="17"/>
+          <w:rtl w:val="0"/>
+        </w:rPr>
+        <w:t xml:space="preserve">Assumption: </w:t>
+      </w:r>
+      <w:r>
+        <w:rPr>
+          <w:sz w:val="17"/>
+          <w:szCs w:val="17"/>
+          <w:rtl w:val="0"/>
+        </w:rPr>
+        <w:t xml:space="preserve">Something accepted without being established.</w:t>
+      </w:r>
+      <w:r>
+        <w:rPr>
+          <w:rtl w:val="0"/>
+        </w:rPr>
+      </w:r>
+    </w:p>
+    <w:p>
+      <w:pPr>
+        <w:spacing w:after="20" w:line="240" w:lineRule="auto"/>
+        <w:rPr/>
+      </w:pPr>
+      <w:r>
+        <w:rPr>
+          <w:b w:val="1"/>
+          <w:bCs w:val="1"/>
+          <w:sz w:val="17"/>
+          <w:szCs w:val="17"/>
+          <w:rtl w:val="0"/>
+        </w:rPr>
+        <w:t xml:space="preserve">Presupposition: </w:t>
+      </w:r>
+      <w:r>
+        <w:rPr>
+          <w:sz w:val="17"/>
+          <w:szCs w:val="17"/>
+          <w:rtl w:val="0"/>
+        </w:rPr>
+        <w:t xml:space="preserve">Something implicitly assumed beforehand.</w:t>
+      </w:r>
+      <w:r>
+        <w:rPr>
+          <w:rtl w:val="0"/>
+        </w:rPr>
+      </w:r>
+    </w:p>
+    <w:p>
+      <w:pPr>
+        <w:spacing w:after="20" w:line="240" w:lineRule="auto"/>
+        <w:rPr/>
+      </w:pPr>
+      <w:r>
+        <w:rPr>
+          <w:b w:val="1"/>
+          <w:bCs w:val="1"/>
+          <w:sz w:val="17"/>
+          <w:szCs w:val="17"/>
+          <w:rtl w:val="0"/>
+        </w:rPr>
+        <w:t xml:space="preserve">Generalization: </w:t>
+      </w:r>
+      <w:r>
+        <w:rPr>
+          <w:sz w:val="17"/>
+          <w:szCs w:val="17"/>
+          <w:rtl w:val="0"/>
+        </w:rPr>
+        <w:t xml:space="preserve">A broad claim drawn from particular cases.</w:t>
+      </w:r>
+      <w:r>
+        <w:rPr>
+          <w:rtl w:val="0"/>
+        </w:rPr>
+      </w:r>
+    </w:p>
+    <w:p>
+      <w:pPr>
+        <w:spacing w:after="20" w:line="240" w:lineRule="auto"/>
+        <w:rPr/>
+      </w:pPr>
+      <w:r>
+        <w:rPr>
+          <w:b w:val="1"/>
+          <w:bCs w:val="1"/>
+          <w:sz w:val="17"/>
+          <w:szCs w:val="17"/>
+          <w:rtl w:val="0"/>
+        </w:rPr>
+        <w:t xml:space="preserve">Objective: </w:t>
+      </w:r>
+      <w:r>
+        <w:rPr>
+          <w:sz w:val="17"/>
+          <w:szCs w:val="17"/>
+          <w:rtl w:val="0"/>
+        </w:rPr>
+        <w:t xml:space="preserve">Not based solely on personal feelings.</w:t>
+      </w:r>
+      <w:r>
+        <w:rPr>
+          <w:rtl w:val="0"/>
+        </w:rPr>
+      </w:r>
+    </w:p>
+    <w:p>
+      <w:pPr>
+        <w:spacing w:after="20" w:line="240" w:lineRule="auto"/>
+        <w:rPr/>
+      </w:pPr>
+      <w:r>
+        <w:rPr>
+          <w:b w:val="1"/>
+          <w:bCs w:val="1"/>
+          <w:sz w:val="17"/>
+          <w:szCs w:val="17"/>
+          <w:rtl w:val="0"/>
+        </w:rPr>
+        <w:t xml:space="preserve">Subjective: </w:t>
+      </w:r>
+      <w:r>
+        <w:rPr>
+          <w:sz w:val="17"/>
+          <w:szCs w:val="17"/>
+          <w:rtl w:val="0"/>
+        </w:rPr>
+        <w:t xml:space="preserve">Based on individual experience or judgment.</w:t>
+      </w:r>
+      <w:r>
+        <w:rPr>
+          <w:rtl w:val="0"/>
+        </w:rPr>
+      </w:r>
+    </w:p>
+    <w:p>
+      <w:pPr>
+        <w:spacing w:after="20" w:line="240" w:lineRule="auto"/>
+        <w:rPr/>
+      </w:pPr>
+      <w:r>
+        <w:rPr>
+          <w:b w:val="1"/>
+          <w:bCs w:val="1"/>
+          <w:sz w:val="17"/>
+          <w:szCs w:val="17"/>
+          <w:rtl w:val="0"/>
+        </w:rPr>
+        <w:t xml:space="preserve">Fact: </w:t>
+      </w:r>
+      <w:r>
+        <w:rPr>
+          <w:sz w:val="17"/>
+          <w:szCs w:val="17"/>
+          <w:rtl w:val="0"/>
+        </w:rPr>
+        <w:t xml:space="preserve">A claim verifiable through evidence.</w:t>
+      </w:r>
+      <w:r>
+        <w:rPr>
+          <w:rtl w:val="0"/>
+        </w:rPr>
+      </w:r>
+    </w:p>
+    <w:p>
+      <w:pPr>
+        <w:spacing w:after="20" w:line="240" w:lineRule="auto"/>
+        <w:rPr/>
+      </w:pPr>
+      <w:r>
+        <w:rPr>
+          <w:b w:val="1"/>
+          <w:bCs w:val="1"/>
+          <w:sz w:val="17"/>
+          <w:szCs w:val="17"/>
+          <w:rtl w:val="0"/>
+        </w:rPr>
+        <w:t xml:space="preserve">Opinion: </w:t>
+      </w:r>
+      <w:r>
+        <w:rPr>
+          <w:sz w:val="17"/>
+          <w:szCs w:val="17"/>
+          <w:rtl w:val="0"/>
+        </w:rPr>
+        <w:t xml:space="preserve">A person's belief, judgment, or view.</w:t>
+      </w:r>
+      <w:r>
+        <w:rPr>
+          <w:rtl w:val="0"/>
+        </w:rPr>
+      </w:r>
+    </w:p>
+    <w:p>
+      <w:pPr>
+        <w:spacing w:after="20" w:line="240" w:lineRule="auto"/>
+        <w:rPr/>
+      </w:pPr>
+      <w:r>
+        <w:rPr>
+          <w:b w:val="1"/>
+          <w:bCs w:val="1"/>
+          <w:sz w:val="17"/>
+          <w:szCs w:val="17"/>
+          <w:rtl w:val="0"/>
+        </w:rPr>
+        <w:t xml:space="preserve">Belief: </w:t>
+      </w:r>
+      <w:r>
+        <w:rPr>
+          <w:sz w:val="17"/>
+          <w:szCs w:val="17"/>
+          <w:rtl w:val="0"/>
+        </w:rPr>
+        <w:t xml:space="preserve">Something a person accepts as true.</w:t>
+      </w:r>
+      <w:r>
+        <w:rPr>
+          <w:rtl w:val="0"/>
+        </w:rPr>
+      </w:r>
+    </w:p>
+    <w:p>
+      <w:pPr>
+        <w:spacing w:after="20" w:line="240" w:lineRule="auto"/>
+        <w:rPr/>
+      </w:pPr>
+      <w:r>
+        <w:rPr>
+          <w:b w:val="1"/>
+          <w:bCs w:val="1"/>
+          <w:sz w:val="17"/>
+          <w:szCs w:val="17"/>
+          <w:rtl w:val="0"/>
+        </w:rPr>
+        <w:t xml:space="preserve">Evidence-based: </w:t>
+      </w:r>
+      <w:r>
+        <w:rPr>
+          <w:sz w:val="17"/>
+          <w:szCs w:val="17"/>
+          <w:rtl w:val="0"/>
+        </w:rPr>
+        <w:t xml:space="preserve">Supported by relevant evidence.</w:t>
+      </w:r>
+      <w:r>
+        <w:rPr>
+          <w:rtl w:val="0"/>
+        </w:rPr>
+      </w:r>
+    </w:p>
+    <w:p>
+      <w:pPr>
+        <w:keepNext w:val="1"/>
+        <w:rPr/>
+      </w:pPr>
+      <w:r>
+        <w:rPr>
+          <w:b w:val="1"/>
+          <w:bCs w:val="1"/>
+          <w:sz w:val="20"/>
+          <w:szCs w:val="20"/>
+          <w:rtl w:val="0"/>
+        </w:rPr>
+        <w:t xml:space="preserve">SCIENCE &amp; EVIDENCE</w:t>
+      </w:r>
+      <w:r>
+        <w:rPr>
+          <w:rtl w:val="0"/>
+        </w:rPr>
+      </w:r>
+    </w:p>
+    <w:p>
+      <w:pPr>
+        <w:spacing w:after="20" w:line="240" w:lineRule="auto"/>
+        <w:rPr/>
+      </w:pPr>
+      <w:r>
+        <w:rPr>
+          <w:b w:val="1"/>
+          <w:bCs w:val="1"/>
+          <w:sz w:val="17"/>
+          <w:szCs w:val="17"/>
+          <w:rtl w:val="0"/>
+        </w:rPr>
+        <w:t xml:space="preserve">Science: </w:t>
+      </w:r>
+      <w:r>
+        <w:rPr>
+          <w:sz w:val="17"/>
+          <w:szCs w:val="17"/>
+          <w:rtl w:val="0"/>
+        </w:rPr>
+        <w:t xml:space="preserve">Systematic investigation using evidence and testing.</w:t>
+      </w:r>
+      <w:r>
+        <w:rPr>
+          <w:rtl w:val="0"/>
+        </w:rPr>
+      </w:r>
+    </w:p>
+    <w:p>
+      <w:pPr>
+        <w:spacing w:after="20" w:line="240" w:lineRule="auto"/>
+        <w:rPr/>
+      </w:pPr>
+      <w:r>
+        <w:rPr>
+          <w:b w:val="1"/>
+          <w:bCs w:val="1"/>
+          <w:sz w:val="17"/>
+          <w:szCs w:val="17"/>
+          <w:rtl w:val="0"/>
+        </w:rPr>
+        <w:t xml:space="preserve">Scientific evidence: </w:t>
+      </w:r>
+      <w:r>
+        <w:rPr>
+          <w:sz w:val="17"/>
+          <w:szCs w:val="17"/>
+          <w:rtl w:val="0"/>
+        </w:rPr>
+        <w:t xml:space="preserve">Evidence produced or evaluated scientifically.</w:t>
+      </w:r>
+      <w:r>
+        <w:rPr>
+          <w:rtl w:val="0"/>
+        </w:rPr>
+      </w:r>
+    </w:p>
+    <w:p>
+      <w:pPr>
+        <w:spacing w:after="20" w:line="240" w:lineRule="auto"/>
+        <w:rPr/>
+      </w:pPr>
+      <w:r>
+        <w:rPr>
+          <w:b w:val="1"/>
+          <w:bCs w:val="1"/>
+          <w:sz w:val="17"/>
+          <w:szCs w:val="17"/>
+          <w:rtl w:val="0"/>
+        </w:rPr>
+        <w:t xml:space="preserve">Empirical evidence: </w:t>
+      </w:r>
+      <w:r>
+        <w:rPr>
+          <w:sz w:val="17"/>
+          <w:szCs w:val="17"/>
+          <w:rtl w:val="0"/>
+        </w:rPr>
+        <w:t xml:space="preserve">Information from observation or experimentation.</w:t>
+      </w:r>
+      <w:r>
+        <w:rPr>
+          <w:rtl w:val="0"/>
+        </w:rPr>
+      </w:r>
+    </w:p>
+    <w:p>
+      <w:pPr>
+        <w:spacing w:after="20" w:line="240" w:lineRule="auto"/>
+        <w:rPr/>
+      </w:pPr>
+      <w:r>
+        <w:rPr>
+          <w:b w:val="1"/>
+          <w:bCs w:val="1"/>
+          <w:sz w:val="17"/>
+          <w:szCs w:val="17"/>
+          <w:rtl w:val="0"/>
+        </w:rPr>
+        <w:t xml:space="preserve">Anecdote: </w:t>
+      </w:r>
+      <w:r>
+        <w:rPr>
+          <w:sz w:val="17"/>
+          <w:szCs w:val="17"/>
+          <w:rtl w:val="0"/>
+        </w:rPr>
+        <w:t xml:space="preserve">A personal account or individual example.</w:t>
+      </w:r>
+      <w:r>
+        <w:rPr>
+          <w:rtl w:val="0"/>
+        </w:rPr>
+      </w:r>
+    </w:p>
+    <w:p>
+      <w:pPr>
+        <w:spacing w:after="20" w:line="240" w:lineRule="auto"/>
+        <w:rPr/>
+      </w:pPr>
+      <w:r>
+        <w:rPr>
+          <w:b w:val="1"/>
+          <w:bCs w:val="1"/>
+          <w:sz w:val="17"/>
+          <w:szCs w:val="17"/>
+          <w:rtl w:val="0"/>
+        </w:rPr>
+        <w:t xml:space="preserve">Hypothesis: </w:t>
+      </w:r>
+      <w:r>
+        <w:rPr>
+          <w:sz w:val="17"/>
+          <w:szCs w:val="17"/>
+          <w:rtl w:val="0"/>
+        </w:rPr>
+        <w:t xml:space="preserve">A testable proposed explanation or prediction.</w:t>
+      </w:r>
+      <w:r>
+        <w:rPr>
+          <w:rtl w:val="0"/>
+        </w:rPr>
+      </w:r>
+    </w:p>
+    <w:p>
+      <w:pPr>
+        <w:spacing w:after="20" w:line="240" w:lineRule="auto"/>
+        <w:rPr/>
+      </w:pPr>
+      <w:r>
+        <w:rPr>
+          <w:b w:val="1"/>
+          <w:bCs w:val="1"/>
+          <w:sz w:val="17"/>
+          <w:szCs w:val="17"/>
+          <w:rtl w:val="0"/>
+        </w:rPr>
+        <w:t xml:space="preserve">Theory: </w:t>
+      </w:r>
+      <w:r>
+        <w:rPr>
+          <w:sz w:val="17"/>
+          <w:szCs w:val="17"/>
+          <w:rtl w:val="0"/>
+        </w:rPr>
+        <w:t xml:space="preserve">A well-supported scientific explanation.</w:t>
+      </w:r>
+      <w:r>
+        <w:rPr>
+          <w:rtl w:val="0"/>
+        </w:rPr>
+      </w:r>
+    </w:p>
+    <w:p>
+      <w:pPr>
+        <w:spacing w:after="20" w:line="240" w:lineRule="auto"/>
+        <w:rPr/>
+      </w:pPr>
+      <w:r>
+        <w:rPr>
+          <w:b w:val="1"/>
+          <w:bCs w:val="1"/>
+          <w:sz w:val="17"/>
+          <w:szCs w:val="17"/>
+          <w:rtl w:val="0"/>
+        </w:rPr>
+        <w:t xml:space="preserve">Scientific consensus: </w:t>
+      </w:r>
+      <w:r>
+        <w:rPr>
+          <w:sz w:val="17"/>
+          <w:szCs w:val="17"/>
+          <w:rtl w:val="0"/>
+        </w:rPr>
+        <w:t xml:space="preserve">Broad expert agreement based on available evidence.</w:t>
+      </w:r>
+      <w:r>
+        <w:rPr>
+          <w:rtl w:val="0"/>
+        </w:rPr>
+      </w:r>
+    </w:p>
+    <w:p>
+      <w:pPr>
+        <w:spacing w:after="20" w:line="240" w:lineRule="auto"/>
+        <w:rPr/>
+      </w:pPr>
+      <w:r>
+        <w:rPr>
+          <w:b w:val="1"/>
+          <w:bCs w:val="1"/>
+          <w:sz w:val="17"/>
+          <w:szCs w:val="17"/>
+          <w:rtl w:val="0"/>
+        </w:rPr>
+        <w:t xml:space="preserve">Peer review: </w:t>
+      </w:r>
+      <w:r>
+        <w:rPr>
+          <w:sz w:val="17"/>
+          <w:szCs w:val="17"/>
+          <w:rtl w:val="0"/>
+        </w:rPr>
+        <w:t xml:space="preserve">Expert evaluation of scholarly work before publication.</w:t>
+      </w:r>
+      <w:r>
+        <w:rPr>
+          <w:rtl w:val="0"/>
+        </w:rPr>
+      </w:r>
+    </w:p>
+    <w:p>
+      <w:pPr>
+        <w:spacing w:after="20" w:line="240" w:lineRule="auto"/>
+        <w:rPr/>
+      </w:pPr>
+      <w:r>
+        <w:rPr>
+          <w:b w:val="1"/>
+          <w:bCs w:val="1"/>
+          <w:sz w:val="17"/>
+          <w:szCs w:val="17"/>
+          <w:rtl w:val="0"/>
+        </w:rPr>
+        <w:t xml:space="preserve">Study: </w:t>
+      </w:r>
+      <w:r>
+        <w:rPr>
+          <w:sz w:val="17"/>
+          <w:szCs w:val="17"/>
+          <w:rtl w:val="0"/>
+        </w:rPr>
+        <w:t xml:space="preserve">A systematic investigation of a question.</w:t>
+      </w:r>
+      <w:r>
+        <w:rPr>
+          <w:rtl w:val="0"/>
+        </w:rPr>
+      </w:r>
+    </w:p>
+    <w:p>
+      <w:pPr>
+        <w:spacing w:after="20" w:line="240" w:lineRule="auto"/>
+        <w:rPr/>
+      </w:pPr>
+      <w:r>
+        <w:rPr>
+          <w:b w:val="1"/>
+          <w:bCs w:val="1"/>
+          <w:sz w:val="17"/>
+          <w:szCs w:val="17"/>
+          <w:rtl w:val="0"/>
+        </w:rPr>
+        <w:t xml:space="preserve">Experiment: </w:t>
+      </w:r>
+      <w:r>
+        <w:rPr>
+          <w:sz w:val="17"/>
+          <w:szCs w:val="17"/>
+          <w:rtl w:val="0"/>
+        </w:rPr>
+        <w:t xml:space="preserve">A controlled test of a hypothesis or relationship.</w:t>
+      </w:r>
+      <w:r>
+        <w:rPr>
+          <w:rtl w:val="0"/>
+        </w:rPr>
+      </w:r>
+    </w:p>
+    <w:p>
+      <w:pPr>
+        <w:spacing w:after="20" w:line="240" w:lineRule="auto"/>
+        <w:rPr/>
+      </w:pPr>
+      <w:r>
+        <w:rPr>
+          <w:b w:val="1"/>
+          <w:bCs w:val="1"/>
+          <w:sz w:val="17"/>
+          <w:szCs w:val="17"/>
+          <w:rtl w:val="0"/>
+        </w:rPr>
+        <w:t xml:space="preserve">Observation: </w:t>
+      </w:r>
+      <w:r>
+        <w:rPr>
+          <w:sz w:val="17"/>
+          <w:szCs w:val="17"/>
+          <w:rtl w:val="0"/>
+        </w:rPr>
+        <w:t xml:space="preserve">Systematic recording without necessarily intervening.</w:t>
+      </w:r>
+      <w:r>
+        <w:rPr>
+          <w:rtl w:val="0"/>
+        </w:rPr>
+      </w:r>
+    </w:p>
+    <w:p>
+      <w:pPr>
+        <w:spacing w:after="20" w:line="240" w:lineRule="auto"/>
+        <w:rPr/>
+      </w:pPr>
+      <w:r>
+        <w:rPr>
+          <w:b w:val="1"/>
+          <w:bCs w:val="1"/>
+          <w:sz w:val="17"/>
+          <w:szCs w:val="17"/>
+          <w:rtl w:val="0"/>
+        </w:rPr>
+        <w:t xml:space="preserve">Data: </w:t>
+      </w:r>
+      <w:r>
+        <w:rPr>
+          <w:sz w:val="17"/>
+          <w:szCs w:val="17"/>
+          <w:rtl w:val="0"/>
+        </w:rPr>
+        <w:t xml:space="preserve">Recorded information collected for analysis.</w:t>
+      </w:r>
+      <w:r>
+        <w:rPr>
+          <w:rtl w:val="0"/>
+        </w:rPr>
+      </w:r>
+    </w:p>
+    <w:p>
+      <w:pPr>
+        <w:spacing w:after="20" w:line="240" w:lineRule="auto"/>
+        <w:rPr/>
+      </w:pPr>
+      <w:r>
+        <w:rPr>
+          <w:b w:val="1"/>
+          <w:bCs w:val="1"/>
+          <w:sz w:val="17"/>
+          <w:szCs w:val="17"/>
+          <w:rtl w:val="0"/>
+        </w:rPr>
+        <w:t xml:space="preserve">Variable: </w:t>
+      </w:r>
+      <w:r>
+        <w:rPr>
+          <w:sz w:val="17"/>
+          <w:szCs w:val="17"/>
+          <w:rtl w:val="0"/>
+        </w:rPr>
+        <w:t xml:space="preserve">A factor that can differ or change.</w:t>
+      </w:r>
+      <w:r>
+        <w:rPr>
+          <w:rtl w:val="0"/>
+        </w:rPr>
+      </w:r>
+    </w:p>
+    <w:p>
+      <w:pPr>
+        <w:spacing w:after="20" w:line="240" w:lineRule="auto"/>
+        <w:rPr/>
+      </w:pPr>
+      <w:r>
+        <w:rPr>
+          <w:b w:val="1"/>
+          <w:bCs w:val="1"/>
+          <w:sz w:val="17"/>
+          <w:szCs w:val="17"/>
+          <w:rtl w:val="0"/>
+        </w:rPr>
+        <w:t xml:space="preserve">Control group: </w:t>
+      </w:r>
+      <w:r>
+        <w:rPr>
+          <w:sz w:val="17"/>
+          <w:szCs w:val="17"/>
+          <w:rtl w:val="0"/>
+        </w:rPr>
+        <w:t xml:space="preserve">A comparison group without the tested intervention.</w:t>
+      </w:r>
+      <w:r>
+        <w:rPr>
+          <w:rtl w:val="0"/>
+        </w:rPr>
+      </w:r>
+    </w:p>
+    <w:p>
+      <w:pPr>
+        <w:spacing w:after="20" w:line="240" w:lineRule="auto"/>
+        <w:rPr/>
+      </w:pPr>
+      <w:r>
+        <w:rPr>
+          <w:b w:val="1"/>
+          <w:bCs w:val="1"/>
+          <w:sz w:val="17"/>
+          <w:szCs w:val="17"/>
+          <w:rtl w:val="0"/>
+        </w:rPr>
+        <w:t xml:space="preserve">Sample: </w:t>
+      </w:r>
+      <w:r>
+        <w:rPr>
+          <w:sz w:val="17"/>
+          <w:szCs w:val="17"/>
+          <w:rtl w:val="0"/>
+        </w:rPr>
+        <w:t xml:space="preserve">The individuals or observations studied.</w:t>
+      </w:r>
+      <w:r>
+        <w:rPr>
+          <w:rtl w:val="0"/>
+        </w:rPr>
+      </w:r>
+    </w:p>
+    <w:p>
+      <w:pPr>
+        <w:spacing w:after="20" w:line="240" w:lineRule="auto"/>
+        <w:rPr/>
+      </w:pPr>
+      <w:r>
+        <w:rPr>
+          <w:b w:val="1"/>
+          <w:bCs w:val="1"/>
+          <w:sz w:val="17"/>
+          <w:szCs w:val="17"/>
+          <w:rtl w:val="0"/>
+        </w:rPr>
+        <w:t xml:space="preserve">Population: </w:t>
+      </w:r>
+      <w:r>
+        <w:rPr>
+          <w:sz w:val="17"/>
+          <w:szCs w:val="17"/>
+          <w:rtl w:val="0"/>
+        </w:rPr>
+        <w:t xml:space="preserve">The broader group being studied.</w:t>
+      </w:r>
+      <w:r>
+        <w:rPr>
+          <w:rtl w:val="0"/>
+        </w:rPr>
+      </w:r>
+    </w:p>
+    <w:p>
+      <w:pPr>
+        <w:spacing w:after="20" w:line="240" w:lineRule="auto"/>
+        <w:rPr/>
+      </w:pPr>
+      <w:r>
+        <w:rPr>
+          <w:b w:val="1"/>
+          <w:bCs w:val="1"/>
+          <w:sz w:val="17"/>
+          <w:szCs w:val="17"/>
+          <w:rtl w:val="0"/>
+        </w:rPr>
+        <w:t xml:space="preserve">Sample size: </w:t>
+      </w:r>
+      <w:r>
+        <w:rPr>
+          <w:sz w:val="17"/>
+          <w:szCs w:val="17"/>
+          <w:rtl w:val="0"/>
+        </w:rPr>
+        <w:t xml:space="preserve">The number of observations or participants.</w:t>
+      </w:r>
+      <w:r>
+        <w:rPr>
+          <w:rtl w:val="0"/>
+        </w:rPr>
+      </w:r>
+    </w:p>
+    <w:p>
+      <w:pPr>
+        <w:spacing w:after="20" w:line="240" w:lineRule="auto"/>
+        <w:rPr/>
+      </w:pPr>
+      <w:r>
+        <w:rPr>
+          <w:b w:val="1"/>
+          <w:bCs w:val="1"/>
+          <w:sz w:val="17"/>
+          <w:szCs w:val="17"/>
+          <w:rtl w:val="0"/>
+        </w:rPr>
+        <w:t xml:space="preserve">Correlation: </w:t>
+      </w:r>
+      <w:r>
+        <w:rPr>
+          <w:sz w:val="17"/>
+          <w:szCs w:val="17"/>
+          <w:rtl w:val="0"/>
+        </w:rPr>
+        <w:t xml:space="preserve">A statistical relationship between variables.</w:t>
+      </w:r>
+      <w:r>
+        <w:rPr>
+          <w:rtl w:val="0"/>
+        </w:rPr>
+      </w:r>
+    </w:p>
+    <w:p>
+      <w:pPr>
+        <w:spacing w:after="20" w:line="240" w:lineRule="auto"/>
+        <w:rPr/>
+      </w:pPr>
+      <w:r>
+        <w:rPr>
+          <w:b w:val="1"/>
+          <w:bCs w:val="1"/>
+          <w:sz w:val="17"/>
+          <w:szCs w:val="17"/>
+          <w:rtl w:val="0"/>
+        </w:rPr>
+        <w:t xml:space="preserve">Causation: </w:t>
+      </w:r>
+      <w:r>
+        <w:rPr>
+          <w:sz w:val="17"/>
+          <w:szCs w:val="17"/>
+          <w:rtl w:val="0"/>
+        </w:rPr>
+        <w:t xml:space="preserve">One factor contributes to producing another.</w:t>
+      </w:r>
+      <w:r>
+        <w:rPr>
+          <w:rtl w:val="0"/>
+        </w:rPr>
+      </w:r>
+    </w:p>
+    <w:p>
+      <w:pPr>
+        <w:spacing w:after="20" w:line="240" w:lineRule="auto"/>
+        <w:rPr/>
+      </w:pPr>
+      <w:r>
+        <w:rPr>
+          <w:b w:val="1"/>
+          <w:bCs w:val="1"/>
+          <w:sz w:val="17"/>
+          <w:szCs w:val="17"/>
+          <w:rtl w:val="0"/>
+        </w:rPr>
+        <w:t xml:space="preserve">Confounding variable: </w:t>
+      </w:r>
+      <w:r>
+        <w:rPr>
+          <w:sz w:val="17"/>
+          <w:szCs w:val="17"/>
+          <w:rtl w:val="0"/>
+        </w:rPr>
+        <w:t xml:space="preserve">A factor that can distort an apparent relationship.</w:t>
+      </w:r>
+      <w:r>
+        <w:rPr>
+          <w:rtl w:val="0"/>
+        </w:rPr>
+      </w:r>
+    </w:p>
+    <w:p>
+      <w:pPr>
+        <w:spacing w:after="20" w:line="240" w:lineRule="auto"/>
+        <w:rPr/>
+      </w:pPr>
+      <w:r>
+        <w:rPr>
+          <w:b w:val="1"/>
+          <w:bCs w:val="1"/>
+          <w:sz w:val="17"/>
+          <w:szCs w:val="17"/>
+          <w:rtl w:val="0"/>
+        </w:rPr>
+        <w:t xml:space="preserve">Bias in research: </w:t>
+      </w:r>
+      <w:r>
+        <w:rPr>
+          <w:sz w:val="17"/>
+          <w:szCs w:val="17"/>
+          <w:rtl w:val="0"/>
+        </w:rPr>
+        <w:t xml:space="preserve">Systematic error that can distort results.</w:t>
+      </w:r>
+      <w:r>
+        <w:rPr>
+          <w:rtl w:val="0"/>
+        </w:rPr>
+      </w:r>
+    </w:p>
+    <w:p>
+      <w:pPr>
+        <w:spacing w:after="20" w:line="240" w:lineRule="auto"/>
+        <w:rPr/>
+      </w:pPr>
+      <w:r>
+        <w:rPr>
+          <w:b w:val="1"/>
+          <w:bCs w:val="1"/>
+          <w:sz w:val="17"/>
+          <w:szCs w:val="17"/>
+          <w:rtl w:val="0"/>
+        </w:rPr>
+        <w:t xml:space="preserve">Replication: </w:t>
+      </w:r>
+      <w:r>
+        <w:rPr>
+          <w:sz w:val="17"/>
+          <w:szCs w:val="17"/>
+          <w:rtl w:val="0"/>
+        </w:rPr>
+        <w:t xml:space="preserve">Repeating research to test reproducibility.</w:t>
+      </w:r>
+      <w:r>
+        <w:rPr>
+          <w:rtl w:val="0"/>
+        </w:rPr>
+      </w:r>
+    </w:p>
+    <w:p>
+      <w:pPr>
+        <w:spacing w:after="20" w:line="240" w:lineRule="auto"/>
+        <w:rPr/>
+      </w:pPr>
+      <w:r>
+        <w:rPr>
+          <w:b w:val="1"/>
+          <w:bCs w:val="1"/>
+          <w:sz w:val="17"/>
+          <w:szCs w:val="17"/>
+          <w:rtl w:val="0"/>
+        </w:rPr>
+        <w:t xml:space="preserve">Meta-analysis: </w:t>
+      </w:r>
+      <w:r>
+        <w:rPr>
+          <w:sz w:val="17"/>
+          <w:szCs w:val="17"/>
+          <w:rtl w:val="0"/>
+        </w:rPr>
+        <w:t xml:space="preserve">Statistical combination of multiple studies.</w:t>
+      </w:r>
+      <w:r>
+        <w:rPr>
+          <w:rtl w:val="0"/>
+        </w:rPr>
+      </w:r>
+    </w:p>
+    <w:p>
+      <w:pPr>
+        <w:spacing w:after="20" w:line="240" w:lineRule="auto"/>
+        <w:rPr/>
+      </w:pPr>
+      <w:r>
+        <w:rPr>
+          <w:b w:val="1"/>
+          <w:bCs w:val="1"/>
+          <w:sz w:val="17"/>
+          <w:szCs w:val="17"/>
+          <w:rtl w:val="0"/>
+        </w:rPr>
+        <w:t xml:space="preserve">Systematic review: </w:t>
+      </w:r>
+      <w:r>
+        <w:rPr>
+          <w:sz w:val="17"/>
+          <w:szCs w:val="17"/>
+          <w:rtl w:val="0"/>
+        </w:rPr>
+        <w:t xml:space="preserve">Structured review of research on a question.</w:t>
+      </w:r>
+      <w:r>
+        <w:rPr>
+          <w:rtl w:val="0"/>
+        </w:rPr>
+      </w:r>
+    </w:p>
+    <w:p>
+      <w:pPr>
+        <w:spacing w:after="20" w:line="240" w:lineRule="auto"/>
+        <w:rPr/>
+      </w:pPr>
+      <w:r>
+        <w:rPr>
+          <w:b w:val="1"/>
+          <w:bCs w:val="1"/>
+          <w:sz w:val="17"/>
+          <w:szCs w:val="17"/>
+          <w:rtl w:val="0"/>
+        </w:rPr>
+        <w:t xml:space="preserve">Observational study: </w:t>
+      </w:r>
+      <w:r>
+        <w:rPr>
+          <w:sz w:val="17"/>
+          <w:szCs w:val="17"/>
+          <w:rtl w:val="0"/>
+        </w:rPr>
+        <w:t xml:space="preserve">Research without assigned interventions.</w:t>
+      </w:r>
+      <w:r>
+        <w:rPr>
+          <w:rtl w:val="0"/>
+        </w:rPr>
+      </w:r>
+    </w:p>
+    <w:p>
+      <w:pPr>
+        <w:spacing w:after="20" w:line="240" w:lineRule="auto"/>
+        <w:rPr/>
+      </w:pPr>
+      <w:r>
+        <w:rPr>
+          <w:b w:val="1"/>
+          <w:bCs w:val="1"/>
+          <w:sz w:val="17"/>
+          <w:szCs w:val="17"/>
+          <w:rtl w:val="0"/>
+        </w:rPr>
+        <w:t xml:space="preserve">Randomized controlled trial: </w:t>
+      </w:r>
+      <w:r>
+        <w:rPr>
+          <w:sz w:val="17"/>
+          <w:szCs w:val="17"/>
+          <w:rtl w:val="0"/>
+        </w:rPr>
+        <w:t xml:space="preserve">An experiment with random group assignment.</w:t>
+      </w:r>
+      <w:r>
+        <w:rPr>
+          <w:rtl w:val="0"/>
+        </w:rPr>
+      </w:r>
+    </w:p>
+    <w:p>
+      <w:pPr>
+        <w:spacing w:after="20" w:line="240" w:lineRule="auto"/>
+        <w:rPr/>
+      </w:pPr>
+      <w:r>
+        <w:rPr>
+          <w:b w:val="1"/>
+          <w:bCs w:val="1"/>
+          <w:sz w:val="17"/>
+          <w:szCs w:val="17"/>
+          <w:rtl w:val="0"/>
+        </w:rPr>
+        <w:t xml:space="preserve">Statistical significance: </w:t>
+      </w:r>
+      <w:r>
+        <w:rPr>
+          <w:sz w:val="17"/>
+          <w:szCs w:val="17"/>
+          <w:rtl w:val="0"/>
+        </w:rPr>
+        <w:t xml:space="preserve">Evidence inconsistent with a specified null model.</w:t>
+      </w:r>
+      <w:r>
+        <w:rPr>
+          <w:rtl w:val="0"/>
+        </w:rPr>
+      </w:r>
+    </w:p>
+    <w:p>
+      <w:pPr>
+        <w:spacing w:after="20" w:line="240" w:lineRule="auto"/>
+        <w:rPr/>
+      </w:pPr>
+      <w:r>
+        <w:rPr>
+          <w:b w:val="1"/>
+          <w:bCs w:val="1"/>
+          <w:sz w:val="17"/>
+          <w:szCs w:val="17"/>
+          <w:rtl w:val="0"/>
+        </w:rPr>
+        <w:t xml:space="preserve">Effect size: </w:t>
+      </w:r>
+      <w:r>
+        <w:rPr>
+          <w:sz w:val="17"/>
+          <w:szCs w:val="17"/>
+          <w:rtl w:val="0"/>
+        </w:rPr>
+        <w:t xml:space="preserve">The magnitude of a relationship or difference.</w:t>
+      </w:r>
+      <w:r>
+        <w:rPr>
+          <w:rtl w:val="0"/>
+        </w:rPr>
+      </w:r>
+    </w:p>
+    <w:p>
+      <w:pPr>
+        <w:spacing w:after="20" w:line="240" w:lineRule="auto"/>
+        <w:rPr/>
+      </w:pPr>
+      <w:r>
+        <w:rPr>
+          <w:b w:val="1"/>
+          <w:bCs w:val="1"/>
+          <w:sz w:val="17"/>
+          <w:szCs w:val="17"/>
+          <w:rtl w:val="0"/>
+        </w:rPr>
+        <w:t xml:space="preserve">Association: </w:t>
+      </w:r>
+      <w:r>
+        <w:rPr>
+          <w:sz w:val="17"/>
+          <w:szCs w:val="17"/>
+          <w:rtl w:val="0"/>
+        </w:rPr>
+        <w:t xml:space="preserve">A relationship that does not itself prove causation.</w:t>
+      </w:r>
+      <w:r>
+        <w:rPr>
+          <w:rtl w:val="0"/>
+        </w:rPr>
+      </w:r>
+    </w:p>
+    <w:p>
+      <w:pPr>
+        <w:keepNext w:val="1"/>
+        <w:rPr/>
+      </w:pPr>
+      <w:r>
+        <w:rPr>
+          <w:b w:val="1"/>
+          <w:bCs w:val="1"/>
+          <w:sz w:val="20"/>
+          <w:szCs w:val="20"/>
+          <w:rtl w:val="0"/>
+        </w:rPr>
+        <w:t xml:space="preserve">FOOD, NUTRITION &amp; ANIMAL AGRICULTURE</w:t>
+      </w:r>
+      <w:r>
+        <w:rPr>
+          <w:rtl w:val="0"/>
+        </w:rPr>
+      </w:r>
+    </w:p>
+    <w:p>
+      <w:pPr>
+        <w:spacing w:after="20" w:line="240" w:lineRule="auto"/>
+        <w:rPr/>
+      </w:pPr>
+      <w:r>
+        <w:rPr>
+          <w:b w:val="1"/>
+          <w:bCs w:val="1"/>
+          <w:sz w:val="17"/>
+          <w:szCs w:val="17"/>
+          <w:rtl w:val="0"/>
+        </w:rPr>
+        <w:t xml:space="preserve">Omnivore: </w:t>
+      </w:r>
+      <w:r>
+        <w:rPr>
+          <w:sz w:val="17"/>
+          <w:szCs w:val="17"/>
+          <w:rtl w:val="0"/>
+        </w:rPr>
+        <w:t xml:space="preserve">An organism able to eat plants and animals.</w:t>
+      </w:r>
+      <w:r>
+        <w:rPr>
+          <w:rtl w:val="0"/>
+        </w:rPr>
+      </w:r>
+    </w:p>
+    <w:p>
+      <w:pPr>
+        <w:spacing w:after="20" w:line="240" w:lineRule="auto"/>
+        <w:rPr/>
+      </w:pPr>
+      <w:r>
+        <w:rPr>
+          <w:b w:val="1"/>
+          <w:bCs w:val="1"/>
+          <w:sz w:val="17"/>
+          <w:szCs w:val="17"/>
+          <w:rtl w:val="0"/>
+        </w:rPr>
+        <w:t xml:space="preserve">Herbivore: </w:t>
+      </w:r>
+      <w:r>
+        <w:rPr>
+          <w:sz w:val="17"/>
+          <w:szCs w:val="17"/>
+          <w:rtl w:val="0"/>
+        </w:rPr>
+        <w:t xml:space="preserve">An organism adapted mainly to eating plants.</w:t>
+      </w:r>
+      <w:r>
+        <w:rPr>
+          <w:rtl w:val="0"/>
+        </w:rPr>
+      </w:r>
+    </w:p>
+    <w:p>
+      <w:pPr>
+        <w:spacing w:after="20" w:line="240" w:lineRule="auto"/>
+        <w:rPr/>
+      </w:pPr>
+      <w:r>
+        <w:rPr>
+          <w:b w:val="1"/>
+          <w:bCs w:val="1"/>
+          <w:sz w:val="17"/>
+          <w:szCs w:val="17"/>
+          <w:rtl w:val="0"/>
+        </w:rPr>
+        <w:t xml:space="preserve">Carnivore: </w:t>
+      </w:r>
+      <w:r>
+        <w:rPr>
+          <w:sz w:val="17"/>
+          <w:szCs w:val="17"/>
+          <w:rtl w:val="0"/>
+        </w:rPr>
+        <w:t xml:space="preserve">An organism adapted mainly to eating animals.</w:t>
+      </w:r>
+      <w:r>
+        <w:rPr>
+          <w:rtl w:val="0"/>
+        </w:rPr>
+      </w:r>
+    </w:p>
+    <w:p>
+      <w:pPr>
+        <w:spacing w:after="20" w:line="240" w:lineRule="auto"/>
+        <w:rPr/>
+      </w:pPr>
+      <w:r>
+        <w:rPr>
+          <w:b w:val="1"/>
+          <w:bCs w:val="1"/>
+          <w:sz w:val="17"/>
+          <w:szCs w:val="17"/>
+          <w:rtl w:val="0"/>
+        </w:rPr>
+        <w:t xml:space="preserve">Diet: </w:t>
+      </w:r>
+      <w:r>
+        <w:rPr>
+          <w:sz w:val="17"/>
+          <w:szCs w:val="17"/>
+          <w:rtl w:val="0"/>
+        </w:rPr>
+        <w:t xml:space="preserve">Foods and drinks habitually consumed.</w:t>
+      </w:r>
+      <w:r>
+        <w:rPr>
+          <w:rtl w:val="0"/>
+        </w:rPr>
+      </w:r>
+    </w:p>
+    <w:p>
+      <w:pPr>
+        <w:spacing w:after="20" w:line="240" w:lineRule="auto"/>
+        <w:rPr/>
+      </w:pPr>
+      <w:r>
+        <w:rPr>
+          <w:b w:val="1"/>
+          <w:bCs w:val="1"/>
+          <w:sz w:val="17"/>
+          <w:szCs w:val="17"/>
+          <w:rtl w:val="0"/>
+        </w:rPr>
+        <w:t xml:space="preserve">Nutrient: </w:t>
+      </w:r>
+      <w:r>
+        <w:rPr>
+          <w:sz w:val="17"/>
+          <w:szCs w:val="17"/>
+          <w:rtl w:val="0"/>
+        </w:rPr>
+        <w:t xml:space="preserve">A substance needed for bodily function or health.</w:t>
+      </w:r>
+      <w:r>
+        <w:rPr>
+          <w:rtl w:val="0"/>
+        </w:rPr>
+      </w:r>
+    </w:p>
+    <w:p>
+      <w:pPr>
+        <w:spacing w:after="20" w:line="240" w:lineRule="auto"/>
+        <w:rPr/>
+      </w:pPr>
+      <w:r>
+        <w:rPr>
+          <w:b w:val="1"/>
+          <w:bCs w:val="1"/>
+          <w:sz w:val="17"/>
+          <w:szCs w:val="17"/>
+          <w:rtl w:val="0"/>
+        </w:rPr>
+        <w:t xml:space="preserve">Essential nutrient: </w:t>
+      </w:r>
+      <w:r>
+        <w:rPr>
+          <w:sz w:val="17"/>
+          <w:szCs w:val="17"/>
+          <w:rtl w:val="0"/>
+        </w:rPr>
+        <w:t xml:space="preserve">A required nutrient the body cannot make adequately.</w:t>
+      </w:r>
+      <w:r>
+        <w:rPr>
+          <w:rtl w:val="0"/>
+        </w:rPr>
+      </w:r>
+    </w:p>
+    <w:p>
+      <w:pPr>
+        <w:spacing w:after="20" w:line="240" w:lineRule="auto"/>
+        <w:rPr/>
+      </w:pPr>
+      <w:r>
+        <w:rPr>
+          <w:b w:val="1"/>
+          <w:bCs w:val="1"/>
+          <w:sz w:val="17"/>
+          <w:szCs w:val="17"/>
+          <w:rtl w:val="0"/>
+        </w:rPr>
+        <w:t xml:space="preserve">Protein: </w:t>
+      </w:r>
+      <w:r>
+        <w:rPr>
+          <w:sz w:val="17"/>
+          <w:szCs w:val="17"/>
+          <w:rtl w:val="0"/>
+        </w:rPr>
+        <w:t xml:space="preserve">A nutrient made of amino acids.</w:t>
+      </w:r>
+      <w:r>
+        <w:rPr>
+          <w:rtl w:val="0"/>
+        </w:rPr>
+      </w:r>
+    </w:p>
+    <w:p>
+      <w:pPr>
+        <w:spacing w:after="20" w:line="240" w:lineRule="auto"/>
+        <w:rPr/>
+      </w:pPr>
+      <w:r>
+        <w:rPr>
+          <w:b w:val="1"/>
+          <w:bCs w:val="1"/>
+          <w:sz w:val="17"/>
+          <w:szCs w:val="17"/>
+          <w:rtl w:val="0"/>
+        </w:rPr>
+        <w:t xml:space="preserve">Amino acid: </w:t>
+      </w:r>
+      <w:r>
+        <w:rPr>
+          <w:sz w:val="17"/>
+          <w:szCs w:val="17"/>
+          <w:rtl w:val="0"/>
+        </w:rPr>
+        <w:t xml:space="preserve">A building block of proteins.</w:t>
+      </w:r>
+      <w:r>
+        <w:rPr>
+          <w:rtl w:val="0"/>
+        </w:rPr>
+      </w:r>
+    </w:p>
+    <w:p>
+      <w:pPr>
+        <w:spacing w:after="20" w:line="240" w:lineRule="auto"/>
+        <w:rPr/>
+      </w:pPr>
+      <w:r>
+        <w:rPr>
+          <w:b w:val="1"/>
+          <w:bCs w:val="1"/>
+          <w:sz w:val="17"/>
+          <w:szCs w:val="17"/>
+          <w:rtl w:val="0"/>
+        </w:rPr>
+        <w:t xml:space="preserve">Essential amino acid: </w:t>
+      </w:r>
+      <w:r>
+        <w:rPr>
+          <w:sz w:val="17"/>
+          <w:szCs w:val="17"/>
+          <w:rtl w:val="0"/>
+        </w:rPr>
+        <w:t xml:space="preserve">An amino acid that must come from diet.</w:t>
+      </w:r>
+      <w:r>
+        <w:rPr>
+          <w:rtl w:val="0"/>
+        </w:rPr>
+      </w:r>
+    </w:p>
+    <w:p>
+      <w:pPr>
+        <w:spacing w:after="20" w:line="240" w:lineRule="auto"/>
+        <w:rPr/>
+      </w:pPr>
+      <w:r>
+        <w:rPr>
+          <w:b w:val="1"/>
+          <w:bCs w:val="1"/>
+          <w:sz w:val="17"/>
+          <w:szCs w:val="17"/>
+          <w:rtl w:val="0"/>
+        </w:rPr>
+        <w:t xml:space="preserve">Complete protein: </w:t>
+      </w:r>
+      <w:r>
+        <w:rPr>
+          <w:sz w:val="17"/>
+          <w:szCs w:val="17"/>
+          <w:rtl w:val="0"/>
+        </w:rPr>
+        <w:t xml:space="preserve">Protein containing all essential amino acids adequately.</w:t>
+      </w:r>
+      <w:r>
+        <w:rPr>
+          <w:rtl w:val="0"/>
+        </w:rPr>
+      </w:r>
+    </w:p>
+    <w:p>
+      <w:pPr>
+        <w:spacing w:after="20" w:line="240" w:lineRule="auto"/>
+        <w:rPr/>
+      </w:pPr>
+      <w:r>
+        <w:rPr>
+          <w:b w:val="1"/>
+          <w:bCs w:val="1"/>
+          <w:sz w:val="17"/>
+          <w:szCs w:val="17"/>
+          <w:rtl w:val="0"/>
+        </w:rPr>
+        <w:t xml:space="preserve">Fiber: </w:t>
+      </w:r>
+      <w:r>
+        <w:rPr>
+          <w:sz w:val="17"/>
+          <w:szCs w:val="17"/>
+          <w:rtl w:val="0"/>
+        </w:rPr>
+        <w:t xml:space="preserve">Carbohydrates that resist or escape digestion.</w:t>
+      </w:r>
+      <w:r>
+        <w:rPr>
+          <w:rtl w:val="0"/>
+        </w:rPr>
+      </w:r>
+    </w:p>
+    <w:p>
+      <w:pPr>
+        <w:spacing w:after="20" w:line="240" w:lineRule="auto"/>
+        <w:rPr/>
+      </w:pPr>
+      <w:r>
+        <w:rPr>
+          <w:b w:val="1"/>
+          <w:bCs w:val="1"/>
+          <w:sz w:val="17"/>
+          <w:szCs w:val="17"/>
+          <w:rtl w:val="0"/>
+        </w:rPr>
+        <w:t xml:space="preserve">Cholesterol: </w:t>
+      </w:r>
+      <w:r>
+        <w:rPr>
+          <w:sz w:val="17"/>
+          <w:szCs w:val="17"/>
+          <w:rtl w:val="0"/>
+        </w:rPr>
+        <w:t xml:space="preserve">A lipid made by animals and found in animal tissues.</w:t>
+      </w:r>
+      <w:r>
+        <w:rPr>
+          <w:rtl w:val="0"/>
+        </w:rPr>
+      </w:r>
+    </w:p>
+    <w:p>
+      <w:pPr>
+        <w:spacing w:after="20" w:line="240" w:lineRule="auto"/>
+        <w:rPr/>
+      </w:pPr>
+      <w:r>
+        <w:rPr>
+          <w:b w:val="1"/>
+          <w:bCs w:val="1"/>
+          <w:sz w:val="17"/>
+          <w:szCs w:val="17"/>
+          <w:rtl w:val="0"/>
+        </w:rPr>
+        <w:t xml:space="preserve">Saturated fat: </w:t>
+      </w:r>
+      <w:r>
+        <w:rPr>
+          <w:sz w:val="17"/>
+          <w:szCs w:val="17"/>
+          <w:rtl w:val="0"/>
+        </w:rPr>
+        <w:t xml:space="preserve">Fat rich in saturated fatty acids.</w:t>
+      </w:r>
+      <w:r>
+        <w:rPr>
+          <w:rtl w:val="0"/>
+        </w:rPr>
+      </w:r>
+    </w:p>
+    <w:p>
+      <w:pPr>
+        <w:spacing w:after="20" w:line="240" w:lineRule="auto"/>
+        <w:rPr/>
+      </w:pPr>
+      <w:r>
+        <w:rPr>
+          <w:b w:val="1"/>
+          <w:bCs w:val="1"/>
+          <w:sz w:val="17"/>
+          <w:szCs w:val="17"/>
+          <w:rtl w:val="0"/>
+        </w:rPr>
+        <w:t xml:space="preserve">Vitamin B12: </w:t>
+      </w:r>
+      <w:r>
+        <w:rPr>
+          <w:sz w:val="17"/>
+          <w:szCs w:val="17"/>
+          <w:rtl w:val="0"/>
+        </w:rPr>
+        <w:t xml:space="preserve">An essential vitamin for nerves and blood cells.</w:t>
+      </w:r>
+      <w:r>
+        <w:rPr>
+          <w:rtl w:val="0"/>
+        </w:rPr>
+      </w:r>
+    </w:p>
+    <w:p>
+      <w:pPr>
+        <w:spacing w:after="20" w:line="240" w:lineRule="auto"/>
+        <w:rPr/>
+      </w:pPr>
+      <w:r>
+        <w:rPr>
+          <w:b w:val="1"/>
+          <w:bCs w:val="1"/>
+          <w:sz w:val="17"/>
+          <w:szCs w:val="17"/>
+          <w:rtl w:val="0"/>
+        </w:rPr>
+        <w:t xml:space="preserve">Fortification: </w:t>
+      </w:r>
+      <w:r>
+        <w:rPr>
+          <w:sz w:val="17"/>
+          <w:szCs w:val="17"/>
+          <w:rtl w:val="0"/>
+        </w:rPr>
+        <w:t xml:space="preserve">Adding nutrients to food or drink.</w:t>
+      </w:r>
+      <w:r>
+        <w:rPr>
+          <w:rtl w:val="0"/>
+        </w:rPr>
+      </w:r>
+    </w:p>
+    <w:p>
+      <w:pPr>
+        <w:spacing w:after="20" w:line="240" w:lineRule="auto"/>
+        <w:rPr/>
+      </w:pPr>
+      <w:r>
+        <w:rPr>
+          <w:b w:val="1"/>
+          <w:bCs w:val="1"/>
+          <w:sz w:val="17"/>
+          <w:szCs w:val="17"/>
+          <w:rtl w:val="0"/>
+        </w:rPr>
+        <w:t xml:space="preserve">Supplement: </w:t>
+      </w:r>
+      <w:r>
+        <w:rPr>
+          <w:sz w:val="17"/>
+          <w:szCs w:val="17"/>
+          <w:rtl w:val="0"/>
+        </w:rPr>
+        <w:t xml:space="preserve">A product used to add dietary nutrients or substances.</w:t>
+      </w:r>
+      <w:r>
+        <w:rPr>
+          <w:rtl w:val="0"/>
+        </w:rPr>
+      </w:r>
+    </w:p>
+    <w:p>
+      <w:pPr>
+        <w:spacing w:after="20" w:line="240" w:lineRule="auto"/>
+        <w:rPr/>
+      </w:pPr>
+      <w:r>
+        <w:rPr>
+          <w:b w:val="1"/>
+          <w:bCs w:val="1"/>
+          <w:sz w:val="17"/>
+          <w:szCs w:val="17"/>
+          <w:rtl w:val="0"/>
+        </w:rPr>
+        <w:t xml:space="preserve">Bioavailability: </w:t>
+      </w:r>
+      <w:r>
+        <w:rPr>
+          <w:sz w:val="17"/>
+          <w:szCs w:val="17"/>
+          <w:rtl w:val="0"/>
+        </w:rPr>
+        <w:t xml:space="preserve">How much of a substance can be absorbed and used.</w:t>
+      </w:r>
+      <w:r>
+        <w:rPr>
+          <w:rtl w:val="0"/>
+        </w:rPr>
+      </w:r>
+    </w:p>
+    <w:p>
+      <w:pPr>
+        <w:spacing w:after="20" w:line="240" w:lineRule="auto"/>
+        <w:rPr/>
+      </w:pPr>
+      <w:r>
+        <w:rPr>
+          <w:b w:val="1"/>
+          <w:bCs w:val="1"/>
+          <w:sz w:val="17"/>
+          <w:szCs w:val="17"/>
+          <w:rtl w:val="0"/>
+        </w:rPr>
+        <w:t xml:space="preserve">Deficiency: </w:t>
+      </w:r>
+      <w:r>
+        <w:rPr>
+          <w:sz w:val="17"/>
+          <w:szCs w:val="17"/>
+          <w:rtl w:val="0"/>
+        </w:rPr>
+        <w:t xml:space="preserve">An inadequate amount of a needed nutrient.</w:t>
+      </w:r>
+      <w:r>
+        <w:rPr>
+          <w:rtl w:val="0"/>
+        </w:rPr>
+      </w:r>
+    </w:p>
+    <w:p>
+      <w:pPr>
+        <w:spacing w:after="20" w:line="240" w:lineRule="auto"/>
+        <w:rPr/>
+      </w:pPr>
+      <w:r>
+        <w:rPr>
+          <w:b w:val="1"/>
+          <w:bCs w:val="1"/>
+          <w:sz w:val="17"/>
+          <w:szCs w:val="17"/>
+          <w:rtl w:val="0"/>
+        </w:rPr>
+        <w:t xml:space="preserve">Malnutrition: </w:t>
+      </w:r>
+      <w:r>
+        <w:rPr>
+          <w:sz w:val="17"/>
+          <w:szCs w:val="17"/>
+          <w:rtl w:val="0"/>
+        </w:rPr>
+        <w:t xml:space="preserve">Poor nutrition from inadequate or imbalanced intake.</w:t>
+      </w:r>
+      <w:r>
+        <w:rPr>
+          <w:rtl w:val="0"/>
+        </w:rPr>
+      </w:r>
+    </w:p>
+    <w:p>
+      <w:pPr>
+        <w:spacing w:after="20" w:line="240" w:lineRule="auto"/>
+        <w:rPr/>
+      </w:pPr>
+      <w:r>
+        <w:rPr>
+          <w:b w:val="1"/>
+          <w:bCs w:val="1"/>
+          <w:sz w:val="17"/>
+          <w:szCs w:val="17"/>
+          <w:rtl w:val="0"/>
+        </w:rPr>
+        <w:t xml:space="preserve">Carcinogen: </w:t>
+      </w:r>
+      <w:r>
+        <w:rPr>
+          <w:sz w:val="17"/>
+          <w:szCs w:val="17"/>
+          <w:rtl w:val="0"/>
+        </w:rPr>
+        <w:t xml:space="preserve">An agent capable of causing cancer.</w:t>
+      </w:r>
+      <w:r>
+        <w:rPr>
+          <w:rtl w:val="0"/>
+        </w:rPr>
+      </w:r>
+    </w:p>
+    <w:p>
+      <w:pPr>
+        <w:spacing w:after="20" w:line="240" w:lineRule="auto"/>
+        <w:rPr/>
+      </w:pPr>
+      <w:r>
+        <w:rPr>
+          <w:b w:val="1"/>
+          <w:bCs w:val="1"/>
+          <w:sz w:val="17"/>
+          <w:szCs w:val="17"/>
+          <w:rtl w:val="0"/>
+        </w:rPr>
+        <w:t xml:space="preserve">Processed meat: </w:t>
+      </w:r>
+      <w:r>
+        <w:rPr>
+          <w:sz w:val="17"/>
+          <w:szCs w:val="17"/>
+          <w:rtl w:val="0"/>
+        </w:rPr>
+        <w:t xml:space="preserve">Meat preserved or flavored by processing.</w:t>
+      </w:r>
+      <w:r>
+        <w:rPr>
+          <w:rtl w:val="0"/>
+        </w:rPr>
+      </w:r>
+    </w:p>
+    <w:p>
+      <w:pPr>
+        <w:keepNext w:val="1"/>
+        <w:rPr/>
+      </w:pPr>
+      <w:r>
+        <w:rPr>
+          <w:b w:val="1"/>
+          <w:bCs w:val="1"/>
+          <w:sz w:val="20"/>
+          <w:szCs w:val="20"/>
+          <w:rtl w:val="0"/>
+        </w:rPr>
+        <w:t xml:space="preserve">ECOLOGY &amp; ENVIRONMENT</w:t>
+      </w:r>
+      <w:r>
+        <w:rPr>
+          <w:rtl w:val="0"/>
+        </w:rPr>
+      </w:r>
+    </w:p>
+    <w:p>
+      <w:pPr>
+        <w:spacing w:after="20" w:line="240" w:lineRule="auto"/>
+        <w:rPr/>
+      </w:pPr>
+      <w:r>
+        <w:rPr>
+          <w:b w:val="1"/>
+          <w:bCs w:val="1"/>
+          <w:sz w:val="17"/>
+          <w:szCs w:val="17"/>
+          <w:rtl w:val="0"/>
+        </w:rPr>
+        <w:t xml:space="preserve">Environment: </w:t>
+      </w:r>
+      <w:r>
+        <w:rPr>
+          <w:sz w:val="17"/>
+          <w:szCs w:val="17"/>
+          <w:rtl w:val="0"/>
+        </w:rPr>
+        <w:t xml:space="preserve">The conditions surrounding living organisms.</w:t>
+      </w:r>
+      <w:r>
+        <w:rPr>
+          <w:rtl w:val="0"/>
+        </w:rPr>
+      </w:r>
+    </w:p>
+    <w:p>
+      <w:pPr>
+        <w:spacing w:after="20" w:line="240" w:lineRule="auto"/>
+        <w:rPr/>
+      </w:pPr>
+      <w:r>
+        <w:rPr>
+          <w:b w:val="1"/>
+          <w:bCs w:val="1"/>
+          <w:sz w:val="17"/>
+          <w:szCs w:val="17"/>
+          <w:rtl w:val="0"/>
+        </w:rPr>
+        <w:t xml:space="preserve">Ecosystem: </w:t>
+      </w:r>
+      <w:r>
+        <w:rPr>
+          <w:sz w:val="17"/>
+          <w:szCs w:val="17"/>
+          <w:rtl w:val="0"/>
+        </w:rPr>
+        <w:t xml:space="preserve">Organisms and their environment interacting together.</w:t>
+      </w:r>
+      <w:r>
+        <w:rPr>
+          <w:rtl w:val="0"/>
+        </w:rPr>
+      </w:r>
+    </w:p>
+    <w:p>
+      <w:pPr>
+        <w:spacing w:after="20" w:line="240" w:lineRule="auto"/>
+        <w:rPr/>
+      </w:pPr>
+      <w:r>
+        <w:rPr>
+          <w:b w:val="1"/>
+          <w:bCs w:val="1"/>
+          <w:sz w:val="17"/>
+          <w:szCs w:val="17"/>
+          <w:rtl w:val="0"/>
+        </w:rPr>
+        <w:t xml:space="preserve">Biodiversity: </w:t>
+      </w:r>
+      <w:r>
+        <w:rPr>
+          <w:sz w:val="17"/>
+          <w:szCs w:val="17"/>
+          <w:rtl w:val="0"/>
+        </w:rPr>
+        <w:t xml:space="preserve">The variety of life.</w:t>
+      </w:r>
+      <w:r>
+        <w:rPr>
+          <w:rtl w:val="0"/>
+        </w:rPr>
+      </w:r>
+    </w:p>
+    <w:p>
+      <w:pPr>
+        <w:spacing w:after="20" w:line="240" w:lineRule="auto"/>
+        <w:rPr/>
+      </w:pPr>
+      <w:r>
+        <w:rPr>
+          <w:b w:val="1"/>
+          <w:bCs w:val="1"/>
+          <w:sz w:val="17"/>
+          <w:szCs w:val="17"/>
+          <w:rtl w:val="0"/>
+        </w:rPr>
+        <w:t xml:space="preserve">Habitat: </w:t>
+      </w:r>
+      <w:r>
+        <w:rPr>
+          <w:sz w:val="17"/>
+          <w:szCs w:val="17"/>
+          <w:rtl w:val="0"/>
+        </w:rPr>
+        <w:t xml:space="preserve">The environment where an organism lives.</w:t>
+      </w:r>
+      <w:r>
+        <w:rPr>
+          <w:rtl w:val="0"/>
+        </w:rPr>
+      </w:r>
+    </w:p>
+    <w:p>
+      <w:pPr>
+        <w:spacing w:after="20" w:line="240" w:lineRule="auto"/>
+        <w:rPr/>
+      </w:pPr>
+      <w:r>
+        <w:rPr>
+          <w:b w:val="1"/>
+          <w:bCs w:val="1"/>
+          <w:sz w:val="17"/>
+          <w:szCs w:val="17"/>
+          <w:rtl w:val="0"/>
+        </w:rPr>
+        <w:t xml:space="preserve">Ecology: </w:t>
+      </w:r>
+      <w:r>
+        <w:rPr>
+          <w:sz w:val="17"/>
+          <w:szCs w:val="17"/>
+          <w:rtl w:val="0"/>
+        </w:rPr>
+        <w:t xml:space="preserve">The study of organisms and their environments.</w:t>
+      </w:r>
+      <w:r>
+        <w:rPr>
+          <w:rtl w:val="0"/>
+        </w:rPr>
+      </w:r>
+    </w:p>
+    <w:p>
+      <w:pPr>
+        <w:spacing w:after="20" w:line="240" w:lineRule="auto"/>
+        <w:rPr/>
+      </w:pPr>
+      <w:r>
+        <w:rPr>
+          <w:b w:val="1"/>
+          <w:bCs w:val="1"/>
+          <w:sz w:val="17"/>
+          <w:szCs w:val="17"/>
+          <w:rtl w:val="0"/>
+        </w:rPr>
+        <w:t xml:space="preserve">Sustainability: </w:t>
+      </w:r>
+      <w:r>
+        <w:rPr>
+          <w:sz w:val="17"/>
+          <w:szCs w:val="17"/>
+          <w:rtl w:val="0"/>
+        </w:rPr>
+        <w:t xml:space="preserve">Meeting needs while preserving resources over time.</w:t>
+      </w:r>
+      <w:r>
+        <w:rPr>
+          <w:rtl w:val="0"/>
+        </w:rPr>
+      </w:r>
+    </w:p>
+    <w:p>
+      <w:pPr>
+        <w:spacing w:after="20" w:line="240" w:lineRule="auto"/>
+        <w:rPr/>
+      </w:pPr>
+      <w:r>
+        <w:rPr>
+          <w:b w:val="1"/>
+          <w:bCs w:val="1"/>
+          <w:sz w:val="17"/>
+          <w:szCs w:val="17"/>
+          <w:rtl w:val="0"/>
+        </w:rPr>
+        <w:t xml:space="preserve">Deforestation: </w:t>
+      </w:r>
+      <w:r>
+        <w:rPr>
+          <w:sz w:val="17"/>
+          <w:szCs w:val="17"/>
+          <w:rtl w:val="0"/>
+        </w:rPr>
+        <w:t xml:space="preserve">Large-scale removal of forests.</w:t>
+      </w:r>
+      <w:r>
+        <w:rPr>
+          <w:rtl w:val="0"/>
+        </w:rPr>
+      </w:r>
+    </w:p>
+    <w:p>
+      <w:pPr>
+        <w:spacing w:after="20" w:line="240" w:lineRule="auto"/>
+        <w:rPr/>
+      </w:pPr>
+      <w:r>
+        <w:rPr>
+          <w:b w:val="1"/>
+          <w:bCs w:val="1"/>
+          <w:sz w:val="17"/>
+          <w:szCs w:val="17"/>
+          <w:rtl w:val="0"/>
+        </w:rPr>
+        <w:t xml:space="preserve">Greenhouse gas: </w:t>
+      </w:r>
+      <w:r>
+        <w:rPr>
+          <w:sz w:val="17"/>
+          <w:szCs w:val="17"/>
+          <w:rtl w:val="0"/>
+        </w:rPr>
+        <w:t xml:space="preserve">A gas that traps heat in the atmosphere.</w:t>
+      </w:r>
+      <w:r>
+        <w:rPr>
+          <w:rtl w:val="0"/>
+        </w:rPr>
+      </w:r>
+    </w:p>
+    <w:p>
+      <w:pPr>
+        <w:spacing w:after="20" w:line="240" w:lineRule="auto"/>
+        <w:rPr/>
+      </w:pPr>
+      <w:r>
+        <w:rPr>
+          <w:b w:val="1"/>
+          <w:bCs w:val="1"/>
+          <w:sz w:val="17"/>
+          <w:szCs w:val="17"/>
+          <w:rtl w:val="0"/>
+        </w:rPr>
+        <w:t xml:space="preserve">Methane: </w:t>
+      </w:r>
+      <w:r>
+        <w:rPr>
+          <w:sz w:val="17"/>
+          <w:szCs w:val="17"/>
+          <w:rtl w:val="0"/>
+        </w:rPr>
+        <w:t xml:space="preserve">A potent greenhouse gas.</w:t>
+      </w:r>
+      <w:r>
+        <w:rPr>
+          <w:rtl w:val="0"/>
+        </w:rPr>
+      </w:r>
+    </w:p>
+    <w:p>
+      <w:pPr>
+        <w:spacing w:after="20" w:line="240" w:lineRule="auto"/>
+        <w:rPr/>
+      </w:pPr>
+      <w:r>
+        <w:rPr>
+          <w:b w:val="1"/>
+          <w:bCs w:val="1"/>
+          <w:sz w:val="17"/>
+          <w:szCs w:val="17"/>
+          <w:rtl w:val="0"/>
+        </w:rPr>
+        <w:t xml:space="preserve">Carbon footprint: </w:t>
+      </w:r>
+      <w:r>
+        <w:rPr>
+          <w:sz w:val="17"/>
+          <w:szCs w:val="17"/>
+          <w:rtl w:val="0"/>
+        </w:rPr>
+        <w:t xml:space="preserve">Greenhouse-gas emissions attributable to something.</w:t>
+      </w:r>
+      <w:r>
+        <w:rPr>
+          <w:rtl w:val="0"/>
+        </w:rPr>
+      </w:r>
+    </w:p>
+    <w:p>
+      <w:pPr>
+        <w:spacing w:after="20" w:line="240" w:lineRule="auto"/>
+        <w:rPr/>
+      </w:pPr>
+      <w:r>
+        <w:rPr>
+          <w:b w:val="1"/>
+          <w:bCs w:val="1"/>
+          <w:sz w:val="17"/>
+          <w:szCs w:val="17"/>
+          <w:rtl w:val="0"/>
+        </w:rPr>
+        <w:t xml:space="preserve">Land use: </w:t>
+      </w:r>
+      <w:r>
+        <w:rPr>
+          <w:sz w:val="17"/>
+          <w:szCs w:val="17"/>
+          <w:rtl w:val="0"/>
+        </w:rPr>
+        <w:t xml:space="preserve">Human management or modification of land.</w:t>
+      </w:r>
+      <w:r>
+        <w:rPr>
+          <w:rtl w:val="0"/>
+        </w:rPr>
+      </w:r>
+    </w:p>
+    <w:p>
+      <w:pPr>
+        <w:spacing w:after="20" w:line="240" w:lineRule="auto"/>
+        <w:rPr/>
+      </w:pPr>
+      <w:r>
+        <w:rPr>
+          <w:b w:val="1"/>
+          <w:bCs w:val="1"/>
+          <w:sz w:val="17"/>
+          <w:szCs w:val="17"/>
+          <w:rtl w:val="0"/>
+        </w:rPr>
+        <w:t xml:space="preserve">Resource use: </w:t>
+      </w:r>
+      <w:r>
+        <w:rPr>
+          <w:sz w:val="17"/>
+          <w:szCs w:val="17"/>
+          <w:rtl w:val="0"/>
+        </w:rPr>
+        <w:t xml:space="preserve">Consumption of land, water, energy, or materials.</w:t>
+      </w:r>
+      <w:r>
+        <w:rPr>
+          <w:rtl w:val="0"/>
+        </w:rPr>
+      </w:r>
+    </w:p>
+    <w:p>
+      <w:pPr>
+        <w:spacing w:after="20" w:line="240" w:lineRule="auto"/>
+        <w:rPr/>
+      </w:pPr>
+      <w:r>
+        <w:rPr>
+          <w:b w:val="1"/>
+          <w:bCs w:val="1"/>
+          <w:sz w:val="17"/>
+          <w:szCs w:val="17"/>
+          <w:rtl w:val="0"/>
+        </w:rPr>
+        <w:t xml:space="preserve">Trophic level: </w:t>
+      </w:r>
+      <w:r>
+        <w:rPr>
+          <w:sz w:val="17"/>
+          <w:szCs w:val="17"/>
+          <w:rtl w:val="0"/>
+        </w:rPr>
+        <w:t xml:space="preserve">An organism's position in a food chain.</w:t>
+      </w:r>
+      <w:r>
+        <w:rPr>
+          <w:rtl w:val="0"/>
+        </w:rPr>
+      </w:r>
+    </w:p>
+    <w:p>
+      <w:pPr>
+        <w:keepNext w:val="1"/>
+        <w:rPr/>
+      </w:pPr>
+      <w:r>
+        <w:rPr>
+          <w:b w:val="1"/>
+          <w:bCs w:val="1"/>
+          <w:sz w:val="20"/>
+          <w:szCs w:val="20"/>
+          <w:rtl w:val="0"/>
+        </w:rPr>
+        <w:t xml:space="preserve">USEFUL DISTINCTIONS FOR LIVE DISCUSSIONS</w:t>
+      </w:r>
+      <w:r>
+        <w:rPr>
+          <w:rtl w:val="0"/>
+        </w:rPr>
+      </w:r>
+    </w:p>
+    <w:p>
+      <w:pPr>
+        <w:spacing w:after="20" w:line="240" w:lineRule="auto"/>
+        <w:rPr/>
+      </w:pPr>
+      <w:r>
+        <w:rPr>
+          <w:b w:val="1"/>
+          <w:bCs w:val="1"/>
+          <w:sz w:val="17"/>
+          <w:szCs w:val="17"/>
+          <w:rtl w:val="0"/>
+        </w:rPr>
+        <w:t xml:space="preserve">Sentience ≠ intelligence: </w:t>
+      </w:r>
+      <w:r>
+        <w:rPr>
+          <w:sz w:val="17"/>
+          <w:szCs w:val="17"/>
+          <w:rtl w:val="0"/>
+        </w:rPr>
+        <w:t xml:space="preserve">Feeling and problem-solving are different capacities.</w:t>
+      </w:r>
+      <w:r>
+        <w:rPr>
+          <w:rtl w:val="0"/>
+        </w:rPr>
+      </w:r>
+    </w:p>
+    <w:p>
+      <w:pPr>
+        <w:spacing w:after="20" w:line="240" w:lineRule="auto"/>
+        <w:rPr/>
+      </w:pPr>
+      <w:r>
+        <w:rPr>
+          <w:b w:val="1"/>
+          <w:bCs w:val="1"/>
+          <w:sz w:val="17"/>
+          <w:szCs w:val="17"/>
+          <w:rtl w:val="0"/>
+        </w:rPr>
+        <w:t xml:space="preserve">Sentience ≠ sapience: </w:t>
+      </w:r>
+      <w:r>
+        <w:rPr>
+          <w:sz w:val="17"/>
+          <w:szCs w:val="17"/>
+          <w:rtl w:val="0"/>
+        </w:rPr>
+        <w:t xml:space="preserve">Sentience is experience; sapience is advanced reasoning.</w:t>
+      </w:r>
+      <w:r>
+        <w:rPr>
+          <w:rtl w:val="0"/>
+        </w:rPr>
+      </w:r>
+    </w:p>
+    <w:p>
+      <w:pPr>
+        <w:spacing w:after="20" w:line="240" w:lineRule="auto"/>
+        <w:rPr/>
+      </w:pPr>
+      <w:r>
+        <w:rPr>
+          <w:b w:val="1"/>
+          <w:bCs w:val="1"/>
+          <w:sz w:val="17"/>
+          <w:szCs w:val="17"/>
+          <w:rtl w:val="0"/>
+        </w:rPr>
+        <w:t xml:space="preserve">Pain ≠ nociception: </w:t>
+      </w:r>
+      <w:r>
+        <w:rPr>
+          <w:sz w:val="17"/>
+          <w:szCs w:val="17"/>
+          <w:rtl w:val="0"/>
+        </w:rPr>
+        <w:t xml:space="preserve">Pain is experience; nociception detects harmful stimuli.</w:t>
+      </w:r>
+      <w:r>
+        <w:rPr>
+          <w:rtl w:val="0"/>
+        </w:rPr>
+      </w:r>
+    </w:p>
+    <w:p>
+      <w:pPr>
+        <w:spacing w:after="20" w:line="240" w:lineRule="auto"/>
+        <w:rPr/>
+      </w:pPr>
+      <w:r>
+        <w:rPr>
+          <w:b w:val="1"/>
+          <w:bCs w:val="1"/>
+          <w:sz w:val="17"/>
+          <w:szCs w:val="17"/>
+          <w:rtl w:val="0"/>
+        </w:rPr>
+        <w:t xml:space="preserve">Explanation ≠ justification: </w:t>
+      </w:r>
+      <w:r>
+        <w:rPr>
+          <w:sz w:val="17"/>
+          <w:szCs w:val="17"/>
+          <w:rtl w:val="0"/>
+        </w:rPr>
+        <w:t xml:space="preserve">Explaining something does not make it right.</w:t>
+      </w:r>
+      <w:r>
+        <w:rPr>
+          <w:rtl w:val="0"/>
+        </w:rPr>
+      </w:r>
+    </w:p>
+    <w:p>
+      <w:pPr>
+        <w:spacing w:after="20" w:line="240" w:lineRule="auto"/>
+        <w:rPr/>
+      </w:pPr>
+      <w:r>
+        <w:rPr>
+          <w:b w:val="1"/>
+          <w:bCs w:val="1"/>
+          <w:sz w:val="17"/>
+          <w:szCs w:val="17"/>
+          <w:rtl w:val="0"/>
+        </w:rPr>
+        <w:t xml:space="preserve">Legal ≠ ethical: </w:t>
+      </w:r>
+      <w:r>
+        <w:rPr>
+          <w:sz w:val="17"/>
+          <w:szCs w:val="17"/>
+          <w:rtl w:val="0"/>
+        </w:rPr>
+        <w:t xml:space="preserve">Legal does not necessarily mean ethical.</w:t>
+      </w:r>
+      <w:r>
+        <w:rPr>
+          <w:rtl w:val="0"/>
+        </w:rPr>
+      </w:r>
+    </w:p>
+    <w:p>
+      <w:pPr>
+        <w:spacing w:after="20" w:line="240" w:lineRule="auto"/>
+        <w:rPr/>
+      </w:pPr>
+      <w:r>
+        <w:rPr>
+          <w:b w:val="1"/>
+          <w:bCs w:val="1"/>
+          <w:sz w:val="17"/>
+          <w:szCs w:val="17"/>
+          <w:rtl w:val="0"/>
+        </w:rPr>
+        <w:t xml:space="preserve">Natural ≠ ethical: </w:t>
+      </w:r>
+      <w:r>
+        <w:rPr>
+          <w:sz w:val="17"/>
+          <w:szCs w:val="17"/>
+          <w:rtl w:val="0"/>
+        </w:rPr>
+        <w:t xml:space="preserve">Natural does not necessarily mean ethical.</w:t>
+      </w:r>
+      <w:r>
+        <w:rPr>
+          <w:rtl w:val="0"/>
+        </w:rPr>
+      </w:r>
+    </w:p>
+    <w:p>
+      <w:pPr>
+        <w:spacing w:after="20" w:line="240" w:lineRule="auto"/>
+        <w:rPr/>
+      </w:pPr>
+      <w:r>
+        <w:rPr>
+          <w:b w:val="1"/>
+          <w:bCs w:val="1"/>
+          <w:sz w:val="17"/>
+          <w:szCs w:val="17"/>
+          <w:rtl w:val="0"/>
+        </w:rPr>
+        <w:t xml:space="preserve">Tradition ≠ justification: </w:t>
+      </w:r>
+      <w:r>
+        <w:rPr>
+          <w:sz w:val="17"/>
+          <w:szCs w:val="17"/>
+          <w:rtl w:val="0"/>
+        </w:rPr>
+        <w:t xml:space="preserve">Tradition alone does not justify a practice.</w:t>
+      </w:r>
+      <w:r>
+        <w:rPr>
+          <w:rtl w:val="0"/>
+        </w:rPr>
+      </w:r>
+    </w:p>
+    <w:p>
+      <w:pPr>
+        <w:spacing w:after="20" w:line="240" w:lineRule="auto"/>
+        <w:rPr/>
+      </w:pPr>
+      <w:r>
+        <w:rPr>
+          <w:b w:val="1"/>
+          <w:bCs w:val="1"/>
+          <w:sz w:val="17"/>
+          <w:szCs w:val="17"/>
+          <w:rtl w:val="0"/>
+        </w:rPr>
+        <w:t xml:space="preserve">Preference ≠ necessity: </w:t>
+      </w:r>
+      <w:r>
+        <w:rPr>
+          <w:sz w:val="17"/>
+          <w:szCs w:val="17"/>
+          <w:rtl w:val="0"/>
+        </w:rPr>
+        <w:t xml:space="preserve">Wanting something is not needing it.</w:t>
+      </w:r>
+      <w:r>
+        <w:rPr>
+          <w:rtl w:val="0"/>
+        </w:rPr>
+      </w:r>
+    </w:p>
+    <w:p>
+      <w:pPr>
+        <w:spacing w:after="20" w:line="240" w:lineRule="auto"/>
+        <w:rPr/>
+      </w:pPr>
+      <w:r>
+        <w:rPr>
+          <w:b w:val="1"/>
+          <w:bCs w:val="1"/>
+          <w:sz w:val="17"/>
+          <w:szCs w:val="17"/>
+          <w:rtl w:val="0"/>
+        </w:rPr>
+        <w:t xml:space="preserve">Correlation ≠ causation: </w:t>
+      </w:r>
+      <w:r>
+        <w:rPr>
+          <w:sz w:val="17"/>
+          <w:szCs w:val="17"/>
+          <w:rtl w:val="0"/>
+        </w:rPr>
+        <w:t xml:space="preserve">Association alone does not prove causation.</w:t>
+      </w:r>
+      <w:r>
+        <w:rPr>
+          <w:rtl w:val="0"/>
+        </w:rPr>
+      </w:r>
+    </w:p>
+    <w:p>
+      <w:pPr>
+        <w:spacing w:after="20" w:line="240" w:lineRule="auto"/>
+        <w:rPr/>
+      </w:pPr>
+      <w:r>
+        <w:rPr>
+          <w:b w:val="1"/>
+          <w:bCs w:val="1"/>
+          <w:sz w:val="17"/>
+          <w:szCs w:val="17"/>
+          <w:rtl w:val="0"/>
+        </w:rPr>
+        <w:t xml:space="preserve">Anecdote ≠ scientific evidence: </w:t>
+      </w:r>
+      <w:r>
+        <w:rPr>
+          <w:sz w:val="17"/>
+          <w:szCs w:val="17"/>
+          <w:rtl w:val="0"/>
+        </w:rPr>
+        <w:t xml:space="preserve">Personal experience alone is not scientific proof.</w:t>
+      </w:r>
+      <w:r>
+        <w:rPr>
+          <w:rtl w:val="0"/>
+        </w:rPr>
+      </w:r>
+    </w:p>
+    <w:p>
+      <w:pPr>
+        <w:spacing w:after="20" w:line="240" w:lineRule="auto"/>
+        <w:rPr/>
+      </w:pPr>
+      <w:r>
+        <w:rPr>
+          <w:b w:val="1"/>
+          <w:bCs w:val="1"/>
+          <w:sz w:val="17"/>
+          <w:szCs w:val="17"/>
+          <w:rtl w:val="0"/>
+        </w:rPr>
+        <w:t xml:space="preserve">Animal welfare ≠ animal rights: </w:t>
+      </w:r>
+      <w:r>
+        <w:rPr>
+          <w:sz w:val="17"/>
+          <w:szCs w:val="17"/>
+          <w:rtl w:val="0"/>
+        </w:rPr>
+        <w:t xml:space="preserve">Welfare concerns treatment; rights concern permissible use.</w:t>
+      </w:r>
+      <w:r>
+        <w:rPr>
+          <w:rtl w:val="0"/>
+        </w:rPr>
+      </w:r>
+    </w:p>
+    <w:p>
+      <w:pPr>
+        <w:spacing w:after="20" w:line="240" w:lineRule="auto"/>
+        <w:rPr/>
+      </w:pPr>
+      <w:r>
+        <w:rPr>
+          <w:b w:val="1"/>
+          <w:bCs w:val="1"/>
+          <w:sz w:val="17"/>
+          <w:szCs w:val="17"/>
+          <w:rtl w:val="0"/>
+        </w:rPr>
+        <w:t xml:space="preserve">Plant-based ≠ vegan: </w:t>
+      </w:r>
+      <w:r>
+        <w:rPr>
+          <w:sz w:val="17"/>
+          <w:szCs w:val="17"/>
+          <w:rtl w:val="0"/>
+        </w:rPr>
+        <w:t xml:space="preserve">Plant-based describes diet; veganism extends beyond diet.</w:t>
+      </w:r>
+      <w:r>
+        <w:rPr>
+          <w:rtl w:val="0"/>
+        </w:rPr>
+      </w:r>
+    </w:p>
+    <w:p>
+      <w:pPr>
+        <w:spacing w:after="20" w:line="240" w:lineRule="auto"/>
+        <w:rPr/>
+      </w:pPr>
+      <w:r>
+        <w:rPr>
+          <w:b w:val="1"/>
+          <w:bCs w:val="1"/>
+          <w:sz w:val="17"/>
+          <w:szCs w:val="17"/>
+          <w:rtl w:val="0"/>
+        </w:rPr>
+        <w:t xml:space="preserve">Intelligence ≠ moral worth: </w:t>
+      </w:r>
+      <w:r>
+        <w:rPr>
+          <w:sz w:val="17"/>
+          <w:szCs w:val="17"/>
+          <w:rtl w:val="0"/>
+        </w:rPr>
+        <w:t xml:space="preserve">Cognitive ability does not define moral worth.</w:t>
+      </w:r>
+      <w:r>
+        <w:rPr>
+          <w:rtl w:val="0"/>
+        </w:rPr>
+      </w:r>
+    </w:p>
+    <w:p>
+      <w:pPr>
+        <w:spacing w:after="20" w:line="240" w:lineRule="auto"/>
+        <w:rPr/>
+      </w:pPr>
+      <w:r>
+        <w:rPr>
+          <w:b w:val="1"/>
+          <w:bCs w:val="1"/>
+          <w:sz w:val="17"/>
+          <w:szCs w:val="17"/>
+          <w:rtl w:val="0"/>
+        </w:rPr>
+        <w:t xml:space="preserve">Disagreement ≠ refutation: </w:t>
+      </w:r>
+      <w:r>
+        <w:rPr>
+          <w:sz w:val="17"/>
+          <w:szCs w:val="17"/>
+          <w:rtl w:val="0"/>
+        </w:rPr>
+        <w:t xml:space="preserve">Disagreement does not prove a claim false.</w:t>
+      </w:r>
+      <w:r>
+        <w:rPr>
+          <w:rtl w:val="0"/>
+        </w:rPr>
+      </w:r>
+    </w:p>
+    <w:p>
+      <w:pPr>
+        <w:spacing w:after="20" w:line="240" w:lineRule="auto"/>
+        <w:rPr/>
+      </w:pPr>
+      <w:r>
+        <w:rPr>
+          <w:b w:val="1"/>
+          <w:bCs w:val="1"/>
+          <w:sz w:val="17"/>
+          <w:szCs w:val="17"/>
+          <w:rtl w:val="0"/>
+        </w:rPr>
+        <w:t xml:space="preserve">Assertion ≠ evidence: </w:t>
+      </w:r>
+      <w:r>
+        <w:rPr>
+          <w:sz w:val="17"/>
+          <w:szCs w:val="17"/>
+          <w:rtl w:val="0"/>
+        </w:rPr>
+        <w:t xml:space="preserve">Saying something is true is not evidence.</w:t>
+      </w:r>
+      <w:r>
+        <w:rPr>
+          <w:rtl w:val="0"/>
+        </w:rPr>
+      </w:r>
+    </w:p>
+    <w:p>
+      <w:pPr>
+        <w:spacing w:after="20" w:line="240" w:lineRule="auto"/>
+        <w:rPr/>
+      </w:pPr>
+      <w:r>
+        <w:rPr>
+          <w:b w:val="1"/>
+          <w:bCs w:val="1"/>
+          <w:sz w:val="17"/>
+          <w:szCs w:val="17"/>
+          <w:rtl w:val="0"/>
+        </w:rPr>
+        <w:t xml:space="preserve">Possibility ≠ probability: </w:t>
+      </w:r>
+      <w:r>
+        <w:rPr>
+          <w:sz w:val="17"/>
+          <w:szCs w:val="17"/>
+          <w:rtl w:val="0"/>
+        </w:rPr>
+        <w:t xml:space="preserve">Possible does not mean likely.</w:t>
+      </w:r>
+      <w:r>
+        <w:rPr>
+          <w:rtl w:val="0"/>
+        </w:rPr>
+      </w:r>
+    </w:p>
+    <w:p>
+      <w:pPr>
+        <w:spacing w:after="20" w:line="240" w:lineRule="auto"/>
+        <w:rPr/>
+      </w:pPr>
+      <w:r>
+        <w:rPr>
+          <w:b w:val="1"/>
+          <w:bCs w:val="1"/>
+          <w:sz w:val="17"/>
+          <w:szCs w:val="17"/>
+          <w:rtl w:val="0"/>
+        </w:rPr>
+        <w:t xml:space="preserve">Hypocrisy ≠ refutation: </w:t>
+      </w:r>
+      <w:r>
+        <w:rPr>
+          <w:sz w:val="17"/>
+          <w:szCs w:val="17"/>
+          <w:rtl w:val="0"/>
+        </w:rPr>
+        <w:t xml:space="preserve">Inconsistency does not prove an argument false.</w:t>
       </w:r>
       <w:r>
         <w:rPr>

--- a/docs/scientific-evidence-library.docx
+++ b/docs/scientific-evidence-library.docx
@@ -2943,7 +2943,7 @@
         <w:rPr>
           <w:rtl w:val="0"/>
         </w:rPr>
-        <w:t xml:space="preserve">Type 2 Diabetes</w:t>
+        <w:t xml:space="preserve">Meat Consumption &amp; Common Conditions</w:t>
       </w:r>
     </w:p>
     <w:p>
@@ -2959,7 +2959,7 @@
           <w:szCs w:val="19"/>
           <w:rtl w:val="0"/>
         </w:rPr>
-        <w:t xml:space="preserve">🥩 Higher red-meat intake: associated with higher Type 2 diabetes risk</w:t>
+        <w:t xml:space="preserve">🥩 Red + processed meat: +70 g/day associated with ~15% higher IHD | ~31% pneumonia | ~19% diverticular disease | ~10% colon polyps | ~30% diabetes</w:t>
       </w:r>
       <w:r>
         <w:rPr>
@@ -2979,7 +2979,7 @@
           <w:szCs w:val="16"/>
           <w:rtl w:val="0"/>
         </w:rPr>
-        <w:t xml:space="preserve">Source: Gu et al., American Journal of Clinical Nutrition (2023)</w:t>
+        <w:t xml:space="preserve">Source: Papier et al., BMC Medicine (2021)</w:t>
       </w:r>
       <w:r>
         <w:rPr>
@@ -3002,6 +3002,261 @@
         <w:t xml:space="preserve">URL: </w:t>
       </w:r>
       <w:hyperlink r:id="rId45">
+        <w:r>
+          <w:rPr>
+            <w:color w:val="1155cc"/>
+            <w:sz w:val="16"/>
+            <w:szCs w:val="16"/>
+            <w:u w:val="single"/>
+            <w:rtl w:val="0"/>
+          </w:rPr>
+          <w:t xml:space="preserve">https://doi.org/10.1186/s12916-021-01922-9</w:t>
+        </w:r>
+      </w:hyperlink>
+      <w:r>
+        <w:rPr>
+          <w:sz w:val="16"/>
+          <w:szCs w:val="16"/>
+          <w:rtl w:val="0"/>
+        </w:rPr>
+        <w:t xml:space="preserve"> </w:t>
+      </w:r>
+      <w:r>
+        <w:rPr>
+          <w:rtl w:val="0"/>
+        </w:rPr>
+      </w:r>
+    </w:p>
+    <w:p>
+      <w:pPr>
+        <w:spacing w:after="20" w:before="100" w:lineRule="auto"/>
+        <w:rPr/>
+      </w:pPr>
+      <w:r>
+        <w:rPr>
+          <w:b w:val="1"/>
+          <w:bCs w:val="1"/>
+          <w:sz w:val="19"/>
+          <w:szCs w:val="19"/>
+          <w:rtl w:val="0"/>
+        </w:rPr>
+        <w:t xml:space="preserve">🐔 Poultry: +30 g/day associated with ~17% higher GERD | ~12% gastritis/duodenitis | ~10% diverticular disease | ~11% gallbladder disease | ~14% diabetes</w:t>
+      </w:r>
+      <w:r>
+        <w:rPr>
+          <w:rtl w:val="0"/>
+        </w:rPr>
+      </w:r>
+    </w:p>
+    <w:p>
+      <w:pPr>
+        <w:spacing w:after="0" w:lineRule="auto"/>
+        <w:ind w:left="173" w:firstLine="0"/>
+        <w:rPr/>
+      </w:pPr>
+      <w:r>
+        <w:rPr>
+          <w:sz w:val="16"/>
+          <w:szCs w:val="16"/>
+          <w:rtl w:val="0"/>
+        </w:rPr>
+        <w:t xml:space="preserve">Source: Papier et al., BMC Medicine (2021)</w:t>
+      </w:r>
+      <w:r>
+        <w:rPr>
+          <w:rtl w:val="0"/>
+        </w:rPr>
+      </w:r>
+    </w:p>
+    <w:p>
+      <w:pPr>
+        <w:spacing w:after="20" w:lineRule="auto"/>
+        <w:ind w:left="173" w:firstLine="0"/>
+        <w:rPr/>
+      </w:pPr>
+      <w:r>
+        <w:rPr>
+          <w:sz w:val="16"/>
+          <w:szCs w:val="16"/>
+          <w:rtl w:val="0"/>
+        </w:rPr>
+        <w:t xml:space="preserve">URL: </w:t>
+      </w:r>
+      <w:hyperlink r:id="rId46">
+        <w:r>
+          <w:rPr>
+            <w:color w:val="1155cc"/>
+            <w:sz w:val="16"/>
+            <w:szCs w:val="16"/>
+            <w:u w:val="single"/>
+            <w:rtl w:val="0"/>
+          </w:rPr>
+          <w:t xml:space="preserve">https://doi.org/10.1186/s12916-021-01922-9</w:t>
+        </w:r>
+      </w:hyperlink>
+      <w:r>
+        <w:rPr>
+          <w:sz w:val="16"/>
+          <w:szCs w:val="16"/>
+          <w:rtl w:val="0"/>
+        </w:rPr>
+        <w:t xml:space="preserve"> </w:t>
+      </w:r>
+      <w:r>
+        <w:rPr>
+          <w:rtl w:val="0"/>
+        </w:rPr>
+      </w:r>
+    </w:p>
+    <w:p>
+      <w:pPr>
+        <w:spacing w:after="20" w:before="100" w:lineRule="auto"/>
+        <w:rPr/>
+      </w:pPr>
+      <w:r>
+        <w:rPr>
+          <w:b w:val="1"/>
+          <w:bCs w:val="1"/>
+          <w:sz w:val="19"/>
+          <w:szCs w:val="19"/>
+          <w:rtl w:val="0"/>
+        </w:rPr>
+        <w:t xml:space="preserve">🩸 Higher unprocessed red meat + poultry: associated with lower iron-deficiency anemia risk</w:t>
+      </w:r>
+      <w:r>
+        <w:rPr>
+          <w:rtl w:val="0"/>
+        </w:rPr>
+      </w:r>
+    </w:p>
+    <w:p>
+      <w:pPr>
+        <w:spacing w:after="0" w:lineRule="auto"/>
+        <w:ind w:left="173" w:firstLine="0"/>
+        <w:rPr/>
+      </w:pPr>
+      <w:r>
+        <w:rPr>
+          <w:sz w:val="16"/>
+          <w:szCs w:val="16"/>
+          <w:rtl w:val="0"/>
+        </w:rPr>
+        <w:t xml:space="preserve">Source: Papier et al., BMC Medicine (2021)</w:t>
+      </w:r>
+      <w:r>
+        <w:rPr>
+          <w:rtl w:val="0"/>
+        </w:rPr>
+      </w:r>
+    </w:p>
+    <w:p>
+      <w:pPr>
+        <w:spacing w:after="20" w:lineRule="auto"/>
+        <w:ind w:left="173" w:firstLine="0"/>
+        <w:rPr/>
+      </w:pPr>
+      <w:r>
+        <w:rPr>
+          <w:sz w:val="16"/>
+          <w:szCs w:val="16"/>
+          <w:rtl w:val="0"/>
+        </w:rPr>
+        <w:t xml:space="preserve">URL: </w:t>
+      </w:r>
+      <w:hyperlink r:id="rId47">
+        <w:r>
+          <w:rPr>
+            <w:color w:val="1155cc"/>
+            <w:sz w:val="16"/>
+            <w:szCs w:val="16"/>
+            <w:u w:val="single"/>
+            <w:rtl w:val="0"/>
+          </w:rPr>
+          <w:t xml:space="preserve">https://doi.org/10.1186/s12916-021-01922-9</w:t>
+        </w:r>
+      </w:hyperlink>
+      <w:r>
+        <w:rPr>
+          <w:sz w:val="16"/>
+          <w:szCs w:val="16"/>
+          <w:rtl w:val="0"/>
+        </w:rPr>
+        <w:t xml:space="preserve"> </w:t>
+      </w:r>
+      <w:r>
+        <w:rPr>
+          <w:rtl w:val="0"/>
+        </w:rPr>
+      </w:r>
+    </w:p>
+    <w:p>
+      <w:pPr>
+        <w:pStyle w:val="Heading2"/>
+        <w:rPr/>
+      </w:pPr>
+      <w:r>
+        <w:rPr>
+          <w:rtl w:val="0"/>
+        </w:rPr>
+        <w:t xml:space="preserve">Type 2 Diabetes</w:t>
+      </w:r>
+    </w:p>
+    <w:p>
+      <w:pPr>
+        <w:spacing w:after="20" w:before="100" w:lineRule="auto"/>
+        <w:rPr/>
+      </w:pPr>
+      <w:r>
+        <w:rPr>
+          <w:b w:val="1"/>
+          <w:bCs w:val="1"/>
+          <w:sz w:val="19"/>
+          <w:szCs w:val="19"/>
+          <w:rtl w:val="0"/>
+        </w:rPr>
+        <w:t xml:space="preserve">🥩 Higher red-meat intake: associated with higher Type 2 diabetes risk</w:t>
+      </w:r>
+      <w:r>
+        <w:rPr>
+          <w:rtl w:val="0"/>
+        </w:rPr>
+      </w:r>
+    </w:p>
+    <w:p>
+      <w:pPr>
+        <w:spacing w:after="0" w:lineRule="auto"/>
+        <w:ind w:left="173" w:firstLine="0"/>
+        <w:rPr/>
+      </w:pPr>
+      <w:r>
+        <w:rPr>
+          <w:sz w:val="16"/>
+          <w:szCs w:val="16"/>
+          <w:rtl w:val="0"/>
+        </w:rPr>
+        <w:t xml:space="preserve">Source: Gu et al., American Journal of Clinical Nutrition (2023)</w:t>
+      </w:r>
+      <w:r>
+        <w:rPr>
+          <w:rtl w:val="0"/>
+        </w:rPr>
+      </w:r>
+    </w:p>
+    <w:p>
+      <w:pPr>
+        <w:spacing w:after="20" w:lineRule="auto"/>
+        <w:ind w:left="173" w:firstLine="0"/>
+        <w:rPr/>
+      </w:pPr>
+      <w:r>
+        <w:rPr>
+          <w:sz w:val="16"/>
+          <w:szCs w:val="16"/>
+          <w:rtl w:val="0"/>
+        </w:rPr>
+        <w:t xml:space="preserve">URL: </w:t>
+      </w:r>
+      <w:hyperlink r:id="rId48">
         <w:r>
           <w:rPr>
             <w:color w:val="0563c1"/>
@@ -3084,7 +3339,7 @@
         </w:rPr>
         <w:t xml:space="preserve">URL: </w:t>
       </w:r>
-      <w:hyperlink r:id="rId46">
+      <w:hyperlink r:id="rId49">
         <w:r>
           <w:rPr>
             <w:color w:val="0563c1"/>
@@ -3167,7 +3422,7 @@
         </w:rPr>
         <w:t xml:space="preserve">URL: </w:t>
       </w:r>
-      <w:hyperlink r:id="rId47">
+      <w:hyperlink r:id="rId50">
         <w:r>
           <w:rPr>
             <w:color w:val="0563c1"/>
@@ -3238,7 +3493,7 @@
         </w:rPr>
         <w:t xml:space="preserve">URL: </w:t>
       </w:r>
-      <w:hyperlink r:id="rId48">
+      <w:hyperlink r:id="rId51">
         <w:r>
           <w:rPr>
             <w:color w:val="0563c1"/>
@@ -3309,7 +3564,7 @@
         </w:rPr>
         <w:t xml:space="preserve">URL: </w:t>
       </w:r>
-      <w:hyperlink r:id="rId49">
+      <w:hyperlink r:id="rId52">
         <w:r>
           <w:rPr>
             <w:color w:val="0563c1"/>
@@ -3380,7 +3635,7 @@
         </w:rPr>
         <w:t xml:space="preserve">URL: </w:t>
       </w:r>
-      <w:hyperlink r:id="rId50">
+      <w:hyperlink r:id="rId53">
         <w:r>
           <w:rPr>
             <w:color w:val="0563c1"/>
@@ -3451,7 +3706,7 @@
         </w:rPr>
         <w:t xml:space="preserve">URL: </w:t>
       </w:r>
-      <w:hyperlink r:id="rId51">
+      <w:hyperlink r:id="rId54">
         <w:r>
           <w:rPr>
             <w:color w:val="0563c1"/>
@@ -3534,7 +3789,7 @@
         </w:rPr>
         <w:t xml:space="preserve">URL: </w:t>
       </w:r>
-      <w:hyperlink r:id="rId52">
+      <w:hyperlink r:id="rId55">
         <w:r>
           <w:rPr>
             <w:color w:val="0563c1"/>
@@ -3605,7 +3860,7 @@
         </w:rPr>
         <w:t xml:space="preserve">URL: </w:t>
       </w:r>
-      <w:hyperlink r:id="rId53">
+      <w:hyperlink r:id="rId56">
         <w:r>
           <w:rPr>
             <w:color w:val="0563c1"/>
@@ -3696,7 +3951,7 @@
         </w:rPr>
         <w:t xml:space="preserve">URL: </w:t>
       </w:r>
-      <w:hyperlink r:id="rId54">
+      <w:hyperlink r:id="rId57">
         <w:r>
           <w:rPr>
             <w:color w:val="0563c1"/>
@@ -3726,7 +3981,7 @@
         </w:rPr>
         <w:t xml:space="preserve">URL: </w:t>
       </w:r>
-      <w:hyperlink r:id="rId55">
+      <w:hyperlink r:id="rId58">
         <w:r>
           <w:rPr>
             <w:color w:val="0563c1"/>
@@ -3797,7 +4052,7 @@
         </w:rPr>
         <w:t xml:space="preserve">URL: </w:t>
       </w:r>
-      <w:hyperlink r:id="rId56">
+      <w:hyperlink r:id="rId59">
         <w:r>
           <w:rPr>
             <w:color w:val="0563c1"/>
@@ -3868,7 +4123,7 @@
         </w:rPr>
         <w:t xml:space="preserve">URL: </w:t>
       </w:r>
-      <w:hyperlink r:id="rId57">
+      <w:hyperlink r:id="rId60">
         <w:r>
           <w:rPr>
             <w:color w:val="0563c1"/>
@@ -3979,7 +4234,7 @@
         </w:rPr>
         <w:t xml:space="preserve">URL: </w:t>
       </w:r>
-      <w:hyperlink r:id="rId58">
+      <w:hyperlink r:id="rId61">
         <w:r>
           <w:rPr>
             <w:color w:val="0563c1"/>
@@ -4009,7 +4264,7 @@
         </w:rPr>
         <w:t xml:space="preserve">URL: </w:t>
       </w:r>
-      <w:hyperlink r:id="rId59">
+      <w:hyperlink r:id="rId62">
         <w:r>
           <w:rPr>
             <w:color w:val="0563c1"/>
@@ -4039,7 +4294,7 @@
         </w:rPr>
         <w:t xml:space="preserve">URL: </w:t>
       </w:r>
-      <w:hyperlink r:id="rId60">
+      <w:hyperlink r:id="rId63">
         <w:r>
           <w:rPr>
             <w:color w:val="0563c1"/>
@@ -4110,7 +4365,7 @@
         </w:rPr>
         <w:t xml:space="preserve">URL: </w:t>
       </w:r>
-      <w:hyperlink r:id="rId61">
+      <w:hyperlink r:id="rId64">
         <w:r>
           <w:rPr>
             <w:color w:val="0563c1"/>
@@ -4181,7 +4436,7 @@
         </w:rPr>
         <w:t xml:space="preserve">URL: </w:t>
       </w:r>
-      <w:hyperlink r:id="rId62">
+      <w:hyperlink r:id="rId65">
         <w:r>
           <w:rPr>
             <w:color w:val="0563c1"/>
@@ -4252,7 +4507,7 @@
         </w:rPr>
         <w:t xml:space="preserve">URL: </w:t>
       </w:r>
-      <w:hyperlink r:id="rId63">
+      <w:hyperlink r:id="rId66">
         <w:r>
           <w:rPr>
             <w:color w:val="0563c1"/>
@@ -4323,7 +4578,7 @@
         </w:rPr>
         <w:t xml:space="preserve">URL: </w:t>
       </w:r>
-      <w:hyperlink r:id="rId64">
+      <w:hyperlink r:id="rId67">
         <w:r>
           <w:rPr>
             <w:color w:val="0563c1"/>
@@ -4365,219 +4620,6 @@
           <w:rtl w:val="0"/>
         </w:rPr>
         <w:t xml:space="preserve">🐄 Farm animals: pain | fear | distress</w:t>
-      </w:r>
-      <w:r>
-        <w:rPr>
-          <w:rtl w:val="0"/>
-        </w:rPr>
-      </w:r>
-    </w:p>
-    <w:p>
-      <w:pPr>
-        <w:spacing w:after="0" w:lineRule="auto"/>
-        <w:ind w:left="173" w:firstLine="0"/>
-        <w:rPr/>
-      </w:pPr>
-      <w:r>
-        <w:rPr>
-          <w:sz w:val="16"/>
-          <w:szCs w:val="16"/>
-          <w:rtl w:val="0"/>
-        </w:rPr>
-        <w:t xml:space="preserve">Source: European Food Safety Authority</w:t>
-      </w:r>
-      <w:r>
-        <w:rPr>
-          <w:rtl w:val="0"/>
-        </w:rPr>
-      </w:r>
-    </w:p>
-    <w:p>
-      <w:pPr>
-        <w:spacing w:after="20" w:lineRule="auto"/>
-        <w:ind w:left="173" w:firstLine="0"/>
-        <w:rPr/>
-      </w:pPr>
-      <w:r>
-        <w:rPr>
-          <w:sz w:val="16"/>
-          <w:szCs w:val="16"/>
-          <w:rtl w:val="0"/>
-        </w:rPr>
-        <w:t xml:space="preserve">URL: </w:t>
-      </w:r>
-      <w:hyperlink r:id="rId65">
-        <w:r>
-          <w:rPr>
-            <w:color w:val="0563c1"/>
-            <w:u w:val="single"/>
-            <w:rtl w:val="0"/>
-          </w:rPr>
-          <w:t xml:space="preserve">https://www.efsa.europa.eu/en/topics/topic/animal-welfare</w:t>
-        </w:r>
-      </w:hyperlink>
-      <w:r>
-        <w:rPr>
-          <w:rtl w:val="0"/>
-        </w:rPr>
-      </w:r>
-    </w:p>
-    <w:p>
-      <w:pPr>
-        <w:spacing w:after="20" w:before="100" w:lineRule="auto"/>
-        <w:rPr/>
-      </w:pPr>
-      <w:r>
-        <w:rPr>
-          <w:b w:val="1"/>
-          <w:bCs w:val="1"/>
-          <w:sz w:val="19"/>
-          <w:szCs w:val="19"/>
-          <w:rtl w:val="0"/>
-        </w:rPr>
-        <w:t xml:space="preserve">🚚 Animal transport: heat stress | thirst | fatigue</w:t>
-      </w:r>
-      <w:r>
-        <w:rPr>
-          <w:rtl w:val="0"/>
-        </w:rPr>
-      </w:r>
-    </w:p>
-    <w:p>
-      <w:pPr>
-        <w:spacing w:after="0" w:lineRule="auto"/>
-        <w:ind w:left="173" w:firstLine="0"/>
-        <w:rPr/>
-      </w:pPr>
-      <w:r>
-        <w:rPr>
-          <w:sz w:val="16"/>
-          <w:szCs w:val="16"/>
-          <w:rtl w:val="0"/>
-        </w:rPr>
-        <w:t xml:space="preserve">Source: European Food Safety Authority</w:t>
-      </w:r>
-      <w:r>
-        <w:rPr>
-          <w:rtl w:val="0"/>
-        </w:rPr>
-      </w:r>
-    </w:p>
-    <w:p>
-      <w:pPr>
-        <w:spacing w:after="20" w:lineRule="auto"/>
-        <w:ind w:left="173" w:firstLine="0"/>
-        <w:rPr/>
-      </w:pPr>
-      <w:r>
-        <w:rPr>
-          <w:sz w:val="16"/>
-          <w:szCs w:val="16"/>
-          <w:rtl w:val="0"/>
-        </w:rPr>
-        <w:t xml:space="preserve">URL: </w:t>
-      </w:r>
-      <w:hyperlink r:id="rId66">
-        <w:r>
-          <w:rPr>
-            <w:color w:val="0563c1"/>
-            <w:u w:val="single"/>
-            <w:rtl w:val="0"/>
-          </w:rPr>
-          <w:t xml:space="preserve">https://www.efsa.europa.eu/en/topics/topic/animal-welfare</w:t>
-        </w:r>
-      </w:hyperlink>
-      <w:r>
-        <w:rPr>
-          <w:rtl w:val="0"/>
-        </w:rPr>
-      </w:r>
-    </w:p>
-    <w:p>
-      <w:pPr>
-        <w:spacing w:after="20" w:before="100" w:lineRule="auto"/>
-        <w:rPr/>
-      </w:pPr>
-      <w:r>
-        <w:rPr>
-          <w:b w:val="1"/>
-          <w:bCs w:val="1"/>
-          <w:sz w:val="19"/>
-          <w:szCs w:val="19"/>
-          <w:rtl w:val="0"/>
-        </w:rPr>
-        <w:t xml:space="preserve">🐔 Some farming systems: restrict highly motivated natural behaviors</w:t>
-      </w:r>
-      <w:r>
-        <w:rPr>
-          <w:rtl w:val="0"/>
-        </w:rPr>
-      </w:r>
-    </w:p>
-    <w:p>
-      <w:pPr>
-        <w:spacing w:after="0" w:lineRule="auto"/>
-        <w:ind w:left="173" w:firstLine="0"/>
-        <w:rPr/>
-      </w:pPr>
-      <w:r>
-        <w:rPr>
-          <w:sz w:val="16"/>
-          <w:szCs w:val="16"/>
-          <w:rtl w:val="0"/>
-        </w:rPr>
-        <w:t xml:space="preserve">Source: European Food Safety Authority</w:t>
-      </w:r>
-      <w:r>
-        <w:rPr>
-          <w:rtl w:val="0"/>
-        </w:rPr>
-      </w:r>
-    </w:p>
-    <w:p>
-      <w:pPr>
-        <w:spacing w:after="20" w:lineRule="auto"/>
-        <w:ind w:left="173" w:firstLine="0"/>
-        <w:rPr/>
-      </w:pPr>
-      <w:r>
-        <w:rPr>
-          <w:sz w:val="16"/>
-          <w:szCs w:val="16"/>
-          <w:rtl w:val="0"/>
-        </w:rPr>
-        <w:t xml:space="preserve">URL: </w:t>
-      </w:r>
-      <w:hyperlink r:id="rId67">
-        <w:r>
-          <w:rPr>
-            <w:color w:val="0563c1"/>
-            <w:u w:val="single"/>
-            <w:rtl w:val="0"/>
-          </w:rPr>
-          <w:t xml:space="preserve">https://www.efsa.europa.eu/en/topics/topic/animal-welfare</w:t>
-        </w:r>
-      </w:hyperlink>
-      <w:r>
-        <w:rPr>
-          <w:rtl w:val="0"/>
-        </w:rPr>
-      </w:r>
-    </w:p>
-    <w:p>
-      <w:pPr>
-        <w:spacing w:after="20" w:before="100" w:lineRule="auto"/>
-        <w:rPr/>
-      </w:pPr>
-      <w:r>
-        <w:rPr>
-          <w:b w:val="1"/>
-          <w:bCs w:val="1"/>
-          <w:sz w:val="19"/>
-          <w:szCs w:val="19"/>
-          <w:rtl w:val="0"/>
-        </w:rPr>
-        <w:t xml:space="preserve">🐷 Commercial farming: can involve painful procedures</w:t>
       </w:r>
       <w:r>
         <w:rPr>
@@ -4637,18 +4679,6 @@
     </w:p>
     <w:p>
       <w:pPr>
-        <w:pStyle w:val="Heading1"/>
-        <w:rPr/>
-      </w:pPr>
-      <w:r>
-        <w:rPr>
-          <w:rtl w:val="0"/>
-        </w:rPr>
-        <w:t xml:space="preserve">8. FISHING &amp; AQUACULTURE</w:t>
-      </w:r>
-    </w:p>
-    <w:p>
-      <w:pPr>
         <w:spacing w:after="20" w:before="100" w:lineRule="auto"/>
         <w:rPr/>
       </w:pPr>
@@ -4660,7 +4690,7 @@
           <w:szCs w:val="19"/>
           <w:rtl w:val="0"/>
         </w:rPr>
-        <w:t xml:space="preserve">🎣 Bycatch: unintended non-target animals | injury + death</w:t>
+        <w:t xml:space="preserve">🚚 Animal transport: heat stress | thirst | fatigue</w:t>
       </w:r>
       <w:r>
         <w:rPr>
@@ -4680,7 +4710,7 @@
           <w:szCs w:val="16"/>
           <w:rtl w:val="0"/>
         </w:rPr>
-        <w:t xml:space="preserve">Source: NOAA Fisheries</w:t>
+        <w:t xml:space="preserve">Source: European Food Safety Authority</w:t>
       </w:r>
       <w:r>
         <w:rPr>
@@ -4703,6 +4733,231 @@
         <w:t xml:space="preserve">URL: </w:t>
       </w:r>
       <w:hyperlink r:id="rId69">
+        <w:r>
+          <w:rPr>
+            <w:color w:val="0563c1"/>
+            <w:u w:val="single"/>
+            <w:rtl w:val="0"/>
+          </w:rPr>
+          <w:t xml:space="preserve">https://www.efsa.europa.eu/en/topics/topic/animal-welfare</w:t>
+        </w:r>
+      </w:hyperlink>
+      <w:r>
+        <w:rPr>
+          <w:rtl w:val="0"/>
+        </w:rPr>
+      </w:r>
+    </w:p>
+    <w:p>
+      <w:pPr>
+        <w:spacing w:after="20" w:before="100" w:lineRule="auto"/>
+        <w:rPr/>
+      </w:pPr>
+      <w:r>
+        <w:rPr>
+          <w:b w:val="1"/>
+          <w:bCs w:val="1"/>
+          <w:sz w:val="19"/>
+          <w:szCs w:val="19"/>
+          <w:rtl w:val="0"/>
+        </w:rPr>
+        <w:t xml:space="preserve">🐔 Some farming systems: restrict highly motivated natural behaviors</w:t>
+      </w:r>
+      <w:r>
+        <w:rPr>
+          <w:rtl w:val="0"/>
+        </w:rPr>
+      </w:r>
+    </w:p>
+    <w:p>
+      <w:pPr>
+        <w:spacing w:after="0" w:lineRule="auto"/>
+        <w:ind w:left="173" w:firstLine="0"/>
+        <w:rPr/>
+      </w:pPr>
+      <w:r>
+        <w:rPr>
+          <w:sz w:val="16"/>
+          <w:szCs w:val="16"/>
+          <w:rtl w:val="0"/>
+        </w:rPr>
+        <w:t xml:space="preserve">Source: European Food Safety Authority</w:t>
+      </w:r>
+      <w:r>
+        <w:rPr>
+          <w:rtl w:val="0"/>
+        </w:rPr>
+      </w:r>
+    </w:p>
+    <w:p>
+      <w:pPr>
+        <w:spacing w:after="20" w:lineRule="auto"/>
+        <w:ind w:left="173" w:firstLine="0"/>
+        <w:rPr/>
+      </w:pPr>
+      <w:r>
+        <w:rPr>
+          <w:sz w:val="16"/>
+          <w:szCs w:val="16"/>
+          <w:rtl w:val="0"/>
+        </w:rPr>
+        <w:t xml:space="preserve">URL: </w:t>
+      </w:r>
+      <w:hyperlink r:id="rId70">
+        <w:r>
+          <w:rPr>
+            <w:color w:val="0563c1"/>
+            <w:u w:val="single"/>
+            <w:rtl w:val="0"/>
+          </w:rPr>
+          <w:t xml:space="preserve">https://www.efsa.europa.eu/en/topics/topic/animal-welfare</w:t>
+        </w:r>
+      </w:hyperlink>
+      <w:r>
+        <w:rPr>
+          <w:rtl w:val="0"/>
+        </w:rPr>
+      </w:r>
+    </w:p>
+    <w:p>
+      <w:pPr>
+        <w:spacing w:after="20" w:before="100" w:lineRule="auto"/>
+        <w:rPr/>
+      </w:pPr>
+      <w:r>
+        <w:rPr>
+          <w:b w:val="1"/>
+          <w:bCs w:val="1"/>
+          <w:sz w:val="19"/>
+          <w:szCs w:val="19"/>
+          <w:rtl w:val="0"/>
+        </w:rPr>
+        <w:t xml:space="preserve">🐷 Commercial farming: can involve painful procedures</w:t>
+      </w:r>
+      <w:r>
+        <w:rPr>
+          <w:rtl w:val="0"/>
+        </w:rPr>
+      </w:r>
+    </w:p>
+    <w:p>
+      <w:pPr>
+        <w:spacing w:after="0" w:lineRule="auto"/>
+        <w:ind w:left="173" w:firstLine="0"/>
+        <w:rPr/>
+      </w:pPr>
+      <w:r>
+        <w:rPr>
+          <w:sz w:val="16"/>
+          <w:szCs w:val="16"/>
+          <w:rtl w:val="0"/>
+        </w:rPr>
+        <w:t xml:space="preserve">Source: European Food Safety Authority</w:t>
+      </w:r>
+      <w:r>
+        <w:rPr>
+          <w:rtl w:val="0"/>
+        </w:rPr>
+      </w:r>
+    </w:p>
+    <w:p>
+      <w:pPr>
+        <w:spacing w:after="20" w:lineRule="auto"/>
+        <w:ind w:left="173" w:firstLine="0"/>
+        <w:rPr/>
+      </w:pPr>
+      <w:r>
+        <w:rPr>
+          <w:sz w:val="16"/>
+          <w:szCs w:val="16"/>
+          <w:rtl w:val="0"/>
+        </w:rPr>
+        <w:t xml:space="preserve">URL: </w:t>
+      </w:r>
+      <w:hyperlink r:id="rId71">
+        <w:r>
+          <w:rPr>
+            <w:color w:val="0563c1"/>
+            <w:u w:val="single"/>
+            <w:rtl w:val="0"/>
+          </w:rPr>
+          <w:t xml:space="preserve">https://www.efsa.europa.eu/en/topics/topic/animal-welfare</w:t>
+        </w:r>
+      </w:hyperlink>
+      <w:r>
+        <w:rPr>
+          <w:rtl w:val="0"/>
+        </w:rPr>
+      </w:r>
+    </w:p>
+    <w:p>
+      <w:pPr>
+        <w:pStyle w:val="Heading1"/>
+        <w:rPr/>
+      </w:pPr>
+      <w:r>
+        <w:rPr>
+          <w:rtl w:val="0"/>
+        </w:rPr>
+        <w:t xml:space="preserve">8. FISHING &amp; AQUACULTURE</w:t>
+      </w:r>
+    </w:p>
+    <w:p>
+      <w:pPr>
+        <w:spacing w:after="20" w:before="100" w:lineRule="auto"/>
+        <w:rPr/>
+      </w:pPr>
+      <w:r>
+        <w:rPr>
+          <w:b w:val="1"/>
+          <w:bCs w:val="1"/>
+          <w:sz w:val="19"/>
+          <w:szCs w:val="19"/>
+          <w:rtl w:val="0"/>
+        </w:rPr>
+        <w:t xml:space="preserve">🎣 Bycatch: unintended non-target animals | injury + death</w:t>
+      </w:r>
+      <w:r>
+        <w:rPr>
+          <w:rtl w:val="0"/>
+        </w:rPr>
+      </w:r>
+    </w:p>
+    <w:p>
+      <w:pPr>
+        <w:spacing w:after="0" w:lineRule="auto"/>
+        <w:ind w:left="173" w:firstLine="0"/>
+        <w:rPr/>
+      </w:pPr>
+      <w:r>
+        <w:rPr>
+          <w:sz w:val="16"/>
+          <w:szCs w:val="16"/>
+          <w:rtl w:val="0"/>
+        </w:rPr>
+        <w:t xml:space="preserve">Source: NOAA Fisheries</w:t>
+      </w:r>
+      <w:r>
+        <w:rPr>
+          <w:rtl w:val="0"/>
+        </w:rPr>
+      </w:r>
+    </w:p>
+    <w:p>
+      <w:pPr>
+        <w:spacing w:after="20" w:lineRule="auto"/>
+        <w:ind w:left="173" w:firstLine="0"/>
+        <w:rPr/>
+      </w:pPr>
+      <w:r>
+        <w:rPr>
+          <w:sz w:val="16"/>
+          <w:szCs w:val="16"/>
+          <w:rtl w:val="0"/>
+        </w:rPr>
+        <w:t xml:space="preserve">URL: </w:t>
+      </w:r>
+      <w:hyperlink r:id="rId72">
         <w:r>
           <w:rPr>
             <w:color w:val="0563c1"/>
@@ -4773,7 +5028,7 @@
         </w:rPr>
         <w:t xml:space="preserve">URL: </w:t>
       </w:r>
-      <w:hyperlink r:id="rId70">
+      <w:hyperlink r:id="rId73">
         <w:r>
           <w:rPr>
             <w:color w:val="0563c1"/>
@@ -4844,7 +5099,7 @@
         </w:rPr>
         <w:t xml:space="preserve">URL: </w:t>
       </w:r>
-      <w:hyperlink r:id="rId71">
+      <w:hyperlink r:id="rId74">
         <w:r>
           <w:rPr>
             <w:color w:val="0563c1"/>
@@ -4915,7 +5170,7 @@
         </w:rPr>
         <w:t xml:space="preserve">URL: </w:t>
       </w:r>
-      <w:hyperlink r:id="rId72">
+      <w:hyperlink r:id="rId75">
         <w:r>
           <w:rPr>
             <w:color w:val="0563c1"/>
@@ -4998,7 +5253,7 @@
         </w:rPr>
         <w:t xml:space="preserve">URL: </w:t>
       </w:r>
-      <w:hyperlink r:id="rId73">
+      <w:hyperlink r:id="rId76">
         <w:r>
           <w:rPr>
             <w:color w:val="0563c1"/>
@@ -5069,7 +5324,7 @@
         </w:rPr>
         <w:t xml:space="preserve">URL: </w:t>
       </w:r>
-      <w:hyperlink r:id="rId74">
+      <w:hyperlink r:id="rId77">
         <w:r>
           <w:rPr>
             <w:color w:val="0563c1"/>
@@ -5140,7 +5395,7 @@
         </w:rPr>
         <w:t xml:space="preserve">URL: </w:t>
       </w:r>
-      <w:hyperlink r:id="rId75">
+      <w:hyperlink r:id="rId78">
         <w:r>
           <w:rPr>
             <w:color w:val="0563c1"/>
@@ -5211,7 +5466,7 @@
         </w:rPr>
         <w:t xml:space="preserve">URL: </w:t>
       </w:r>
-      <w:hyperlink r:id="rId76">
+      <w:hyperlink r:id="rId79">
         <w:r>
           <w:rPr>
             <w:color w:val="0563c1"/>
@@ -14247,7 +14502,7 @@
       </w:r>
     </w:p>
     <w:sectPr>
-      <w:footerReference r:id="rId77" w:type="default"/>
+      <w:footerReference r:id="rId80" w:type="default"/>
       <w:pgSz w:h="15840" w:w="12240" w:orient="portrait"/>
       <w:pgMar w:bottom="936" w:top="936" w:left="1037" w:right="1037" w:header="720" w:footer="720"/>
       <w:pgNumType w:start="1"/>

--- a/docs/scientific-evidence-library.docx
+++ b/docs/scientific-evidence-library.docx
@@ -12585,7 +12585,10 @@
     <w:p>
       <w:pPr>
         <w:spacing w:after="20" w:line="240" w:lineRule="auto"/>
-        <w:rPr/>
+        <w:rPr>
+          <w:sz w:val="17"/>
+          <w:szCs w:val="17"/>
+        </w:rPr>
       </w:pPr>
       <w:r>
         <w:rPr>
@@ -12605,10 +12608,32 @@
         </w:rPr>
         <w:t xml:space="preserve">The number of observations or participants.</w:t>
       </w:r>
-      <w:r>
-        <w:rPr>
-          <w:rtl w:val="0"/>
-        </w:rPr>
+    </w:p>
+    <w:p>
+      <w:pPr>
+        <w:spacing w:after="20" w:line="240" w:lineRule="auto"/>
+        <w:rPr>
+          <w:sz w:val="17"/>
+          <w:szCs w:val="17"/>
+        </w:rPr>
+      </w:pPr>
+      <w:r>
+        <w:rPr>
+          <w:b w:val="1"/>
+          <w:bCs w:val="1"/>
+          <w:sz w:val="17"/>
+          <w:szCs w:val="17"/>
+          <w:rtl w:val="0"/>
+        </w:rPr>
+        <w:t xml:space="preserve">Relevance</w:t>
+      </w:r>
+      <w:r>
+        <w:rPr>
+          <w:sz w:val="17"/>
+          <w:szCs w:val="17"/>
+          <w:rtl w:val="0"/>
+        </w:rPr>
+        <w:t xml:space="preserve">: The degree to which information directly bears on the question, claim, or issue being considered.</w:t>
       </w:r>
     </w:p>
     <w:p>

--- a/docs/scientific-evidence-library.docx
+++ b/docs/scientific-evidence-library.docx
@@ -4892,14 +4892,14 @@
     </w:p>
     <w:p>
       <w:pPr>
-        <w:pStyle w:val="Heading1"/>
-        <w:rPr/>
-      </w:pPr>
-      <w:r>
-        <w:rPr>
-          <w:rtl w:val="0"/>
-        </w:rPr>
-        <w:t xml:space="preserve">8. FISHING &amp; AQUACULTURE</w:t>
+        <w:pStyle w:val="Heading2"/>
+        <w:rPr/>
+      </w:pPr>
+      <w:r>
+        <w:rPr>
+          <w:rtl w:val="0"/>
+        </w:rPr>
+        <w:t xml:space="preserve">Documented Farming &amp; Slaughter Practices</w:t>
       </w:r>
     </w:p>
     <w:p>
@@ -4907,6 +4907,14 @@
         <w:spacing w:after="20" w:before="100" w:lineRule="auto"/>
         <w:rPr/>
       </w:pPr>
+      <w:r>
+        <w:rPr>
+          <w:b w:val="1"/>
+          <w:bCs w:val="1"/>
+          <w:rtl w:val="0"/>
+        </w:rPr>
+        <w:t xml:space="preserve">🐖  </w:t>
+      </w:r>
       <w:r>
         <w:rPr>
           <w:b w:val="1"/>
@@ -4915,6 +4923,868 @@
           <w:szCs w:val="19"/>
           <w:rtl w:val="0"/>
         </w:rPr>
+        <w:t xml:space="preserve">Pigs: Piglets only 2–5 days old can have their needle teeth clipped, tails cut, and testicles surgically removed. USDA research identifies castration, tail docking, teeth clipping, and ear notching/tagging as painful procedures that are usually performed without pain mitigation.</w:t>
+      </w:r>
+      <w:r>
+        <w:rPr>
+          <w:rtl w:val="0"/>
+        </w:rPr>
+      </w:r>
+    </w:p>
+    <w:p>
+      <w:pPr>
+        <w:spacing w:after="0" w:before="0" w:lineRule="auto"/>
+        <w:rPr/>
+      </w:pPr>
+      <w:r>
+        <w:rPr>
+          <w:b w:val="0"/>
+          <w:bCs w:val="0"/>
+          <w:sz w:val="16"/>
+          <w:szCs w:val="16"/>
+          <w:rtl w:val="0"/>
+        </w:rPr>
+        <w:t xml:space="preserve">Source: USDA APHIS Swine Industry Manual / USDA Agricultural Research Service — Anthony et al. (2014)</w:t>
+      </w:r>
+      <w:r>
+        <w:rPr>
+          <w:rtl w:val="0"/>
+        </w:rPr>
+      </w:r>
+    </w:p>
+    <w:p>
+      <w:pPr>
+        <w:spacing w:after="0" w:before="0" w:lineRule="auto"/>
+        <w:rPr/>
+      </w:pPr>
+      <w:r>
+        <w:rPr>
+          <w:b w:val="0"/>
+          <w:bCs w:val="0"/>
+          <w:sz w:val="16"/>
+          <w:szCs w:val="16"/>
+          <w:rtl w:val="0"/>
+        </w:rPr>
+        <w:t xml:space="preserve">URL: </w:t>
+      </w:r>
+      <w:hyperlink r:id="rId72">
+        <w:r>
+          <w:rPr>
+            <w:b w:val="0"/>
+            <w:bCs w:val="0"/>
+            <w:color w:val="1155cc"/>
+            <w:sz w:val="16"/>
+            <w:szCs w:val="16"/>
+            <w:u w:val="single"/>
+            <w:rtl w:val="0"/>
+          </w:rPr>
+          <w:t xml:space="preserve">https://www.aphis.usda.gov/sites/default/files/swine_industry_manual.pdf</w:t>
+        </w:r>
+      </w:hyperlink>
+      <w:r>
+        <w:rPr>
+          <w:b w:val="0"/>
+          <w:bCs w:val="0"/>
+          <w:sz w:val="16"/>
+          <w:szCs w:val="16"/>
+          <w:rtl w:val="0"/>
+        </w:rPr>
+        <w:t xml:space="preserve"> </w:t>
+      </w:r>
+      <w:r>
+        <w:rPr>
+          <w:rtl w:val="0"/>
+        </w:rPr>
+      </w:r>
+    </w:p>
+    <w:p>
+      <w:pPr>
+        <w:spacing w:after="20" w:before="0" w:lineRule="auto"/>
+        <w:rPr/>
+      </w:pPr>
+      <w:r>
+        <w:rPr>
+          <w:b w:val="0"/>
+          <w:bCs w:val="0"/>
+          <w:sz w:val="16"/>
+          <w:szCs w:val="16"/>
+          <w:rtl w:val="0"/>
+        </w:rPr>
+        <w:t xml:space="preserve">URL: </w:t>
+      </w:r>
+      <w:hyperlink r:id="rId73">
+        <w:r>
+          <w:rPr>
+            <w:b w:val="0"/>
+            <w:bCs w:val="0"/>
+            <w:color w:val="1155cc"/>
+            <w:sz w:val="16"/>
+            <w:szCs w:val="16"/>
+            <w:u w:val="single"/>
+            <w:rtl w:val="0"/>
+          </w:rPr>
+          <w:t xml:space="preserve">https://www.ars.usda.gov/research/publications/publication/?seqNo115=304145</w:t>
+        </w:r>
+      </w:hyperlink>
+      <w:r>
+        <w:rPr>
+          <w:b w:val="0"/>
+          <w:bCs w:val="0"/>
+          <w:sz w:val="16"/>
+          <w:szCs w:val="16"/>
+          <w:rtl w:val="0"/>
+        </w:rPr>
+        <w:t xml:space="preserve"> </w:t>
+      </w:r>
+      <w:r>
+        <w:rPr>
+          <w:rtl w:val="0"/>
+        </w:rPr>
+      </w:r>
+    </w:p>
+    <w:p>
+      <w:pPr>
+        <w:spacing w:after="20" w:before="100" w:lineRule="auto"/>
+        <w:rPr/>
+      </w:pPr>
+      <w:r>
+        <w:rPr>
+          <w:b w:val="1"/>
+          <w:bCs w:val="1"/>
+          <w:sz w:val="19"/>
+          <w:szCs w:val="19"/>
+          <w:rtl w:val="0"/>
+        </w:rPr>
+        <w:t xml:space="preserve">Castration: Farm animals are castrated for production purposes by surgical removal of the testicles or by crushing or restricting their blood and nerve supply. USDA describes castration as painful and reports that it is commonly performed without anesthesia or postoperative pain relief.</w:t>
+      </w:r>
+      <w:r>
+        <w:rPr>
+          <w:rtl w:val="0"/>
+        </w:rPr>
+      </w:r>
+    </w:p>
+    <w:p>
+      <w:pPr>
+        <w:spacing w:after="0" w:before="0" w:lineRule="auto"/>
+        <w:rPr/>
+      </w:pPr>
+      <w:r>
+        <w:rPr>
+          <w:b w:val="0"/>
+          <w:bCs w:val="0"/>
+          <w:sz w:val="16"/>
+          <w:szCs w:val="16"/>
+          <w:rtl w:val="0"/>
+        </w:rPr>
+        <w:t xml:space="preserve">Source: USDA Agricultural Research Service, Farm Animal Welfare Fact Sheet</w:t>
+      </w:r>
+      <w:r>
+        <w:rPr>
+          <w:rtl w:val="0"/>
+        </w:rPr>
+      </w:r>
+    </w:p>
+    <w:p>
+      <w:pPr>
+        <w:spacing w:after="20" w:before="0" w:lineRule="auto"/>
+        <w:rPr/>
+      </w:pPr>
+      <w:r>
+        <w:rPr>
+          <w:b w:val="0"/>
+          <w:bCs w:val="0"/>
+          <w:sz w:val="16"/>
+          <w:szCs w:val="16"/>
+          <w:rtl w:val="0"/>
+        </w:rPr>
+        <w:t xml:space="preserve">URL: </w:t>
+      </w:r>
+      <w:hyperlink r:id="rId74">
+        <w:r>
+          <w:rPr>
+            <w:b w:val="0"/>
+            <w:bCs w:val="0"/>
+            <w:color w:val="1155cc"/>
+            <w:sz w:val="16"/>
+            <w:szCs w:val="16"/>
+            <w:u w:val="single"/>
+            <w:rtl w:val="0"/>
+          </w:rPr>
+          <w:t xml:space="preserve">https://www.ars.usda.gov/ARSUserFiles/50201500/Castration%20Fact%20Sheet.pdf</w:t>
+        </w:r>
+      </w:hyperlink>
+      <w:r>
+        <w:rPr>
+          <w:b w:val="0"/>
+          <w:bCs w:val="0"/>
+          <w:sz w:val="16"/>
+          <w:szCs w:val="16"/>
+          <w:rtl w:val="0"/>
+        </w:rPr>
+        <w:t xml:space="preserve"> </w:t>
+      </w:r>
+      <w:r>
+        <w:rPr>
+          <w:rtl w:val="0"/>
+        </w:rPr>
+      </w:r>
+    </w:p>
+    <w:p>
+      <w:pPr>
+        <w:spacing w:after="20" w:before="100" w:lineRule="auto"/>
+        <w:rPr/>
+      </w:pPr>
+      <w:r>
+        <w:rPr>
+          <w:b w:val="1"/>
+          <w:bCs w:val="1"/>
+          <w:sz w:val="19"/>
+          <w:szCs w:val="19"/>
+          <w:rtl w:val="0"/>
+        </w:rPr>
+        <w:t xml:space="preserve">Dehorning: Calves can have horn-producing tissue destroyed with a hot iron or caustic paste, or developed horns physically removed. USDA research documents pain and distress after dehorning; studies cited by USDA include calves from 4–8 weeks old through 6 months old.</w:t>
+      </w:r>
+      <w:r>
+        <w:rPr>
+          <w:rtl w:val="0"/>
+        </w:rPr>
+      </w:r>
+    </w:p>
+    <w:p>
+      <w:pPr>
+        <w:spacing w:after="0" w:before="0" w:lineRule="auto"/>
+        <w:rPr/>
+      </w:pPr>
+      <w:r>
+        <w:rPr>
+          <w:b w:val="0"/>
+          <w:bCs w:val="0"/>
+          <w:sz w:val="16"/>
+          <w:szCs w:val="16"/>
+          <w:rtl w:val="0"/>
+        </w:rPr>
+        <w:t xml:space="preserve">Source: USDA APHIS / USDA Agricultural Research Service</w:t>
+      </w:r>
+      <w:r>
+        <w:rPr>
+          <w:rtl w:val="0"/>
+        </w:rPr>
+      </w:r>
+    </w:p>
+    <w:p>
+      <w:pPr>
+        <w:spacing w:after="0" w:before="0" w:lineRule="auto"/>
+        <w:rPr/>
+      </w:pPr>
+      <w:r>
+        <w:rPr>
+          <w:b w:val="0"/>
+          <w:bCs w:val="0"/>
+          <w:sz w:val="16"/>
+          <w:szCs w:val="16"/>
+          <w:rtl w:val="0"/>
+        </w:rPr>
+        <w:t xml:space="preserve">URL: </w:t>
+      </w:r>
+      <w:hyperlink r:id="rId75">
+        <w:r>
+          <w:rPr>
+            <w:b w:val="0"/>
+            <w:bCs w:val="0"/>
+            <w:color w:val="1155cc"/>
+            <w:sz w:val="16"/>
+            <w:szCs w:val="16"/>
+            <w:u w:val="single"/>
+            <w:rtl w:val="0"/>
+          </w:rPr>
+          <w:t xml:space="preserve">https://www.aphis.usda.gov/sites/default/files/dairy07_ir_calfhealth.pdf</w:t>
+        </w:r>
+      </w:hyperlink>
+      <w:r>
+        <w:rPr>
+          <w:b w:val="0"/>
+          <w:bCs w:val="0"/>
+          <w:sz w:val="16"/>
+          <w:szCs w:val="16"/>
+          <w:rtl w:val="0"/>
+        </w:rPr>
+        <w:t xml:space="preserve"> </w:t>
+      </w:r>
+      <w:r>
+        <w:rPr>
+          <w:rtl w:val="0"/>
+        </w:rPr>
+      </w:r>
+    </w:p>
+    <w:p>
+      <w:pPr>
+        <w:spacing w:after="20" w:before="0" w:lineRule="auto"/>
+        <w:rPr/>
+      </w:pPr>
+      <w:r>
+        <w:rPr>
+          <w:b w:val="0"/>
+          <w:bCs w:val="0"/>
+          <w:sz w:val="16"/>
+          <w:szCs w:val="16"/>
+          <w:rtl w:val="0"/>
+        </w:rPr>
+        <w:t xml:space="preserve">URL: </w:t>
+      </w:r>
+      <w:hyperlink r:id="rId76">
+        <w:r>
+          <w:rPr>
+            <w:b w:val="0"/>
+            <w:bCs w:val="0"/>
+            <w:color w:val="1155cc"/>
+            <w:sz w:val="16"/>
+            <w:szCs w:val="16"/>
+            <w:u w:val="single"/>
+            <w:rtl w:val="0"/>
+          </w:rPr>
+          <w:t xml:space="preserve">https://www.ars.usda.gov/research/publications/publication/?seqNo115=134782</w:t>
+        </w:r>
+      </w:hyperlink>
+      <w:r>
+        <w:rPr>
+          <w:b w:val="0"/>
+          <w:bCs w:val="0"/>
+          <w:sz w:val="16"/>
+          <w:szCs w:val="16"/>
+          <w:rtl w:val="0"/>
+        </w:rPr>
+        <w:t xml:space="preserve"> </w:t>
+      </w:r>
+      <w:r>
+        <w:rPr>
+          <w:rtl w:val="0"/>
+        </w:rPr>
+      </w:r>
+    </w:p>
+    <w:p>
+      <w:pPr>
+        <w:spacing w:after="20" w:before="100" w:lineRule="auto"/>
+        <w:rPr/>
+      </w:pPr>
+      <w:r>
+        <w:rPr>
+          <w:b w:val="1"/>
+          <w:bCs w:val="1"/>
+          <w:rtl w:val="0"/>
+        </w:rPr>
+        <w:t xml:space="preserve">🐄  </w:t>
+      </w:r>
+      <w:r>
+        <w:rPr>
+          <w:b w:val="1"/>
+          <w:bCs w:val="1"/>
+          <w:sz w:val="19"/>
+          <w:szCs w:val="19"/>
+          <w:rtl w:val="0"/>
+        </w:rPr>
+        <w:t xml:space="preserve">Dairy: Cows are bred or artificially inseminated so they become pregnant and give birth to calves, sustaining commercial milk production. Dairy calves are commonly separated from their mothers soon after birth.</w:t>
+      </w:r>
+      <w:r>
+        <w:rPr>
+          <w:rtl w:val="0"/>
+        </w:rPr>
+      </w:r>
+    </w:p>
+    <w:p>
+      <w:pPr>
+        <w:spacing w:after="0" w:before="0" w:lineRule="auto"/>
+        <w:rPr/>
+      </w:pPr>
+      <w:r>
+        <w:rPr>
+          <w:b w:val="0"/>
+          <w:bCs w:val="0"/>
+          <w:sz w:val="16"/>
+          <w:szCs w:val="16"/>
+          <w:rtl w:val="0"/>
+        </w:rPr>
+        <w:t xml:space="preserve">Source: USDA NIFA / USDA Agricultural Research Service / USDA National Agricultural Library</w:t>
+      </w:r>
+      <w:r>
+        <w:rPr>
+          <w:rtl w:val="0"/>
+        </w:rPr>
+      </w:r>
+    </w:p>
+    <w:p>
+      <w:pPr>
+        <w:spacing w:after="0" w:before="0" w:lineRule="auto"/>
+        <w:rPr/>
+      </w:pPr>
+      <w:r>
+        <w:rPr>
+          <w:b w:val="0"/>
+          <w:bCs w:val="0"/>
+          <w:sz w:val="16"/>
+          <w:szCs w:val="16"/>
+          <w:rtl w:val="0"/>
+        </w:rPr>
+        <w:t xml:space="preserve">URL: </w:t>
+      </w:r>
+      <w:hyperlink r:id="rId77">
+        <w:r>
+          <w:rPr>
+            <w:b w:val="0"/>
+            <w:bCs w:val="0"/>
+            <w:color w:val="1155cc"/>
+            <w:sz w:val="16"/>
+            <w:szCs w:val="16"/>
+            <w:u w:val="single"/>
+            <w:rtl w:val="0"/>
+          </w:rPr>
+          <w:t xml:space="preserve">https://www.nifa.usda.gov/grants/programs/animal-programs/research-assisted-reproductive-technologies</w:t>
+        </w:r>
+      </w:hyperlink>
+      <w:r>
+        <w:rPr>
+          <w:b w:val="0"/>
+          <w:bCs w:val="0"/>
+          <w:sz w:val="16"/>
+          <w:szCs w:val="16"/>
+          <w:rtl w:val="0"/>
+        </w:rPr>
+        <w:t xml:space="preserve"> </w:t>
+      </w:r>
+      <w:r>
+        <w:rPr>
+          <w:rtl w:val="0"/>
+        </w:rPr>
+      </w:r>
+    </w:p>
+    <w:p>
+      <w:pPr>
+        <w:spacing w:after="0" w:before="0" w:lineRule="auto"/>
+        <w:rPr/>
+      </w:pPr>
+      <w:r>
+        <w:rPr>
+          <w:b w:val="0"/>
+          <w:bCs w:val="0"/>
+          <w:sz w:val="16"/>
+          <w:szCs w:val="16"/>
+          <w:rtl w:val="0"/>
+        </w:rPr>
+        <w:t xml:space="preserve">URL: </w:t>
+      </w:r>
+      <w:hyperlink r:id="rId78">
+        <w:r>
+          <w:rPr>
+            <w:b w:val="0"/>
+            <w:bCs w:val="0"/>
+            <w:color w:val="1155cc"/>
+            <w:sz w:val="16"/>
+            <w:szCs w:val="16"/>
+            <w:u w:val="single"/>
+            <w:rtl w:val="0"/>
+          </w:rPr>
+          <w:t xml:space="preserve">https://www.ars.usda.gov/research/publications/publication/?seqNo115=281349</w:t>
+        </w:r>
+      </w:hyperlink>
+      <w:r>
+        <w:rPr>
+          <w:b w:val="0"/>
+          <w:bCs w:val="0"/>
+          <w:sz w:val="16"/>
+          <w:szCs w:val="16"/>
+          <w:rtl w:val="0"/>
+        </w:rPr>
+        <w:t xml:space="preserve"> </w:t>
+      </w:r>
+      <w:r>
+        <w:rPr>
+          <w:rtl w:val="0"/>
+        </w:rPr>
+      </w:r>
+    </w:p>
+    <w:p>
+      <w:pPr>
+        <w:spacing w:after="20" w:before="0" w:lineRule="auto"/>
+        <w:rPr/>
+      </w:pPr>
+      <w:r>
+        <w:rPr>
+          <w:b w:val="0"/>
+          <w:bCs w:val="0"/>
+          <w:sz w:val="16"/>
+          <w:szCs w:val="16"/>
+          <w:rtl w:val="0"/>
+        </w:rPr>
+        <w:t xml:space="preserve">URL: </w:t>
+      </w:r>
+      <w:hyperlink r:id="rId79">
+        <w:r>
+          <w:rPr>
+            <w:b w:val="0"/>
+            <w:bCs w:val="0"/>
+            <w:color w:val="1155cc"/>
+            <w:sz w:val="16"/>
+            <w:szCs w:val="16"/>
+            <w:u w:val="single"/>
+            <w:rtl w:val="0"/>
+          </w:rPr>
+          <w:t xml:space="preserve">https://www.nal.usda.gov/research-tools/food-safety-research-projects/investigating-impact-cow-calf-contact-dairy-cow-and-calf-welfare</w:t>
+        </w:r>
+      </w:hyperlink>
+      <w:r>
+        <w:rPr>
+          <w:b w:val="0"/>
+          <w:bCs w:val="0"/>
+          <w:sz w:val="16"/>
+          <w:szCs w:val="16"/>
+          <w:rtl w:val="0"/>
+        </w:rPr>
+        <w:t xml:space="preserve"> </w:t>
+      </w:r>
+      <w:r>
+        <w:rPr>
+          <w:rtl w:val="0"/>
+        </w:rPr>
+      </w:r>
+    </w:p>
+    <w:p>
+      <w:pPr>
+        <w:spacing w:after="20" w:before="100" w:lineRule="auto"/>
+        <w:rPr/>
+      </w:pPr>
+      <w:r>
+        <w:rPr>
+          <w:b w:val="1"/>
+          <w:bCs w:val="1"/>
+          <w:rtl w:val="0"/>
+        </w:rPr>
+        <w:t xml:space="preserve">🐔 </w:t>
+      </w:r>
+      <w:r>
+        <w:rPr>
+          <w:b w:val="1"/>
+          <w:bCs w:val="1"/>
+          <w:sz w:val="19"/>
+          <w:szCs w:val="19"/>
+          <w:rtl w:val="0"/>
+        </w:rPr>
+        <w:t xml:space="preserve">Chickens: USDA poultry guidance describes live birds being hung upside down by their legs in metal shackles, electrically stunned, then having major neck vessels cut so they bleed to death. USDA slaughter research has used commercial broilers only 36–51 days old.</w:t>
+      </w:r>
+      <w:r>
+        <w:rPr>
+          <w:rtl w:val="0"/>
+        </w:rPr>
+      </w:r>
+    </w:p>
+    <w:p>
+      <w:pPr>
+        <w:spacing w:after="0" w:before="0" w:lineRule="auto"/>
+        <w:rPr/>
+      </w:pPr>
+      <w:r>
+        <w:rPr>
+          <w:b w:val="0"/>
+          <w:bCs w:val="0"/>
+          <w:sz w:val="16"/>
+          <w:szCs w:val="16"/>
+          <w:rtl w:val="0"/>
+        </w:rPr>
+        <w:t xml:space="preserve">Source: USDA Agricultural Marketing Service / USDA Agricultural Research Service</w:t>
+      </w:r>
+      <w:r>
+        <w:rPr>
+          <w:rtl w:val="0"/>
+        </w:rPr>
+      </w:r>
+    </w:p>
+    <w:p>
+      <w:pPr>
+        <w:spacing w:after="0" w:before="0" w:lineRule="auto"/>
+        <w:rPr/>
+      </w:pPr>
+      <w:r>
+        <w:rPr>
+          <w:b w:val="0"/>
+          <w:bCs w:val="0"/>
+          <w:sz w:val="16"/>
+          <w:szCs w:val="16"/>
+          <w:rtl w:val="0"/>
+        </w:rPr>
+        <w:t xml:space="preserve">URL: </w:t>
+      </w:r>
+      <w:hyperlink r:id="rId80">
+        <w:r>
+          <w:rPr>
+            <w:b w:val="0"/>
+            <w:bCs w:val="0"/>
+            <w:color w:val="1155cc"/>
+            <w:sz w:val="16"/>
+            <w:szCs w:val="16"/>
+            <w:u w:val="single"/>
+            <w:rtl w:val="0"/>
+          </w:rPr>
+          <w:t xml:space="preserve">https://www.ams.usda.gov/sites/default/files/media/packetga.pdf</w:t>
+        </w:r>
+      </w:hyperlink>
+      <w:r>
+        <w:rPr>
+          <w:b w:val="0"/>
+          <w:bCs w:val="0"/>
+          <w:sz w:val="16"/>
+          <w:szCs w:val="16"/>
+          <w:rtl w:val="0"/>
+        </w:rPr>
+        <w:t xml:space="preserve"> </w:t>
+      </w:r>
+      <w:r>
+        <w:rPr>
+          <w:rtl w:val="0"/>
+        </w:rPr>
+      </w:r>
+    </w:p>
+    <w:p>
+      <w:pPr>
+        <w:spacing w:after="20" w:before="0" w:lineRule="auto"/>
+        <w:rPr/>
+      </w:pPr>
+      <w:r>
+        <w:rPr>
+          <w:b w:val="0"/>
+          <w:bCs w:val="0"/>
+          <w:sz w:val="16"/>
+          <w:szCs w:val="16"/>
+          <w:rtl w:val="0"/>
+        </w:rPr>
+        <w:t xml:space="preserve">URL: </w:t>
+      </w:r>
+      <w:hyperlink r:id="rId81">
+        <w:r>
+          <w:rPr>
+            <w:b w:val="0"/>
+            <w:bCs w:val="0"/>
+            <w:color w:val="1155cc"/>
+            <w:sz w:val="16"/>
+            <w:szCs w:val="16"/>
+            <w:u w:val="single"/>
+            <w:rtl w:val="0"/>
+          </w:rPr>
+          <w:t xml:space="preserve">https://www.ars.usda.gov/research/publications/publication/?seqNo115=396299</w:t>
+        </w:r>
+      </w:hyperlink>
+      <w:r>
+        <w:rPr>
+          <w:b w:val="0"/>
+          <w:bCs w:val="0"/>
+          <w:sz w:val="16"/>
+          <w:szCs w:val="16"/>
+          <w:rtl w:val="0"/>
+        </w:rPr>
+        <w:t xml:space="preserve"> </w:t>
+      </w:r>
+      <w:r>
+        <w:rPr>
+          <w:rtl w:val="0"/>
+        </w:rPr>
+      </w:r>
+    </w:p>
+    <w:p>
+      <w:pPr>
+        <w:spacing w:after="20" w:before="100" w:lineRule="auto"/>
+        <w:rPr/>
+      </w:pPr>
+      <w:r>
+        <w:rPr>
+          <w:b w:val="1"/>
+          <w:bCs w:val="1"/>
+          <w:sz w:val="19"/>
+          <w:szCs w:val="19"/>
+          <w:rtl w:val="0"/>
+        </w:rPr>
+        <w:t xml:space="preserve">Failed stunning: Electrical stunning must render birds unconscious rather than merely paralyze them. USDA guidance states that birds should be dead before entering the scald tank, illustrating why failed stunning or cutting is a serious welfare hazard.</w:t>
+      </w:r>
+      <w:r>
+        <w:rPr>
+          <w:rtl w:val="0"/>
+        </w:rPr>
+      </w:r>
+    </w:p>
+    <w:p>
+      <w:pPr>
+        <w:spacing w:after="0" w:before="0" w:lineRule="auto"/>
+        <w:rPr/>
+      </w:pPr>
+      <w:r>
+        <w:rPr>
+          <w:b w:val="0"/>
+          <w:bCs w:val="0"/>
+          <w:sz w:val="16"/>
+          <w:szCs w:val="16"/>
+          <w:rtl w:val="0"/>
+        </w:rPr>
+        <w:t xml:space="preserve">Source: USDA Agricultural Marketing Service</w:t>
+      </w:r>
+      <w:r>
+        <w:rPr>
+          <w:rtl w:val="0"/>
+        </w:rPr>
+      </w:r>
+    </w:p>
+    <w:p>
+      <w:pPr>
+        <w:spacing w:after="20" w:before="0" w:lineRule="auto"/>
+        <w:rPr/>
+      </w:pPr>
+      <w:r>
+        <w:rPr>
+          <w:b w:val="0"/>
+          <w:bCs w:val="0"/>
+          <w:sz w:val="16"/>
+          <w:szCs w:val="16"/>
+          <w:rtl w:val="0"/>
+        </w:rPr>
+        <w:t xml:space="preserve">URL: </w:t>
+      </w:r>
+      <w:hyperlink r:id="rId82">
+        <w:r>
+          <w:rPr>
+            <w:b w:val="0"/>
+            <w:bCs w:val="0"/>
+            <w:color w:val="1155cc"/>
+            <w:sz w:val="16"/>
+            <w:szCs w:val="16"/>
+            <w:u w:val="single"/>
+            <w:rtl w:val="0"/>
+          </w:rPr>
+          <w:t xml:space="preserve">https://www.ams.usda.gov/sites/default/files/media/packetga.pdf</w:t>
+        </w:r>
+      </w:hyperlink>
+      <w:r>
+        <w:rPr>
+          <w:b w:val="0"/>
+          <w:bCs w:val="0"/>
+          <w:sz w:val="16"/>
+          <w:szCs w:val="16"/>
+          <w:rtl w:val="0"/>
+        </w:rPr>
+        <w:t xml:space="preserve"> </w:t>
+      </w:r>
+      <w:r>
+        <w:rPr>
+          <w:rtl w:val="0"/>
+        </w:rPr>
+      </w:r>
+    </w:p>
+    <w:p>
+      <w:pPr>
+        <w:spacing w:after="20" w:before="100" w:lineRule="auto"/>
+        <w:rPr/>
+      </w:pPr>
+      <w:r>
+        <w:rPr>
+          <w:b w:val="1"/>
+          <w:bCs w:val="1"/>
+          <w:sz w:val="19"/>
+          <w:szCs w:val="19"/>
+          <w:rtl w:val="0"/>
+        </w:rPr>
+        <w:t xml:space="preserve">Slaughter: Federal humane-slaughter rules require covered livestock to be rendered insensible to pain before being shackled, hoisted, thrown, cast, or cut, subject to the law’s religious-slaughter provisions. Poultry are not covered by the federal Humane Methods of Slaughter Act.</w:t>
+      </w:r>
+      <w:r>
+        <w:rPr>
+          <w:rtl w:val="0"/>
+        </w:rPr>
+      </w:r>
+    </w:p>
+    <w:p>
+      <w:pPr>
+        <w:spacing w:after="0" w:before="0" w:lineRule="auto"/>
+        <w:rPr/>
+      </w:pPr>
+      <w:r>
+        <w:rPr>
+          <w:b w:val="0"/>
+          <w:bCs w:val="0"/>
+          <w:sz w:val="16"/>
+          <w:szCs w:val="16"/>
+          <w:rtl w:val="0"/>
+        </w:rPr>
+        <w:t xml:space="preserve">Source: USDA National Agricultural Library</w:t>
+      </w:r>
+      <w:r>
+        <w:rPr>
+          <w:rtl w:val="0"/>
+        </w:rPr>
+      </w:r>
+    </w:p>
+    <w:p>
+      <w:pPr>
+        <w:spacing w:after="20" w:before="0" w:lineRule="auto"/>
+        <w:rPr/>
+      </w:pPr>
+      <w:r>
+        <w:rPr>
+          <w:b w:val="0"/>
+          <w:bCs w:val="0"/>
+          <w:sz w:val="16"/>
+          <w:szCs w:val="16"/>
+          <w:rtl w:val="0"/>
+        </w:rPr>
+        <w:t xml:space="preserve">URL: </w:t>
+      </w:r>
+      <w:hyperlink r:id="rId83">
+        <w:r>
+          <w:rPr>
+            <w:b w:val="0"/>
+            <w:bCs w:val="0"/>
+            <w:color w:val="1155cc"/>
+            <w:sz w:val="16"/>
+            <w:szCs w:val="16"/>
+            <w:u w:val="single"/>
+            <w:rtl w:val="0"/>
+          </w:rPr>
+          <w:t xml:space="preserve">https://www.nal.usda.gov/animal-health-and-welfare/humane-methods-slaughter-act</w:t>
+        </w:r>
+      </w:hyperlink>
+      <w:r>
+        <w:rPr>
+          <w:b w:val="0"/>
+          <w:bCs w:val="0"/>
+          <w:sz w:val="16"/>
+          <w:szCs w:val="16"/>
+          <w:rtl w:val="0"/>
+        </w:rPr>
+        <w:t xml:space="preserve"> </w:t>
+      </w:r>
+      <w:r>
+        <w:rPr>
+          <w:rtl w:val="0"/>
+        </w:rPr>
+      </w:r>
+    </w:p>
+    <w:p>
+      <w:pPr>
+        <w:pStyle w:val="Heading1"/>
+        <w:rPr/>
+      </w:pPr>
+      <w:r>
+        <w:rPr>
+          <w:rtl w:val="0"/>
+        </w:rPr>
+        <w:t xml:space="preserve">8. FISHING &amp; AQUACULTURE</w:t>
+      </w:r>
+    </w:p>
+    <w:p>
+      <w:pPr>
+        <w:spacing w:after="20" w:before="100" w:lineRule="auto"/>
+        <w:rPr/>
+      </w:pPr>
+      <w:r>
+        <w:rPr>
+          <w:b w:val="1"/>
+          <w:bCs w:val="1"/>
+          <w:sz w:val="19"/>
+          <w:szCs w:val="19"/>
+          <w:rtl w:val="0"/>
+        </w:rPr>
         <w:t xml:space="preserve">🎣 Bycatch: unintended non-target animals | injury + death</w:t>
       </w:r>
       <w:r>
@@ -4957,7 +5827,7 @@
         </w:rPr>
         <w:t xml:space="preserve">URL: </w:t>
       </w:r>
-      <w:hyperlink r:id="rId72">
+      <w:hyperlink r:id="rId84">
         <w:r>
           <w:rPr>
             <w:color w:val="0563c1"/>
@@ -5028,7 +5898,7 @@
         </w:rPr>
         <w:t xml:space="preserve">URL: </w:t>
       </w:r>
-      <w:hyperlink r:id="rId73">
+      <w:hyperlink r:id="rId85">
         <w:r>
           <w:rPr>
             <w:color w:val="0563c1"/>
@@ -5099,7 +5969,7 @@
         </w:rPr>
         <w:t xml:space="preserve">URL: </w:t>
       </w:r>
-      <w:hyperlink r:id="rId74">
+      <w:hyperlink r:id="rId86">
         <w:r>
           <w:rPr>
             <w:color w:val="0563c1"/>
@@ -5170,7 +6040,7 @@
         </w:rPr>
         <w:t xml:space="preserve">URL: </w:t>
       </w:r>
-      <w:hyperlink r:id="rId75">
+      <w:hyperlink r:id="rId87">
         <w:r>
           <w:rPr>
             <w:color w:val="0563c1"/>
@@ -5253,7 +6123,7 @@
         </w:rPr>
         <w:t xml:space="preserve">URL: </w:t>
       </w:r>
-      <w:hyperlink r:id="rId76">
+      <w:hyperlink r:id="rId88">
         <w:r>
           <w:rPr>
             <w:color w:val="0563c1"/>
@@ -5324,7 +6194,7 @@
         </w:rPr>
         <w:t xml:space="preserve">URL: </w:t>
       </w:r>
-      <w:hyperlink r:id="rId77">
+      <w:hyperlink r:id="rId89">
         <w:r>
           <w:rPr>
             <w:color w:val="0563c1"/>
@@ -5395,7 +6265,7 @@
         </w:rPr>
         <w:t xml:space="preserve">URL: </w:t>
       </w:r>
-      <w:hyperlink r:id="rId78">
+      <w:hyperlink r:id="rId90">
         <w:r>
           <w:rPr>
             <w:color w:val="0563c1"/>
@@ -5466,7 +6336,7 @@
         </w:rPr>
         <w:t xml:space="preserve">URL: </w:t>
       </w:r>
-      <w:hyperlink r:id="rId79">
+      <w:hyperlink r:id="rId91">
         <w:r>
           <w:rPr>
             <w:color w:val="0563c1"/>
@@ -14527,7 +15397,7 @@
       </w:r>
     </w:p>
     <w:sectPr>
-      <w:footerReference r:id="rId80" w:type="default"/>
+      <w:footerReference r:id="rId92" w:type="default"/>
       <w:pgSz w:h="15840" w:w="12240" w:orient="portrait"/>
       <w:pgMar w:bottom="936" w:top="936" w:left="1037" w:right="1037" w:header="720" w:footer="720"/>
       <w:pgNumType w:start="1"/>

--- a/docs/scientific-evidence-library.docx
+++ b/docs/scientific-evidence-library.docx
@@ -166,6 +166,8 @@
         <w:r>
           <w:rPr>
             <w:color w:val="0563c1"/>
+            <w:sz w:val="16"/>
+            <w:szCs w:val="16"/>
             <w:u w:val="single"/>
             <w:rtl w:val="0"/>
           </w:rPr>
@@ -237,6 +239,8 @@
         <w:r>
           <w:rPr>
             <w:color w:val="0563c1"/>
+            <w:sz w:val="16"/>
+            <w:szCs w:val="16"/>
             <w:u w:val="single"/>
             <w:rtl w:val="0"/>
           </w:rPr>
@@ -308,6 +312,8 @@
         <w:r>
           <w:rPr>
             <w:color w:val="0563c1"/>
+            <w:sz w:val="16"/>
+            <w:szCs w:val="16"/>
             <w:u w:val="single"/>
             <w:rtl w:val="0"/>
           </w:rPr>
@@ -383,7 +389,7 @@
     </w:p>
     <w:p>
       <w:pPr>
-        <w:spacing w:after="20" w:lineRule="auto"/>
+        <w:spacing w:after="0" w:lineRule="auto"/>
         <w:ind w:left="173" w:firstLine="0"/>
         <w:rPr/>
       </w:pPr>
@@ -399,6 +405,8 @@
         <w:r>
           <w:rPr>
             <w:color w:val="0563c1"/>
+            <w:sz w:val="16"/>
+            <w:szCs w:val="16"/>
             <w:u w:val="single"/>
             <w:rtl w:val="0"/>
           </w:rPr>
@@ -429,6 +437,8 @@
         <w:r>
           <w:rPr>
             <w:color w:val="0563c1"/>
+            <w:sz w:val="16"/>
+            <w:szCs w:val="16"/>
             <w:u w:val="single"/>
             <w:rtl w:val="0"/>
           </w:rPr>
@@ -500,6 +510,8 @@
         <w:r>
           <w:rPr>
             <w:color w:val="0563c1"/>
+            <w:sz w:val="16"/>
+            <w:szCs w:val="16"/>
             <w:u w:val="single"/>
             <w:rtl w:val="0"/>
           </w:rPr>
@@ -571,6 +583,8 @@
         <w:r>
           <w:rPr>
             <w:color w:val="0563c1"/>
+            <w:sz w:val="16"/>
+            <w:szCs w:val="16"/>
             <w:u w:val="single"/>
             <w:rtl w:val="0"/>
           </w:rPr>
@@ -642,6 +656,8 @@
         <w:r>
           <w:rPr>
             <w:color w:val="0563c1"/>
+            <w:sz w:val="16"/>
+            <w:szCs w:val="16"/>
             <w:u w:val="single"/>
             <w:rtl w:val="0"/>
           </w:rPr>
@@ -713,6 +729,8 @@
         <w:r>
           <w:rPr>
             <w:color w:val="0563c1"/>
+            <w:sz w:val="16"/>
+            <w:szCs w:val="16"/>
             <w:u w:val="single"/>
             <w:rtl w:val="0"/>
           </w:rPr>
@@ -784,6 +802,8 @@
         <w:r>
           <w:rPr>
             <w:color w:val="0563c1"/>
+            <w:sz w:val="16"/>
+            <w:szCs w:val="16"/>
             <w:u w:val="single"/>
             <w:rtl w:val="0"/>
           </w:rPr>
@@ -855,6 +875,8 @@
         <w:r>
           <w:rPr>
             <w:color w:val="0563c1"/>
+            <w:sz w:val="16"/>
+            <w:szCs w:val="16"/>
             <w:u w:val="single"/>
             <w:rtl w:val="0"/>
           </w:rPr>
@@ -938,6 +960,8 @@
         <w:r>
           <w:rPr>
             <w:color w:val="0563c1"/>
+            <w:sz w:val="16"/>
+            <w:szCs w:val="16"/>
             <w:u w:val="single"/>
             <w:rtl w:val="0"/>
           </w:rPr>
@@ -1009,6 +1033,8 @@
         <w:r>
           <w:rPr>
             <w:color w:val="0563c1"/>
+            <w:sz w:val="16"/>
+            <w:szCs w:val="16"/>
             <w:u w:val="single"/>
             <w:rtl w:val="0"/>
           </w:rPr>
@@ -1080,6 +1106,8 @@
         <w:r>
           <w:rPr>
             <w:color w:val="0563c1"/>
+            <w:sz w:val="16"/>
+            <w:szCs w:val="16"/>
             <w:u w:val="single"/>
             <w:rtl w:val="0"/>
           </w:rPr>
@@ -1151,6 +1179,8 @@
         <w:r>
           <w:rPr>
             <w:color w:val="0563c1"/>
+            <w:sz w:val="16"/>
+            <w:szCs w:val="16"/>
             <w:u w:val="single"/>
             <w:rtl w:val="0"/>
           </w:rPr>
@@ -1222,6 +1252,8 @@
         <w:r>
           <w:rPr>
             <w:color w:val="0563c1"/>
+            <w:sz w:val="16"/>
+            <w:szCs w:val="16"/>
             <w:u w:val="single"/>
             <w:rtl w:val="0"/>
           </w:rPr>
@@ -1293,6 +1325,8 @@
         <w:r>
           <w:rPr>
             <w:color w:val="0563c1"/>
+            <w:sz w:val="16"/>
+            <w:szCs w:val="16"/>
             <w:u w:val="single"/>
             <w:rtl w:val="0"/>
           </w:rPr>
@@ -1376,6 +1410,8 @@
         <w:r>
           <w:rPr>
             <w:color w:val="0563c1"/>
+            <w:sz w:val="16"/>
+            <w:szCs w:val="16"/>
             <w:u w:val="single"/>
             <w:rtl w:val="0"/>
           </w:rPr>
@@ -1447,6 +1483,8 @@
         <w:r>
           <w:rPr>
             <w:color w:val="0563c1"/>
+            <w:sz w:val="16"/>
+            <w:szCs w:val="16"/>
             <w:u w:val="single"/>
             <w:rtl w:val="0"/>
           </w:rPr>
@@ -1518,6 +1556,8 @@
         <w:r>
           <w:rPr>
             <w:color w:val="0563c1"/>
+            <w:sz w:val="16"/>
+            <w:szCs w:val="16"/>
             <w:u w:val="single"/>
             <w:rtl w:val="0"/>
           </w:rPr>
@@ -1589,6 +1629,8 @@
         <w:r>
           <w:rPr>
             <w:color w:val="0563c1"/>
+            <w:sz w:val="16"/>
+            <w:szCs w:val="16"/>
             <w:u w:val="single"/>
             <w:rtl w:val="0"/>
           </w:rPr>
@@ -1660,6 +1702,8 @@
         <w:r>
           <w:rPr>
             <w:color w:val="0563c1"/>
+            <w:sz w:val="16"/>
+            <w:szCs w:val="16"/>
             <w:u w:val="single"/>
             <w:rtl w:val="0"/>
           </w:rPr>
@@ -1731,6 +1775,8 @@
         <w:r>
           <w:rPr>
             <w:color w:val="0563c1"/>
+            <w:sz w:val="16"/>
+            <w:szCs w:val="16"/>
             <w:u w:val="single"/>
             <w:rtl w:val="0"/>
           </w:rPr>
@@ -1814,6 +1860,8 @@
         <w:r>
           <w:rPr>
             <w:color w:val="0563c1"/>
+            <w:sz w:val="16"/>
+            <w:szCs w:val="16"/>
             <w:u w:val="single"/>
             <w:rtl w:val="0"/>
           </w:rPr>
@@ -1885,6 +1933,8 @@
         <w:r>
           <w:rPr>
             <w:color w:val="0563c1"/>
+            <w:sz w:val="16"/>
+            <w:szCs w:val="16"/>
             <w:u w:val="single"/>
             <w:rtl w:val="0"/>
           </w:rPr>
@@ -1899,18 +1949,6 @@
     </w:p>
     <w:p>
       <w:pPr>
-        <w:pStyle w:val="Heading2"/>
-        <w:rPr/>
-      </w:pPr>
-      <w:r>
-        <w:rPr>
-          <w:rtl w:val="0"/>
-        </w:rPr>
-        <w:t xml:space="preserve">Protein</w:t>
-      </w:r>
-    </w:p>
-    <w:p>
-      <w:pPr>
         <w:spacing w:after="20" w:before="100" w:lineRule="auto"/>
         <w:rPr/>
       </w:pPr>
@@ -1922,12 +1960,7 @@
           <w:szCs w:val="19"/>
           <w:rtl w:val="0"/>
         </w:rPr>
-        <w:t xml:space="preserve">🌱 Plant foods: all essential amino acids | vegan diets can meet protein needs</w:t>
-      </w:r>
-      <w:r>
-        <w:rPr>
-          <w:rtl w:val="0"/>
-        </w:rPr>
+        <w:t xml:space="preserve">🌱 2016 Academy position: appropriately planned vegetarian, including vegan, diets were nutritionally adequate and appropriate for all stages of the life cycle, including pregnancy, lactation, infancy, childhood, adolescence, older adulthood, and athletes</w:t>
       </w:r>
     </w:p>
     <w:p>
@@ -1942,10 +1975,12 @@
           <w:szCs w:val="16"/>
           <w:rtl w:val="0"/>
         </w:rPr>
-        <w:t xml:space="preserve">Source: Mariotti &amp; Gardner, Nutrients (2019)</w:t>
-      </w:r>
-      <w:r>
-        <w:rPr>
+        <w:t xml:space="preserve">Source: Academy of Nutrition and Dietetics (2016)</w:t>
+      </w:r>
+      <w:r>
+        <w:rPr>
+          <w:sz w:val="16"/>
+          <w:szCs w:val="16"/>
           <w:rtl w:val="0"/>
         </w:rPr>
       </w:r>
@@ -1968,6 +2003,88 @@
         <w:r>
           <w:rPr>
             <w:color w:val="0563c1"/>
+            <w:sz w:val="16"/>
+            <w:szCs w:val="16"/>
+            <w:u w:val="single"/>
+            <w:rtl w:val="0"/>
+          </w:rPr>
+          <w:t>https://doi.org/10.1016/j.jand.2016.09.025</w:t>
+        </w:r>
+      </w:hyperlink>
+    </w:p>
+    <w:p>
+      <w:pPr>
+        <w:pStyle w:val="Heading2"/>
+        <w:rPr/>
+      </w:pPr>
+      <w:r>
+        <w:rPr>
+          <w:rtl w:val="0"/>
+        </w:rPr>
+        <w:t xml:space="preserve">Protein</w:t>
+      </w:r>
+    </w:p>
+    <w:p>
+      <w:pPr>
+        <w:spacing w:after="20" w:before="100" w:lineRule="auto"/>
+        <w:rPr/>
+      </w:pPr>
+      <w:r>
+        <w:rPr>
+          <w:b w:val="1"/>
+          <w:bCs w:val="1"/>
+          <w:sz w:val="19"/>
+          <w:szCs w:val="19"/>
+          <w:rtl w:val="0"/>
+        </w:rPr>
+        <w:t xml:space="preserve">🌱 Plant foods: all essential amino acids | vegan diets can meet protein needs</w:t>
+      </w:r>
+      <w:r>
+        <w:rPr>
+          <w:rtl w:val="0"/>
+        </w:rPr>
+      </w:r>
+    </w:p>
+    <w:p>
+      <w:pPr>
+        <w:spacing w:after="0" w:lineRule="auto"/>
+        <w:ind w:left="173" w:firstLine="0"/>
+        <w:rPr/>
+      </w:pPr>
+      <w:r>
+        <w:rPr>
+          <w:sz w:val="16"/>
+          <w:szCs w:val="16"/>
+          <w:rtl w:val="0"/>
+        </w:rPr>
+        <w:t xml:space="preserve">Source: Mariotti &amp; Gardner, Nutrients (2019)</w:t>
+      </w:r>
+      <w:r>
+        <w:rPr>
+          <w:rtl w:val="0"/>
+        </w:rPr>
+      </w:r>
+    </w:p>
+    <w:p>
+      <w:pPr>
+        <w:spacing w:after="20" w:lineRule="auto"/>
+        <w:ind w:left="173" w:firstLine="0"/>
+        <w:rPr/>
+      </w:pPr>
+      <w:r>
+        <w:rPr>
+          <w:sz w:val="16"/>
+          <w:szCs w:val="16"/>
+          <w:rtl w:val="0"/>
+        </w:rPr>
+        <w:t xml:space="preserve">URL: </w:t>
+      </w:r>
+      <w:hyperlink r:id="rId32">
+        <w:r>
+          <w:rPr>
+            <w:color w:val="0563c1"/>
+            <w:sz w:val="16"/>
+            <w:szCs w:val="16"/>
             <w:u w:val="single"/>
             <w:rtl w:val="0"/>
           </w:rPr>
@@ -2035,10 +2152,12 @@
         </w:rPr>
         <w:t xml:space="preserve">URL: </w:t>
       </w:r>
-      <w:hyperlink r:id="rId32">
+      <w:hyperlink r:id="rId33">
         <w:r>
           <w:rPr>
             <w:color w:val="0563c1"/>
+            <w:sz w:val="16"/>
+            <w:szCs w:val="16"/>
             <w:u w:val="single"/>
             <w:rtl w:val="0"/>
           </w:rPr>
@@ -2106,7 +2225,7 @@
     </w:p>
     <w:p>
       <w:pPr>
-        <w:spacing w:after="20" w:lineRule="auto"/>
+        <w:spacing w:after="0" w:lineRule="auto"/>
         <w:ind w:left="173" w:firstLine="0"/>
         <w:rPr/>
       </w:pPr>
@@ -2118,10 +2237,12 @@
         </w:rPr>
         <w:t xml:space="preserve">URL: </w:t>
       </w:r>
-      <w:hyperlink r:id="rId33">
+      <w:hyperlink r:id="rId34">
         <w:r>
           <w:rPr>
             <w:color w:val="0563c1"/>
+            <w:sz w:val="16"/>
+            <w:szCs w:val="16"/>
             <w:u w:val="single"/>
             <w:rtl w:val="0"/>
           </w:rPr>
@@ -2148,10 +2269,12 @@
         </w:rPr>
         <w:t xml:space="preserve">URL: </w:t>
       </w:r>
-      <w:hyperlink r:id="rId34">
+      <w:hyperlink r:id="rId35">
         <w:r>
           <w:rPr>
             <w:color w:val="0563c1"/>
+            <w:sz w:val="16"/>
+            <w:szCs w:val="16"/>
             <w:u w:val="single"/>
             <w:rtl w:val="0"/>
           </w:rPr>
@@ -2231,10 +2354,12 @@
         </w:rPr>
         <w:t xml:space="preserve">URL: </w:t>
       </w:r>
-      <w:hyperlink r:id="rId35">
+      <w:hyperlink r:id="rId36">
         <w:r>
           <w:rPr>
             <w:color w:val="0563c1"/>
+            <w:sz w:val="16"/>
+            <w:szCs w:val="16"/>
             <w:u w:val="single"/>
             <w:rtl w:val="0"/>
           </w:rPr>
@@ -2302,10 +2427,12 @@
         </w:rPr>
         <w:t xml:space="preserve">URL: </w:t>
       </w:r>
-      <w:hyperlink r:id="rId36">
+      <w:hyperlink r:id="rId37">
         <w:r>
           <w:rPr>
             <w:color w:val="0563c1"/>
+            <w:sz w:val="16"/>
+            <w:szCs w:val="16"/>
             <w:u w:val="single"/>
             <w:rtl w:val="0"/>
           </w:rPr>
@@ -2385,10 +2512,12 @@
         </w:rPr>
         <w:t xml:space="preserve">URL: </w:t>
       </w:r>
-      <w:hyperlink r:id="rId37">
+      <w:hyperlink r:id="rId38">
         <w:r>
           <w:rPr>
             <w:color w:val="0563c1"/>
+            <w:sz w:val="16"/>
+            <w:szCs w:val="16"/>
             <w:u w:val="single"/>
             <w:rtl w:val="0"/>
           </w:rPr>
@@ -2468,10 +2597,12 @@
         </w:rPr>
         <w:t xml:space="preserve">URL: </w:t>
       </w:r>
-      <w:hyperlink r:id="rId38">
+      <w:hyperlink r:id="rId39">
         <w:r>
           <w:rPr>
             <w:color w:val="0563c1"/>
+            <w:sz w:val="16"/>
+            <w:szCs w:val="16"/>
             <w:u w:val="single"/>
             <w:rtl w:val="0"/>
           </w:rPr>
@@ -2539,10 +2670,12 @@
         </w:rPr>
         <w:t xml:space="preserve">URL: </w:t>
       </w:r>
-      <w:hyperlink r:id="rId39">
+      <w:hyperlink r:id="rId40">
         <w:r>
           <w:rPr>
             <w:color w:val="0563c1"/>
+            <w:sz w:val="16"/>
+            <w:szCs w:val="16"/>
             <w:u w:val="single"/>
             <w:rtl w:val="0"/>
           </w:rPr>
@@ -2622,10 +2755,12 @@
         </w:rPr>
         <w:t xml:space="preserve">URL: </w:t>
       </w:r>
-      <w:hyperlink r:id="rId40">
+      <w:hyperlink r:id="rId41">
         <w:r>
           <w:rPr>
             <w:color w:val="0563c1"/>
+            <w:sz w:val="16"/>
+            <w:szCs w:val="16"/>
             <w:u w:val="single"/>
             <w:rtl w:val="0"/>
           </w:rPr>
@@ -2693,10 +2828,12 @@
         </w:rPr>
         <w:t xml:space="preserve">URL: </w:t>
       </w:r>
-      <w:hyperlink r:id="rId41">
+      <w:hyperlink r:id="rId42">
         <w:r>
           <w:rPr>
             <w:color w:val="0563c1"/>
+            <w:sz w:val="16"/>
+            <w:szCs w:val="16"/>
             <w:u w:val="single"/>
             <w:rtl w:val="0"/>
           </w:rPr>
@@ -2776,10 +2913,12 @@
         </w:rPr>
         <w:t xml:space="preserve">URL: </w:t>
       </w:r>
-      <w:hyperlink r:id="rId42">
+      <w:hyperlink r:id="rId43">
         <w:r>
           <w:rPr>
             <w:color w:val="0563c1"/>
+            <w:sz w:val="16"/>
+            <w:szCs w:val="16"/>
             <w:u w:val="single"/>
             <w:rtl w:val="0"/>
           </w:rPr>
@@ -2847,10 +2986,12 @@
         </w:rPr>
         <w:t xml:space="preserve">URL: </w:t>
       </w:r>
-      <w:hyperlink r:id="rId43">
+      <w:hyperlink r:id="rId44">
         <w:r>
           <w:rPr>
             <w:color w:val="0563c1"/>
+            <w:sz w:val="16"/>
+            <w:szCs w:val="16"/>
             <w:u w:val="single"/>
             <w:rtl w:val="0"/>
           </w:rPr>
@@ -2918,10 +3059,12 @@
         </w:rPr>
         <w:t xml:space="preserve">URL: </w:t>
       </w:r>
-      <w:hyperlink r:id="rId44">
+      <w:hyperlink r:id="rId45">
         <w:r>
           <w:rPr>
             <w:color w:val="0563c1"/>
+            <w:sz w:val="16"/>
+            <w:szCs w:val="16"/>
             <w:u w:val="single"/>
             <w:rtl w:val="0"/>
           </w:rPr>
@@ -2960,87 +3103,6 @@
           <w:rtl w:val="0"/>
         </w:rPr>
         <w:t xml:space="preserve">🥩 Red + processed meat: +70 g/day associated with ~15% higher IHD | ~31% pneumonia | ~19% diverticular disease | ~10% colon polyps | ~30% diabetes</w:t>
-      </w:r>
-      <w:r>
-        <w:rPr>
-          <w:rtl w:val="0"/>
-        </w:rPr>
-      </w:r>
-    </w:p>
-    <w:p>
-      <w:pPr>
-        <w:spacing w:after="0" w:lineRule="auto"/>
-        <w:ind w:left="173" w:firstLine="0"/>
-        <w:rPr/>
-      </w:pPr>
-      <w:r>
-        <w:rPr>
-          <w:sz w:val="16"/>
-          <w:szCs w:val="16"/>
-          <w:rtl w:val="0"/>
-        </w:rPr>
-        <w:t xml:space="preserve">Source: Papier et al., BMC Medicine (2021)</w:t>
-      </w:r>
-      <w:r>
-        <w:rPr>
-          <w:rtl w:val="0"/>
-        </w:rPr>
-      </w:r>
-    </w:p>
-    <w:p>
-      <w:pPr>
-        <w:spacing w:after="20" w:lineRule="auto"/>
-        <w:ind w:left="173" w:firstLine="0"/>
-        <w:rPr/>
-      </w:pPr>
-      <w:r>
-        <w:rPr>
-          <w:sz w:val="16"/>
-          <w:szCs w:val="16"/>
-          <w:rtl w:val="0"/>
-        </w:rPr>
-        <w:t xml:space="preserve">URL: </w:t>
-      </w:r>
-      <w:hyperlink r:id="rId45">
-        <w:r>
-          <w:rPr>
-            <w:color w:val="1155cc"/>
-            <w:sz w:val="16"/>
-            <w:szCs w:val="16"/>
-            <w:u w:val="single"/>
-            <w:rtl w:val="0"/>
-          </w:rPr>
-          <w:t xml:space="preserve">https://doi.org/10.1186/s12916-021-01922-9</w:t>
-        </w:r>
-      </w:hyperlink>
-      <w:r>
-        <w:rPr>
-          <w:sz w:val="16"/>
-          <w:szCs w:val="16"/>
-          <w:rtl w:val="0"/>
-        </w:rPr>
-        <w:t xml:space="preserve"> </w:t>
-      </w:r>
-      <w:r>
-        <w:rPr>
-          <w:rtl w:val="0"/>
-        </w:rPr>
-      </w:r>
-    </w:p>
-    <w:p>
-      <w:pPr>
-        <w:spacing w:after="20" w:before="100" w:lineRule="auto"/>
-        <w:rPr/>
-      </w:pPr>
-      <w:r>
-        <w:rPr>
-          <w:b w:val="1"/>
-          <w:bCs w:val="1"/>
-          <w:sz w:val="19"/>
-          <w:szCs w:val="19"/>
-          <w:rtl w:val="0"/>
-        </w:rPr>
-        <w:t xml:space="preserve">🐔 Poultry: +30 g/day associated with ~17% higher GERD | ~12% gastritis/duodenitis | ~10% diverticular disease | ~11% gallbladder disease | ~14% diabetes</w:t>
       </w:r>
       <w:r>
         <w:rPr>
@@ -3121,7 +3183,7 @@
           <w:szCs w:val="19"/>
           <w:rtl w:val="0"/>
         </w:rPr>
-        <w:t xml:space="preserve">🩸 Higher unprocessed red meat + poultry: associated with lower iron-deficiency anemia risk</w:t>
+        <w:t xml:space="preserve">🐔 Poultry: +30 g/day associated with ~17% higher GERD | ~12% gastritis/duodenitis | ~10% diverticular disease | ~11% gallbladder disease | ~14% diabetes</w:t>
       </w:r>
       <w:r>
         <w:rPr>
@@ -3191,18 +3253,6 @@
     </w:p>
     <w:p>
       <w:pPr>
-        <w:pStyle w:val="Heading2"/>
-        <w:rPr/>
-      </w:pPr>
-      <w:r>
-        <w:rPr>
-          <w:rtl w:val="0"/>
-        </w:rPr>
-        <w:t xml:space="preserve">Type 2 Diabetes</w:t>
-      </w:r>
-    </w:p>
-    <w:p>
-      <w:pPr>
         <w:spacing w:after="20" w:before="100" w:lineRule="auto"/>
         <w:rPr/>
       </w:pPr>
@@ -3214,7 +3264,7 @@
           <w:szCs w:val="19"/>
           <w:rtl w:val="0"/>
         </w:rPr>
-        <w:t xml:space="preserve">🥩 Higher red-meat intake: associated with higher Type 2 diabetes risk</w:t>
+        <w:t xml:space="preserve">🩸 Higher unprocessed red meat + poultry: associated with lower iron-deficiency anemia risk</w:t>
       </w:r>
       <w:r>
         <w:rPr>
@@ -3234,7 +3284,7 @@
           <w:szCs w:val="16"/>
           <w:rtl w:val="0"/>
         </w:rPr>
-        <w:t xml:space="preserve">Source: Gu et al., American Journal of Clinical Nutrition (2023)</w:t>
+        <w:t xml:space="preserve">Source: Papier et al., BMC Medicine (2021)</w:t>
       </w:r>
       <w:r>
         <w:rPr>
@@ -3259,7 +3309,102 @@
       <w:hyperlink r:id="rId48">
         <w:r>
           <w:rPr>
+            <w:color w:val="1155cc"/>
+            <w:sz w:val="16"/>
+            <w:szCs w:val="16"/>
+            <w:u w:val="single"/>
+            <w:rtl w:val="0"/>
+          </w:rPr>
+          <w:t xml:space="preserve">https://doi.org/10.1186/s12916-021-01922-9</w:t>
+        </w:r>
+      </w:hyperlink>
+      <w:r>
+        <w:rPr>
+          <w:sz w:val="16"/>
+          <w:szCs w:val="16"/>
+          <w:rtl w:val="0"/>
+        </w:rPr>
+        <w:t xml:space="preserve"> </w:t>
+      </w:r>
+      <w:r>
+        <w:rPr>
+          <w:rtl w:val="0"/>
+        </w:rPr>
+      </w:r>
+    </w:p>
+    <w:p>
+      <w:pPr>
+        <w:pStyle w:val="Heading2"/>
+        <w:rPr/>
+      </w:pPr>
+      <w:r>
+        <w:rPr>
+          <w:rtl w:val="0"/>
+        </w:rPr>
+        <w:t xml:space="preserve">Type 2 Diabetes</w:t>
+      </w:r>
+    </w:p>
+    <w:p>
+      <w:pPr>
+        <w:spacing w:after="20" w:before="100" w:lineRule="auto"/>
+        <w:rPr/>
+      </w:pPr>
+      <w:r>
+        <w:rPr>
+          <w:b w:val="1"/>
+          <w:bCs w:val="1"/>
+          <w:sz w:val="19"/>
+          <w:szCs w:val="19"/>
+          <w:rtl w:val="0"/>
+        </w:rPr>
+        <w:t xml:space="preserve">🥩 Higher red-meat intake: associated with higher Type 2 diabetes risk</w:t>
+      </w:r>
+      <w:r>
+        <w:rPr>
+          <w:rtl w:val="0"/>
+        </w:rPr>
+      </w:r>
+    </w:p>
+    <w:p>
+      <w:pPr>
+        <w:spacing w:after="0" w:lineRule="auto"/>
+        <w:ind w:left="173" w:firstLine="0"/>
+        <w:rPr/>
+      </w:pPr>
+      <w:r>
+        <w:rPr>
+          <w:sz w:val="16"/>
+          <w:szCs w:val="16"/>
+          <w:rtl w:val="0"/>
+        </w:rPr>
+        <w:t xml:space="preserve">Source: Gu et al., American Journal of Clinical Nutrition (2023)</w:t>
+      </w:r>
+      <w:r>
+        <w:rPr>
+          <w:rtl w:val="0"/>
+        </w:rPr>
+      </w:r>
+    </w:p>
+    <w:p>
+      <w:pPr>
+        <w:spacing w:after="20" w:lineRule="auto"/>
+        <w:ind w:left="173" w:firstLine="0"/>
+        <w:rPr/>
+      </w:pPr>
+      <w:r>
+        <w:rPr>
+          <w:sz w:val="16"/>
+          <w:szCs w:val="16"/>
+          <w:rtl w:val="0"/>
+        </w:rPr>
+        <w:t xml:space="preserve">URL: </w:t>
+      </w:r>
+      <w:hyperlink r:id="rId49">
+        <w:r>
+          <w:rPr>
             <w:color w:val="0563c1"/>
+            <w:sz w:val="16"/>
+            <w:szCs w:val="16"/>
             <w:u w:val="single"/>
             <w:rtl w:val="0"/>
           </w:rPr>
@@ -3339,10 +3484,12 @@
         </w:rPr>
         <w:t xml:space="preserve">URL: </w:t>
       </w:r>
-      <w:hyperlink r:id="rId49">
+      <w:hyperlink r:id="rId50">
         <w:r>
           <w:rPr>
             <w:color w:val="0563c1"/>
+            <w:sz w:val="16"/>
+            <w:szCs w:val="16"/>
             <w:u w:val="single"/>
             <w:rtl w:val="0"/>
           </w:rPr>
@@ -3422,10 +3569,12 @@
         </w:rPr>
         <w:t xml:space="preserve">URL: </w:t>
       </w:r>
-      <w:hyperlink r:id="rId50">
+      <w:hyperlink r:id="rId51">
         <w:r>
           <w:rPr>
             <w:color w:val="0563c1"/>
+            <w:sz w:val="16"/>
+            <w:szCs w:val="16"/>
             <w:u w:val="single"/>
             <w:rtl w:val="0"/>
           </w:rPr>
@@ -3493,10 +3642,12 @@
         </w:rPr>
         <w:t xml:space="preserve">URL: </w:t>
       </w:r>
-      <w:hyperlink r:id="rId51">
+      <w:hyperlink r:id="rId52">
         <w:r>
           <w:rPr>
             <w:color w:val="0563c1"/>
+            <w:sz w:val="16"/>
+            <w:szCs w:val="16"/>
             <w:u w:val="single"/>
             <w:rtl w:val="0"/>
           </w:rPr>
@@ -3564,10 +3715,12 @@
         </w:rPr>
         <w:t xml:space="preserve">URL: </w:t>
       </w:r>
-      <w:hyperlink r:id="rId52">
+      <w:hyperlink r:id="rId53">
         <w:r>
           <w:rPr>
             <w:color w:val="0563c1"/>
+            <w:sz w:val="16"/>
+            <w:szCs w:val="16"/>
             <w:u w:val="single"/>
             <w:rtl w:val="0"/>
           </w:rPr>
@@ -3635,10 +3788,12 @@
         </w:rPr>
         <w:t xml:space="preserve">URL: </w:t>
       </w:r>
-      <w:hyperlink r:id="rId53">
+      <w:hyperlink r:id="rId54">
         <w:r>
           <w:rPr>
             <w:color w:val="0563c1"/>
+            <w:sz w:val="16"/>
+            <w:szCs w:val="16"/>
             <w:u w:val="single"/>
             <w:rtl w:val="0"/>
           </w:rPr>
@@ -3706,10 +3861,12 @@
         </w:rPr>
         <w:t xml:space="preserve">URL: </w:t>
       </w:r>
-      <w:hyperlink r:id="rId54">
+      <w:hyperlink r:id="rId55">
         <w:r>
           <w:rPr>
             <w:color w:val="0563c1"/>
+            <w:sz w:val="16"/>
+            <w:szCs w:val="16"/>
             <w:u w:val="single"/>
             <w:rtl w:val="0"/>
           </w:rPr>
@@ -3789,10 +3946,12 @@
         </w:rPr>
         <w:t xml:space="preserve">URL: </w:t>
       </w:r>
-      <w:hyperlink r:id="rId55">
+      <w:hyperlink r:id="rId56">
         <w:r>
           <w:rPr>
             <w:color w:val="0563c1"/>
+            <w:sz w:val="16"/>
+            <w:szCs w:val="16"/>
             <w:u w:val="single"/>
             <w:rtl w:val="0"/>
           </w:rPr>
@@ -3860,10 +4019,12 @@
         </w:rPr>
         <w:t xml:space="preserve">URL: </w:t>
       </w:r>
-      <w:hyperlink r:id="rId56">
+      <w:hyperlink r:id="rId57">
         <w:r>
           <w:rPr>
             <w:color w:val="0563c1"/>
+            <w:sz w:val="16"/>
+            <w:szCs w:val="16"/>
             <w:u w:val="single"/>
             <w:rtl w:val="0"/>
           </w:rPr>
@@ -3939,7 +4100,7 @@
     </w:p>
     <w:p>
       <w:pPr>
-        <w:spacing w:after="20" w:lineRule="auto"/>
+        <w:spacing w:after="0" w:lineRule="auto"/>
         <w:ind w:left="173" w:firstLine="0"/>
         <w:rPr/>
       </w:pPr>
@@ -3951,10 +4112,12 @@
         </w:rPr>
         <w:t xml:space="preserve">URL: </w:t>
       </w:r>
-      <w:hyperlink r:id="rId57">
+      <w:hyperlink r:id="rId58">
         <w:r>
           <w:rPr>
             <w:color w:val="0563c1"/>
+            <w:sz w:val="16"/>
+            <w:szCs w:val="16"/>
             <w:u w:val="single"/>
             <w:rtl w:val="0"/>
           </w:rPr>
@@ -3981,10 +4144,12 @@
         </w:rPr>
         <w:t xml:space="preserve">URL: </w:t>
       </w:r>
-      <w:hyperlink r:id="rId58">
+      <w:hyperlink r:id="rId59">
         <w:r>
           <w:rPr>
             <w:color w:val="0563c1"/>
+            <w:sz w:val="16"/>
+            <w:szCs w:val="16"/>
             <w:u w:val="single"/>
             <w:rtl w:val="0"/>
           </w:rPr>
@@ -4052,10 +4217,12 @@
         </w:rPr>
         <w:t xml:space="preserve">URL: </w:t>
       </w:r>
-      <w:hyperlink r:id="rId59">
+      <w:hyperlink r:id="rId60">
         <w:r>
           <w:rPr>
             <w:color w:val="0563c1"/>
+            <w:sz w:val="16"/>
+            <w:szCs w:val="16"/>
             <w:u w:val="single"/>
             <w:rtl w:val="0"/>
           </w:rPr>
@@ -4123,10 +4290,12 @@
         </w:rPr>
         <w:t xml:space="preserve">URL: </w:t>
       </w:r>
-      <w:hyperlink r:id="rId60">
+      <w:hyperlink r:id="rId61">
         <w:r>
           <w:rPr>
             <w:color w:val="0563c1"/>
+            <w:sz w:val="16"/>
+            <w:szCs w:val="16"/>
             <w:u w:val="single"/>
             <w:rtl w:val="0"/>
           </w:rPr>
@@ -4222,7 +4391,7 @@
     </w:p>
     <w:p>
       <w:pPr>
-        <w:spacing w:after="20" w:lineRule="auto"/>
+        <w:spacing w:after="0" w:lineRule="auto"/>
         <w:ind w:left="173" w:firstLine="0"/>
         <w:rPr/>
       </w:pPr>
@@ -4234,10 +4403,12 @@
         </w:rPr>
         <w:t xml:space="preserve">URL: </w:t>
       </w:r>
-      <w:hyperlink r:id="rId61">
+      <w:hyperlink r:id="rId62">
         <w:r>
           <w:rPr>
             <w:color w:val="0563c1"/>
+            <w:sz w:val="16"/>
+            <w:szCs w:val="16"/>
             <w:u w:val="single"/>
             <w:rtl w:val="0"/>
           </w:rPr>
@@ -4252,7 +4423,7 @@
     </w:p>
     <w:p>
       <w:pPr>
-        <w:spacing w:after="20" w:lineRule="auto"/>
+        <w:spacing w:after="0" w:lineRule="auto"/>
         <w:ind w:left="173" w:firstLine="0"/>
         <w:rPr/>
       </w:pPr>
@@ -4264,10 +4435,12 @@
         </w:rPr>
         <w:t xml:space="preserve">URL: </w:t>
       </w:r>
-      <w:hyperlink r:id="rId62">
+      <w:hyperlink r:id="rId63">
         <w:r>
           <w:rPr>
             <w:color w:val="0563c1"/>
+            <w:sz w:val="16"/>
+            <w:szCs w:val="16"/>
             <w:u w:val="single"/>
             <w:rtl w:val="0"/>
           </w:rPr>
@@ -4294,10 +4467,12 @@
         </w:rPr>
         <w:t xml:space="preserve">URL: </w:t>
       </w:r>
-      <w:hyperlink r:id="rId63">
+      <w:hyperlink r:id="rId64">
         <w:r>
           <w:rPr>
             <w:color w:val="0563c1"/>
+            <w:sz w:val="16"/>
+            <w:szCs w:val="16"/>
             <w:u w:val="single"/>
             <w:rtl w:val="0"/>
           </w:rPr>
@@ -4365,10 +4540,12 @@
         </w:rPr>
         <w:t xml:space="preserve">URL: </w:t>
       </w:r>
-      <w:hyperlink r:id="rId64">
+      <w:hyperlink r:id="rId65">
         <w:r>
           <w:rPr>
             <w:color w:val="0563c1"/>
+            <w:sz w:val="16"/>
+            <w:szCs w:val="16"/>
             <w:u w:val="single"/>
             <w:rtl w:val="0"/>
           </w:rPr>
@@ -4436,10 +4613,12 @@
         </w:rPr>
         <w:t xml:space="preserve">URL: </w:t>
       </w:r>
-      <w:hyperlink r:id="rId65">
+      <w:hyperlink r:id="rId66">
         <w:r>
           <w:rPr>
             <w:color w:val="0563c1"/>
+            <w:sz w:val="16"/>
+            <w:szCs w:val="16"/>
             <w:u w:val="single"/>
             <w:rtl w:val="0"/>
           </w:rPr>
@@ -4507,10 +4686,12 @@
         </w:rPr>
         <w:t xml:space="preserve">URL: </w:t>
       </w:r>
-      <w:hyperlink r:id="rId66">
+      <w:hyperlink r:id="rId67">
         <w:r>
           <w:rPr>
             <w:color w:val="0563c1"/>
+            <w:sz w:val="16"/>
+            <w:szCs w:val="16"/>
             <w:u w:val="single"/>
             <w:rtl w:val="0"/>
           </w:rPr>
@@ -4578,10 +4759,12 @@
         </w:rPr>
         <w:t xml:space="preserve">URL: </w:t>
       </w:r>
-      <w:hyperlink r:id="rId67">
+      <w:hyperlink r:id="rId68">
         <w:r>
           <w:rPr>
             <w:color w:val="0563c1"/>
+            <w:sz w:val="16"/>
+            <w:szCs w:val="16"/>
             <w:u w:val="single"/>
             <w:rtl w:val="0"/>
           </w:rPr>
@@ -4661,10 +4844,12 @@
         </w:rPr>
         <w:t xml:space="preserve">URL: </w:t>
       </w:r>
-      <w:hyperlink r:id="rId68">
+      <w:hyperlink r:id="rId69">
         <w:r>
           <w:rPr>
             <w:color w:val="0563c1"/>
+            <w:sz w:val="16"/>
+            <w:szCs w:val="16"/>
             <w:u w:val="single"/>
             <w:rtl w:val="0"/>
           </w:rPr>
@@ -4732,10 +4917,12 @@
         </w:rPr>
         <w:t xml:space="preserve">URL: </w:t>
       </w:r>
-      <w:hyperlink r:id="rId69">
+      <w:hyperlink r:id="rId70">
         <w:r>
           <w:rPr>
             <w:color w:val="0563c1"/>
+            <w:sz w:val="16"/>
+            <w:szCs w:val="16"/>
             <w:u w:val="single"/>
             <w:rtl w:val="0"/>
           </w:rPr>
@@ -4803,10 +4990,12 @@
         </w:rPr>
         <w:t xml:space="preserve">URL: </w:t>
       </w:r>
-      <w:hyperlink r:id="rId70">
+      <w:hyperlink r:id="rId71">
         <w:r>
           <w:rPr>
             <w:color w:val="0563c1"/>
+            <w:sz w:val="16"/>
+            <w:szCs w:val="16"/>
             <w:u w:val="single"/>
             <w:rtl w:val="0"/>
           </w:rPr>
@@ -4874,10 +5063,12 @@
         </w:rPr>
         <w:t xml:space="preserve">URL: </w:t>
       </w:r>
-      <w:hyperlink r:id="rId71">
+      <w:hyperlink r:id="rId72">
         <w:r>
           <w:rPr>
             <w:color w:val="0563c1"/>
+            <w:sz w:val="16"/>
+            <w:szCs w:val="16"/>
             <w:u w:val="single"/>
             <w:rtl w:val="0"/>
           </w:rPr>
@@ -4934,6 +5125,7 @@
     <w:p>
       <w:pPr>
         <w:spacing w:after="0" w:before="0" w:lineRule="auto"/>
+        <w:ind w:left="173" w:firstLine="0"/>
         <w:rPr/>
       </w:pPr>
       <w:r>
@@ -4955,6 +5147,7 @@
     <w:p>
       <w:pPr>
         <w:spacing w:after="0" w:before="0" w:lineRule="auto"/>
+        <w:ind w:left="173" w:firstLine="0"/>
         <w:rPr/>
       </w:pPr>
       <w:r>
@@ -4967,7 +5160,7 @@
         </w:rPr>
         <w:t xml:space="preserve">URL: </w:t>
       </w:r>
-      <w:hyperlink r:id="rId72">
+      <w:hyperlink r:id="rId73">
         <w:r>
           <w:rPr>
             <w:b w:val="0"/>
@@ -5000,6 +5193,7 @@
     <w:p>
       <w:pPr>
         <w:spacing w:after="20" w:before="0" w:lineRule="auto"/>
+        <w:ind w:left="173" w:firstLine="0"/>
         <w:rPr/>
       </w:pPr>
       <w:r>
@@ -5012,7 +5206,7 @@
         </w:rPr>
         <w:t xml:space="preserve">URL: </w:t>
       </w:r>
-      <w:hyperlink r:id="rId73">
+      <w:hyperlink r:id="rId74">
         <w:r>
           <w:rPr>
             <w:b w:val="0"/>
@@ -5066,6 +5260,7 @@
     <w:p>
       <w:pPr>
         <w:spacing w:after="0" w:before="0" w:lineRule="auto"/>
+        <w:ind w:left="173" w:firstLine="0"/>
         <w:rPr/>
       </w:pPr>
       <w:r>
@@ -5087,6 +5282,7 @@
     <w:p>
       <w:pPr>
         <w:spacing w:after="20" w:before="0" w:lineRule="auto"/>
+        <w:ind w:left="173" w:firstLine="0"/>
         <w:rPr/>
       </w:pPr>
       <w:r>
@@ -5099,7 +5295,7 @@
         </w:rPr>
         <w:t xml:space="preserve">URL: </w:t>
       </w:r>
-      <w:hyperlink r:id="rId74">
+      <w:hyperlink r:id="rId75">
         <w:r>
           <w:rPr>
             <w:b w:val="0"/>
@@ -5153,6 +5349,7 @@
     <w:p>
       <w:pPr>
         <w:spacing w:after="0" w:before="0" w:lineRule="auto"/>
+        <w:ind w:left="173" w:firstLine="0"/>
         <w:rPr/>
       </w:pPr>
       <w:r>
@@ -5174,6 +5371,7 @@
     <w:p>
       <w:pPr>
         <w:spacing w:after="0" w:before="0" w:lineRule="auto"/>
+        <w:ind w:left="173" w:firstLine="0"/>
         <w:rPr/>
       </w:pPr>
       <w:r>
@@ -5186,7 +5384,7 @@
         </w:rPr>
         <w:t xml:space="preserve">URL: </w:t>
       </w:r>
-      <w:hyperlink r:id="rId75">
+      <w:hyperlink r:id="rId76">
         <w:r>
           <w:rPr>
             <w:b w:val="0"/>
@@ -5219,6 +5417,7 @@
     <w:p>
       <w:pPr>
         <w:spacing w:after="20" w:before="0" w:lineRule="auto"/>
+        <w:ind w:left="173" w:firstLine="0"/>
         <w:rPr/>
       </w:pPr>
       <w:r>
@@ -5231,7 +5430,7 @@
         </w:rPr>
         <w:t xml:space="preserve">URL: </w:t>
       </w:r>
-      <w:hyperlink r:id="rId76">
+      <w:hyperlink r:id="rId77">
         <w:r>
           <w:rPr>
             <w:b w:val="0"/>
@@ -5293,6 +5492,7 @@
     <w:p>
       <w:pPr>
         <w:spacing w:after="0" w:before="0" w:lineRule="auto"/>
+        <w:ind w:left="173" w:firstLine="0"/>
         <w:rPr/>
       </w:pPr>
       <w:r>
@@ -5314,6 +5514,7 @@
     <w:p>
       <w:pPr>
         <w:spacing w:after="0" w:before="0" w:lineRule="auto"/>
+        <w:ind w:left="173" w:firstLine="0"/>
         <w:rPr/>
       </w:pPr>
       <w:r>
@@ -5326,7 +5527,7 @@
         </w:rPr>
         <w:t xml:space="preserve">URL: </w:t>
       </w:r>
-      <w:hyperlink r:id="rId77">
+      <w:hyperlink r:id="rId78">
         <w:r>
           <w:rPr>
             <w:b w:val="0"/>
@@ -5359,6 +5560,7 @@
     <w:p>
       <w:pPr>
         <w:spacing w:after="0" w:before="0" w:lineRule="auto"/>
+        <w:ind w:left="173" w:firstLine="0"/>
         <w:rPr/>
       </w:pPr>
       <w:r>
@@ -5371,7 +5573,7 @@
         </w:rPr>
         <w:t xml:space="preserve">URL: </w:t>
       </w:r>
-      <w:hyperlink r:id="rId78">
+      <w:hyperlink r:id="rId79">
         <w:r>
           <w:rPr>
             <w:b w:val="0"/>
@@ -5404,6 +5606,7 @@
     <w:p>
       <w:pPr>
         <w:spacing w:after="20" w:before="0" w:lineRule="auto"/>
+        <w:ind w:left="173" w:firstLine="0"/>
         <w:rPr/>
       </w:pPr>
       <w:r>
@@ -5416,7 +5619,7 @@
         </w:rPr>
         <w:t xml:space="preserve">URL: </w:t>
       </w:r>
-      <w:hyperlink r:id="rId79">
+      <w:hyperlink r:id="rId80">
         <w:r>
           <w:rPr>
             <w:b w:val="0"/>
@@ -5478,6 +5681,7 @@
     <w:p>
       <w:pPr>
         <w:spacing w:after="0" w:before="0" w:lineRule="auto"/>
+        <w:ind w:left="173" w:firstLine="0"/>
         <w:rPr/>
       </w:pPr>
       <w:r>
@@ -5499,6 +5703,7 @@
     <w:p>
       <w:pPr>
         <w:spacing w:after="0" w:before="0" w:lineRule="auto"/>
+        <w:ind w:left="173" w:firstLine="0"/>
         <w:rPr/>
       </w:pPr>
       <w:r>
@@ -5511,7 +5716,7 @@
         </w:rPr>
         <w:t xml:space="preserve">URL: </w:t>
       </w:r>
-      <w:hyperlink r:id="rId80">
+      <w:hyperlink r:id="rId81">
         <w:r>
           <w:rPr>
             <w:b w:val="0"/>
@@ -5544,6 +5749,7 @@
     <w:p>
       <w:pPr>
         <w:spacing w:after="20" w:before="0" w:lineRule="auto"/>
+        <w:ind w:left="173" w:firstLine="0"/>
         <w:rPr/>
       </w:pPr>
       <w:r>
@@ -5556,7 +5762,7 @@
         </w:rPr>
         <w:t xml:space="preserve">URL: </w:t>
       </w:r>
-      <w:hyperlink r:id="rId81">
+      <w:hyperlink r:id="rId82">
         <w:r>
           <w:rPr>
             <w:b w:val="0"/>
@@ -5610,6 +5816,7 @@
     <w:p>
       <w:pPr>
         <w:spacing w:after="0" w:before="0" w:lineRule="auto"/>
+        <w:ind w:left="173" w:firstLine="0"/>
         <w:rPr/>
       </w:pPr>
       <w:r>
@@ -5631,6 +5838,7 @@
     <w:p>
       <w:pPr>
         <w:spacing w:after="20" w:before="0" w:lineRule="auto"/>
+        <w:ind w:left="173" w:firstLine="0"/>
         <w:rPr/>
       </w:pPr>
       <w:r>
@@ -5643,7 +5851,7 @@
         </w:rPr>
         <w:t xml:space="preserve">URL: </w:t>
       </w:r>
-      <w:hyperlink r:id="rId82">
+      <w:hyperlink r:id="rId83">
         <w:r>
           <w:rPr>
             <w:b w:val="0"/>
@@ -5697,6 +5905,7 @@
     <w:p>
       <w:pPr>
         <w:spacing w:after="0" w:before="0" w:lineRule="auto"/>
+        <w:ind w:left="173" w:firstLine="0"/>
         <w:rPr/>
       </w:pPr>
       <w:r>
@@ -5718,6 +5927,7 @@
     <w:p>
       <w:pPr>
         <w:spacing w:after="20" w:before="0" w:lineRule="auto"/>
+        <w:ind w:left="173" w:firstLine="0"/>
         <w:rPr/>
       </w:pPr>
       <w:r>
@@ -5730,7 +5940,7 @@
         </w:rPr>
         <w:t xml:space="preserve">URL: </w:t>
       </w:r>
-      <w:hyperlink r:id="rId83">
+      <w:hyperlink r:id="rId84">
         <w:r>
           <w:rPr>
             <w:b w:val="0"/>
@@ -5827,10 +6037,12 @@
         </w:rPr>
         <w:t xml:space="preserve">URL: </w:t>
       </w:r>
-      <w:hyperlink r:id="rId84">
+      <w:hyperlink r:id="rId85">
         <w:r>
           <w:rPr>
             <w:color w:val="0563c1"/>
+            <w:sz w:val="16"/>
+            <w:szCs w:val="16"/>
             <w:u w:val="single"/>
             <w:rtl w:val="0"/>
           </w:rPr>
@@ -5898,10 +6110,12 @@
         </w:rPr>
         <w:t xml:space="preserve">URL: </w:t>
       </w:r>
-      <w:hyperlink r:id="rId85">
+      <w:hyperlink r:id="rId86">
         <w:r>
           <w:rPr>
             <w:color w:val="0563c1"/>
+            <w:sz w:val="16"/>
+            <w:szCs w:val="16"/>
             <w:u w:val="single"/>
             <w:rtl w:val="0"/>
           </w:rPr>
@@ -5969,10 +6183,12 @@
         </w:rPr>
         <w:t xml:space="preserve">URL: </w:t>
       </w:r>
-      <w:hyperlink r:id="rId86">
+      <w:hyperlink r:id="rId87">
         <w:r>
           <w:rPr>
             <w:color w:val="0563c1"/>
+            <w:sz w:val="16"/>
+            <w:szCs w:val="16"/>
             <w:u w:val="single"/>
             <w:rtl w:val="0"/>
           </w:rPr>
@@ -6040,10 +6256,12 @@
         </w:rPr>
         <w:t xml:space="preserve">URL: </w:t>
       </w:r>
-      <w:hyperlink r:id="rId87">
+      <w:hyperlink r:id="rId88">
         <w:r>
           <w:rPr>
             <w:color w:val="0563c1"/>
+            <w:sz w:val="16"/>
+            <w:szCs w:val="16"/>
             <w:u w:val="single"/>
             <w:rtl w:val="0"/>
           </w:rPr>
@@ -6123,10 +6341,12 @@
         </w:rPr>
         <w:t xml:space="preserve">URL: </w:t>
       </w:r>
-      <w:hyperlink r:id="rId88">
+      <w:hyperlink r:id="rId89">
         <w:r>
           <w:rPr>
             <w:color w:val="0563c1"/>
+            <w:sz w:val="16"/>
+            <w:szCs w:val="16"/>
             <w:u w:val="single"/>
             <w:rtl w:val="0"/>
           </w:rPr>
@@ -6194,10 +6414,12 @@
         </w:rPr>
         <w:t xml:space="preserve">URL: </w:t>
       </w:r>
-      <w:hyperlink r:id="rId89">
+      <w:hyperlink r:id="rId90">
         <w:r>
           <w:rPr>
             <w:color w:val="0563c1"/>
+            <w:sz w:val="16"/>
+            <w:szCs w:val="16"/>
             <w:u w:val="single"/>
             <w:rtl w:val="0"/>
           </w:rPr>
@@ -6265,10 +6487,12 @@
         </w:rPr>
         <w:t xml:space="preserve">URL: </w:t>
       </w:r>
-      <w:hyperlink r:id="rId90">
+      <w:hyperlink r:id="rId91">
         <w:r>
           <w:rPr>
             <w:color w:val="0563c1"/>
+            <w:sz w:val="16"/>
+            <w:szCs w:val="16"/>
             <w:u w:val="single"/>
             <w:rtl w:val="0"/>
           </w:rPr>
@@ -6336,10 +6560,12 @@
         </w:rPr>
         <w:t xml:space="preserve">URL: </w:t>
       </w:r>
-      <w:hyperlink r:id="rId91">
+      <w:hyperlink r:id="rId92">
         <w:r>
           <w:rPr>
             <w:color w:val="0563c1"/>
+            <w:sz w:val="16"/>
+            <w:szCs w:val="16"/>
             <w:u w:val="single"/>
             <w:rtl w:val="0"/>
           </w:rPr>
@@ -15397,9 +15623,9 @@
       </w:r>
     </w:p>
     <w:sectPr>
-      <w:footerReference r:id="rId92" w:type="default"/>
+      <w:footerReference r:id="rId93" w:type="default"/>
       <w:pgSz w:h="15840" w:w="12240" w:orient="portrait"/>
-      <w:pgMar w:bottom="936" w:top="936" w:left="1037" w:right="1037" w:header="720" w:footer="720"/>
+      <w:pgMar w:bottom="936" w:top="936" w:left="1037" w:right="1037" w:header="720" w:footer="173"/>
       <w:pgNumType w:start="1"/>
     </w:sectPr>
   </w:body>
@@ -15412,7 +15638,8 @@
     <w:pPr>
       <w:keepNext w:val="0"/>
       <w:keepLines w:val="0"/>
-      <w:widowControl w:val="1"/>
+      <w:pageBreakBefore w:val="0"/>
+      <w:widowControl w:val="0"/>
       <w:pBdr>
         <w:top w:space="0" w:sz="0" w:val="nil"/>
         <w:left w:space="0" w:sz="0" w:val="nil"/>
@@ -15421,48 +15648,156 @@
         <w:between w:space="0" w:sz="0" w:val="nil"/>
       </w:pBdr>
       <w:shd w:fill="auto" w:val="clear"/>
-      <w:tabs>
-        <w:tab w:val="center" w:leader="none" w:pos="4680"/>
-        <w:tab w:val="right" w:leader="none" w:pos="9360"/>
-      </w:tabs>
-      <w:spacing w:after="0" w:before="0" w:line="240" w:lineRule="auto"/>
+      <w:spacing w:after="0" w:before="0" w:line="276" w:lineRule="auto"/>
       <w:ind w:left="0" w:right="0" w:firstLine="0"/>
-      <w:jc w:val="center"/>
-      <w:rPr>
-        <w:rFonts w:ascii="Arial" w:cs="Arial" w:eastAsia="Arial" w:hAnsi="Arial"/>
-        <w:b w:val="0"/>
-        <w:bCs w:val="0"/>
-        <w:i w:val="0"/>
-        <w:iCs w:val="0"/>
-        <w:smallCaps w:val="0"/>
-        <w:strike w:val="0"/>
-        <w:color w:val="000000"/>
-        <w:sz w:val="19"/>
-        <w:szCs w:val="19"/>
-        <w:u w:val="none"/>
-        <w:shd w:fill="auto" w:val="clear"/>
-        <w:vertAlign w:val="baseline"/>
-      </w:rPr>
+      <w:jc w:val="left"/>
+      <w:rPr/>
     </w:pPr>
     <w:r>
       <w:rPr>
-        <w:rFonts w:ascii="Arial" w:cs="Arial" w:eastAsia="Arial" w:hAnsi="Arial"/>
-        <w:b w:val="0"/>
-        <w:bCs w:val="0"/>
-        <w:i w:val="0"/>
-        <w:iCs w:val="0"/>
-        <w:smallCaps w:val="0"/>
-        <w:strike w:val="0"/>
-        <w:color w:val="000000"/>
-        <w:sz w:val="15"/>
-        <w:szCs w:val="15"/>
-        <w:u w:val="none"/>
-        <w:shd w:fill="auto" w:val="clear"/>
-        <w:vertAlign w:val="baseline"/>
         <w:rtl w:val="0"/>
       </w:rPr>
-      <w:t xml:space="preserve">The Evidence for Veganism — Scientific Evidence Library</w:t>
     </w:r>
+  </w:p>
+  <w:tbl>
+    <w:tblPr>
+      <w:tblStyle w:val="Table1"/>
+      <w:tblW w:w="2218.0" w:type="dxa"/>
+      <w:jc w:val="right"/>
+      <w:tblBorders>
+        <w:top w:color="000000" w:space="0" w:sz="0" w:val="nil"/>
+        <w:left w:color="000000" w:space="0" w:sz="0" w:val="nil"/>
+        <w:bottom w:color="000000" w:space="0" w:sz="0" w:val="nil"/>
+        <w:right w:color="000000" w:space="0" w:sz="0" w:val="nil"/>
+        <w:insideH w:color="000000" w:space="0" w:sz="0" w:val="nil"/>
+        <w:insideV w:color="000000" w:space="0" w:sz="0" w:val="nil"/>
+      </w:tblBorders>
+      <w:tblLayout w:type="fixed"/>
+      <w:tblLook w:val="0400"/>
+    </w:tblPr>
+    <w:tblGrid>
+      <w:gridCol w:w="1325"/>
+      <w:gridCol w:w="893"/>
+      <w:tblGridChange w:id="0">
+        <w:tblGrid>
+          <w:gridCol w:w="1325"/>
+          <w:gridCol w:w="893"/>
+        </w:tblGrid>
+      </w:tblGridChange>
+    </w:tblGrid>
+    <w:tr>
+      <w:trPr>
+        <w:cantSplit w:val="0"/>
+        <w:tblHeader w:val="0"/>
+      </w:trPr>
+      <w:tc>
+        <w:tcPr>
+          <w:tcMar>
+            <w:top w:w="0.0" w:type="dxa"/>
+            <w:left w:w="0.0" w:type="dxa"/>
+            <w:bottom w:w="0.0" w:type="dxa"/>
+            <w:right w:w="0.0" w:type="dxa"/>
+          </w:tcMar>
+          <w:vAlign w:val="center"/>
+        </w:tcPr>
+        <w:p>
+          <w:pPr>
+            <w:spacing w:after="0" w:line="216" w:lineRule="auto"/>
+            <w:jc w:val="right"/>
+            <w:rPr/>
+          </w:pPr>
+          <w:r>
+            <w:rPr>
+              <w:b w:val="1"/>
+              <w:bCs w:val="1"/>
+              <w:color w:val="236941"/>
+              <w:sz w:val="15"/>
+              <w:szCs w:val="15"/>
+              <w:rtl w:val="0"/>
+            </w:rPr>
+            <w:t xml:space="preserve">GO VEGAN</w:t>
+            <w:br w:type="textWrapping"/>
+          </w:r>
+          <w:r>
+            <w:rPr>
+              <w:sz w:val="13"/>
+              <w:szCs w:val="13"/>
+              <w:rtl w:val="0"/>
+            </w:rPr>
+            <w:t xml:space="preserve">Scan to visit</w:t>
+          </w:r>
+          <w:r>
+            <w:rPr>
+              <w:rtl w:val="0"/>
+            </w:rPr>
+          </w:r>
+        </w:p>
+      </w:tc>
+      <w:tc>
+        <w:tcPr>
+          <w:tcMar>
+            <w:top w:w="0.0" w:type="dxa"/>
+            <w:left w:w="0.0" w:type="dxa"/>
+            <w:bottom w:w="0.0" w:type="dxa"/>
+            <w:right w:w="0.0" w:type="dxa"/>
+          </w:tcMar>
+          <w:vAlign w:val="center"/>
+        </w:tcPr>
+        <w:p>
+          <w:pPr>
+            <w:spacing w:after="0" w:lineRule="auto"/>
+            <w:jc w:val="right"/>
+            <w:rPr/>
+          </w:pPr>
+          <w:r>
+            <w:rPr/>
+            <w:drawing>
+              <wp:inline distB="0" distT="0" distL="114300" distR="114300">
+                <wp:extent cx="512064" cy="512064"/>
+                <wp:effectExtent b="0" l="0" r="0" t="0"/>
+                <wp:docPr id="1" name="image1.png"/>
+                <a:graphic>
+                  <a:graphicData uri="http://schemas.openxmlformats.org/drawingml/2006/picture">
+                    <pic:pic>
+                      <pic:nvPicPr>
+                        <pic:cNvPr id="0" name="image1.png"/>
+                        <pic:cNvPicPr preferRelativeResize="0"/>
+                      </pic:nvPicPr>
+                      <pic:blipFill>
+                        <a:blip r:embed="rId1"/>
+                        <a:srcRect b="0" l="0" r="0" t="0"/>
+                        <a:stretch>
+                          <a:fillRect/>
+                        </a:stretch>
+                      </pic:blipFill>
+                      <pic:spPr>
+                        <a:xfrm>
+                          <a:off x="0" y="0"/>
+                          <a:ext cx="512064" cy="512064"/>
+                        </a:xfrm>
+                        <a:prstGeom prst="rect"/>
+                        <a:ln/>
+                      </pic:spPr>
+                    </pic:pic>
+                  </a:graphicData>
+                </a:graphic>
+              </wp:inline>
+            </w:drawing>
+          </w:r>
+          <w:r>
+            <w:rPr>
+              <w:rtl w:val="0"/>
+            </w:rPr>
+          </w:r>
+        </w:p>
+      </w:tc>
+    </w:tr>
+  </w:tbl>
+  <w:p>
+    <w:pPr>
+      <w:spacing w:after="0" w:before="0" w:line="24" w:lineRule="auto"/>
+      <w:rPr/>
+    </w:pPr>
     <w:r>
       <w:rPr>
         <w:rtl w:val="0"/>
@@ -15641,6 +15976,19 @@
       <w:sz w:val="22"/>
       <w:szCs w:val="22"/>
     </w:rPr>
+  </w:style>
+  <w:style w:type="table" w:styleId="Table1">
+    <w:basedOn w:val="TableNormal"/>
+    <w:tblPr>
+      <w:tblStyleRowBandSize w:val="1"/>
+      <w:tblStyleColBandSize w:val="1"/>
+      <w:tblCellMar>
+        <w:top w:w="0.0" w:type="dxa"/>
+        <w:left w:w="115.0" w:type="dxa"/>
+        <w:bottom w:w="0.0" w:type="dxa"/>
+        <w:right w:w="115.0" w:type="dxa"/>
+      </w:tblCellMar>
+    </w:tblPr>
   </w:style>
 </w:styles>
 </file>

--- a/docs/scientific-evidence-library.docx
+++ b/docs/scientific-evidence-library.docx
@@ -178,9 +178,9 @@
       <w:hyperlink r:id="rId10">
         <w:r>
           <w:rPr>
+            <w:b/>
             <w:color w:val="0563C1"/>
             <w:u w:val="single"/>
-            <w:sz w:val="15"/>
           </w:rPr>
           <w:t>https://www.vegansociety.com/go-vegan/definition-veganism</w:t>
         </w:r>
@@ -191,7 +191,7 @@
         <w:pStyle w:val="Heading1"/>
       </w:pPr>
       <w:r>
-        <w:t>2. ANIMAL SENTIENCE, PAIN &amp; COGNITION</w:t>
+        <w:t>2. HUMAN HEALTH &amp; NUTRITIONAL ADEQUACY</w:t>
       </w:r>
     </w:p>
     <w:p>
@@ -199,7 +199,111 @@
         <w:pStyle w:val="Heading2"/>
       </w:pPr>
       <w:r>
-        <w:t>Animal sentience</w:t>
+        <w:t>Appropriately planned vegan diets can be nutritionally adequate across the life cycle</w:t>
+      </w:r>
+    </w:p>
+    <w:p>
+      <w:pPr>
+        <w:spacing w:after="60"/>
+      </w:pPr>
+      <w:r>
+        <w:t>BOTTOM LINE: The Academy of Nutrition and Dietetics stated in its 2016 peer-reviewed position that appropriately planned vegetarian diets, including vegan diets, are healthful, nutritionally adequate, and appropriate during all stages of the life cycle.</w:t>
+      </w:r>
+    </w:p>
+    <w:p>
+      <w:pPr>
+        <w:spacing w:after="60"/>
+      </w:pPr>
+      <w:r>
+        <w:t>WHAT THE EVIDENCE SHOWS: The position explicitly included pregnancy, lactation, infancy, childhood, adolescence, older adulthood and athletes. Adequacy still depends on planning: vitamin B12 requires a reliable fortified food or supplement, and other nutrients deserve the same deliberate attention they do in any diet.</w:t>
+      </w:r>
+    </w:p>
+    <w:p>
+      <w:pPr>
+        <w:spacing w:after="60"/>
+      </w:pPr>
+      <w:r>
+        <w:t>WHAT YOU CAN RESPONSIBLY SAY: Appropriately planned vegan diets can be nutritionally adequate across the life cycle. Do not say every vegan diet is automatically adequate or that supplementation is never needed.</w:t>
+      </w:r>
+    </w:p>
+    <w:p>
+      <w:pPr>
+        <w:spacing w:before="60" w:after="0"/>
+      </w:pPr>
+      <w:r>
+        <w:t>SOURCE: Melina et al. 2016  [Peer-reviewed Academy position]</w:t>
+      </w:r>
+    </w:p>
+    <w:p>
+      <w:pPr>
+        <w:spacing w:after="0"/>
+      </w:pPr>
+      <w:r>
+        <w:t>Position of the Academy of Nutrition and Dietetics: Vegetarian Diets. J Acad Nutr Diet. DOI: 10.1016/j.jand.2016.09.025</w:t>
+      </w:r>
+    </w:p>
+    <w:p>
+      <w:pPr>
+        <w:spacing w:after="80"/>
+      </w:pPr>
+      <w:r>
+        <w:rPr>
+          <w:b/>
+        </w:rPr>
+        <w:t xml:space="preserve">URL: </w:t>
+      </w:r>
+      <w:hyperlink r:id="rId58">
+        <w:r>
+          <w:rPr>
+            <w:color w:val="0563C1"/>
+            <w:u w:val="single"/>
+          </w:rPr>
+          <w:t>https://doi.org/10.1016/j.jand.2016.09.025</w:t>
+        </w:r>
+      </w:hyperlink>
+    </w:p>
+    <w:p>
+      <w:pPr>
+        <w:spacing w:before="60" w:after="0"/>
+      </w:pPr>
+      <w:r>
+        <w:t>SOURCE: Academy of Nutrition and Dietetics 2025  [Peer-reviewed current adult position]</w:t>
+      </w:r>
+    </w:p>
+    <w:p>
+      <w:pPr>
+        <w:spacing w:after="0"/>
+      </w:pPr>
+      <w:r>
+        <w:t>Vegetarian Dietary Patterns for Adults: A Position of the Academy of Nutrition and Dietetics.</w:t>
+      </w:r>
+    </w:p>
+    <w:p>
+      <w:pPr>
+        <w:spacing w:after="80"/>
+      </w:pPr>
+      <w:r>
+        <w:rPr>
+          <w:b/>
+        </w:rPr>
+        <w:t xml:space="preserve">URL: </w:t>
+      </w:r>
+      <w:hyperlink r:id="rId22">
+        <w:r>
+          <w:rPr>
+            <w:color w:val="0563C1"/>
+            <w:u w:val="single"/>
+          </w:rPr>
+          <w:t>https://doi.org/10.1016/j.jand.2025.02.002</w:t>
+        </w:r>
+      </w:hyperlink>
+    </w:p>
+    <w:p>
+      <w:pPr>
+        <w:pStyle w:val="Heading2"/>
+      </w:pPr>
+      <w:r>
+        <w:t>Protein and amino acids</w:t>
       </w:r>
     </w:p>
     <w:p>
@@ -213,7 +317,7 @@
         <w:t>BOTTOM LINE:</w:t>
       </w:r>
       <w:r>
-        <w:t xml:space="preserve"> Sentience means having subjective experiences: in simple terms, there is something it feels like to be that individual. Sentient animals can have experiences that feel good or bad, including pain and pleasure.</w:t>
+        <w:t xml:space="preserve"> Plant foods contain all essential amino acids, and protein needs can be met with sufficient total intake and varied protein sources.</w:t>
       </w:r>
     </w:p>
     <w:p>
@@ -227,7 +331,7 @@
         <w:t>WHAT THE EVIDENCE SHOWS:</w:t>
       </w:r>
       <w:r>
-        <w:t xml:space="preserve"> We cannot directly enter another being's mind, including another human's. Scientists therefore look for multiple kinds of evidence, including behavior, nervous-system activity, physiology, learning, memory and evolutionary similarities. When these independent lines of evidence point in the same direction, they provide evidence of sentience.</w:t>
+        <w:t xml:space="preserve"> Digestibility and amino-acid profiles differ among foods, so athletes, older adults or people eating low-calorie diets may benefit from deliberate protein planning. Routine 'protein combining' at every meal is unnecessary because the body maintains amino-acid pools across meals.</w:t>
       </w:r>
     </w:p>
     <w:p>
@@ -241,7 +345,7 @@
         <w:t>WHAT YOU CAN RESPONSIBLY SAY:</w:t>
       </w:r>
       <w:r>
-        <w:t xml:space="preserve"> Strong scientific evidence supports sentience in the vertebrate animals commonly used for food. An animal does not need human-level intelligence to be capable of feeling pain, fear, comfort or pleasure.</w:t>
+        <w:t xml:space="preserve"> Say 'plants provide all essential amino acids; adequacy depends on total intake and diet quality,' not 'all proteins are nutritionally identical.'</w:t>
       </w:r>
     </w:p>
     <w:p>
@@ -255,6 +359,1995 @@
         <w:t>SOURCE:</w:t>
       </w:r>
       <w:r>
+        <w:t xml:space="preserve"> Mariotti &amp; Gardner 2019  [Peer-reviewed]</w:t>
+      </w:r>
+    </w:p>
+    <w:p>
+      <w:pPr>
+        <w:spacing w:after="0"/>
+      </w:pPr>
+      <w:r>
+        <w:t>Dietary Protein and Amino Acids in Vegetarian Diets, A Review.</w:t>
+      </w:r>
+    </w:p>
+    <w:p>
+      <w:pPr>
+        <w:spacing w:after="80"/>
+      </w:pPr>
+      <w:r>
+        <w:rPr>
+          <w:b/>
+        </w:rPr>
+        <w:t xml:space="preserve">URL: </w:t>
+      </w:r>
+      <w:hyperlink r:id="rId24">
+        <w:r>
+          <w:rPr>
+            <w:b/>
+            <w:color w:val="0563C1"/>
+            <w:u w:val="single"/>
+          </w:rPr>
+          <w:t>https://pubmed.ncbi.nlm.nih.gov/31728571/</w:t>
+        </w:r>
+      </w:hyperlink>
+    </w:p>
+    <w:p>
+      <w:pPr>
+        <w:pStyle w:val="Heading2"/>
+      </w:pPr>
+      <w:r>
+        <w:t>Vitamin B12</w:t>
+      </w:r>
+    </w:p>
+    <w:p>
+      <w:pPr>
+        <w:spacing w:after="60"/>
+      </w:pPr>
+      <w:r>
+        <w:rPr>
+          <w:b/>
+        </w:rPr>
+        <w:t>BOTTOM LINE:</w:t>
+      </w:r>
+      <w:r>
+        <w:t xml:space="preserve"> B12 is the clearest non-negotiable nutrient in vegan nutrition: use a reliable supplement or appropriately fortified foods.</w:t>
+      </w:r>
+    </w:p>
+    <w:p>
+      <w:pPr>
+        <w:spacing w:after="60"/>
+      </w:pPr>
+      <w:r>
+        <w:rPr>
+          <w:b/>
+        </w:rPr>
+        <w:t>WHAT THE EVIDENCE SHOWS:</w:t>
+      </w:r>
+      <w:r>
+        <w:t xml:space="preserve"> B12 is synthesized by microorganisms. Modern dietary exposure is unreliable without supplementation/fortification, and deficiency can cause neurological and hematological harm.</w:t>
+      </w:r>
+    </w:p>
+    <w:p>
+      <w:pPr>
+        <w:spacing w:after="60"/>
+      </w:pPr>
+      <w:r>
+        <w:rPr>
+          <w:b/>
+        </w:rPr>
+        <w:t>WHAT YOU CAN RESPONSIBLY SAY:</w:t>
+      </w:r>
+      <w:r>
+        <w:t xml:space="preserve"> Never frame B12 supplementation as evidence that veganism 'fails.' Modern nutrition routinely uses fortification and supplements; the relevant question is whether requirements can be reliably met.</w:t>
+      </w:r>
+    </w:p>
+    <w:p>
+      <w:pPr>
+        <w:spacing w:before="60" w:after="0"/>
+      </w:pPr>
+      <w:r>
+        <w:rPr>
+          <w:b/>
+        </w:rPr>
+        <w:t>SOURCE:</w:t>
+      </w:r>
+      <w:r>
+        <w:t xml:space="preserve"> National Institutes of Health (NIH) Office of Dietary Supplements  [Government evidence review]</w:t>
+      </w:r>
+    </w:p>
+    <w:p>
+      <w:pPr>
+        <w:spacing w:after="0"/>
+      </w:pPr>
+      <w:r>
+        <w:rPr>
+          <w:sz w:val="16"/>
+        </w:rPr>
+        <w:t>Vitamin B12 Fact Sheet for Health Professionals.</w:t>
+      </w:r>
+    </w:p>
+    <w:p>
+      <w:pPr>
+        <w:spacing w:after="80"/>
+      </w:pPr>
+      <w:r>
+        <w:rPr>
+          <w:b/>
+        </w:rPr>
+        <w:t xml:space="preserve">URL: </w:t>
+      </w:r>
+      <w:hyperlink r:id="rId25">
+        <w:r>
+          <w:rPr>
+            <w:b/>
+            <w:color w:val="0563C1"/>
+            <w:u w:val="single"/>
+          </w:rPr>
+          <w:t>https://ods.od.nih.gov/factsheets/VitaminB12-HealthProfessional/</w:t>
+        </w:r>
+      </w:hyperlink>
+    </w:p>
+    <w:p>
+      <w:pPr>
+        <w:pStyle w:val="Heading2"/>
+      </w:pPr>
+      <w:r>
+        <w:t>Iron, calcium, iodine, vitamin D, zinc and omega-3</w:t>
+      </w:r>
+    </w:p>
+    <w:p>
+      <w:pPr>
+        <w:spacing w:after="60"/>
+      </w:pPr>
+      <w:r>
+        <w:rPr>
+          <w:b/>
+        </w:rPr>
+        <w:t>BOTTOM LINE:</w:t>
+      </w:r>
+      <w:r>
+        <w:t xml:space="preserve"> These nutrients can be obtained on vegan diets, but several deserve deliberate planning because intake or bioavailability may be lower in some vegan populations.</w:t>
+      </w:r>
+    </w:p>
+    <w:p>
+      <w:pPr>
+        <w:spacing w:after="60"/>
+      </w:pPr>
+      <w:r>
+        <w:rPr>
+          <w:b/>
+        </w:rPr>
+        <w:t>WHAT THE EVIDENCE SHOWS:</w:t>
+      </w:r>
+      <w:r>
+        <w:t xml:space="preserve"> Iron from plants is absorbed differently from iron in meat, and absorption changes depending on the rest of the meal. Calcium depends on choosing calcium-rich or fortified foods. Iodine depends heavily on iodized salt, seaweed use and local food supply. Vitamin D depends on sunlight, fortified foods and supplements. Zinc absorption can be reduced by compounds called phytates. The omega-3 fat alpha-linolenic acid (ALA) comes from plant foods, while the longer-chain omega-3 fats eicosapentaenoic acid (EPA) and docosahexaenoic acid (DHA) can be obtained directly from algae-based supplements.</w:t>
+      </w:r>
+    </w:p>
+    <w:p>
+      <w:pPr>
+        <w:spacing w:after="60"/>
+      </w:pPr>
+      <w:r>
+        <w:rPr>
+          <w:b/>
+        </w:rPr>
+        <w:t>WHAT YOU CAN RESPONSIBLY SAY:</w:t>
+      </w:r>
+      <w:r>
+        <w:t xml:space="preserve"> Do not answer nutrient questions with 'just eat plants.' Give the actual nutrient strategy.</w:t>
+      </w:r>
+    </w:p>
+    <w:p>
+      <w:pPr>
+        <w:spacing w:before="60" w:after="0"/>
+      </w:pPr>
+      <w:r>
+        <w:rPr>
+          <w:b/>
+        </w:rPr>
+        <w:t>SOURCE:</w:t>
+      </w:r>
+      <w:r>
+        <w:t xml:space="preserve"> Bakaloudi et al. 2021  [Peer-reviewed]</w:t>
+      </w:r>
+    </w:p>
+    <w:p>
+      <w:pPr>
+        <w:spacing w:after="0"/>
+      </w:pPr>
+      <w:r>
+        <w:rPr>
+          <w:sz w:val="16"/>
+        </w:rPr>
+        <w:t>Intake and adequacy of the vegan diet: a systematic review of the evidence.</w:t>
+      </w:r>
+    </w:p>
+    <w:p>
+      <w:pPr>
+        <w:spacing w:after="80"/>
+      </w:pPr>
+      <w:r>
+        <w:rPr>
+          <w:b/>
+        </w:rPr>
+        <w:t xml:space="preserve">URL: </w:t>
+      </w:r>
+      <w:hyperlink r:id="rId26">
+        <w:r>
+          <w:rPr>
+            <w:b/>
+            <w:color w:val="0563C1"/>
+            <w:u w:val="single"/>
+          </w:rPr>
+          <w:t>https://pubmed.ncbi.nlm.nih.gov/33341313/</w:t>
+        </w:r>
+      </w:hyperlink>
+    </w:p>
+    <w:p>
+      <w:pPr>
+        <w:pStyle w:val="Heading1"/>
+      </w:pPr>
+      <w:r>
+        <w:t>3. HEALTH OUTCOMES</w:t>
+      </w:r>
+    </w:p>
+    <w:p>
+      <w:pPr>
+        <w:pStyle w:val="Heading2"/>
+      </w:pPr>
+      <w:r>
+        <w:t>Cardiometabolic outcomes in randomized trials</w:t>
+      </w:r>
+    </w:p>
+    <w:p>
+      <w:pPr>
+        <w:spacing w:after="60"/>
+      </w:pPr>
+      <w:r>
+        <w:rPr>
+          <w:b/>
+        </w:rPr>
+        <w:t>BOTTOM LINE:</w:t>
+      </w:r>
+      <w:r>
+        <w:t xml:space="preserve"> Vegan dietary interventions can improve several markers linked with heart and metabolic health, including low-density lipoprotein (LDL) cholesterol, body weight and measures of blood-sugar control.</w:t>
+      </w:r>
+    </w:p>
+    <w:p>
+      <w:pPr>
+        <w:spacing w:after="60"/>
+      </w:pPr>
+      <w:r>
+        <w:rPr>
+          <w:b/>
+        </w:rPr>
+        <w:t>WHAT THE EVIDENCE SHOWS:</w:t>
+      </w:r>
+      <w:r>
+        <w:t xml:space="preserve"> Meta-analysis of randomized controlled trials reports beneficial changes in cardiometabolic markers, but interventions vary in food quality, energy intake and behavioral support. Benefits should not be attributed to the word 'vegan' independent of diet composition.</w:t>
+      </w:r>
+    </w:p>
+    <w:p>
+      <w:pPr>
+        <w:spacing w:after="60"/>
+      </w:pPr>
+      <w:r>
+        <w:rPr>
+          <w:b/>
+        </w:rPr>
+        <w:t>WHAT YOU CAN RESPONSIBLY SAY:</w:t>
+      </w:r>
+      <w:r>
+        <w:t xml:space="preserve"> Say well-designed vegan diets can improve cardiometabolic risk factors; do not claim veganism cures heart disease or guarantees disease prevention.</w:t>
+      </w:r>
+    </w:p>
+    <w:p>
+      <w:pPr>
+        <w:spacing w:before="60" w:after="0"/>
+      </w:pPr>
+      <w:r>
+        <w:rPr>
+          <w:b/>
+        </w:rPr>
+        <w:t>SOURCE:</w:t>
+      </w:r>
+      <w:r>
+        <w:t xml:space="preserve"> Termannsen et al. 2022  [Peer-reviewed]</w:t>
+      </w:r>
+    </w:p>
+    <w:p>
+      <w:pPr>
+        <w:spacing w:after="0"/>
+      </w:pPr>
+      <w:r>
+        <w:t>Effects of vegan diets on heart and metabolic health: a systematic review and meta-analysis of randomized controlled trials.</w:t>
+      </w:r>
+    </w:p>
+    <w:p>
+      <w:pPr>
+        <w:spacing w:after="80"/>
+      </w:pPr>
+      <w:r>
+        <w:rPr>
+          <w:b/>
+        </w:rPr>
+        <w:t xml:space="preserve">URL: </w:t>
+      </w:r>
+      <w:hyperlink r:id="rId27">
+        <w:r>
+          <w:rPr>
+            <w:b/>
+            <w:color w:val="0563C1"/>
+            <w:u w:val="single"/>
+          </w:rPr>
+          <w:t>https://pubmed.ncbi.nlm.nih.gov/35672940/</w:t>
+        </w:r>
+      </w:hyperlink>
+    </w:p>
+    <w:p>
+      <w:pPr>
+        <w:pStyle w:val="Heading2"/>
+      </w:pPr>
+      <w:r>
+        <w:t>Randomized study of identical twins</w:t>
+      </w:r>
+    </w:p>
+    <w:p>
+      <w:pPr>
+        <w:spacing w:after="60"/>
+      </w:pPr>
+      <w:r>
+        <w:rPr>
+          <w:b/>
+        </w:rPr>
+        <w:t>BOTTOM LINE:</w:t>
+      </w:r>
+      <w:r>
+        <w:t xml:space="preserve"> In an 8-week study of identical twins, the twin assigned to a healthy vegan diet had larger average reductions in low-density lipoprotein (LDL) cholesterol, fasting insulin and body weight than the twin assigned to a healthy omnivorous diet.</w:t>
+      </w:r>
+    </w:p>
+    <w:p>
+      <w:pPr>
+        <w:spacing w:after="60"/>
+      </w:pPr>
+      <w:r>
+        <w:rPr>
+          <w:b/>
+        </w:rPr>
+        <w:t>WHAT THE EVIDENCE SHOWS:</w:t>
+      </w:r>
+      <w:r>
+        <w:t xml:space="preserve"> Because identical twins share nearly all of their genes, comparing one twin with the other helps reduce the chance that genetic differences explain the result. However, the study lasted only eight weeks, included a relatively small number of people and compared two specifically designed healthy diets. It does not prove that every vegan diet is healthier than every omnivorous diet.</w:t>
+      </w:r>
+    </w:p>
+    <w:p>
+      <w:pPr>
+        <w:spacing w:after="60"/>
+      </w:pPr>
+      <w:r>
+        <w:rPr>
+          <w:b/>
+        </w:rPr>
+        <w:t>WHAT YOU CAN RESPONSIBLY SAY:</w:t>
+      </w:r>
+      <w:r>
+        <w:t xml:space="preserve"> This is useful experimental evidence that a healthy vegan diet can improve several short-term heart and metabolic risk markers. It does not tell us what happens over an entire lifetime.</w:t>
+      </w:r>
+    </w:p>
+    <w:p>
+      <w:pPr>
+        <w:spacing w:before="60" w:after="0"/>
+      </w:pPr>
+      <w:r>
+        <w:rPr>
+          <w:b/>
+        </w:rPr>
+        <w:t>SOURCE:</w:t>
+      </w:r>
+      <w:r>
+        <w:t xml:space="preserve"> Landry et al. 2023  [Peer-reviewed]</w:t>
+      </w:r>
+    </w:p>
+    <w:p>
+      <w:pPr>
+        <w:spacing w:after="0"/>
+      </w:pPr>
+      <w:r>
+        <w:t>Cardiometabolic Effects of Omnivorous versus Vegan Diets in Identical Twins: A Randomized Clinical Trial.</w:t>
+      </w:r>
+    </w:p>
+    <w:p>
+      <w:pPr>
+        <w:spacing w:after="80"/>
+      </w:pPr>
+      <w:r>
+        <w:rPr>
+          <w:b/>
+        </w:rPr>
+        <w:t xml:space="preserve">URL: </w:t>
+      </w:r>
+      <w:hyperlink r:id="rId28">
+        <w:r>
+          <w:rPr>
+            <w:b/>
+            <w:color w:val="0563C1"/>
+            <w:u w:val="single"/>
+          </w:rPr>
+          <w:t>https://doi.org/10.1001/jamanetworkopen.2023.44457</w:t>
+        </w:r>
+      </w:hyperlink>
+    </w:p>
+    <w:p>
+      <w:pPr>
+        <w:pStyle w:val="Heading2"/>
+      </w:pPr>
+      <w:r>
+        <w:t>Processed meat and cancer</w:t>
+      </w:r>
+    </w:p>
+    <w:p>
+      <w:pPr>
+        <w:spacing w:after="60"/>
+      </w:pPr>
+      <w:r>
+        <w:rPr>
+          <w:b/>
+        </w:rPr>
+        <w:t>BOTTOM LINE:</w:t>
+      </w:r>
+      <w:r>
+        <w:t xml:space="preserve"> The International Agency for Research on Cancer (IARC), the cancer agency of the World Health Organization, classifies processed meat as carcinogenic to humans and red meat as probably carcinogenic to humans.</w:t>
+      </w:r>
+    </w:p>
+    <w:p>
+      <w:pPr>
+        <w:spacing w:after="60"/>
+      </w:pPr>
+      <w:r>
+        <w:rPr>
+          <w:b/>
+        </w:rPr>
+        <w:t>WHAT THE EVIDENCE SHOWS:</w:t>
+      </w:r>
+      <w:r>
+        <w:t xml:space="preserve"> IARC categories describe how strong the evidence is that something can cause cancer. They do not tell us how large the risk is. Processed meat and tobacco are both in Group 1 because the evidence that they can cause cancer is strong, not because they are equally dangerous.</w:t>
+      </w:r>
+    </w:p>
+    <w:p>
+      <w:pPr>
+        <w:spacing w:after="60"/>
+      </w:pPr>
+      <w:r>
+        <w:rPr>
+          <w:b/>
+        </w:rPr>
+        <w:t>WHAT YOU CAN RESPONSIBLY SAY:</w:t>
+      </w:r>
+      <w:r>
+        <w:t xml:space="preserve"> State the classification accurately and avoid sensational comparisons.</w:t>
+      </w:r>
+    </w:p>
+    <w:p>
+      <w:pPr>
+        <w:spacing w:before="60" w:after="0"/>
+      </w:pPr>
+      <w:r>
+        <w:rPr>
+          <w:b/>
+        </w:rPr>
+        <w:t>SOURCE:</w:t>
+      </w:r>
+      <w:r>
+        <w:t xml:space="preserve"> Bouvard et al. 2015  [Peer-reviewed]</w:t>
+      </w:r>
+    </w:p>
+    <w:p>
+      <w:pPr>
+        <w:spacing w:after="0"/>
+      </w:pPr>
+      <w:r>
+        <w:rPr>
+          <w:sz w:val="16"/>
+        </w:rPr>
+        <w:t>Carcinogenicity of consumption of red and processed meat. Lancet Oncology.</w:t>
+      </w:r>
+    </w:p>
+    <w:p>
+      <w:pPr>
+        <w:spacing w:after="80"/>
+      </w:pPr>
+      <w:r>
+        <w:rPr>
+          <w:b/>
+        </w:rPr>
+        <w:t xml:space="preserve">URL: </w:t>
+      </w:r>
+      <w:hyperlink r:id="rId29">
+        <w:r>
+          <w:rPr>
+            <w:b/>
+            <w:color w:val="0563C1"/>
+            <w:u w:val="single"/>
+          </w:rPr>
+          <w:t>https://pubmed.ncbi.nlm.nih.gov/26514947/</w:t>
+        </w:r>
+      </w:hyperlink>
+    </w:p>
+    <w:p>
+      <w:pPr>
+        <w:pStyle w:val="Heading1"/>
+      </w:pPr>
+      <w:r>
+        <w:t>4. LIFE STAGES &amp; ATHLETIC PERFORMANCE</w:t>
+      </w:r>
+    </w:p>
+    <w:p>
+      <w:pPr>
+        <w:pStyle w:val="Heading2"/>
+      </w:pPr>
+      <w:r>
+        <w:t>Pregnancy</w:t>
+      </w:r>
+    </w:p>
+    <w:p>
+      <w:pPr>
+        <w:spacing w:after="60"/>
+      </w:pPr>
+      <w:r>
+        <w:rPr>
+          <w:b/>
+        </w:rPr>
+        <w:t>BOTTOM LINE:</w:t>
+      </w:r>
+      <w:r>
+        <w:t xml:space="preserve"> Current evidence does not justify saying vegan pregnancy is inherently unsafe, but the evidence base is small and careful nutrient management is important.</w:t>
+      </w:r>
+    </w:p>
+    <w:p>
+      <w:pPr>
+        <w:spacing w:after="60"/>
+      </w:pPr>
+      <w:r>
+        <w:rPr>
+          <w:b/>
+        </w:rPr>
+        <w:t>WHAT THE EVIDENCE SHOWS:</w:t>
+      </w:r>
+      <w:r>
+        <w:t xml:space="preserve"> A 2024 systematic review found only six eligible studies, lower intakes of several nutrients in vegan pregnancies, apparently adequate B12 status with supplementation, and lower birth weight in some comparisons. The authors emphasized insufficient power and heterogeneity.</w:t>
+      </w:r>
+    </w:p>
+    <w:p>
+      <w:pPr>
+        <w:spacing w:after="60"/>
+      </w:pPr>
+      <w:r>
+        <w:rPr>
+          <w:b/>
+        </w:rPr>
+        <w:t>WHAT YOU CAN RESPONSIBLY SAY:</w:t>
+      </w:r>
+      <w:r>
+        <w:t xml:space="preserve"> Say a vegan pregnancy requires deliberate nutrition and professional monitoring; do not claim the research is as mature as adult nutrition evidence.</w:t>
+      </w:r>
+    </w:p>
+    <w:p>
+      <w:pPr>
+        <w:spacing w:before="60" w:after="0"/>
+      </w:pPr>
+      <w:r>
+        <w:rPr>
+          <w:b/>
+        </w:rPr>
+        <w:t>SOURCE:</w:t>
+      </w:r>
+      <w:r>
+        <w:t xml:space="preserve"> Meulenbroeks et al. 2024  [Peer-reviewed]</w:t>
+      </w:r>
+    </w:p>
+    <w:p>
+      <w:pPr>
+        <w:spacing w:after="0"/>
+      </w:pPr>
+      <w:r>
+        <w:rPr>
+          <w:sz w:val="16"/>
+        </w:rPr>
+        <w:t>The Association of a Vegan Diet during Pregnancy with Maternal and Child Outcomes: A Systematic Review.</w:t>
+      </w:r>
+    </w:p>
+    <w:p>
+      <w:pPr>
+        <w:spacing w:after="80"/>
+      </w:pPr>
+      <w:r>
+        <w:rPr>
+          <w:b/>
+        </w:rPr>
+        <w:t xml:space="preserve">URL: </w:t>
+      </w:r>
+      <w:hyperlink r:id="rId30">
+        <w:r>
+          <w:rPr>
+            <w:b/>
+            <w:color w:val="0563C1"/>
+            <w:u w:val="single"/>
+          </w:rPr>
+          <w:t>https://pubmed.ncbi.nlm.nih.gov/39408296/</w:t>
+        </w:r>
+      </w:hyperlink>
+    </w:p>
+    <w:p>
+      <w:pPr>
+        <w:pStyle w:val="Heading2"/>
+      </w:pPr>
+      <w:r>
+        <w:t>Children and adolescents</w:t>
+      </w:r>
+    </w:p>
+    <w:p>
+      <w:pPr>
+        <w:spacing w:after="60"/>
+      </w:pPr>
+      <w:r>
+        <w:rPr>
+          <w:b/>
+        </w:rPr>
+        <w:t>BOTTOM LINE:</w:t>
+      </w:r>
+      <w:r>
+        <w:t xml:space="preserve"> Evidence in vegan children is growing but remains less certain than in adults; monitoring growth and key nutrients is warranted.</w:t>
+      </w:r>
+    </w:p>
+    <w:p>
+      <w:pPr>
+        <w:spacing w:after="60"/>
+      </w:pPr>
+      <w:r>
+        <w:rPr>
+          <w:b/>
+        </w:rPr>
+        <w:t>WHAT THE EVIDENCE SHOWS:</w:t>
+      </w:r>
+      <w:r>
+        <w:t xml:space="preserve"> Recent systematic reviews find mixed nutritional advantages and risks. B12 supplementation is essential; calcium, vitamin D, iron, zinc, iodine, omega-3 and adequate energy/protein deserve attention. Some meta-analyses report lower height or bone-mineral measures on average, while evidence quality and confounding remain important limitations.</w:t>
+      </w:r>
+    </w:p>
+    <w:p>
+      <w:pPr>
+        <w:spacing w:after="60"/>
+      </w:pPr>
+      <w:r>
+        <w:rPr>
+          <w:b/>
+        </w:rPr>
+        <w:t>WHAT YOU CAN RESPONSIBLY SAY:</w:t>
+      </w:r>
+      <w:r>
+        <w:t xml:space="preserve"> Do not use an adult position statement as if it settles pediatric nutrition. Say vegan childhood nutrition can be managed, but current evidence supports monitoring and careful planning.</w:t>
+      </w:r>
+    </w:p>
+    <w:p>
+      <w:pPr>
+        <w:spacing w:before="60" w:after="0"/>
+      </w:pPr>
+      <w:r>
+        <w:rPr>
+          <w:b/>
+        </w:rPr>
+        <w:t>SOURCE:</w:t>
+      </w:r>
+      <w:r>
+        <w:t xml:space="preserve"> Verduci et al. 2025  [Peer-reviewed]</w:t>
+      </w:r>
+    </w:p>
+    <w:p>
+      <w:pPr>
+        <w:spacing w:after="0"/>
+      </w:pPr>
+      <w:r>
+        <w:t>Vegan diet and nutritional status in infants, children and adolescents: European Society for Paediatric Gastroenterology, Hepatology and Nutrition (ESPGHAN) position paper based on a systematic search.</w:t>
+      </w:r>
+    </w:p>
+    <w:p>
+      <w:pPr>
+        <w:spacing w:after="80"/>
+      </w:pPr>
+      <w:r>
+        <w:rPr>
+          <w:b/>
+        </w:rPr>
+        <w:t xml:space="preserve">URL: </w:t>
+      </w:r>
+      <w:hyperlink r:id="rId31">
+        <w:r>
+          <w:rPr>
+            <w:b/>
+            <w:color w:val="0563C1"/>
+            <w:u w:val="single"/>
+          </w:rPr>
+          <w:t>https://pubmed.ncbi.nlm.nih.gov/40819279/</w:t>
+        </w:r>
+      </w:hyperlink>
+    </w:p>
+    <w:p>
+      <w:pPr>
+        <w:spacing w:before="60" w:after="0"/>
+      </w:pPr>
+      <w:r>
+        <w:rPr>
+          <w:b/>
+        </w:rPr>
+        <w:t>SOURCE:</w:t>
+      </w:r>
+      <w:r>
+        <w:t xml:space="preserve"> Sutter et al. 2023  [Peer-reviewed]</w:t>
+      </w:r>
+    </w:p>
+    <w:p>
+      <w:pPr>
+        <w:spacing w:after="0"/>
+      </w:pPr>
+      <w:r>
+        <w:rPr>
+          <w:sz w:val="16"/>
+        </w:rPr>
+        <w:t>Health aspects of vegan diets among children and adolescents: systematic review and meta-analyses.</w:t>
+      </w:r>
+    </w:p>
+    <w:p>
+      <w:pPr>
+        <w:spacing w:after="80"/>
+      </w:pPr>
+      <w:r>
+        <w:rPr>
+          <w:b/>
+        </w:rPr>
+        <w:t xml:space="preserve">URL: </w:t>
+      </w:r>
+      <w:hyperlink r:id="rId32">
+        <w:r>
+          <w:rPr>
+            <w:b/>
+            <w:color w:val="0563C1"/>
+            <w:u w:val="single"/>
+          </w:rPr>
+          <w:t>https://pubmed.ncbi.nlm.nih.gov/37811643/</w:t>
+        </w:r>
+      </w:hyperlink>
+    </w:p>
+    <w:p>
+      <w:pPr>
+        <w:pStyle w:val="Heading2"/>
+      </w:pPr>
+      <w:r>
+        <w:t>Athletic performance</w:t>
+      </w:r>
+    </w:p>
+    <w:p>
+      <w:pPr>
+        <w:spacing w:after="60"/>
+      </w:pPr>
+      <w:r>
+        <w:rPr>
+          <w:b/>
+        </w:rPr>
+        <w:t>BOTTOM LINE:</w:t>
+      </w:r>
+      <w:r>
+        <w:t xml:space="preserve"> Current evidence does not show that well-planned plant-based diets impair athletic performance.</w:t>
+      </w:r>
+    </w:p>
+    <w:p>
+      <w:pPr>
+        <w:spacing w:after="60"/>
+      </w:pPr>
+      <w:r>
+        <w:rPr>
+          <w:b/>
+        </w:rPr>
+        <w:t>WHAT THE EVIDENCE SHOWS:</w:t>
+      </w:r>
+      <w:r>
+        <w:t xml:space="preserve"> A systematic review/meta-analysis found a moderate positive effect on aerobic performance, no significant effect on strength/power, and no overall performance disadvantage. Other reviews emphasize that energy, protein and micronutrient planning matter.</w:t>
+      </w:r>
+    </w:p>
+    <w:p>
+      <w:pPr>
+        <w:spacing w:after="60"/>
+      </w:pPr>
+      <w:r>
+        <w:rPr>
+          <w:b/>
+        </w:rPr>
+        <w:t>WHAT YOU CAN RESPONSIBLY SAY:</w:t>
+      </w:r>
+      <w:r>
+        <w:t xml:space="preserve"> Say vegan athletes can perform without an inherent disadvantage; do not promise that veganism automatically improves performance.</w:t>
+      </w:r>
+    </w:p>
+    <w:p>
+      <w:pPr>
+        <w:spacing w:before="60" w:after="0"/>
+      </w:pPr>
+      <w:r>
+        <w:rPr>
+          <w:b/>
+        </w:rPr>
+        <w:t>SOURCE:</w:t>
+      </w:r>
+      <w:r>
+        <w:t xml:space="preserve"> Damasceno et al. 2023  [Peer-reviewed]</w:t>
+      </w:r>
+    </w:p>
+    <w:p>
+      <w:pPr>
+        <w:spacing w:after="0"/>
+      </w:pPr>
+      <w:r>
+        <w:rPr>
+          <w:sz w:val="16"/>
+        </w:rPr>
+        <w:t>Plant-based diets benefit aerobic performance and do not compromise strength/power performance: systematic review and meta-analysis.</w:t>
+      </w:r>
+    </w:p>
+    <w:p>
+      <w:pPr>
+        <w:spacing w:after="80"/>
+      </w:pPr>
+      <w:r>
+        <w:rPr>
+          <w:b/>
+        </w:rPr>
+        <w:t xml:space="preserve">URL: </w:t>
+      </w:r>
+      <w:hyperlink r:id="rId33">
+        <w:r>
+          <w:rPr>
+            <w:b/>
+            <w:color w:val="0563C1"/>
+            <w:u w:val="single"/>
+          </w:rPr>
+          <w:t>https://pubmed.ncbi.nlm.nih.gov/37869973/</w:t>
+        </w:r>
+      </w:hyperlink>
+    </w:p>
+    <w:p>
+      <w:pPr>
+        <w:spacing w:before="60" w:after="0"/>
+      </w:pPr>
+      <w:r>
+        <w:rPr>
+          <w:b/>
+        </w:rPr>
+        <w:t>SOURCE:</w:t>
+      </w:r>
+      <w:r>
+        <w:t xml:space="preserve"> Presti et al. 2024  [Peer-reviewed]</w:t>
+      </w:r>
+    </w:p>
+    <w:p>
+      <w:pPr>
+        <w:spacing w:after="0"/>
+      </w:pPr>
+      <w:r>
+        <w:rPr>
+          <w:sz w:val="16"/>
+        </w:rPr>
+        <w:t>The Impact Plant-Based Diets Have on Athletic Performance and Body Composition: A Systematic Review.</w:t>
+      </w:r>
+    </w:p>
+    <w:p>
+      <w:pPr>
+        <w:spacing w:after="80"/>
+      </w:pPr>
+      <w:r>
+        <w:rPr>
+          <w:b/>
+        </w:rPr>
+        <w:t xml:space="preserve">URL: </w:t>
+      </w:r>
+      <w:hyperlink r:id="rId34">
+        <w:r>
+          <w:rPr>
+            <w:b/>
+            <w:color w:val="0563C1"/>
+            <w:u w:val="single"/>
+          </w:rPr>
+          <w:t>https://pubmed.ncbi.nlm.nih.gov/38913935/</w:t>
+        </w:r>
+      </w:hyperlink>
+    </w:p>
+    <w:p>
+      <w:pPr>
+        <w:pStyle w:val="Heading1"/>
+      </w:pPr>
+      <w:r>
+        <w:t>5. ECOLOGY, CLIMATE, LAND &amp; BIODIVERSITY</w:t>
+      </w:r>
+    </w:p>
+    <w:p>
+      <w:pPr>
+        <w:pStyle w:val="Heading2"/>
+      </w:pPr>
+      <w:r>
+        <w:t>Overall environmental footprint</w:t>
+      </w:r>
+    </w:p>
+    <w:p>
+      <w:pPr>
+        <w:spacing w:after="60"/>
+      </w:pPr>
+      <w:r>
+        <w:rPr>
+          <w:b/>
+        </w:rPr>
+        <w:t>BOTTOM LINE:</w:t>
+      </w:r>
+      <w:r>
+        <w:t xml:space="preserve"> Diets containing fewer animal-source foods generally have lower greenhouse-gas emissions and land use, with vegan dietary patterns among the lowest-impact patterns studied.</w:t>
+      </w:r>
+    </w:p>
+    <w:p>
+      <w:pPr>
+        <w:spacing w:after="60"/>
+      </w:pPr>
+      <w:r>
+        <w:rPr>
+          <w:b/>
+        </w:rPr>
+        <w:t>WHAT THE EVIDENCE SHOWS:</w:t>
+      </w:r>
+      <w:r>
+        <w:t xml:space="preserve"> A 65-study scoping review found broad agreement for lower greenhouse-gas emissions, land use and biodiversity loss in plant-based patterns, while water and energy outcomes were more context-dependent. A 2025 systematic review of 120 studies also emphasized substantial large differences between countries, study methods and assumptions.</w:t>
+      </w:r>
+    </w:p>
+    <w:p>
+      <w:pPr>
+        <w:spacing w:after="60"/>
+      </w:pPr>
+      <w:r>
+        <w:rPr>
+          <w:b/>
+        </w:rPr>
+        <w:t>WHAT YOU CAN RESPONSIBLY SAY:</w:t>
+      </w:r>
+      <w:r>
+        <w:t xml:space="preserve"> Say the environmental advantage is strongest and most consistent for greenhouse-gas emissions and land; avoid claiming every plant food beats every animal food on every environmental metric.</w:t>
+      </w:r>
+    </w:p>
+    <w:p>
+      <w:pPr>
+        <w:spacing w:before="60" w:after="0"/>
+      </w:pPr>
+      <w:r>
+        <w:rPr>
+          <w:b/>
+        </w:rPr>
+        <w:t>SOURCE:</w:t>
+      </w:r>
+      <w:r>
+        <w:t xml:space="preserve"> Reinhardt et al. 2023  [Peer-reviewed]</w:t>
+      </w:r>
+    </w:p>
+    <w:p>
+      <w:pPr>
+        <w:spacing w:after="0"/>
+      </w:pPr>
+      <w:r>
+        <w:rPr>
+          <w:sz w:val="16"/>
+        </w:rPr>
+        <w:t>The Environmental Sustainability of Plant-Based Dietary Patterns: A Scoping Review.</w:t>
+      </w:r>
+    </w:p>
+    <w:p>
+      <w:pPr>
+        <w:spacing w:after="80"/>
+      </w:pPr>
+      <w:r>
+        <w:rPr>
+          <w:b/>
+        </w:rPr>
+        <w:t xml:space="preserve">URL: </w:t>
+      </w:r>
+      <w:hyperlink r:id="rId35">
+        <w:r>
+          <w:rPr>
+            <w:b/>
+            <w:color w:val="0563C1"/>
+            <w:u w:val="single"/>
+          </w:rPr>
+          <w:t>https://pubmed.ncbi.nlm.nih.gov/36809853/</w:t>
+        </w:r>
+      </w:hyperlink>
+    </w:p>
+    <w:p>
+      <w:pPr>
+        <w:spacing w:before="60" w:after="0"/>
+      </w:pPr>
+      <w:r>
+        <w:rPr>
+          <w:b/>
+        </w:rPr>
+        <w:t>SOURCE:</w:t>
+      </w:r>
+      <w:r>
+        <w:t xml:space="preserve"> Environmental Impact of Current Diets 2025  [Peer-reviewed]</w:t>
+      </w:r>
+    </w:p>
+    <w:p>
+      <w:pPr>
+        <w:spacing w:after="0"/>
+      </w:pPr>
+      <w:r>
+        <w:rPr>
+          <w:sz w:val="16"/>
+        </w:rPr>
+        <w:t>Environmental Impact of Current Diets and Alternative Dietary Scenarios Worldwide: A Systematic Review.</w:t>
+      </w:r>
+    </w:p>
+    <w:p>
+      <w:pPr>
+        <w:spacing w:after="80"/>
+      </w:pPr>
+      <w:r>
+        <w:rPr>
+          <w:b/>
+        </w:rPr>
+        <w:t xml:space="preserve">URL: </w:t>
+      </w:r>
+      <w:hyperlink r:id="rId36">
+        <w:r>
+          <w:rPr>
+            <w:b/>
+            <w:color w:val="0563C1"/>
+            <w:u w:val="single"/>
+          </w:rPr>
+          <w:t>https://pubmed.ncbi.nlm.nih.gov/40459336/</w:t>
+        </w:r>
+      </w:hyperlink>
+    </w:p>
+    <w:p>
+      <w:pPr>
+        <w:pStyle w:val="Heading2"/>
+      </w:pPr>
+      <w:r>
+        <w:t>Measured United Kingdom dietary impacts</w:t>
+      </w:r>
+    </w:p>
+    <w:p>
+      <w:pPr>
+        <w:spacing w:after="60"/>
+      </w:pPr>
+      <w:r>
+        <w:rPr>
+          <w:b/>
+        </w:rPr>
+        <w:t>BOTTOM LINE:</w:t>
+      </w:r>
+      <w:r>
+        <w:t xml:space="preserve"> In a large United Kingdom sample, environmental impacts increased with animal-food consumption; vegan diets had substantially lower impacts than high-meat diets across all measured indicators.</w:t>
+      </w:r>
+    </w:p>
+    <w:p>
+      <w:pPr>
+        <w:spacing w:after="60"/>
+      </w:pPr>
+      <w:r>
+        <w:rPr>
+          <w:b/>
+        </w:rPr>
+        <w:t>WHAT THE EVIDENCE SHOWS:</w:t>
+      </w:r>
+      <w:r>
+        <w:t xml:space="preserve"> The study linked dietary data from 55,504 people with data that estimate environmental impacts across a product's life cycle from more than 38,000 farms. Vegan diets were about 25% of high-meat diets for greenhouse-gas emissions and land use, 46% for water use, 27% for nutrient pollution of waterways (eutrophication) and 34% for biodiversity impact.</w:t>
+      </w:r>
+    </w:p>
+    <w:p>
+      <w:pPr>
+        <w:spacing w:after="60"/>
+      </w:pPr>
+      <w:r>
+        <w:rPr>
+          <w:b/>
+        </w:rPr>
+        <w:t>WHAT YOU CAN RESPONSIBLY SAY:</w:t>
+      </w:r>
+      <w:r>
+        <w:t xml:space="preserve"> Use the metric-specific numbers. Do not turn 'about 75% lower greenhouse-gas emissions and land use' into '75% lower everything.'</w:t>
+      </w:r>
+    </w:p>
+    <w:p>
+      <w:pPr>
+        <w:spacing w:before="60" w:after="0"/>
+      </w:pPr>
+      <w:r>
+        <w:rPr>
+          <w:b/>
+        </w:rPr>
+        <w:t>SOURCE:</w:t>
+      </w:r>
+      <w:r>
+        <w:t xml:space="preserve"> Scarborough et al. 2023  [Peer-reviewed]</w:t>
+      </w:r>
+    </w:p>
+    <w:p>
+      <w:pPr>
+        <w:spacing w:after="0"/>
+      </w:pPr>
+      <w:r>
+        <w:t>Vegans, vegetarians, fish-eaters and meat-eaters in the United Kingdom show discrepant environmental impacts. Nature Food.</w:t>
+      </w:r>
+    </w:p>
+    <w:p>
+      <w:pPr>
+        <w:spacing w:after="80"/>
+      </w:pPr>
+      <w:r>
+        <w:rPr>
+          <w:b/>
+        </w:rPr>
+        <w:t xml:space="preserve">URL: </w:t>
+      </w:r>
+      <w:hyperlink r:id="rId37">
+        <w:r>
+          <w:rPr>
+            <w:b/>
+            <w:color w:val="0563C1"/>
+            <w:u w:val="single"/>
+          </w:rPr>
+          <w:t>https://pubmed.ncbi.nlm.nih.gov/37474804/</w:t>
+        </w:r>
+      </w:hyperlink>
+    </w:p>
+    <w:p>
+      <w:pPr>
+        <w:pStyle w:val="Heading2"/>
+      </w:pPr>
+      <w:r>
+        <w:t>Climate mitigation and dietary shift</w:t>
+      </w:r>
+    </w:p>
+    <w:p>
+      <w:pPr>
+        <w:spacing w:after="60"/>
+      </w:pPr>
+      <w:r>
+        <w:t>BOTTOM LINE: Major climate assessments identify dietary shifts toward more plant-based protein and away from high-emission animal foods as a meaningful food-system mitigation strategy.</w:t>
+      </w:r>
+    </w:p>
+    <w:p>
+      <w:pPr>
+        <w:spacing w:after="60"/>
+      </w:pPr>
+      <w:r>
+        <w:t>WHAT THE EVIDENCE SHOWS: The IPCC concludes that diets high in plant protein and low in meat and dairy are associated with lower greenhouse-gas emissions. It also identifies co-benefits including land sparing and reduced nutrient losses, while emphasizing that appropriate diets and transition pathways vary by region and context.</w:t>
+      </w:r>
+    </w:p>
+    <w:p>
+      <w:pPr>
+        <w:spacing w:after="60"/>
+      </w:pPr>
+      <w:r>
+        <w:t>WHAT YOU CAN RESPONSIBLY SAY: Plant-rich dietary shifts are an evidence-based climate mitigation tool, especially in high-consuming populations. Do not imply diet is the only climate solution or that identical dietary prescriptions fit every region.</w:t>
+      </w:r>
+    </w:p>
+    <w:p>
+      <w:pPr>
+        <w:spacing w:after="60"/>
+      </w:pPr>
+      <w:r>
+        <w:t>SOURCE: Intergovernmental Panel on Climate Change (IPCC) AR6 WGIII, Chapter 12  [Major scientific assessment]</w:t>
+      </w:r>
+    </w:p>
+    <w:p>
+      <w:pPr>
+        <w:spacing w:after="60"/>
+      </w:pPr>
+      <w:r>
+        <w:t>Food systems mitigation opportunities and dietary shift.</w:t>
+      </w:r>
+    </w:p>
+    <w:p>
+      <w:pPr>
+        <w:spacing w:after="60"/>
+      </w:pPr>
+      <w:r>
+        <w:rPr>
+          <w:b/>
+        </w:rPr>
+        <w:t xml:space="preserve">URL: </w:t>
+      </w:r>
+      <w:hyperlink r:id="rId59">
+        <w:r>
+          <w:rPr>
+            <w:color w:val="0563C1"/>
+            <w:u w:val="single"/>
+          </w:rPr>
+          <w:t>https://www.ipcc.ch/report/ar6/wg3/chapter/chapter-12/</w:t>
+        </w:r>
+      </w:hyperlink>
+    </w:p>
+    <w:p>
+      <w:pPr>
+        <w:pStyle w:val="Heading2"/>
+      </w:pPr>
+      <w:r>
+        <w:t>Global food production and land use</w:t>
+      </w:r>
+    </w:p>
+    <w:p>
+      <w:pPr>
+        <w:spacing w:after="60"/>
+      </w:pPr>
+      <w:r>
+        <w:t>BOTTOM LINE: Animal products use a disproportionate share of global farmland relative to the calories and protein they provide, making land use one of the strongest environmental arguments for dietary change.</w:t>
+      </w:r>
+    </w:p>
+    <w:p>
+      <w:pPr>
+        <w:spacing w:after="60"/>
+      </w:pPr>
+      <w:r>
+        <w:t>WHAT THE EVIDENCE SHOWS: Poore &amp; Nemecek synthesized data from about 38,000 farms in 119 countries. Meat, aquaculture, eggs and dairy used about 83% of the world's farmland while providing about 18% of calories and 37% of protein. In their modeled no-animal-product scenario, global agricultural land use fell by about 76% while food production was maintained.</w:t>
+      </w:r>
+    </w:p>
+    <w:p>
+      <w:pPr>
+        <w:spacing w:after="60"/>
+      </w:pPr>
+      <w:r>
+        <w:t>WHAT YOU CAN RESPONSIBLY SAY: Use the numbers with their scope: about 83% of farmland, 18% of calories, 37% of protein, and about 76% less agricultural land in the modeled no-animal-product scenario. This is a global scenario, not a claim that every hectare of grazing land can become cropland.</w:t>
+      </w:r>
+    </w:p>
+    <w:p>
+      <w:pPr>
+        <w:spacing w:before="60" w:after="0"/>
+      </w:pPr>
+      <w:r>
+        <w:rPr>
+          <w:b/>
+        </w:rPr>
+        <w:t>SOURCE:</w:t>
+      </w:r>
+      <w:r>
+        <w:t xml:space="preserve"> Poore &amp; Nemecek 2018  [Peer-reviewed]</w:t>
+      </w:r>
+    </w:p>
+    <w:p>
+      <w:pPr>
+        <w:spacing w:after="0"/>
+      </w:pPr>
+      <w:r>
+        <w:rPr>
+          <w:sz w:val="16"/>
+        </w:rPr>
+        <w:t>Reducing food's environmental impacts through producers and consumers. Science.</w:t>
+      </w:r>
+    </w:p>
+    <w:p>
+      <w:pPr>
+        <w:spacing w:after="80"/>
+      </w:pPr>
+      <w:r>
+        <w:rPr>
+          <w:b/>
+        </w:rPr>
+        <w:t xml:space="preserve">URL: </w:t>
+      </w:r>
+      <w:hyperlink r:id="rId38">
+        <w:r>
+          <w:rPr>
+            <w:b/>
+            <w:color w:val="0563C1"/>
+            <w:u w:val="single"/>
+          </w:rPr>
+          <w:t>https://doi.org/10.1126/science.aaq0216</w:t>
+        </w:r>
+      </w:hyperlink>
+    </w:p>
+    <w:p>
+      <w:pPr>
+        <w:pStyle w:val="Heading2"/>
+      </w:pPr>
+      <w:r>
+        <w:t>Biodiversity</w:t>
+      </w:r>
+    </w:p>
+    <w:p>
+      <w:pPr>
+        <w:spacing w:after="60"/>
+      </w:pPr>
+      <w:r>
+        <w:rPr>
+          <w:b/>
+        </w:rPr>
+        <w:t>BOTTOM LINE:</w:t>
+      </w:r>
+      <w:r>
+        <w:t xml:space="preserve"> Habitat conversion and agricultural land demand are major biodiversity pressures; livestock contributes through pasture and feed-crop land.</w:t>
+      </w:r>
+    </w:p>
+    <w:p>
+      <w:pPr>
+        <w:spacing w:after="60"/>
+      </w:pPr>
+      <w:r>
+        <w:rPr>
+          <w:b/>
+        </w:rPr>
+        <w:t>WHAT THE EVIDENCE SHOWS:</w:t>
+      </w:r>
+      <w:r>
+        <w:t xml:space="preserve"> Because animal agriculture uses extensive pasture plus feed-producing cropland, dietary shifts that reduce land demand can reduce habitat pressure. Biodiversity outcomes remain location-specific and cannot be inferred from carbon alone.</w:t>
+      </w:r>
+    </w:p>
+    <w:p>
+      <w:pPr>
+        <w:spacing w:after="60"/>
+      </w:pPr>
+      <w:r>
+        <w:rPr>
+          <w:b/>
+        </w:rPr>
+        <w:t>WHAT YOU CAN RESPONSIBLY SAY:</w:t>
+      </w:r>
+      <w:r>
+        <w:t xml:space="preserve"> Say reduced animal-food demand can reduce land-driven biodiversity pressure; do not claim diet is the only biodiversity driver.</w:t>
+      </w:r>
+    </w:p>
+    <w:p>
+      <w:pPr>
+        <w:spacing w:before="60" w:after="0"/>
+      </w:pPr>
+      <w:r>
+        <w:rPr>
+          <w:b/>
+        </w:rPr>
+        <w:t>SOURCE:</w:t>
+      </w:r>
+      <w:r>
+        <w:t xml:space="preserve"> Reinhardt et al. 2023  [Peer-reviewed]</w:t>
+      </w:r>
+    </w:p>
+    <w:p>
+      <w:pPr>
+        <w:spacing w:after="0"/>
+      </w:pPr>
+      <w:r>
+        <w:rPr>
+          <w:sz w:val="16"/>
+        </w:rPr>
+        <w:t>Plant-based dietary patterns and environmental sustainability review.</w:t>
+      </w:r>
+    </w:p>
+    <w:p>
+      <w:pPr>
+        <w:spacing w:after="80"/>
+      </w:pPr>
+      <w:r>
+        <w:rPr>
+          <w:b/>
+        </w:rPr>
+        <w:t xml:space="preserve">URL: </w:t>
+      </w:r>
+      <w:hyperlink r:id="rId35">
+        <w:r>
+          <w:rPr>
+            <w:b/>
+            <w:color w:val="0563C1"/>
+            <w:u w:val="single"/>
+          </w:rPr>
+          <w:t>https://pubmed.ncbi.nlm.nih.gov/36809853/</w:t>
+        </w:r>
+      </w:hyperlink>
+    </w:p>
+    <w:p>
+      <w:pPr>
+        <w:pStyle w:val="Heading1"/>
+      </w:pPr>
+      <w:r>
+        <w:t>6. WATER, NUTRIENT POLLUTION &amp; AIR QUALITY</w:t>
+      </w:r>
+    </w:p>
+    <w:p>
+      <w:pPr>
+        <w:pStyle w:val="Heading2"/>
+      </w:pPr>
+      <w:r>
+        <w:t>Water use is context-dependent</w:t>
+      </w:r>
+    </w:p>
+    <w:p>
+      <w:pPr>
+        <w:spacing w:after="60"/>
+      </w:pPr>
+      <w:r>
+        <w:rPr>
+          <w:b/>
+        </w:rPr>
+        <w:t>BOTTOM LINE:</w:t>
+      </w:r>
+      <w:r>
+        <w:t xml:space="preserve"> Plant-rich diets generally reduce several environmental pressures, but water is more variable than land use or greenhouse gases.</w:t>
+      </w:r>
+    </w:p>
+    <w:p>
+      <w:pPr>
+        <w:spacing w:after="60"/>
+      </w:pPr>
+      <w:r>
+        <w:rPr>
+          <w:b/>
+        </w:rPr>
+        <w:t>WHAT THE EVIDENCE SHOWS:</w:t>
+      </w:r>
+      <w:r>
+        <w:t xml:space="preserve"> Water footprints depend strongly on crop, location, irrigation and whether green, blue or grey water is measured. Reviews find some sustainable diets can increase water use even while reducing greenhouse-gas emissions and land use.</w:t>
+      </w:r>
+    </w:p>
+    <w:p>
+      <w:pPr>
+        <w:spacing w:after="60"/>
+      </w:pPr>
+      <w:r>
+        <w:rPr>
+          <w:b/>
+        </w:rPr>
+        <w:t>WHAT YOU CAN RESPONSIBLY SAY:</w:t>
+      </w:r>
+      <w:r>
+        <w:t xml:space="preserve"> Do not claim vegan diets always use less water in every location. Use metric- and geography-specific evidence.</w:t>
+      </w:r>
+    </w:p>
+    <w:p>
+      <w:pPr>
+        <w:spacing w:before="60" w:after="0"/>
+      </w:pPr>
+      <w:r>
+        <w:rPr>
+          <w:b/>
+        </w:rPr>
+        <w:t>SOURCE:</w:t>
+      </w:r>
+      <w:r>
+        <w:t xml:space="preserve"> Aleksandrowicz et al. 2016  [Peer-reviewed]</w:t>
+      </w:r>
+    </w:p>
+    <w:p>
+      <w:pPr>
+        <w:spacing w:after="0"/>
+      </w:pPr>
+      <w:r>
+        <w:t>The Impacts of Dietary Change on Greenhouse-Gas Emissions, Land, Water and Health: A Systematic Review.</w:t>
+      </w:r>
+    </w:p>
+    <w:p>
+      <w:pPr>
+        <w:spacing w:after="80"/>
+      </w:pPr>
+      <w:r>
+        <w:rPr>
+          <w:b/>
+        </w:rPr>
+        <w:t xml:space="preserve">URL: </w:t>
+      </w:r>
+      <w:hyperlink r:id="rId42">
+        <w:r>
+          <w:rPr>
+            <w:b/>
+            <w:color w:val="0563C1"/>
+            <w:u w:val="single"/>
+          </w:rPr>
+          <w:t>https://pubmed.ncbi.nlm.nih.gov/27812156/</w:t>
+        </w:r>
+      </w:hyperlink>
+    </w:p>
+    <w:p>
+      <w:pPr>
+        <w:spacing w:before="60" w:after="0"/>
+      </w:pPr>
+      <w:r>
+        <w:rPr>
+          <w:b/>
+        </w:rPr>
+        <w:t>SOURCE:</w:t>
+      </w:r>
+      <w:r>
+        <w:t xml:space="preserve"> Jarmul et al. 2020  [Peer-reviewed]</w:t>
+      </w:r>
+    </w:p>
+    <w:p>
+      <w:pPr>
+        <w:spacing w:after="0"/>
+      </w:pPr>
+      <w:r>
+        <w:rPr>
+          <w:sz w:val="16"/>
+        </w:rPr>
+        <w:t>Climate change mitigation through dietary change: systematic review.</w:t>
+      </w:r>
+    </w:p>
+    <w:p>
+      <w:pPr>
+        <w:spacing w:after="80"/>
+      </w:pPr>
+      <w:r>
+        <w:rPr>
+          <w:b/>
+        </w:rPr>
+        <w:t xml:space="preserve">URL: </w:t>
+      </w:r>
+      <w:hyperlink r:id="rId43">
+        <w:r>
+          <w:rPr>
+            <w:b/>
+            <w:color w:val="0563C1"/>
+            <w:u w:val="single"/>
+          </w:rPr>
+          <w:t>https://pubmed.ncbi.nlm.nih.gov/33897807/</w:t>
+        </w:r>
+      </w:hyperlink>
+    </w:p>
+    <w:p>
+      <w:pPr>
+        <w:pStyle w:val="Heading2"/>
+      </w:pPr>
+      <w:r>
+        <w:t>Manure and nutrient pollution</w:t>
+      </w:r>
+    </w:p>
+    <w:p>
+      <w:pPr>
+        <w:spacing w:after="60"/>
+      </w:pPr>
+      <w:r>
+        <w:rPr>
+          <w:b/>
+        </w:rPr>
+        <w:t>BOTTOM LINE:</w:t>
+      </w:r>
+      <w:r>
+        <w:t xml:space="preserve"> Concentrated animal production can create nitrogen, phosphorus, ammonia and waste-management burdens.</w:t>
+      </w:r>
+    </w:p>
+    <w:p>
+      <w:pPr>
+        <w:spacing w:after="60"/>
+      </w:pPr>
+      <w:r>
+        <w:rPr>
+          <w:b/>
+        </w:rPr>
+        <w:t>WHAT THE EVIDENCE SHOWS:</w:t>
+      </w:r>
+      <w:r>
+        <w:t xml:space="preserve"> Manure is a valuable fertilizer when appropriately managed, but nutrient surpluses and emissions can contribute to nutrient pollution of waterways (eutrophication), nitrate contamination and particulate-matter formation. Impacts depend on animal density, manure management and local nutrient balance.</w:t>
+      </w:r>
+    </w:p>
+    <w:p>
+      <w:pPr>
+        <w:spacing w:after="60"/>
+      </w:pPr>
+      <w:r>
+        <w:rPr>
+          <w:b/>
+        </w:rPr>
+        <w:t>WHAT YOU CAN RESPONSIBLY SAY:</w:t>
+      </w:r>
+      <w:r>
+        <w:t xml:space="preserve"> Do not describe manure as inherently 'toxic'; describe documented pollution pathways and management limits.</w:t>
+      </w:r>
+    </w:p>
+    <w:p>
+      <w:pPr>
+        <w:spacing w:before="60" w:after="0"/>
+      </w:pPr>
+      <w:r>
+        <w:rPr>
+          <w:b/>
+        </w:rPr>
+        <w:t>SOURCE:</w:t>
+      </w:r>
+      <w:r>
+        <w:t xml:space="preserve"> Gilbert et al. 2021  [Peer-reviewed]</w:t>
+      </w:r>
+    </w:p>
+    <w:p>
+      <w:pPr>
+        <w:spacing w:after="0"/>
+      </w:pPr>
+      <w:r>
+        <w:rPr>
+          <w:sz w:val="16"/>
+        </w:rPr>
+        <w:t>Livestock intensification externalities including environmental degradation.</w:t>
+      </w:r>
+    </w:p>
+    <w:p>
+      <w:pPr>
+        <w:spacing w:after="80"/>
+      </w:pPr>
+      <w:r>
+        <w:rPr>
+          <w:b/>
+        </w:rPr>
+        <w:t xml:space="preserve">URL: </w:t>
+      </w:r>
+      <w:hyperlink r:id="rId44">
+        <w:r>
+          <w:rPr>
+            <w:b/>
+            <w:color w:val="0563C1"/>
+            <w:u w:val="single"/>
+          </w:rPr>
+          <w:t>https://pubmed.ncbi.nlm.nih.gov/33573940/</w:t>
+        </w:r>
+      </w:hyperlink>
+    </w:p>
+    <w:p>
+      <w:pPr>
+        <w:pStyle w:val="Heading1"/>
+      </w:pPr>
+      <w:r>
+        <w:t>7. CROPS, FEED, SOY &amp; THE 'CROP DEATHS' ARGUMENT</w:t>
+      </w:r>
+    </w:p>
+    <w:p>
+      <w:pPr>
+        <w:pStyle w:val="Heading2"/>
+      </w:pPr>
+      <w:r>
+        <w:t>Feeding crops to animals is a conversion step</w:t>
+      </w:r>
+    </w:p>
+    <w:p>
+      <w:pPr>
+        <w:spacing w:after="60"/>
+      </w:pPr>
+      <w:r>
+        <w:rPr>
+          <w:b/>
+        </w:rPr>
+        <w:t>BOTTOM LINE:</w:t>
+      </w:r>
+      <w:r>
+        <w:t xml:space="preserve"> When human-edible crops are fed to livestock, much of their food energy is used for animal metabolism rather than returned as meat, milk or eggs.</w:t>
+      </w:r>
+    </w:p>
+    <w:p>
+      <w:pPr>
+        <w:spacing w:after="60"/>
+      </w:pPr>
+      <w:r>
+        <w:rPr>
+          <w:b/>
+        </w:rPr>
+        <w:t>WHAT THE EVIDENCE SHOWS:</w:t>
+      </w:r>
+      <w:r>
+        <w:t xml:space="preserve"> Global modeling has shown that redirecting suitable crops from feed and other uses toward direct human food can increase the calories available to people. Not all livestock feed is human-edible, and grazing systems differ, so the argument should focus on total land and resource use rather than pretending every kilogram of feed could be eaten by humans.</w:t>
+      </w:r>
+    </w:p>
+    <w:p>
+      <w:pPr>
+        <w:spacing w:after="60"/>
+      </w:pPr>
+      <w:r>
+        <w:rPr>
+          <w:b/>
+        </w:rPr>
+        <w:t>WHAT YOU CAN RESPONSIBLY SAY:</w:t>
+      </w:r>
+      <w:r>
+        <w:t xml:space="preserve"> Say animal agriculture often adds a trophic conversion step and substantial land demand; acknowledge non-human-edible feed and pasture.</w:t>
+      </w:r>
+    </w:p>
+    <w:p>
+      <w:pPr>
+        <w:spacing w:before="60" w:after="0"/>
+      </w:pPr>
+      <w:r>
+        <w:rPr>
+          <w:b/>
+        </w:rPr>
+        <w:t>SOURCE:</w:t>
+      </w:r>
+      <w:r>
+        <w:t xml:space="preserve"> Cassidy et al. 2013  [Peer-reviewed]</w:t>
+      </w:r>
+    </w:p>
+    <w:p>
+      <w:pPr>
+        <w:spacing w:after="0"/>
+      </w:pPr>
+      <w:r>
+        <w:rPr>
+          <w:sz w:val="16"/>
+        </w:rPr>
+        <w:t>Redefining agricultural yields: from tonnes to people nourished per hectare.</w:t>
+      </w:r>
+    </w:p>
+    <w:p>
+      <w:pPr>
+        <w:spacing w:after="80"/>
+      </w:pPr>
+      <w:r>
+        <w:rPr>
+          <w:b/>
+        </w:rPr>
+        <w:t xml:space="preserve">URL: </w:t>
+      </w:r>
+      <w:hyperlink r:id="rId39">
+        <w:r>
+          <w:rPr>
+            <w:b/>
+            <w:color w:val="0563C1"/>
+            <w:u w:val="single"/>
+          </w:rPr>
+          <w:t>https://doi.org/10.1088/1748-9326/8/3/034015</w:t>
+        </w:r>
+      </w:hyperlink>
+    </w:p>
+    <w:p>
+      <w:pPr>
+        <w:pStyle w:val="Heading2"/>
+      </w:pPr>
+      <w:r>
+        <w:t>Soy: what the 77% figure actually means</w:t>
+      </w:r>
+    </w:p>
+    <w:p>
+      <w:pPr>
+        <w:spacing w:after="60"/>
+      </w:pPr>
+      <w:r>
+        <w:rPr>
+          <w:b/>
+        </w:rPr>
+        <w:t>BOTTOM LINE:</w:t>
+      </w:r>
+      <w:r>
+        <w:t xml:space="preserve"> Roughly three-quarters of global soy is associated with animal feed, while only a small share is eaten directly as soy foods.</w:t>
+      </w:r>
+    </w:p>
+    <w:p>
+      <w:pPr>
+        <w:spacing w:after="60"/>
+      </w:pPr>
+      <w:r>
+        <w:rPr>
+          <w:b/>
+        </w:rPr>
+        <w:t>WHAT THE EVIDENCE SHOWS:</w:t>
+      </w:r>
+      <w:r>
+        <w:t xml:space="preserve"> Soybeans are crushed into multiple co-products, especially high-protein soybean meal and soybean oil. Allocation statistics can therefore be described by mass, economic value or end use, and simplistic percentages can mislead. The widely cited ~77% feed figure largely reflects soybean meal used for livestock; direct foods such as tofu, soy milk, tempeh and edamame are a small share. Oil goes into cooking, processed foods, biodiesel and industrial uses.</w:t>
+      </w:r>
+    </w:p>
+    <w:p>
+      <w:pPr>
+        <w:spacing w:after="60"/>
+      </w:pPr>
+      <w:r>
+        <w:rPr>
+          <w:b/>
+        </w:rPr>
+        <w:t>WHAT YOU CAN RESPONSIBLY SAY:</w:t>
+      </w:r>
+      <w:r>
+        <w:t xml:space="preserve"> Say '~77% of global soy is used for animal feed, primarily as meal; direct human soy foods are a small share.' Do not say the remaining 16% is all 'industrial use.'</w:t>
+      </w:r>
+    </w:p>
+    <w:p>
+      <w:pPr>
+        <w:spacing w:before="60" w:after="0"/>
+      </w:pPr>
+      <w:r>
+        <w:rPr>
+          <w:b/>
+        </w:rPr>
+        <w:t>SOURCE:</w:t>
+      </w:r>
+      <w:r>
+        <w:t xml:space="preserve"> Ritchie &amp; Roser / Our World in Data  [Data synthesis]</w:t>
+      </w:r>
+    </w:p>
+    <w:p>
+      <w:pPr>
+        <w:spacing w:after="0"/>
+      </w:pPr>
+      <w:r>
+        <w:t>Soy: allocation and drivers of deforestation, based on data from the United Nations Food and Agriculture Organization (FAO) and the Food Climate Research Network (FCRN).</w:t>
+      </w:r>
+    </w:p>
+    <w:p>
+      <w:pPr>
+        <w:spacing w:after="80"/>
+      </w:pPr>
+      <w:r>
+        <w:rPr>
+          <w:b/>
+        </w:rPr>
+        <w:t xml:space="preserve">URL: </w:t>
+      </w:r>
+      <w:hyperlink r:id="rId40">
+        <w:r>
+          <w:rPr>
+            <w:b/>
+            <w:color w:val="0563C1"/>
+            <w:u w:val="single"/>
+          </w:rPr>
+          <w:t>https://ourworldindata.org/soy</w:t>
+        </w:r>
+      </w:hyperlink>
+    </w:p>
+    <w:p>
+      <w:pPr>
+        <w:pStyle w:val="Heading2"/>
+      </w:pPr>
+      <w:r>
+        <w:t>Crop deaths</w:t>
+      </w:r>
+    </w:p>
+    <w:p>
+      <w:pPr>
+        <w:spacing w:after="60"/>
+      </w:pPr>
+      <w:r>
+        <w:rPr>
+          <w:b/>
+        </w:rPr>
+        <w:t>BOTTOM LINE:</w:t>
+      </w:r>
+      <w:r>
+        <w:t xml:space="preserve"> Crop production can kill wild animals; veganism is not a claim that plant agriculture causes zero animal deaths.</w:t>
+      </w:r>
+    </w:p>
+    <w:p>
+      <w:pPr>
+        <w:spacing w:after="60"/>
+      </w:pPr>
+      <w:r>
+        <w:rPr>
+          <w:b/>
+        </w:rPr>
+        <w:t>WHAT THE EVIDENCE SHOWS:</w:t>
+      </w:r>
+      <w:r>
+        <w:t xml:space="preserve"> Reliable global counts of field-animal deaths are difficult because mortality varies by crop, region, farming practice and whether displacement/predation is counted. Animal agriculture does not eliminate crop impacts: many farmed animals consume crops, and livestock also occupies large pasture areas.</w:t>
+      </w:r>
+    </w:p>
+    <w:p>
+      <w:pPr>
+        <w:spacing w:after="60"/>
+      </w:pPr>
+      <w:r>
+        <w:rPr>
+          <w:b/>
+        </w:rPr>
+        <w:t>WHAT YOU CAN RESPONSIBLY SAY:</w:t>
+      </w:r>
+      <w:r>
+        <w:t xml:space="preserve"> The defensible argument is comparative: minimize avoidable harm and resource demand. Do not quote speculative crop-death numbers as settled science.</w:t>
+      </w:r>
+    </w:p>
+    <w:p>
+      <w:pPr>
+        <w:spacing w:before="60" w:after="0"/>
+      </w:pPr>
+      <w:r>
+        <w:rPr>
+          <w:b/>
+        </w:rPr>
+        <w:t>SOURCE:</w:t>
+      </w:r>
+      <w:r>
+        <w:t xml:space="preserve"> Fischer &amp; Lamey 2018  [Peer-reviewed]</w:t>
+      </w:r>
+    </w:p>
+    <w:p>
+      <w:pPr>
+        <w:spacing w:after="0"/>
+      </w:pPr>
+      <w:r>
+        <w:rPr>
+          <w:sz w:val="16"/>
+        </w:rPr>
+        <w:t>Field Deaths in Plant Agriculture. Journal of Agricultural and Environmental Ethics.</w:t>
+      </w:r>
+    </w:p>
+    <w:p>
+      <w:pPr>
+        <w:spacing w:after="80"/>
+      </w:pPr>
+      <w:r>
+        <w:rPr>
+          <w:b/>
+        </w:rPr>
+        <w:t xml:space="preserve">URL: </w:t>
+      </w:r>
+      <w:hyperlink r:id="rId41">
+        <w:r>
+          <w:rPr>
+            <w:b/>
+            <w:color w:val="0563C1"/>
+            <w:u w:val="single"/>
+          </w:rPr>
+          <w:t>https://doi.org/10.1007/s10806-018-9733-8</w:t>
+        </w:r>
+      </w:hyperlink>
+    </w:p>
+    <w:p>
+      <w:pPr>
+        <w:pStyle w:val="Heading1"/>
+      </w:pPr>
+      <w:r>
+        <w:t>8. ANIMAL SENTIENCE, PAIN &amp; COGNITION</w:t>
+      </w:r>
+    </w:p>
+    <w:p>
+      <w:pPr>
+        <w:pStyle w:val="Heading2"/>
+      </w:pPr>
+      <w:r>
+        <w:t>Animal sentience</w:t>
+      </w:r>
+    </w:p>
+    <w:p>
+      <w:pPr>
+        <w:spacing w:after="60"/>
+      </w:pPr>
+      <w:r>
+        <w:rPr>
+          <w:b/>
+        </w:rPr>
+        <w:t>BOTTOM LINE:</w:t>
+      </w:r>
+      <w:r>
+        <w:t xml:space="preserve"> Sentience means having subjective experiences: in simple terms, there is something it feels like to be that individual. Sentient animals can have experiences that feel good or bad, including pain and pleasure.</w:t>
+      </w:r>
+    </w:p>
+    <w:p>
+      <w:pPr>
+        <w:spacing w:after="60"/>
+      </w:pPr>
+      <w:r>
+        <w:rPr>
+          <w:b/>
+        </w:rPr>
+        <w:t>WHAT THE EVIDENCE SHOWS:</w:t>
+      </w:r>
+      <w:r>
+        <w:t xml:space="preserve"> We cannot directly enter another being's mind, including another human's. Scientists therefore look for multiple kinds of evidence, including behavior, nervous-system activity, physiology, learning, memory and evolutionary similarities. When these independent lines of evidence point in the same direction, they provide evidence of sentience.</w:t>
+      </w:r>
+    </w:p>
+    <w:p>
+      <w:pPr>
+        <w:spacing w:after="60"/>
+      </w:pPr>
+      <w:r>
+        <w:rPr>
+          <w:b/>
+        </w:rPr>
+        <w:t>WHAT YOU CAN RESPONSIBLY SAY:</w:t>
+      </w:r>
+      <w:r>
+        <w:t xml:space="preserve"> Strong scientific evidence supports sentience in the vertebrate animals commonly used for food. An animal does not need human-level intelligence to be capable of feeling pain, fear, comfort or pleasure.</w:t>
+      </w:r>
+    </w:p>
+    <w:p>
+      <w:pPr>
+        <w:spacing w:before="60" w:after="0"/>
+      </w:pPr>
+      <w:r>
+        <w:rPr>
+          <w:b/>
+        </w:rPr>
+        <w:t>SOURCE:</w:t>
+      </w:r>
+      <w:r>
         <w:t xml:space="preserve"> Browning &amp; Birch 2022  [Peer-reviewed]</w:t>
       </w:r>
     </w:p>
@@ -282,9 +2375,9 @@
       <w:hyperlink r:id="rId11">
         <w:r>
           <w:rPr>
+            <w:b/>
             <w:color w:val="0563C1"/>
             <w:u w:val="single"/>
-            <w:sz w:val="15"/>
           </w:rPr>
           <w:t>https://pubmed.ncbi.nlm.nih.gov/35859762/</w:t>
         </w:r>
@@ -328,9 +2421,9 @@
       <w:hyperlink r:id="rId12">
         <w:r>
           <w:rPr>
+            <w:b/>
             <w:color w:val="0563C1"/>
             <w:u w:val="single"/>
-            <w:sz w:val="15"/>
           </w:rPr>
           <w:t>https://pubmed.ncbi.nlm.nih.gov/26479539/</w:t>
         </w:r>
@@ -424,9 +2517,9 @@
       <w:hyperlink r:id="rId13">
         <w:r>
           <w:rPr>
+            <w:b/>
             <w:color w:val="0563C1"/>
             <w:u w:val="single"/>
-            <w:sz w:val="15"/>
           </w:rPr>
           <w:t>https://pubmed.ncbi.nlm.nih.gov/23254122/</w:t>
         </w:r>
@@ -470,9 +2563,9 @@
       <w:hyperlink r:id="rId14">
         <w:r>
           <w:rPr>
+            <w:b/>
             <w:color w:val="0563C1"/>
             <w:u w:val="single"/>
-            <w:sz w:val="15"/>
           </w:rPr>
           <w:t>https://pubmed.ncbi.nlm.nih.gov/36662813/</w:t>
         </w:r>
@@ -570,9 +2663,9 @@
       <w:hyperlink r:id="rId15">
         <w:r>
           <w:rPr>
+            <w:b/>
             <w:color w:val="0563C1"/>
             <w:u w:val="single"/>
-            <w:sz w:val="15"/>
           </w:rPr>
           <w:t>https://pubmed.ncbi.nlm.nih.gov/35565608/</w:t>
         </w:r>
@@ -620,9 +2713,9 @@
       <w:hyperlink r:id="rId16">
         <w:r>
           <w:rPr>
+            <w:b/>
             <w:color w:val="0563C1"/>
             <w:u w:val="single"/>
-            <w:sz w:val="15"/>
           </w:rPr>
           <w:t>https://pubmed.ncbi.nlm.nih.gov/24942105/</w:t>
         </w:r>
@@ -670,9 +2763,9 @@
       <w:hyperlink r:id="rId17">
         <w:r>
           <w:rPr>
+            <w:b/>
             <w:color w:val="0563C1"/>
             <w:u w:val="single"/>
-            <w:sz w:val="15"/>
           </w:rPr>
           <w:t>https://pubmed.ncbi.nlm.nih.gov/29030568/</w:t>
         </w:r>
@@ -766,9 +2859,9 @@
       <w:hyperlink r:id="rId18">
         <w:r>
           <w:rPr>
+            <w:b/>
             <w:color w:val="0563C1"/>
             <w:u w:val="single"/>
-            <w:sz w:val="15"/>
           </w:rPr>
           <w:t>https://pubmed.ncbi.nlm.nih.gov/32880005/</w:t>
         </w:r>
@@ -812,9 +2905,9 @@
       <w:hyperlink r:id="rId19">
         <w:r>
           <w:rPr>
+            <w:b/>
             <w:color w:val="0563C1"/>
             <w:u w:val="single"/>
-            <w:sz w:val="15"/>
           </w:rPr>
           <w:t>https://pubmed.ncbi.nlm.nih.gov/34247030/</w:t>
         </w:r>
@@ -825,7 +2918,7 @@
         <w:pStyle w:val="Heading1"/>
       </w:pPr>
       <w:r>
-        <w:t>3. FARMING, CONFINEMENT, TRANSPORT &amp; SLAUGHTER</w:t>
+        <w:t>9. FARMING, CONFINEMENT, TRANSPORT &amp; SLAUGHTER</w:t>
       </w:r>
     </w:p>
     <w:p>
@@ -916,9 +3009,9 @@
       <w:hyperlink r:id="rId13">
         <w:r>
           <w:rPr>
+            <w:b/>
             <w:color w:val="0563C1"/>
             <w:u w:val="single"/>
-            <w:sz w:val="15"/>
           </w:rPr>
           <w:t>https://pubmed.ncbi.nlm.nih.gov/23254122/</w:t>
         </w:r>
@@ -962,9 +3055,9 @@
       <w:hyperlink r:id="rId20">
         <w:r>
           <w:rPr>
+            <w:b/>
             <w:color w:val="0563C1"/>
             <w:u w:val="single"/>
-            <w:sz w:val="15"/>
           </w:rPr>
           <w:t>https://www.efsa.europa.eu/en/topics/topic/animal-welfare</w:t>
         </w:r>
@@ -1058,9 +3151,9 @@
       <w:hyperlink r:id="rId21">
         <w:r>
           <w:rPr>
+            <w:b/>
             <w:color w:val="0563C1"/>
             <w:u w:val="single"/>
-            <w:sz w:val="15"/>
           </w:rPr>
           <w:t>https://doi.org/10.1007/s10806-022-09887-8</w:t>
         </w:r>
@@ -1071,7 +3164,7 @@
         <w:pStyle w:val="Heading1"/>
       </w:pPr>
       <w:r>
-        <w:t>4. HUMAN NUTRITION &amp; DIETARY ADEQUACY</w:t>
+        <w:t>10. PUBLIC HEALTH: ANTIMICROBIAL RESISTANCE, ZOONOSES &amp; FOOD SYSTEMS</w:t>
       </w:r>
     </w:p>
     <w:p>
@@ -1079,7 +3172,7 @@
         <w:pStyle w:val="Heading2"/>
       </w:pPr>
       <w:r>
-        <w:t>Adults can meet nutritional needs without animal foods</w:t>
+        <w:t>Antimicrobial resistance</w:t>
       </w:r>
     </w:p>
     <w:p>
@@ -1093,7 +3186,7 @@
         <w:t>BOTTOM LINE:</w:t>
       </w:r>
       <w:r>
-        <w:t xml:space="preserve"> Adults do not need animal foods as a unique source of nutrition. A well-planned vegan diet can provide required nutrients, but vitamin B12 must come from a reliable fortified food or supplement.</w:t>
+        <w:t xml:space="preserve"> Antimicrobial use in food-animal systems can select for resistant bacteria and resistance genes that circulate among animals, people and environments.</w:t>
       </w:r>
     </w:p>
     <w:p>
@@ -1107,7 +3200,7 @@
         <w:t>WHAT THE EVIDENCE SHOWS:</w:t>
       </w:r>
       <w:r>
-        <w:t xml:space="preserve"> A diet is not nutritionally adequate simply because it is called vegan. Food choices matter. Vegan diets should deliberately cover vitamin B12, iodine, vitamin D, calcium, iron, zinc, selenium and omega-3 fats, along with enough protein and calories for the individual.</w:t>
+        <w:t xml:space="preserve"> Antimicrobial resistance (antimicrobial resistance) happens when microbes such as bacteria evolve so that medicines designed to kill or control them no longer work effectively. It has many causes, including antimicrobial use in human medicine. Research also identifies food-animal production as an important setting where resistant organisms and resistance genes can develop and spread, especially when antimicrobial use and infection control are poorly managed.</w:t>
       </w:r>
     </w:p>
     <w:p>
@@ -1121,7 +3214,7 @@
         <w:t>WHAT YOU CAN RESPONSIBLY SAY:</w:t>
       </w:r>
       <w:r>
-        <w:t xml:space="preserve"> Say vegan diets can be nutritionally adequate when appropriately planned. Do not say every vegan diet is automatically adequate.</w:t>
+        <w:t xml:space="preserve"> Antimicrobial use in livestock contributes to antimicrobial-resistance risk. Animal agriculture is not the only cause, and eliminating animal foods would not eliminate antimicrobial resistance by itself.</w:t>
       </w:r>
     </w:p>
     <w:p>
@@ -1135,7 +3228,7 @@
         <w:t>SOURCE:</w:t>
       </w:r>
       <w:r>
-        <w:t xml:space="preserve"> Academy of Nutrition and Dietetics 2025  [Peer-reviewed]</w:t>
+        <w:t xml:space="preserve"> Gilbert et al. 2021  [Peer-reviewed]</w:t>
       </w:r>
     </w:p>
     <w:p>
@@ -1143,10 +3236,7 @@
         <w:spacing w:after="0"/>
       </w:pPr>
       <w:r>
-        <w:rPr>
-          <w:sz w:val="16"/>
-        </w:rPr>
-        <w:t>Position on vegetarian dietary patterns for adults. J Acad Nutr Diet. DOI: 10.1016/j.jand.2025.02.002</w:t>
+        <w:t>Mitigating risks posed by livestock intensification: antimicrobial resistance and diseases that can pass between animals and humans.</w:t>
       </w:r>
     </w:p>
     <w:p>
@@ -1159,14 +3249,14 @@
         </w:rPr>
         <w:t xml:space="preserve">URL: </w:t>
       </w:r>
-      <w:hyperlink r:id="rId22">
+      <w:hyperlink r:id="rId44">
         <w:r>
           <w:rPr>
+            <w:b/>
             <w:color w:val="0563C1"/>
             <w:u w:val="single"/>
-            <w:sz w:val="15"/>
           </w:rPr>
-          <w:t>https://doi.org/10.1016/j.jand.2025.02.002</w:t>
+          <w:t>https://pubmed.ncbi.nlm.nih.gov/33573940/</w:t>
         </w:r>
       </w:hyperlink>
     </w:p>
@@ -1181,7 +3271,7 @@
         <w:t>SOURCE:</w:t>
       </w:r>
       <w:r>
-        <w:t xml:space="preserve"> Melina et al. 2016  [Peer-reviewed]</w:t>
+        <w:t xml:space="preserve"> Food-system antimicrobial-resistance umbrella review 2025  [Peer-reviewed]</w:t>
       </w:r>
     </w:p>
     <w:p>
@@ -1192,7 +3282,7 @@
         <w:rPr>
           <w:sz w:val="16"/>
         </w:rPr>
-        <w:t>Position of the Academy of Nutrition and Dietetics: Vegetarian Diets.</w:t>
+        <w:t>Interconnections between the food system and antimicrobial resistance.</w:t>
       </w:r>
     </w:p>
     <w:p>
@@ -1205,14 +3295,14 @@
         </w:rPr>
         <w:t xml:space="preserve">URL: </w:t>
       </w:r>
-      <w:hyperlink r:id="rId23">
+      <w:hyperlink r:id="rId45">
         <w:r>
           <w:rPr>
+            <w:b/>
             <w:color w:val="0563C1"/>
             <w:u w:val="single"/>
-            <w:sz w:val="15"/>
           </w:rPr>
-          <w:t>https://pubmed.ncbi.nlm.nih.gov/27886704/</w:t>
+          <w:t>https://pubmed.ncbi.nlm.nih.gov/40746419/</w:t>
         </w:r>
       </w:hyperlink>
     </w:p>
@@ -1221,7 +3311,7 @@
         <w:pStyle w:val="Heading2"/>
       </w:pPr>
       <w:r>
-        <w:t>Protein and amino acids</w:t>
+        <w:t>Diseases that can pass between animals and humans</w:t>
       </w:r>
     </w:p>
     <w:p>
@@ -1235,7 +3325,7 @@
         <w:t>BOTTOM LINE:</w:t>
       </w:r>
       <w:r>
-        <w:t xml:space="preserve"> Plant foods contain all essential amino acids, and protein needs can be met with sufficient total intake and varied protein sources.</w:t>
+        <w:t xml:space="preserve"> Human-animal interfaces can create opportunities for pathogen emergence and transmission; livestock intensification can modify those risks.</w:t>
       </w:r>
     </w:p>
     <w:p>
@@ -1249,7 +3339,7 @@
         <w:t>WHAT THE EVIDENCE SHOWS:</w:t>
       </w:r>
       <w:r>
-        <w:t xml:space="preserve"> Digestibility and amino-acid profiles differ among foods, so athletes, older adults or people eating low-calorie diets may benefit from deliberate protein planning. Routine 'protein combining' at every meal is unnecessary because the body maintains amino-acid pools across meals.</w:t>
+        <w:t xml:space="preserve"> Zoonotic risk depends on species, density, biosecurity, land-use change, wildlife contact, trade and many other factors. Animal agriculture is one component of a broader disease-ecology system.</w:t>
       </w:r>
     </w:p>
     <w:p>
@@ -1263,7 +3353,7 @@
         <w:t>WHAT YOU CAN RESPONSIBLY SAY:</w:t>
       </w:r>
       <w:r>
-        <w:t xml:space="preserve"> Say 'plants provide all essential amino acids; adequacy depends on total intake and diet quality,' not 'all proteins are nutritionally identical.'</w:t>
+        <w:t xml:space="preserve"> Say reducing risky animal-human interfaces can reduce some risks of diseases passing between animals and humans; do not claim veganism makes pandemics impossible.</w:t>
       </w:r>
     </w:p>
     <w:p>
@@ -1277,7 +3367,7 @@
         <w:t>SOURCE:</w:t>
       </w:r>
       <w:r>
-        <w:t xml:space="preserve"> Mariotti &amp; Gardner 2019  [Peer-reviewed]</w:t>
+        <w:t xml:space="preserve"> Gilbert et al. 2021  [Peer-reviewed]</w:t>
       </w:r>
     </w:p>
     <w:p>
@@ -1285,7 +3375,7 @@
         <w:spacing w:after="0"/>
       </w:pPr>
       <w:r>
-        <w:t>Dietary Protein and Amino Acids in Vegetarian Diets, A Review.</w:t>
+        <w:t>Review of livestock intensification, antimicrobial resistance and diseases that can pass between animals and humans.</w:t>
       </w:r>
     </w:p>
     <w:p>
@@ -1298,23 +3388,31 @@
         </w:rPr>
         <w:t xml:space="preserve">URL: </w:t>
       </w:r>
-      <w:hyperlink r:id="rId24">
+      <w:hyperlink r:id="rId44">
         <w:r>
           <w:rPr>
+            <w:b/>
             <w:color w:val="0563C1"/>
             <w:u w:val="single"/>
-            <w:sz w:val="15"/>
           </w:rPr>
-          <w:t>https://pubmed.ncbi.nlm.nih.gov/31728571/</w:t>
+          <w:t>https://pubmed.ncbi.nlm.nih.gov/33573940/</w:t>
         </w:r>
       </w:hyperlink>
     </w:p>
     <w:p>
       <w:pPr>
+        <w:pStyle w:val="Heading1"/>
+      </w:pPr>
+      <w:r>
+        <w:t>11. FISHING &amp; AQUACULTURE</w:t>
+      </w:r>
+    </w:p>
+    <w:p>
+      <w:pPr>
         <w:pStyle w:val="Heading2"/>
       </w:pPr>
       <w:r>
-        <w:t>Vitamin B12</w:t>
+        <w:t>Wild-capture fishing and bycatch</w:t>
       </w:r>
     </w:p>
     <w:p>
@@ -1328,7 +3426,7 @@
         <w:t>BOTTOM LINE:</w:t>
       </w:r>
       <w:r>
-        <w:t xml:space="preserve"> B12 is the clearest non-negotiable nutrient in vegan nutrition: use a reliable supplement or appropriately fortified foods.</w:t>
+        <w:t xml:space="preserve"> Fishing affects both target animals and non-target wildlife through capture, injury, mortality and ecosystem effects.</w:t>
       </w:r>
     </w:p>
     <w:p>
@@ -1342,7 +3440,7 @@
         <w:t>WHAT THE EVIDENCE SHOWS:</w:t>
       </w:r>
       <w:r>
-        <w:t xml:space="preserve"> B12 is synthesized by microorganisms. Modern dietary exposure is unreliable without supplementation/fortification, and deficiency can cause neurological and hematological harm.</w:t>
+        <w:t xml:space="preserve"> Bycatch includes non-target fish, marine mammals, turtles, seabirds and invertebrates. Magnitudes vary dramatically by fishery and gear, and management can reduce bycatch without eliminating it.</w:t>
       </w:r>
     </w:p>
     <w:p>
@@ -1356,7 +3454,7 @@
         <w:t>WHAT YOU CAN RESPONSIBLY SAY:</w:t>
       </w:r>
       <w:r>
-        <w:t xml:space="preserve"> Never frame B12 supplementation as evidence that veganism 'fails.' Modern nutrition routinely uses fortification and supplements; the relevant question is whether requirements can be reliably met.</w:t>
+        <w:t xml:space="preserve"> Use fishery-specific evidence when giving numbers; avoid one global bycatch percentage as if it applies everywhere.</w:t>
       </w:r>
     </w:p>
     <w:p>
@@ -1370,7 +3468,7 @@
         <w:t>SOURCE:</w:t>
       </w:r>
       <w:r>
-        <w:t xml:space="preserve"> National Institutes of Health (NIH) Office of Dietary Supplements  [Government evidence review]</w:t>
+        <w:t xml:space="preserve"> Lewison et al. 2014  [Peer-reviewed]</w:t>
       </w:r>
     </w:p>
     <w:p>
@@ -1381,7 +3479,7 @@
         <w:rPr>
           <w:sz w:val="16"/>
         </w:rPr>
-        <w:t>Vitamin B12 Fact Sheet for Health Professionals.</w:t>
+        <w:t>Global patterns of marine mammal, seabird, and sea turtle bycatch reveal taxa-specific and cumulative megafauna hotspots.</w:t>
       </w:r>
     </w:p>
     <w:p>
@@ -1394,14 +3492,14 @@
         </w:rPr>
         <w:t xml:space="preserve">URL: </w:t>
       </w:r>
-      <w:hyperlink r:id="rId25">
+      <w:hyperlink r:id="rId46">
         <w:r>
           <w:rPr>
+            <w:b/>
             <w:color w:val="0563C1"/>
             <w:u w:val="single"/>
-            <w:sz w:val="15"/>
           </w:rPr>
-          <w:t>https://ods.od.nih.gov/factsheets/VitaminB12-HealthProfessional/</w:t>
+          <w:t>https://doi.org/10.1073/pnas.1318960111</w:t>
         </w:r>
       </w:hyperlink>
     </w:p>
@@ -1410,7 +3508,7 @@
         <w:pStyle w:val="Heading2"/>
       </w:pPr>
       <w:r>
-        <w:t>Iron, calcium, iodine, vitamin D, zinc and omega-3</w:t>
+        <w:t>Aquaculture does not automatically remove wild-fish dependence</w:t>
       </w:r>
     </w:p>
     <w:p>
@@ -1424,7 +3522,7 @@
         <w:t>BOTTOM LINE:</w:t>
       </w:r>
       <w:r>
-        <w:t xml:space="preserve"> These nutrients can be obtained on vegan diets, but several deserve deliberate planning because intake or bioavailability may be lower in some vegan populations.</w:t>
+        <w:t xml:space="preserve"> Aquaculture can reduce pressure on some wild stocks, but feeds for many farmed species use fishmeal/fish oil alongside plant and other ingredients.</w:t>
       </w:r>
     </w:p>
     <w:p>
@@ -1438,7 +3536,7 @@
         <w:t>WHAT THE EVIDENCE SHOWS:</w:t>
       </w:r>
       <w:r>
-        <w:t xml:space="preserve"> Iron from plants is absorbed differently from iron in meat, and absorption changes depending on the rest of the meal. Calcium depends on choosing calcium-rich or fortified foods. Iodine depends heavily on iodized salt, seaweed use and local food supply. Vitamin D depends on sunlight, fortified foods and supplements. Zinc absorption can be reduced by compounds called phytates. The omega-3 fat alpha-linolenic acid (ALA) comes from plant foods, while the longer-chain omega-3 fats eicosapentaenoic acid (EPA) and docosahexaenoic acid (DHA) can be obtained directly from algae-based supplements.</w:t>
+        <w:t xml:space="preserve"> Feed composition has changed substantially over time and differs by species. Carnivorous fish and shrimp have historically relied more heavily on marine ingredients than herbivorous/omnivorous species.</w:t>
       </w:r>
     </w:p>
     <w:p>
@@ -1452,7 +3550,7 @@
         <w:t>WHAT YOU CAN RESPONSIBLY SAY:</w:t>
       </w:r>
       <w:r>
-        <w:t xml:space="preserve"> Do not answer nutrient questions with 'just eat plants.' Give the actual nutrient strategy.</w:t>
+        <w:t xml:space="preserve"> Do not say all farmed fish are fed whole wild fish. Say aquaculture can retain links to capture fisheries through feed inputs.</w:t>
       </w:r>
     </w:p>
     <w:p>
@@ -1466,7 +3564,7 @@
         <w:t>SOURCE:</w:t>
       </w:r>
       <w:r>
-        <w:t xml:space="preserve"> Bakaloudi et al. 2021  [Peer-reviewed]</w:t>
+        <w:t xml:space="preserve"> Naylor et al. 2021  [Peer-reviewed]</w:t>
       </w:r>
     </w:p>
     <w:p>
@@ -1477,7 +3575,7 @@
         <w:rPr>
           <w:sz w:val="16"/>
         </w:rPr>
-        <w:t>Intake and adequacy of the vegan diet: a systematic review of the evidence.</w:t>
+        <w:t>A 20-year retrospective review of global aquaculture.</w:t>
       </w:r>
     </w:p>
     <w:p>
@@ -1490,14 +3588,14 @@
         </w:rPr>
         <w:t xml:space="preserve">URL: </w:t>
       </w:r>
-      <w:hyperlink r:id="rId26">
+      <w:hyperlink r:id="rId47">
         <w:r>
           <w:rPr>
+            <w:b/>
             <w:color w:val="0563C1"/>
             <w:u w:val="single"/>
-            <w:sz w:val="15"/>
           </w:rPr>
-          <w:t>https://pubmed.ncbi.nlm.nih.gov/33341313/</w:t>
+          <w:t>https://doi.org/10.1038/s41586-021-03308-6</w:t>
         </w:r>
       </w:hyperlink>
     </w:p>
@@ -1506,7 +3604,7 @@
         <w:pStyle w:val="Heading1"/>
       </w:pPr>
       <w:r>
-        <w:t>5. HEALTH OUTCOMES</w:t>
+        <w:t>12. COMPANION ANIMAL NUTRITION</w:t>
       </w:r>
     </w:p>
     <w:p>
@@ -1514,7 +3612,7 @@
         <w:pStyle w:val="Heading2"/>
       </w:pPr>
       <w:r>
-        <w:t>Cardiometabolic outcomes in randomized trials</w:t>
+        <w:t>Dogs on plant-based diets</w:t>
       </w:r>
     </w:p>
     <w:p>
@@ -1528,7 +3626,7 @@
         <w:t>BOTTOM LINE:</w:t>
       </w:r>
       <w:r>
-        <w:t xml:space="preserve"> Vegan dietary interventions can improve several markers linked with heart and metabolic health, including low-density lipoprotein (LDL) cholesterol, body weight and measures of blood-sugar control.</w:t>
+        <w:t xml:space="preserve"> Available evidence indicates dogs can maintain health on appropriately formulated plant-based diets, but the evidence base is still much smaller than conventional pet-food research.</w:t>
       </w:r>
     </w:p>
     <w:p>
@@ -1542,7 +3640,7 @@
         <w:t>WHAT THE EVIDENCE SHOWS:</w:t>
       </w:r>
       <w:r>
-        <w:t xml:space="preserve"> Meta-analysis of randomized controlled trials reports beneficial changes in cardiometabolic markers, but interventions vary in food quality, energy intake and behavioral support. Benefits should not be attributed to the word 'vegan' independent of diet composition.</w:t>
+        <w:t xml:space="preserve"> A 12-month prospective study reported maintenance of clinical, hematological and nutritional health in dogs fed a complete commercial plant-based diet. Observational studies also exist, but owner-reported outcomes are vulnerable to bias.</w:t>
       </w:r>
     </w:p>
     <w:p>
@@ -1556,7 +3654,7 @@
         <w:t>WHAT YOU CAN RESPONSIBLY SAY:</w:t>
       </w:r>
       <w:r>
-        <w:t xml:space="preserve"> Say well-designed vegan diets can improve cardiometabolic risk factors; do not claim veganism cures heart disease or guarantees disease prevention.</w:t>
+        <w:t xml:space="preserve"> Say dogs require nutrients, not a particular ingredient category; complete formulation and veterinary monitoring matter.</w:t>
       </w:r>
     </w:p>
     <w:p>
@@ -1570,7 +3668,7 @@
         <w:t>SOURCE:</w:t>
       </w:r>
       <w:r>
-        <w:t xml:space="preserve"> Termannsen et al. 2022  [Peer-reviewed]</w:t>
+        <w:t xml:space="preserve"> Knight et al. 2024  [Peer-reviewed]</w:t>
       </w:r>
     </w:p>
     <w:p>
@@ -1578,7 +3676,10 @@
         <w:spacing w:after="0"/>
       </w:pPr>
       <w:r>
-        <w:t>Effects of vegan diets on heart and metabolic health: a systematic review and meta-analysis of randomized controlled trials.</w:t>
+        <w:rPr>
+          <w:sz w:val="16"/>
+        </w:rPr>
+        <w:t>The impact of vegan diets on indicators of health in dogs: a 12-month prospective study.</w:t>
       </w:r>
     </w:p>
     <w:p>
@@ -1591,14 +3692,14 @@
         </w:rPr>
         <w:t xml:space="preserve">URL: </w:t>
       </w:r>
-      <w:hyperlink r:id="rId27">
+      <w:hyperlink r:id="rId48">
         <w:r>
           <w:rPr>
+            <w:b/>
             <w:color w:val="0563C1"/>
             <w:u w:val="single"/>
-            <w:sz w:val="15"/>
           </w:rPr>
-          <w:t>https://pubmed.ncbi.nlm.nih.gov/35672940/</w:t>
+          <w:t>https://pubmed.ncbi.nlm.nih.gov/38625934/</w:t>
         </w:r>
       </w:hyperlink>
     </w:p>
@@ -1607,7 +3708,7 @@
         <w:pStyle w:val="Heading2"/>
       </w:pPr>
       <w:r>
-        <w:t>Randomized study of identical twins</w:t>
+        <w:t>Cats and obligate carnivory</w:t>
       </w:r>
     </w:p>
     <w:p>
@@ -1621,7 +3722,7 @@
         <w:t>BOTTOM LINE:</w:t>
       </w:r>
       <w:r>
-        <w:t xml:space="preserve"> In an 8-week study of identical twins, the twin assigned to a healthy vegan diet had larger average reductions in low-density lipoprotein (LDL) cholesterol, fasting insulin and body weight than the twin assigned to a healthy omnivorous diet.</w:t>
+        <w:t xml:space="preserve"> 'Obligate carnivore' describes feline evolutionary physiology and nutrient requirements; it does not by itself prove every required nutrient must come from slaughtered animal tissue.</w:t>
       </w:r>
     </w:p>
     <w:p>
@@ -1635,7 +3736,7 @@
         <w:t>WHAT THE EVIDENCE SHOWS:</w:t>
       </w:r>
       <w:r>
-        <w:t xml:space="preserve"> Because identical twins share nearly all of their genes, comparing one twin with the other helps reduce the chance that genetic differences explain the result. However, the study lasted only eight weeks, included a relatively small number of people and compared two specifically designed healthy diets. It does not prove that every vegan diet is healthier than every omnivorous diet.</w:t>
+        <w:t xml:space="preserve"> Cats require nutrients such as taurine, preformed vitamin A and arachidonic acid in appropriate amounts/forms. A large observational study found no statistically significant overall health disadvantage in vegan-fed cats, but observational evidence cannot establish equivalence and long-term controlled data remain limited.</w:t>
       </w:r>
     </w:p>
     <w:p>
@@ -1649,7 +3750,7 @@
         <w:t>WHAT YOU CAN RESPONSIBLY SAY:</w:t>
       </w:r>
       <w:r>
-        <w:t xml:space="preserve"> This is useful experimental evidence that a healthy vegan diet can improve several short-term heart and metabolic risk markers. It does not tell us what happens over an entire lifetime.</w:t>
+        <w:t xml:space="preserve"> Say appropriately formulated diets are the scientific question. Do not claim current evidence proves vegan diets are superior or risk-free for cats.</w:t>
       </w:r>
     </w:p>
     <w:p>
@@ -1663,7 +3764,7 @@
         <w:t>SOURCE:</w:t>
       </w:r>
       <w:r>
-        <w:t xml:space="preserve"> Landry et al. 2023  [Peer-reviewed]</w:t>
+        <w:t xml:space="preserve"> Knight et al. 2023  [Peer-reviewed]</w:t>
       </w:r>
     </w:p>
     <w:p>
@@ -1671,7 +3772,10 @@
         <w:spacing w:after="0"/>
       </w:pPr>
       <w:r>
-        <w:t>Cardiometabolic Effects of Omnivorous versus Vegan Diets in Identical Twins: A Randomized Clinical Trial.</w:t>
+        <w:rPr>
+          <w:sz w:val="16"/>
+        </w:rPr>
+        <w:t>Vegan versus meat-based cat food: Guardian-reported health outcomes in 1,369 cats.</w:t>
       </w:r>
     </w:p>
     <w:p>
@@ -1684,23 +3788,77 @@
         </w:rPr>
         <w:t xml:space="preserve">URL: </w:t>
       </w:r>
-      <w:hyperlink r:id="rId28">
+      <w:hyperlink r:id="rId49">
         <w:r>
           <w:rPr>
+            <w:b/>
             <w:color w:val="0563C1"/>
             <w:u w:val="single"/>
-            <w:sz w:val="15"/>
           </w:rPr>
-          <w:t>https://doi.org/10.1001/jamanetworkopen.2023.44457</w:t>
+          <w:t>https://pubmed.ncbi.nlm.nih.gov/37703240/</w:t>
         </w:r>
       </w:hyperlink>
     </w:p>
     <w:p>
       <w:pPr>
+        <w:spacing w:before="60" w:after="0"/>
+      </w:pPr>
+      <w:r>
+        <w:rPr>
+          <w:b/>
+        </w:rPr>
+        <w:t>SOURCE:</w:t>
+      </w:r>
+      <w:r>
+        <w:t xml:space="preserve"> Domínguez-Oliva et al. 2023  [Peer-reviewed]</w:t>
+      </w:r>
+    </w:p>
+    <w:p>
+      <w:pPr>
+        <w:spacing w:after="0"/>
+      </w:pPr>
+      <w:r>
+        <w:rPr>
+          <w:sz w:val="16"/>
+        </w:rPr>
+        <w:t>The Impact of Vegan Diets on Indicators of Health in Dogs and Cats: A Systematic Review.</w:t>
+      </w:r>
+    </w:p>
+    <w:p>
+      <w:pPr>
+        <w:spacing w:after="80"/>
+      </w:pPr>
+      <w:r>
+        <w:rPr>
+          <w:b/>
+        </w:rPr>
+        <w:t xml:space="preserve">URL: </w:t>
+      </w:r>
+      <w:hyperlink r:id="rId50">
+        <w:r>
+          <w:rPr>
+            <w:b/>
+            <w:color w:val="0563C1"/>
+            <w:u w:val="single"/>
+          </w:rPr>
+          <w:t>https://pubmed.ncbi.nlm.nih.gov/36669053/</w:t>
+        </w:r>
+      </w:hyperlink>
+    </w:p>
+    <w:p>
+      <w:pPr>
+        <w:pStyle w:val="Heading1"/>
+      </w:pPr>
+      <w:r>
+        <w:t>13. COST, FOOD ACCESS &amp; ECONOMICS</w:t>
+      </w:r>
+    </w:p>
+    <w:p>
+      <w:pPr>
         <w:pStyle w:val="Heading2"/>
       </w:pPr>
       <w:r>
-        <w:t>Processed meat and cancer</w:t>
+        <w:t>Can plant-based diets cost less?</w:t>
       </w:r>
     </w:p>
     <w:p>
@@ -1714,7 +3872,7 @@
         <w:t>BOTTOM LINE:</w:t>
       </w:r>
       <w:r>
-        <w:t xml:space="preserve"> The International Agency for Research on Cancer (IARC), the cancer agency of the World Health Organization, classifies processed meat as carcinogenic to humans and red meat as probably carcinogenic to humans.</w:t>
+        <w:t xml:space="preserve"> Staple-centered plant-based diets can be inexpensive, but vegan affordability depends on geography, food prices, cooking facilities, time and access.</w:t>
       </w:r>
     </w:p>
     <w:p>
@@ -1728,7 +3886,7 @@
         <w:t>WHAT THE EVIDENCE SHOWS:</w:t>
       </w:r>
       <w:r>
-        <w:t xml:space="preserve"> IARC categories describe how strong the evidence is that something can cause cancer. They do not tell us how large the risk is. Processed meat and tobacco are both in Group 1 because the evidence that they can cause cancer is strong, not because they are equally dangerous.</w:t>
+        <w:t xml:space="preserve"> Computer-modeling studies and real dietary intervention studies in high-income settings often find plant-forward or vegan patterns can reduce food costs, especially when based on grains, legumes and other staples rather than specialty substitutes. This cannot be generalized to every household or region.</w:t>
       </w:r>
     </w:p>
     <w:p>
@@ -1742,7 +3900,7 @@
         <w:t>WHAT YOU CAN RESPONSIBLY SAY:</w:t>
       </w:r>
       <w:r>
-        <w:t xml:space="preserve"> State the classification accurately and avoid sensational comparisons.</w:t>
+        <w:t xml:space="preserve"> Say vegan eating can be affordable and often cheaper in high-income settings; do not dismiss genuine access constraints.</w:t>
       </w:r>
     </w:p>
     <w:p>
@@ -1756,7 +3914,7 @@
         <w:t>SOURCE:</w:t>
       </w:r>
       <w:r>
-        <w:t xml:space="preserve"> Bouvard et al. 2015  [Peer-reviewed]</w:t>
+        <w:t xml:space="preserve"> Springmann et al. 2021  [Peer-reviewed]</w:t>
       </w:r>
     </w:p>
     <w:p>
@@ -1767,7 +3925,7 @@
         <w:rPr>
           <w:sz w:val="16"/>
         </w:rPr>
-        <w:t>Carcinogenicity of consumption of red and processed meat. Lancet Oncology.</w:t>
+        <w:t>The global and regional costs of healthy and sustainable dietary patterns.</w:t>
       </w:r>
     </w:p>
     <w:p>
@@ -1780,31 +3938,69 @@
         </w:rPr>
         <w:t xml:space="preserve">URL: </w:t>
       </w:r>
-      <w:hyperlink r:id="rId29">
+      <w:hyperlink r:id="rId51">
         <w:r>
           <w:rPr>
+            <w:b/>
             <w:color w:val="0563C1"/>
             <w:u w:val="single"/>
-            <w:sz w:val="15"/>
           </w:rPr>
-          <w:t>https://pubmed.ncbi.nlm.nih.gov/26514947/</w:t>
+          <w:t>https://doi.org/10.1016/S2542-5196(21)00251-5</w:t>
         </w:r>
       </w:hyperlink>
     </w:p>
     <w:p>
       <w:pPr>
-        <w:pStyle w:val="Heading1"/>
-      </w:pPr>
-      <w:r>
-        <w:t>6. LIFE STAGES &amp; ATHLETIC PERFORMANCE</w:t>
-      </w:r>
+        <w:spacing w:before="60" w:after="0"/>
+      </w:pPr>
+      <w:r>
+        <w:rPr>
+          <w:b/>
+        </w:rPr>
+        <w:t>SOURCE:</w:t>
+      </w:r>
+      <w:r>
+        <w:t xml:space="preserve"> Kahleova et al. 2023  [Peer-reviewed]</w:t>
+      </w:r>
+    </w:p>
+    <w:p>
+      <w:pPr>
+        <w:spacing w:after="0"/>
+      </w:pPr>
+      <w:r>
+        <w:rPr>
+          <w:sz w:val="16"/>
+        </w:rPr>
+        <w:t>Food costs in a randomized low-fat vegan dietary intervention.</w:t>
+      </w:r>
+    </w:p>
+    <w:p>
+      <w:pPr>
+        <w:spacing w:after="80"/>
+      </w:pPr>
+      <w:r>
+        <w:rPr>
+          <w:b/>
+        </w:rPr>
+        <w:t xml:space="preserve">URL: </w:t>
+      </w:r>
+      <w:hyperlink r:id="rId52">
+        <w:r>
+          <w:rPr>
+            <w:b/>
+            <w:color w:val="0563C1"/>
+            <w:u w:val="single"/>
+          </w:rPr>
+          <w:t>https://pubmed.ncbi.nlm.nih.gov/37669055/</w:t>
+        </w:r>
+      </w:hyperlink>
     </w:p>
     <w:p>
       <w:pPr>
         <w:pStyle w:val="Heading2"/>
       </w:pPr>
       <w:r>
-        <w:t>Pregnancy</w:t>
+        <w:t>Costs that are not included in the price of food</w:t>
       </w:r>
     </w:p>
     <w:p>
@@ -1818,7 +4014,7 @@
         <w:t>BOTTOM LINE:</w:t>
       </w:r>
       <w:r>
-        <w:t xml:space="preserve"> Current evidence does not justify saying vegan pregnancy is inherently unsafe, but the evidence base is small and careful nutrient management is important.</w:t>
+        <w:t xml:space="preserve"> Food prices do not necessarily include climate, health, pollution or biodiversity costs.</w:t>
       </w:r>
     </w:p>
     <w:p>
@@ -1832,7 +4028,7 @@
         <w:t>WHAT THE EVIDENCE SHOWS:</w:t>
       </w:r>
       <w:r>
-        <w:t xml:space="preserve"> A 2024 systematic review found only six eligible studies, lower intakes of several nutrients in vegan pregnancies, apparently adequate B12 status with supplementation, and lower birth weight in some comparisons. The authors emphasized insufficient power and heterogeneity.</w:t>
+        <w:t xml:space="preserve"> Global modeling studies estimate large potential health and climate economic benefits from dietary shifts, but these are estimates from computer models that depend on assumptions about future diets, disease, prices and policy.</w:t>
       </w:r>
     </w:p>
     <w:p>
@@ -1846,7 +4042,7 @@
         <w:t>WHAT YOU CAN RESPONSIBLY SAY:</w:t>
       </w:r>
       <w:r>
-        <w:t xml:space="preserve"> Say a vegan pregnancy requires deliberate nutrition and professional monitoring; do not claim the research is as mature as adult nutrition evidence.</w:t>
+        <w:t xml:space="preserve"> Use economic scenarios as models, not observed savings or guaranteed outcomes.</w:t>
       </w:r>
     </w:p>
     <w:p>
@@ -1860,7 +4056,7 @@
         <w:t>SOURCE:</w:t>
       </w:r>
       <w:r>
-        <w:t xml:space="preserve"> Meulenbroeks et al. 2024  [Peer-reviewed]</w:t>
+        <w:t xml:space="preserve"> Springmann et al. 2016  [Peer-reviewed]</w:t>
       </w:r>
     </w:p>
     <w:p>
@@ -1871,7 +4067,7 @@
         <w:rPr>
           <w:sz w:val="16"/>
         </w:rPr>
-        <w:t>The Association of a Vegan Diet during Pregnancy with Maternal and Child Outcomes: A Systematic Review.</w:t>
+        <w:t>Analysis and valuation of the health and climate change cobenefits of dietary change.</w:t>
       </w:r>
     </w:p>
     <w:p>
@@ -1884,23 +4080,31 @@
         </w:rPr>
         <w:t xml:space="preserve">URL: </w:t>
       </w:r>
-      <w:hyperlink r:id="rId30">
+      <w:hyperlink r:id="rId53">
         <w:r>
           <w:rPr>
+            <w:b/>
             <w:color w:val="0563C1"/>
             <w:u w:val="single"/>
-            <w:sz w:val="15"/>
           </w:rPr>
-          <w:t>https://pubmed.ncbi.nlm.nih.gov/39408296/</w:t>
+          <w:t>https://doi.org/10.1073/pnas.1523119113</w:t>
         </w:r>
       </w:hyperlink>
     </w:p>
     <w:p>
       <w:pPr>
+        <w:pStyle w:val="Heading1"/>
+      </w:pPr>
+      <w:r>
+        <w:t>14. WORKERS, COMMUNITIES &amp; SOCIAL DIMENSIONS</w:t>
+      </w:r>
+    </w:p>
+    <w:p>
+      <w:pPr>
         <w:pStyle w:val="Heading2"/>
       </w:pPr>
       <w:r>
-        <w:t>Children and adolescents</w:t>
+        <w:t>Slaughterhouse and meat-processing work</w:t>
       </w:r>
     </w:p>
     <w:p>
@@ -1914,7 +4118,7 @@
         <w:t>BOTTOM LINE:</w:t>
       </w:r>
       <w:r>
-        <w:t xml:space="preserve"> Evidence in vegan children is growing but remains less certain than in adults; monitoring growth and key nutrients is warranted.</w:t>
+        <w:t xml:space="preserve"> Animal-product supply chains also affect human workers through injury, repetitive strain, hazardous machinery, biological exposure and psychosocial stress.</w:t>
       </w:r>
     </w:p>
     <w:p>
@@ -1928,7 +4132,7 @@
         <w:t>WHAT THE EVIDENCE SHOWS:</w:t>
       </w:r>
       <w:r>
-        <w:t xml:space="preserve"> Recent systematic reviews find mixed nutritional advantages and risks. B12 supplementation is essential; calcium, vitamin D, iron, zinc, iodine, omega-3 and adequate energy/protein deserve attention. Some meta-analyses report lower height or bone-mineral measures on average, while evidence quality and confounding remain important limitations.</w:t>
+        <w:t xml:space="preserve"> Worker outcomes vary by country, plant, job and regulation. Research on mental-health effects is less uniform than research on physical occupational hazards, so claims about trauma should be carefully sourced rather than assumed.</w:t>
       </w:r>
     </w:p>
     <w:p>
@@ -1942,7 +4146,7 @@
         <w:t>WHAT YOU CAN RESPONSIBLY SAY:</w:t>
       </w:r>
       <w:r>
-        <w:t xml:space="preserve"> Do not use an adult position statement as if it settles pediatric nutrition. Say vegan childhood nutrition can be managed, but current evidence supports monitoring and careful planning.</w:t>
+        <w:t xml:space="preserve"> Include workers in the ethical picture without using them as rhetorical props. Separate well-established occupational hazards from emerging psychosocial research.</w:t>
       </w:r>
     </w:p>
     <w:p>
@@ -1956,7 +4160,7 @@
         <w:t>SOURCE:</w:t>
       </w:r>
       <w:r>
-        <w:t xml:space="preserve"> Verduci et al. 2025  [Peer-reviewed]</w:t>
+        <w:t xml:space="preserve"> Leibler et al. 2017  [Peer-reviewed]</w:t>
       </w:r>
     </w:p>
     <w:p>
@@ -1964,7 +4168,10 @@
         <w:spacing w:after="0"/>
       </w:pPr>
       <w:r>
-        <w:t>Vegan diet and nutritional status in infants, children and adolescents: European Society for Paediatric Gastroenterology, Hepatology and Nutrition (ESPGHAN) position paper based on a systematic search.</w:t>
+        <w:rPr>
+          <w:sz w:val="16"/>
+        </w:rPr>
+        <w:t>Prevalence of serious psychological distress among slaughterhouse workers at a United States beef packing plant.</w:t>
       </w:r>
     </w:p>
     <w:p>
@@ -1977,16 +4184,74 @@
         </w:rPr>
         <w:t xml:space="preserve">URL: </w:t>
       </w:r>
-      <w:hyperlink r:id="rId31">
+      <w:hyperlink r:id="rId54">
         <w:r>
           <w:rPr>
+            <w:b/>
             <w:color w:val="0563C1"/>
             <w:u w:val="single"/>
-            <w:sz w:val="15"/>
           </w:rPr>
-          <w:t>https://pubmed.ncbi.nlm.nih.gov/40819279/</w:t>
+          <w:t>https://doi.org/10.3233/WOR-172543</w:t>
         </w:r>
       </w:hyperlink>
+    </w:p>
+    <w:p>
+      <w:pPr>
+        <w:pStyle w:val="Heading1"/>
+      </w:pPr>
+      <w:r>
+        <w:t>15. FARMERS, RURAL LIVELIHOODS &amp; TRANSITION</w:t>
+      </w:r>
+    </w:p>
+    <w:p>
+      <w:pPr>
+        <w:pStyle w:val="Heading2"/>
+      </w:pPr>
+      <w:r>
+        <w:t>A vegan transition is a production transition, not a claim that farmers should be abandoned</w:t>
+      </w:r>
+    </w:p>
+    <w:p>
+      <w:pPr>
+        <w:spacing w:after="60"/>
+      </w:pPr>
+      <w:r>
+        <w:rPr>
+          <w:b/>
+        </w:rPr>
+        <w:t>BOTTOM LINE:</w:t>
+      </w:r>
+      <w:r>
+        <w:t xml:space="preserve"> Reducing animal agriculture would shift demand, land use, infrastructure and employment; transition policy matters.</w:t>
+      </w:r>
+    </w:p>
+    <w:p>
+      <w:pPr>
+        <w:spacing w:after="60"/>
+      </w:pPr>
+      <w:r>
+        <w:rPr>
+          <w:b/>
+        </w:rPr>
+        <w:t>WHAT THE EVIDENCE SHOWS:</w:t>
+      </w:r>
+      <w:r>
+        <w:t xml:space="preserve"> Science can model land, environmental and economic changes, but specific transition programs are policy and implementation questions. Existing projects demonstrate that some farmers can move from animal production toward crops, horticulture, renewable energy, conservation or other revenue streams; they do not prove every farm can make the same transition.</w:t>
+      </w:r>
+    </w:p>
+    <w:p>
+      <w:pPr>
+        <w:spacing w:after="60"/>
+      </w:pPr>
+      <w:r>
+        <w:rPr>
+          <w:b/>
+        </w:rPr>
+        <w:t>WHAT YOU CAN RESPONSIBLY SAY:</w:t>
+      </w:r>
+      <w:r>
+        <w:t xml:space="preserve"> Pair environmental arguments with a just-transition framework: technical support, finance, market development, debt relief where appropriate, retraining and rural investment.</w:t>
+      </w:r>
     </w:p>
     <w:p>
       <w:pPr>
@@ -1999,7 +4264,7 @@
         <w:t>SOURCE:</w:t>
       </w:r>
       <w:r>
-        <w:t xml:space="preserve"> Sutter et al. 2023  [Peer-reviewed]</w:t>
+        <w:t xml:space="preserve"> Transfarmation  [Practical transition resource]</w:t>
       </w:r>
     </w:p>
     <w:p>
@@ -2010,7 +4275,7 @@
         <w:rPr>
           <w:sz w:val="16"/>
         </w:rPr>
-        <w:t>Health aspects of vegan diets among children and adolescents: systematic review and meta-analyses.</w:t>
+        <w:t>Farmer transition program and case studies.</w:t>
       </w:r>
     </w:p>
     <w:p>
@@ -2023,66 +4288,16 @@
         </w:rPr>
         <w:t xml:space="preserve">URL: </w:t>
       </w:r>
-      <w:hyperlink r:id="rId32">
+      <w:hyperlink r:id="rId55">
         <w:r>
           <w:rPr>
+            <w:b/>
             <w:color w:val="0563C1"/>
             <w:u w:val="single"/>
-            <w:sz w:val="15"/>
           </w:rPr>
-          <w:t>https://pubmed.ncbi.nlm.nih.gov/37811643/</w:t>
+          <w:t>https://transfarmationproject.org/</w:t>
         </w:r>
       </w:hyperlink>
-    </w:p>
-    <w:p>
-      <w:pPr>
-        <w:pStyle w:val="Heading2"/>
-      </w:pPr>
-      <w:r>
-        <w:t>Athletic performance</w:t>
-      </w:r>
-    </w:p>
-    <w:p>
-      <w:pPr>
-        <w:spacing w:after="60"/>
-      </w:pPr>
-      <w:r>
-        <w:rPr>
-          <w:b/>
-        </w:rPr>
-        <w:t>BOTTOM LINE:</w:t>
-      </w:r>
-      <w:r>
-        <w:t xml:space="preserve"> Current evidence does not show that well-planned plant-based diets impair athletic performance.</w:t>
-      </w:r>
-    </w:p>
-    <w:p>
-      <w:pPr>
-        <w:spacing w:after="60"/>
-      </w:pPr>
-      <w:r>
-        <w:rPr>
-          <w:b/>
-        </w:rPr>
-        <w:t>WHAT THE EVIDENCE SHOWS:</w:t>
-      </w:r>
-      <w:r>
-        <w:t xml:space="preserve"> A systematic review/meta-analysis found a moderate positive effect on aerobic performance, no significant effect on strength/power, and no overall performance disadvantage. Other reviews emphasize that energy, protein and micronutrient planning matter.</w:t>
-      </w:r>
-    </w:p>
-    <w:p>
-      <w:pPr>
-        <w:spacing w:after="60"/>
-      </w:pPr>
-      <w:r>
-        <w:rPr>
-          <w:b/>
-        </w:rPr>
-        <w:t>WHAT YOU CAN RESPONSIBLY SAY:</w:t>
-      </w:r>
-      <w:r>
-        <w:t xml:space="preserve"> Say vegan athletes can perform without an inherent disadvantage; do not promise that veganism automatically improves performance.</w:t>
-      </w:r>
     </w:p>
     <w:p>
       <w:pPr>
@@ -2095,7 +4310,7 @@
         <w:t>SOURCE:</w:t>
       </w:r>
       <w:r>
-        <w:t xml:space="preserve"> Damasceno et al. 2023  [Peer-reviewed]</w:t>
+        <w:t xml:space="preserve"> Rowdy Girl Sanctuary  [Practical transition resource]</w:t>
       </w:r>
     </w:p>
     <w:p>
@@ -2106,7 +4321,7 @@
         <w:rPr>
           <w:sz w:val="16"/>
         </w:rPr>
-        <w:t>Plant-based diets benefit aerobic performance and do not compromise strength/power performance: systematic review and meta-analysis.</w:t>
+        <w:t>Rancher Advocacy Program.</w:t>
       </w:r>
     </w:p>
     <w:p>
@@ -2119,2215 +4334,12 @@
         </w:rPr>
         <w:t xml:space="preserve">URL: </w:t>
       </w:r>
-      <w:hyperlink r:id="rId33">
-        <w:r>
-          <w:rPr>
-            <w:color w:val="0563C1"/>
-            <w:u w:val="single"/>
-            <w:sz w:val="15"/>
-          </w:rPr>
-          <w:t>https://pubmed.ncbi.nlm.nih.gov/37869973/</w:t>
-        </w:r>
-      </w:hyperlink>
-    </w:p>
-    <w:p>
-      <w:pPr>
-        <w:spacing w:before="60" w:after="0"/>
-      </w:pPr>
-      <w:r>
-        <w:rPr>
-          <w:b/>
-        </w:rPr>
-        <w:t>SOURCE:</w:t>
-      </w:r>
-      <w:r>
-        <w:t xml:space="preserve"> Presti et al. 2024  [Peer-reviewed]</w:t>
-      </w:r>
-    </w:p>
-    <w:p>
-      <w:pPr>
-        <w:spacing w:after="0"/>
-      </w:pPr>
-      <w:r>
-        <w:rPr>
-          <w:sz w:val="16"/>
-        </w:rPr>
-        <w:t>The Impact Plant-Based Diets Have on Athletic Performance and Body Composition: A Systematic Review.</w:t>
-      </w:r>
-    </w:p>
-    <w:p>
-      <w:pPr>
-        <w:spacing w:after="80"/>
-      </w:pPr>
-      <w:r>
-        <w:rPr>
-          <w:b/>
-        </w:rPr>
-        <w:t xml:space="preserve">URL: </w:t>
-      </w:r>
-      <w:hyperlink r:id="rId34">
-        <w:r>
-          <w:rPr>
-            <w:color w:val="0563C1"/>
-            <w:u w:val="single"/>
-            <w:sz w:val="15"/>
-          </w:rPr>
-          <w:t>https://pubmed.ncbi.nlm.nih.gov/38913935/</w:t>
-        </w:r>
-      </w:hyperlink>
-    </w:p>
-    <w:p>
-      <w:pPr>
-        <w:pStyle w:val="Heading1"/>
-      </w:pPr>
-      <w:r>
-        <w:t>7. CLIMATE, LAND, BIODIVERSITY &amp; ECOLOGICAL DEGRADATION</w:t>
-      </w:r>
-    </w:p>
-    <w:p>
-      <w:pPr>
-        <w:pStyle w:val="Heading2"/>
-      </w:pPr>
-      <w:r>
-        <w:t>Overall environmental footprint</w:t>
-      </w:r>
-    </w:p>
-    <w:p>
-      <w:pPr>
-        <w:spacing w:after="60"/>
-      </w:pPr>
-      <w:r>
-        <w:rPr>
-          <w:b/>
-        </w:rPr>
-        <w:t>BOTTOM LINE:</w:t>
-      </w:r>
-      <w:r>
-        <w:t xml:space="preserve"> Diets containing fewer animal-source foods generally have lower greenhouse-gas emissions and land use, with vegan dietary patterns among the lowest-impact patterns studied.</w:t>
-      </w:r>
-    </w:p>
-    <w:p>
-      <w:pPr>
-        <w:spacing w:after="60"/>
-      </w:pPr>
-      <w:r>
-        <w:rPr>
-          <w:b/>
-        </w:rPr>
-        <w:t>WHAT THE EVIDENCE SHOWS:</w:t>
-      </w:r>
-      <w:r>
-        <w:t xml:space="preserve"> A 65-study scoping review found broad agreement for lower greenhouse-gas emissions, land use and biodiversity loss in plant-based patterns, while water and energy outcomes were more context-dependent. A 2025 systematic review of 120 studies also emphasized substantial large differences between countries, study methods and assumptions.</w:t>
-      </w:r>
-    </w:p>
-    <w:p>
-      <w:pPr>
-        <w:spacing w:after="60"/>
-      </w:pPr>
-      <w:r>
-        <w:rPr>
-          <w:b/>
-        </w:rPr>
-        <w:t>WHAT YOU CAN RESPONSIBLY SAY:</w:t>
-      </w:r>
-      <w:r>
-        <w:t xml:space="preserve"> Say the environmental advantage is strongest and most consistent for greenhouse-gas emissions and land; avoid claiming every plant food beats every animal food on every environmental metric.</w:t>
-      </w:r>
-    </w:p>
-    <w:p>
-      <w:pPr>
-        <w:spacing w:before="60" w:after="0"/>
-      </w:pPr>
-      <w:r>
-        <w:rPr>
-          <w:b/>
-        </w:rPr>
-        <w:t>SOURCE:</w:t>
-      </w:r>
-      <w:r>
-        <w:t xml:space="preserve"> Reinhardt et al. 2023  [Peer-reviewed]</w:t>
-      </w:r>
-    </w:p>
-    <w:p>
-      <w:pPr>
-        <w:spacing w:after="0"/>
-      </w:pPr>
-      <w:r>
-        <w:rPr>
-          <w:sz w:val="16"/>
-        </w:rPr>
-        <w:t>The Environmental Sustainability of Plant-Based Dietary Patterns: A Scoping Review.</w:t>
-      </w:r>
-    </w:p>
-    <w:p>
-      <w:pPr>
-        <w:spacing w:after="80"/>
-      </w:pPr>
-      <w:r>
-        <w:rPr>
-          <w:b/>
-        </w:rPr>
-        <w:t xml:space="preserve">URL: </w:t>
-      </w:r>
-      <w:hyperlink r:id="rId35">
-        <w:r>
-          <w:rPr>
-            <w:color w:val="0563C1"/>
-            <w:u w:val="single"/>
-            <w:sz w:val="15"/>
-          </w:rPr>
-          <w:t>https://pubmed.ncbi.nlm.nih.gov/36809853/</w:t>
-        </w:r>
-      </w:hyperlink>
-    </w:p>
-    <w:p>
-      <w:pPr>
-        <w:spacing w:before="60" w:after="0"/>
-      </w:pPr>
-      <w:r>
-        <w:rPr>
-          <w:b/>
-        </w:rPr>
-        <w:t>SOURCE:</w:t>
-      </w:r>
-      <w:r>
-        <w:t xml:space="preserve"> Environmental Impact of Current Diets 2025  [Peer-reviewed]</w:t>
-      </w:r>
-    </w:p>
-    <w:p>
-      <w:pPr>
-        <w:spacing w:after="0"/>
-      </w:pPr>
-      <w:r>
-        <w:rPr>
-          <w:sz w:val="16"/>
-        </w:rPr>
-        <w:t>Environmental Impact of Current Diets and Alternative Dietary Scenarios Worldwide: A Systematic Review.</w:t>
-      </w:r>
-    </w:p>
-    <w:p>
-      <w:pPr>
-        <w:spacing w:after="80"/>
-      </w:pPr>
-      <w:r>
-        <w:rPr>
-          <w:b/>
-        </w:rPr>
-        <w:t xml:space="preserve">URL: </w:t>
-      </w:r>
-      <w:hyperlink r:id="rId36">
-        <w:r>
-          <w:rPr>
-            <w:color w:val="0563C1"/>
-            <w:u w:val="single"/>
-            <w:sz w:val="15"/>
-          </w:rPr>
-          <w:t>https://pubmed.ncbi.nlm.nih.gov/40459336/</w:t>
-        </w:r>
-      </w:hyperlink>
-    </w:p>
-    <w:p>
-      <w:pPr>
-        <w:pStyle w:val="Heading2"/>
-      </w:pPr>
-      <w:r>
-        <w:t>Measured United Kingdom dietary impacts</w:t>
-      </w:r>
-    </w:p>
-    <w:p>
-      <w:pPr>
-        <w:spacing w:after="60"/>
-      </w:pPr>
-      <w:r>
-        <w:rPr>
-          <w:b/>
-        </w:rPr>
-        <w:t>BOTTOM LINE:</w:t>
-      </w:r>
-      <w:r>
-        <w:t xml:space="preserve"> In a large United Kingdom sample, environmental impacts increased with animal-food consumption; vegan diets had substantially lower impacts than high-meat diets across all measured indicators.</w:t>
-      </w:r>
-    </w:p>
-    <w:p>
-      <w:pPr>
-        <w:spacing w:after="60"/>
-      </w:pPr>
-      <w:r>
-        <w:rPr>
-          <w:b/>
-        </w:rPr>
-        <w:t>WHAT THE EVIDENCE SHOWS:</w:t>
-      </w:r>
-      <w:r>
-        <w:t xml:space="preserve"> The study linked dietary data from 55,504 people with data that estimate environmental impacts across a product's life cycle from more than 38,000 farms. Vegan diets were about 25% of high-meat diets for greenhouse-gas emissions and land use, 46% for water use, 27% for nutrient pollution of waterways (eutrophication) and 34% for biodiversity impact.</w:t>
-      </w:r>
-    </w:p>
-    <w:p>
-      <w:pPr>
-        <w:spacing w:after="60"/>
-      </w:pPr>
-      <w:r>
-        <w:rPr>
-          <w:b/>
-        </w:rPr>
-        <w:t>WHAT YOU CAN RESPONSIBLY SAY:</w:t>
-      </w:r>
-      <w:r>
-        <w:t xml:space="preserve"> Use the metric-specific numbers. Do not turn 'about 75% lower greenhouse-gas emissions and land use' into '75% lower everything.'</w:t>
-      </w:r>
-    </w:p>
-    <w:p>
-      <w:pPr>
-        <w:spacing w:before="60" w:after="0"/>
-      </w:pPr>
-      <w:r>
-        <w:rPr>
-          <w:b/>
-        </w:rPr>
-        <w:t>SOURCE:</w:t>
-      </w:r>
-      <w:r>
-        <w:t xml:space="preserve"> Scarborough et al. 2023  [Peer-reviewed]</w:t>
-      </w:r>
-    </w:p>
-    <w:p>
-      <w:pPr>
-        <w:spacing w:after="0"/>
-      </w:pPr>
-      <w:r>
-        <w:t>Vegans, vegetarians, fish-eaters and meat-eaters in the United Kingdom show discrepant environmental impacts. Nature Food.</w:t>
-      </w:r>
-    </w:p>
-    <w:p>
-      <w:pPr>
-        <w:spacing w:after="80"/>
-      </w:pPr>
-      <w:r>
-        <w:rPr>
-          <w:b/>
-        </w:rPr>
-        <w:t xml:space="preserve">URL: </w:t>
-      </w:r>
-      <w:hyperlink r:id="rId37">
-        <w:r>
-          <w:rPr>
-            <w:color w:val="0563C1"/>
-            <w:u w:val="single"/>
-            <w:sz w:val="15"/>
-          </w:rPr>
-          <w:t>https://pubmed.ncbi.nlm.nih.gov/37474804/</w:t>
-        </w:r>
-      </w:hyperlink>
-    </w:p>
-    <w:p>
-      <w:pPr>
-        <w:pStyle w:val="Heading2"/>
-      </w:pPr>
-      <w:r>
-        <w:t>Global food production and land use</w:t>
-      </w:r>
-    </w:p>
-    <w:p>
-      <w:pPr>
-        <w:spacing w:after="60"/>
-      </w:pPr>
-      <w:r>
-        <w:rPr>
-          <w:b/>
-        </w:rPr>
-        <w:t>BOTTOM LINE:</w:t>
-      </w:r>
-      <w:r>
-        <w:t xml:space="preserve"> Animal products generally require much more agricultural land per unit of nutrition than plant foods, and reducing animal production could release large areas of land.</w:t>
-      </w:r>
-    </w:p>
-    <w:p>
-      <w:pPr>
-        <w:spacing w:after="60"/>
-      </w:pPr>
-      <w:r>
-        <w:rPr>
-          <w:b/>
-        </w:rPr>
-        <w:t>WHAT THE EVIDENCE SHOWS:</w:t>
-      </w:r>
-      <w:r>
-        <w:t xml:space="preserve"> Poore &amp; Nemecek synthesized data from ~38,000 farms and 119 countries. Their scenario eliminating animal products reduced global agricultural land use by about 76% while still supplying food, illustrating the large land opportunity cost of livestock.</w:t>
-      </w:r>
-    </w:p>
-    <w:p>
-      <w:pPr>
-        <w:spacing w:after="60"/>
-      </w:pPr>
-      <w:r>
-        <w:rPr>
-          <w:b/>
-        </w:rPr>
-        <w:t>WHAT YOU CAN RESPONSIBLY SAY:</w:t>
-      </w:r>
-      <w:r>
-        <w:t xml:space="preserve"> This is a modeled global scenario, not a prediction that all land would or should become cropland.</w:t>
-      </w:r>
-    </w:p>
-    <w:p>
-      <w:pPr>
-        <w:spacing w:before="60" w:after="0"/>
-      </w:pPr>
-      <w:r>
-        <w:rPr>
-          <w:b/>
-        </w:rPr>
-        <w:t>SOURCE:</w:t>
-      </w:r>
-      <w:r>
-        <w:t xml:space="preserve"> Poore &amp; Nemecek 2018  [Peer-reviewed]</w:t>
-      </w:r>
-    </w:p>
-    <w:p>
-      <w:pPr>
-        <w:spacing w:after="0"/>
-      </w:pPr>
-      <w:r>
-        <w:rPr>
-          <w:sz w:val="16"/>
-        </w:rPr>
-        <w:t>Reducing food's environmental impacts through producers and consumers. Science.</w:t>
-      </w:r>
-    </w:p>
-    <w:p>
-      <w:pPr>
-        <w:spacing w:after="80"/>
-      </w:pPr>
-      <w:r>
-        <w:rPr>
-          <w:b/>
-        </w:rPr>
-        <w:t xml:space="preserve">URL: </w:t>
-      </w:r>
-      <w:hyperlink r:id="rId38">
-        <w:r>
-          <w:rPr>
-            <w:color w:val="0563C1"/>
-            <w:u w:val="single"/>
-            <w:sz w:val="15"/>
-          </w:rPr>
-          <w:t>https://doi.org/10.1126/science.aaq0216</w:t>
-        </w:r>
-      </w:hyperlink>
-    </w:p>
-    <w:p>
-      <w:pPr>
-        <w:pStyle w:val="Heading2"/>
-      </w:pPr>
-      <w:r>
-        <w:t>Biodiversity</w:t>
-      </w:r>
-    </w:p>
-    <w:p>
-      <w:pPr>
-        <w:spacing w:after="60"/>
-      </w:pPr>
-      <w:r>
-        <w:rPr>
-          <w:b/>
-        </w:rPr>
-        <w:t>BOTTOM LINE:</w:t>
-      </w:r>
-      <w:r>
-        <w:t xml:space="preserve"> Habitat conversion and agricultural land demand are major biodiversity pressures; livestock contributes through pasture and feed-crop land.</w:t>
-      </w:r>
-    </w:p>
-    <w:p>
-      <w:pPr>
-        <w:spacing w:after="60"/>
-      </w:pPr>
-      <w:r>
-        <w:rPr>
-          <w:b/>
-        </w:rPr>
-        <w:t>WHAT THE EVIDENCE SHOWS:</w:t>
-      </w:r>
-      <w:r>
-        <w:t xml:space="preserve"> Because animal agriculture uses extensive pasture plus feed-producing cropland, dietary shifts that reduce land demand can reduce habitat pressure. Biodiversity outcomes remain location-specific and cannot be inferred from carbon alone.</w:t>
-      </w:r>
-    </w:p>
-    <w:p>
-      <w:pPr>
-        <w:spacing w:after="60"/>
-      </w:pPr>
-      <w:r>
-        <w:rPr>
-          <w:b/>
-        </w:rPr>
-        <w:t>WHAT YOU CAN RESPONSIBLY SAY:</w:t>
-      </w:r>
-      <w:r>
-        <w:t xml:space="preserve"> Say reduced animal-food demand can reduce land-driven biodiversity pressure; do not claim diet is the only biodiversity driver.</w:t>
-      </w:r>
-    </w:p>
-    <w:p>
-      <w:pPr>
-        <w:spacing w:before="60" w:after="0"/>
-      </w:pPr>
-      <w:r>
-        <w:rPr>
-          <w:b/>
-        </w:rPr>
-        <w:t>SOURCE:</w:t>
-      </w:r>
-      <w:r>
-        <w:t xml:space="preserve"> Reinhardt et al. 2023  [Peer-reviewed]</w:t>
-      </w:r>
-    </w:p>
-    <w:p>
-      <w:pPr>
-        <w:spacing w:after="0"/>
-      </w:pPr>
-      <w:r>
-        <w:rPr>
-          <w:sz w:val="16"/>
-        </w:rPr>
-        <w:t>Plant-based dietary patterns and environmental sustainability review.</w:t>
-      </w:r>
-    </w:p>
-    <w:p>
-      <w:pPr>
-        <w:spacing w:after="80"/>
-      </w:pPr>
-      <w:r>
-        <w:rPr>
-          <w:b/>
-        </w:rPr>
-        <w:t xml:space="preserve">URL: </w:t>
-      </w:r>
-      <w:hyperlink r:id="rId35">
-        <w:r>
-          <w:rPr>
-            <w:color w:val="0563C1"/>
-            <w:u w:val="single"/>
-            <w:sz w:val="15"/>
-          </w:rPr>
-          <w:t>https://pubmed.ncbi.nlm.nih.gov/36809853/</w:t>
-        </w:r>
-      </w:hyperlink>
-    </w:p>
-    <w:p>
-      <w:pPr>
-        <w:pStyle w:val="Heading1"/>
-      </w:pPr>
-      <w:r>
-        <w:t>8. CROPS, FEED, SOY &amp; THE 'CROP DEATHS' ARGUMENT</w:t>
-      </w:r>
-    </w:p>
-    <w:p>
-      <w:pPr>
-        <w:pStyle w:val="Heading2"/>
-      </w:pPr>
-      <w:r>
-        <w:t>Feeding crops to animals is a conversion step</w:t>
-      </w:r>
-    </w:p>
-    <w:p>
-      <w:pPr>
-        <w:spacing w:after="60"/>
-      </w:pPr>
-      <w:r>
-        <w:rPr>
-          <w:b/>
-        </w:rPr>
-        <w:t>BOTTOM LINE:</w:t>
-      </w:r>
-      <w:r>
-        <w:t xml:space="preserve"> When human-edible crops are fed to livestock, much of their food energy is used for animal metabolism rather than returned as meat, milk or eggs.</w:t>
-      </w:r>
-    </w:p>
-    <w:p>
-      <w:pPr>
-        <w:spacing w:after="60"/>
-      </w:pPr>
-      <w:r>
-        <w:rPr>
-          <w:b/>
-        </w:rPr>
-        <w:t>WHAT THE EVIDENCE SHOWS:</w:t>
-      </w:r>
-      <w:r>
-        <w:t xml:space="preserve"> Global modeling has shown that redirecting suitable crops from feed and other uses toward direct human food can increase the calories available to people. Not all livestock feed is human-edible, and grazing systems differ, so the argument should focus on total land and resource use rather than pretending every kilogram of feed could be eaten by humans.</w:t>
-      </w:r>
-    </w:p>
-    <w:p>
-      <w:pPr>
-        <w:spacing w:after="60"/>
-      </w:pPr>
-      <w:r>
-        <w:rPr>
-          <w:b/>
-        </w:rPr>
-        <w:t>WHAT YOU CAN RESPONSIBLY SAY:</w:t>
-      </w:r>
-      <w:r>
-        <w:t xml:space="preserve"> Say animal agriculture often adds a trophic conversion step and substantial land demand; acknowledge non-human-edible feed and pasture.</w:t>
-      </w:r>
-    </w:p>
-    <w:p>
-      <w:pPr>
-        <w:spacing w:before="60" w:after="0"/>
-      </w:pPr>
-      <w:r>
-        <w:rPr>
-          <w:b/>
-        </w:rPr>
-        <w:t>SOURCE:</w:t>
-      </w:r>
-      <w:r>
-        <w:t xml:space="preserve"> Cassidy et al. 2013  [Peer-reviewed]</w:t>
-      </w:r>
-    </w:p>
-    <w:p>
-      <w:pPr>
-        <w:spacing w:after="0"/>
-      </w:pPr>
-      <w:r>
-        <w:rPr>
-          <w:sz w:val="16"/>
-        </w:rPr>
-        <w:t>Redefining agricultural yields: from tonnes to people nourished per hectare.</w:t>
-      </w:r>
-    </w:p>
-    <w:p>
-      <w:pPr>
-        <w:spacing w:after="80"/>
-      </w:pPr>
-      <w:r>
-        <w:rPr>
-          <w:b/>
-        </w:rPr>
-        <w:t xml:space="preserve">URL: </w:t>
-      </w:r>
-      <w:hyperlink r:id="rId39">
-        <w:r>
-          <w:rPr>
-            <w:color w:val="0563C1"/>
-            <w:u w:val="single"/>
-            <w:sz w:val="15"/>
-          </w:rPr>
-          <w:t>https://doi.org/10.1088/1748-9326/8/3/034015</w:t>
-        </w:r>
-      </w:hyperlink>
-    </w:p>
-    <w:p>
-      <w:pPr>
-        <w:pStyle w:val="Heading2"/>
-      </w:pPr>
-      <w:r>
-        <w:t>Soy: what the 77% figure actually means</w:t>
-      </w:r>
-    </w:p>
-    <w:p>
-      <w:pPr>
-        <w:spacing w:after="60"/>
-      </w:pPr>
-      <w:r>
-        <w:rPr>
-          <w:b/>
-        </w:rPr>
-        <w:t>BOTTOM LINE:</w:t>
-      </w:r>
-      <w:r>
-        <w:t xml:space="preserve"> Roughly three-quarters of global soy is associated with animal feed, while only a small share is eaten directly as soy foods.</w:t>
-      </w:r>
-    </w:p>
-    <w:p>
-      <w:pPr>
-        <w:spacing w:after="60"/>
-      </w:pPr>
-      <w:r>
-        <w:rPr>
-          <w:b/>
-        </w:rPr>
-        <w:t>WHAT THE EVIDENCE SHOWS:</w:t>
-      </w:r>
-      <w:r>
-        <w:t xml:space="preserve"> Soybeans are crushed into multiple co-products, especially high-protein soybean meal and soybean oil. Allocation statistics can therefore be described by mass, economic value or end use, and simplistic percentages can mislead. The widely cited ~77% feed figure largely reflects soybean meal used for livestock; direct foods such as tofu, soy milk, tempeh and edamame are a small share. Oil goes into cooking, processed foods, biodiesel and industrial uses.</w:t>
-      </w:r>
-    </w:p>
-    <w:p>
-      <w:pPr>
-        <w:spacing w:after="60"/>
-      </w:pPr>
-      <w:r>
-        <w:rPr>
-          <w:b/>
-        </w:rPr>
-        <w:t>WHAT YOU CAN RESPONSIBLY SAY:</w:t>
-      </w:r>
-      <w:r>
-        <w:t xml:space="preserve"> Say '~77% of global soy is used for animal feed, primarily as meal; direct human soy foods are a small share.' Do not say the remaining 16% is all 'industrial use.'</w:t>
-      </w:r>
-    </w:p>
-    <w:p>
-      <w:pPr>
-        <w:spacing w:before="60" w:after="0"/>
-      </w:pPr>
-      <w:r>
-        <w:rPr>
-          <w:b/>
-        </w:rPr>
-        <w:t>SOURCE:</w:t>
-      </w:r>
-      <w:r>
-        <w:t xml:space="preserve"> Ritchie &amp; Roser / Our World in Data  [Data synthesis]</w:t>
-      </w:r>
-    </w:p>
-    <w:p>
-      <w:pPr>
-        <w:spacing w:after="0"/>
-      </w:pPr>
-      <w:r>
-        <w:t>Soy: allocation and drivers of deforestation, based on data from the United Nations Food and Agriculture Organization (FAO) and the Food Climate Research Network (FCRN).</w:t>
-      </w:r>
-    </w:p>
-    <w:p>
-      <w:pPr>
-        <w:spacing w:after="80"/>
-      </w:pPr>
-      <w:r>
-        <w:rPr>
-          <w:b/>
-        </w:rPr>
-        <w:t xml:space="preserve">URL: </w:t>
-      </w:r>
-      <w:hyperlink r:id="rId40">
-        <w:r>
-          <w:rPr>
-            <w:color w:val="0563C1"/>
-            <w:u w:val="single"/>
-            <w:sz w:val="15"/>
-          </w:rPr>
-          <w:t>https://ourworldindata.org/soy</w:t>
-        </w:r>
-      </w:hyperlink>
-    </w:p>
-    <w:p>
-      <w:pPr>
-        <w:pStyle w:val="Heading2"/>
-      </w:pPr>
-      <w:r>
-        <w:t>Crop deaths</w:t>
-      </w:r>
-    </w:p>
-    <w:p>
-      <w:pPr>
-        <w:spacing w:after="60"/>
-      </w:pPr>
-      <w:r>
-        <w:rPr>
-          <w:b/>
-        </w:rPr>
-        <w:t>BOTTOM LINE:</w:t>
-      </w:r>
-      <w:r>
-        <w:t xml:space="preserve"> Crop production can kill wild animals; veganism is not a claim that plant agriculture causes zero animal deaths.</w:t>
-      </w:r>
-    </w:p>
-    <w:p>
-      <w:pPr>
-        <w:spacing w:after="60"/>
-      </w:pPr>
-      <w:r>
-        <w:rPr>
-          <w:b/>
-        </w:rPr>
-        <w:t>WHAT THE EVIDENCE SHOWS:</w:t>
-      </w:r>
-      <w:r>
-        <w:t xml:space="preserve"> Reliable global counts of field-animal deaths are difficult because mortality varies by crop, region, farming practice and whether displacement/predation is counted. Animal agriculture does not eliminate crop impacts: many farmed animals consume crops, and livestock also occupies large pasture areas.</w:t>
-      </w:r>
-    </w:p>
-    <w:p>
-      <w:pPr>
-        <w:spacing w:after="60"/>
-      </w:pPr>
-      <w:r>
-        <w:rPr>
-          <w:b/>
-        </w:rPr>
-        <w:t>WHAT YOU CAN RESPONSIBLY SAY:</w:t>
-      </w:r>
-      <w:r>
-        <w:t xml:space="preserve"> The defensible argument is comparative: minimize avoidable harm and resource demand. Do not quote speculative crop-death numbers as settled science.</w:t>
-      </w:r>
-    </w:p>
-    <w:p>
-      <w:pPr>
-        <w:spacing w:before="60" w:after="0"/>
-      </w:pPr>
-      <w:r>
-        <w:rPr>
-          <w:b/>
-        </w:rPr>
-        <w:t>SOURCE:</w:t>
-      </w:r>
-      <w:r>
-        <w:t xml:space="preserve"> Fischer &amp; Lamey 2018  [Peer-reviewed]</w:t>
-      </w:r>
-    </w:p>
-    <w:p>
-      <w:pPr>
-        <w:spacing w:after="0"/>
-      </w:pPr>
-      <w:r>
-        <w:rPr>
-          <w:sz w:val="16"/>
-        </w:rPr>
-        <w:t>Field Deaths in Plant Agriculture. Journal of Agricultural and Environmental Ethics.</w:t>
-      </w:r>
-    </w:p>
-    <w:p>
-      <w:pPr>
-        <w:spacing w:after="80"/>
-      </w:pPr>
-      <w:r>
-        <w:rPr>
-          <w:b/>
-        </w:rPr>
-        <w:t xml:space="preserve">URL: </w:t>
-      </w:r>
-      <w:hyperlink r:id="rId41">
-        <w:r>
-          <w:rPr>
-            <w:color w:val="0563C1"/>
-            <w:u w:val="single"/>
-            <w:sz w:val="15"/>
-          </w:rPr>
-          <w:t>https://doi.org/10.1007/s10806-018-9733-8</w:t>
-        </w:r>
-      </w:hyperlink>
-    </w:p>
-    <w:p>
-      <w:pPr>
-        <w:pStyle w:val="Heading1"/>
-      </w:pPr>
-      <w:r>
-        <w:t>9. WATER, NUTRIENT POLLUTION &amp; AIR QUALITY</w:t>
-      </w:r>
-    </w:p>
-    <w:p>
-      <w:pPr>
-        <w:pStyle w:val="Heading2"/>
-      </w:pPr>
-      <w:r>
-        <w:t>Water use is context-dependent</w:t>
-      </w:r>
-    </w:p>
-    <w:p>
-      <w:pPr>
-        <w:spacing w:after="60"/>
-      </w:pPr>
-      <w:r>
-        <w:rPr>
-          <w:b/>
-        </w:rPr>
-        <w:t>BOTTOM LINE:</w:t>
-      </w:r>
-      <w:r>
-        <w:t xml:space="preserve"> Plant-rich diets generally reduce several environmental pressures, but water is more variable than land use or greenhouse gases.</w:t>
-      </w:r>
-    </w:p>
-    <w:p>
-      <w:pPr>
-        <w:spacing w:after="60"/>
-      </w:pPr>
-      <w:r>
-        <w:rPr>
-          <w:b/>
-        </w:rPr>
-        <w:t>WHAT THE EVIDENCE SHOWS:</w:t>
-      </w:r>
-      <w:r>
-        <w:t xml:space="preserve"> Water footprints depend strongly on crop, location, irrigation and whether green, blue or grey water is measured. Reviews find some sustainable diets can increase water use even while reducing greenhouse-gas emissions and land use.</w:t>
-      </w:r>
-    </w:p>
-    <w:p>
-      <w:pPr>
-        <w:spacing w:after="60"/>
-      </w:pPr>
-      <w:r>
-        <w:rPr>
-          <w:b/>
-        </w:rPr>
-        <w:t>WHAT YOU CAN RESPONSIBLY SAY:</w:t>
-      </w:r>
-      <w:r>
-        <w:t xml:space="preserve"> Do not claim vegan diets always use less water in every location. Use metric- and geography-specific evidence.</w:t>
-      </w:r>
-    </w:p>
-    <w:p>
-      <w:pPr>
-        <w:spacing w:before="60" w:after="0"/>
-      </w:pPr>
-      <w:r>
-        <w:rPr>
-          <w:b/>
-        </w:rPr>
-        <w:t>SOURCE:</w:t>
-      </w:r>
-      <w:r>
-        <w:t xml:space="preserve"> Aleksandrowicz et al. 2016  [Peer-reviewed]</w:t>
-      </w:r>
-    </w:p>
-    <w:p>
-      <w:pPr>
-        <w:spacing w:after="0"/>
-      </w:pPr>
-      <w:r>
-        <w:t>The Impacts of Dietary Change on Greenhouse-Gas Emissions, Land, Water and Health: A Systematic Review.</w:t>
-      </w:r>
-    </w:p>
-    <w:p>
-      <w:pPr>
-        <w:spacing w:after="80"/>
-      </w:pPr>
-      <w:r>
-        <w:rPr>
-          <w:b/>
-        </w:rPr>
-        <w:t xml:space="preserve">URL: </w:t>
-      </w:r>
-      <w:hyperlink r:id="rId42">
-        <w:r>
-          <w:rPr>
-            <w:color w:val="0563C1"/>
-            <w:u w:val="single"/>
-            <w:sz w:val="15"/>
-          </w:rPr>
-          <w:t>https://pubmed.ncbi.nlm.nih.gov/27812156/</w:t>
-        </w:r>
-      </w:hyperlink>
-    </w:p>
-    <w:p>
-      <w:pPr>
-        <w:spacing w:before="60" w:after="0"/>
-      </w:pPr>
-      <w:r>
-        <w:rPr>
-          <w:b/>
-        </w:rPr>
-        <w:t>SOURCE:</w:t>
-      </w:r>
-      <w:r>
-        <w:t xml:space="preserve"> Jarmul et al. 2020  [Peer-reviewed]</w:t>
-      </w:r>
-    </w:p>
-    <w:p>
-      <w:pPr>
-        <w:spacing w:after="0"/>
-      </w:pPr>
-      <w:r>
-        <w:rPr>
-          <w:sz w:val="16"/>
-        </w:rPr>
-        <w:t>Climate change mitigation through dietary change: systematic review.</w:t>
-      </w:r>
-    </w:p>
-    <w:p>
-      <w:pPr>
-        <w:spacing w:after="80"/>
-      </w:pPr>
-      <w:r>
-        <w:rPr>
-          <w:b/>
-        </w:rPr>
-        <w:t xml:space="preserve">URL: </w:t>
-      </w:r>
-      <w:hyperlink r:id="rId43">
-        <w:r>
-          <w:rPr>
-            <w:color w:val="0563C1"/>
-            <w:u w:val="single"/>
-            <w:sz w:val="15"/>
-          </w:rPr>
-          <w:t>https://pubmed.ncbi.nlm.nih.gov/33897807/</w:t>
-        </w:r>
-      </w:hyperlink>
-    </w:p>
-    <w:p>
-      <w:pPr>
-        <w:pStyle w:val="Heading2"/>
-      </w:pPr>
-      <w:r>
-        <w:t>Manure and nutrient pollution</w:t>
-      </w:r>
-    </w:p>
-    <w:p>
-      <w:pPr>
-        <w:spacing w:after="60"/>
-      </w:pPr>
-      <w:r>
-        <w:rPr>
-          <w:b/>
-        </w:rPr>
-        <w:t>BOTTOM LINE:</w:t>
-      </w:r>
-      <w:r>
-        <w:t xml:space="preserve"> Concentrated animal production can create nitrogen, phosphorus, ammonia and waste-management burdens.</w:t>
-      </w:r>
-    </w:p>
-    <w:p>
-      <w:pPr>
-        <w:spacing w:after="60"/>
-      </w:pPr>
-      <w:r>
-        <w:rPr>
-          <w:b/>
-        </w:rPr>
-        <w:t>WHAT THE EVIDENCE SHOWS:</w:t>
-      </w:r>
-      <w:r>
-        <w:t xml:space="preserve"> Manure is a valuable fertilizer when appropriately managed, but nutrient surpluses and emissions can contribute to nutrient pollution of waterways (eutrophication), nitrate contamination and particulate-matter formation. Impacts depend on animal density, manure management and local nutrient balance.</w:t>
-      </w:r>
-    </w:p>
-    <w:p>
-      <w:pPr>
-        <w:spacing w:after="60"/>
-      </w:pPr>
-      <w:r>
-        <w:rPr>
-          <w:b/>
-        </w:rPr>
-        <w:t>WHAT YOU CAN RESPONSIBLY SAY:</w:t>
-      </w:r>
-      <w:r>
-        <w:t xml:space="preserve"> Do not describe manure as inherently 'toxic'; describe documented pollution pathways and management limits.</w:t>
-      </w:r>
-    </w:p>
-    <w:p>
-      <w:pPr>
-        <w:spacing w:before="60" w:after="0"/>
-      </w:pPr>
-      <w:r>
-        <w:rPr>
-          <w:b/>
-        </w:rPr>
-        <w:t>SOURCE:</w:t>
-      </w:r>
-      <w:r>
-        <w:t xml:space="preserve"> Gilbert et al. 2021  [Peer-reviewed]</w:t>
-      </w:r>
-    </w:p>
-    <w:p>
-      <w:pPr>
-        <w:spacing w:after="0"/>
-      </w:pPr>
-      <w:r>
-        <w:rPr>
-          <w:sz w:val="16"/>
-        </w:rPr>
-        <w:t>Livestock intensification externalities including environmental degradation.</w:t>
-      </w:r>
-    </w:p>
-    <w:p>
-      <w:pPr>
-        <w:spacing w:after="80"/>
-      </w:pPr>
-      <w:r>
-        <w:rPr>
-          <w:b/>
-        </w:rPr>
-        <w:t xml:space="preserve">URL: </w:t>
-      </w:r>
-      <w:hyperlink r:id="rId44">
-        <w:r>
-          <w:rPr>
-            <w:color w:val="0563C1"/>
-            <w:u w:val="single"/>
-            <w:sz w:val="15"/>
-          </w:rPr>
-          <w:t>https://pubmed.ncbi.nlm.nih.gov/33573940/</w:t>
-        </w:r>
-      </w:hyperlink>
-    </w:p>
-    <w:p>
-      <w:pPr>
-        <w:pStyle w:val="Heading1"/>
-      </w:pPr>
-      <w:r>
-        <w:t>10. PUBLIC HEALTH: ANTIMICROBIAL RESISTANCE, ZOONOSES &amp; FOOD SYSTEMS</w:t>
-      </w:r>
-    </w:p>
-    <w:p>
-      <w:pPr>
-        <w:pStyle w:val="Heading2"/>
-      </w:pPr>
-      <w:r>
-        <w:t>Antimicrobial resistance</w:t>
-      </w:r>
-    </w:p>
-    <w:p>
-      <w:pPr>
-        <w:spacing w:after="60"/>
-      </w:pPr>
-      <w:r>
-        <w:rPr>
-          <w:b/>
-        </w:rPr>
-        <w:t>BOTTOM LINE:</w:t>
-      </w:r>
-      <w:r>
-        <w:t xml:space="preserve"> Antimicrobial use in food-animal systems can select for resistant bacteria and resistance genes that circulate among animals, people and environments.</w:t>
-      </w:r>
-    </w:p>
-    <w:p>
-      <w:pPr>
-        <w:spacing w:after="60"/>
-      </w:pPr>
-      <w:r>
-        <w:rPr>
-          <w:b/>
-        </w:rPr>
-        <w:t>WHAT THE EVIDENCE SHOWS:</w:t>
-      </w:r>
-      <w:r>
-        <w:t xml:space="preserve"> Antimicrobial resistance (antimicrobial resistance) happens when microbes such as bacteria evolve so that medicines designed to kill or control them no longer work effectively. It has many causes, including antimicrobial use in human medicine. Research also identifies food-animal production as an important setting where resistant organisms and resistance genes can develop and spread, especially when antimicrobial use and infection control are poorly managed.</w:t>
-      </w:r>
-    </w:p>
-    <w:p>
-      <w:pPr>
-        <w:spacing w:after="60"/>
-      </w:pPr>
-      <w:r>
-        <w:rPr>
-          <w:b/>
-        </w:rPr>
-        <w:t>WHAT YOU CAN RESPONSIBLY SAY:</w:t>
-      </w:r>
-      <w:r>
-        <w:t xml:space="preserve"> Antimicrobial use in livestock contributes to antimicrobial-resistance risk. Animal agriculture is not the only cause, and eliminating animal foods would not eliminate antimicrobial resistance by itself.</w:t>
-      </w:r>
-    </w:p>
-    <w:p>
-      <w:pPr>
-        <w:spacing w:before="60" w:after="0"/>
-      </w:pPr>
-      <w:r>
-        <w:rPr>
-          <w:b/>
-        </w:rPr>
-        <w:t>SOURCE:</w:t>
-      </w:r>
-      <w:r>
-        <w:t xml:space="preserve"> Gilbert et al. 2021  [Peer-reviewed]</w:t>
-      </w:r>
-    </w:p>
-    <w:p>
-      <w:pPr>
-        <w:spacing w:after="0"/>
-      </w:pPr>
-      <w:r>
-        <w:t>Mitigating risks posed by livestock intensification: antimicrobial resistance and diseases that can pass between animals and humans.</w:t>
-      </w:r>
-    </w:p>
-    <w:p>
-      <w:pPr>
-        <w:spacing w:after="80"/>
-      </w:pPr>
-      <w:r>
-        <w:rPr>
-          <w:b/>
-        </w:rPr>
-        <w:t xml:space="preserve">URL: </w:t>
-      </w:r>
-      <w:hyperlink r:id="rId44">
-        <w:r>
-          <w:rPr>
-            <w:color w:val="0563C1"/>
-            <w:u w:val="single"/>
-            <w:sz w:val="15"/>
-          </w:rPr>
-          <w:t>https://pubmed.ncbi.nlm.nih.gov/33573940/</w:t>
-        </w:r>
-      </w:hyperlink>
-    </w:p>
-    <w:p>
-      <w:pPr>
-        <w:spacing w:before="60" w:after="0"/>
-      </w:pPr>
-      <w:r>
-        <w:rPr>
-          <w:b/>
-        </w:rPr>
-        <w:t>SOURCE:</w:t>
-      </w:r>
-      <w:r>
-        <w:t xml:space="preserve"> Food-system antimicrobial-resistance umbrella review 2025  [Peer-reviewed]</w:t>
-      </w:r>
-    </w:p>
-    <w:p>
-      <w:pPr>
-        <w:spacing w:after="0"/>
-      </w:pPr>
-      <w:r>
-        <w:rPr>
-          <w:sz w:val="16"/>
-        </w:rPr>
-        <w:t>Interconnections between the food system and antimicrobial resistance.</w:t>
-      </w:r>
-    </w:p>
-    <w:p>
-      <w:pPr>
-        <w:spacing w:after="80"/>
-      </w:pPr>
-      <w:r>
-        <w:rPr>
-          <w:b/>
-        </w:rPr>
-        <w:t xml:space="preserve">URL: </w:t>
-      </w:r>
-      <w:hyperlink r:id="rId45">
-        <w:r>
-          <w:rPr>
-            <w:color w:val="0563C1"/>
-            <w:u w:val="single"/>
-            <w:sz w:val="15"/>
-          </w:rPr>
-          <w:t>https://pubmed.ncbi.nlm.nih.gov/40746419/</w:t>
-        </w:r>
-      </w:hyperlink>
-    </w:p>
-    <w:p>
-      <w:pPr>
-        <w:pStyle w:val="Heading2"/>
-      </w:pPr>
-      <w:r>
-        <w:t>Diseases that can pass between animals and humans</w:t>
-      </w:r>
-    </w:p>
-    <w:p>
-      <w:pPr>
-        <w:spacing w:after="60"/>
-      </w:pPr>
-      <w:r>
-        <w:rPr>
-          <w:b/>
-        </w:rPr>
-        <w:t>BOTTOM LINE:</w:t>
-      </w:r>
-      <w:r>
-        <w:t xml:space="preserve"> Human-animal interfaces can create opportunities for pathogen emergence and transmission; livestock intensification can modify those risks.</w:t>
-      </w:r>
-    </w:p>
-    <w:p>
-      <w:pPr>
-        <w:spacing w:after="60"/>
-      </w:pPr>
-      <w:r>
-        <w:rPr>
-          <w:b/>
-        </w:rPr>
-        <w:t>WHAT THE EVIDENCE SHOWS:</w:t>
-      </w:r>
-      <w:r>
-        <w:t xml:space="preserve"> Zoonotic risk depends on species, density, biosecurity, land-use change, wildlife contact, trade and many other factors. Animal agriculture is one component of a broader disease-ecology system.</w:t>
-      </w:r>
-    </w:p>
-    <w:p>
-      <w:pPr>
-        <w:spacing w:after="60"/>
-      </w:pPr>
-      <w:r>
-        <w:rPr>
-          <w:b/>
-        </w:rPr>
-        <w:t>WHAT YOU CAN RESPONSIBLY SAY:</w:t>
-      </w:r>
-      <w:r>
-        <w:t xml:space="preserve"> Say reducing risky animal-human interfaces can reduce some risks of diseases passing between animals and humans; do not claim veganism makes pandemics impossible.</w:t>
-      </w:r>
-    </w:p>
-    <w:p>
-      <w:pPr>
-        <w:spacing w:before="60" w:after="0"/>
-      </w:pPr>
-      <w:r>
-        <w:rPr>
-          <w:b/>
-        </w:rPr>
-        <w:t>SOURCE:</w:t>
-      </w:r>
-      <w:r>
-        <w:t xml:space="preserve"> Gilbert et al. 2021  [Peer-reviewed]</w:t>
-      </w:r>
-    </w:p>
-    <w:p>
-      <w:pPr>
-        <w:spacing w:after="0"/>
-      </w:pPr>
-      <w:r>
-        <w:t>Review of livestock intensification, antimicrobial resistance and diseases that can pass between animals and humans.</w:t>
-      </w:r>
-    </w:p>
-    <w:p>
-      <w:pPr>
-        <w:spacing w:after="80"/>
-      </w:pPr>
-      <w:r>
-        <w:rPr>
-          <w:b/>
-        </w:rPr>
-        <w:t xml:space="preserve">URL: </w:t>
-      </w:r>
-      <w:hyperlink r:id="rId44">
-        <w:r>
-          <w:rPr>
-            <w:color w:val="0563C1"/>
-            <w:u w:val="single"/>
-            <w:sz w:val="15"/>
-          </w:rPr>
-          <w:t>https://pubmed.ncbi.nlm.nih.gov/33573940/</w:t>
-        </w:r>
-      </w:hyperlink>
-    </w:p>
-    <w:p>
-      <w:pPr>
-        <w:pStyle w:val="Heading1"/>
-      </w:pPr>
-      <w:r>
-        <w:t>11. FISHING &amp; AQUACULTURE</w:t>
-      </w:r>
-    </w:p>
-    <w:p>
-      <w:pPr>
-        <w:pStyle w:val="Heading2"/>
-      </w:pPr>
-      <w:r>
-        <w:t>Wild-capture fishing and bycatch</w:t>
-      </w:r>
-    </w:p>
-    <w:p>
-      <w:pPr>
-        <w:spacing w:after="60"/>
-      </w:pPr>
-      <w:r>
-        <w:rPr>
-          <w:b/>
-        </w:rPr>
-        <w:t>BOTTOM LINE:</w:t>
-      </w:r>
-      <w:r>
-        <w:t xml:space="preserve"> Fishing affects both target animals and non-target wildlife through capture, injury, mortality and ecosystem effects.</w:t>
-      </w:r>
-    </w:p>
-    <w:p>
-      <w:pPr>
-        <w:spacing w:after="60"/>
-      </w:pPr>
-      <w:r>
-        <w:rPr>
-          <w:b/>
-        </w:rPr>
-        <w:t>WHAT THE EVIDENCE SHOWS:</w:t>
-      </w:r>
-      <w:r>
-        <w:t xml:space="preserve"> Bycatch includes non-target fish, marine mammals, turtles, seabirds and invertebrates. Magnitudes vary dramatically by fishery and gear, and management can reduce bycatch without eliminating it.</w:t>
-      </w:r>
-    </w:p>
-    <w:p>
-      <w:pPr>
-        <w:spacing w:after="60"/>
-      </w:pPr>
-      <w:r>
-        <w:rPr>
-          <w:b/>
-        </w:rPr>
-        <w:t>WHAT YOU CAN RESPONSIBLY SAY:</w:t>
-      </w:r>
-      <w:r>
-        <w:t xml:space="preserve"> Use fishery-specific evidence when giving numbers; avoid one global bycatch percentage as if it applies everywhere.</w:t>
-      </w:r>
-    </w:p>
-    <w:p>
-      <w:pPr>
-        <w:spacing w:before="60" w:after="0"/>
-      </w:pPr>
-      <w:r>
-        <w:rPr>
-          <w:b/>
-        </w:rPr>
-        <w:t>SOURCE:</w:t>
-      </w:r>
-      <w:r>
-        <w:t xml:space="preserve"> Lewison et al. 2014  [Peer-reviewed]</w:t>
-      </w:r>
-    </w:p>
-    <w:p>
-      <w:pPr>
-        <w:spacing w:after="0"/>
-      </w:pPr>
-      <w:r>
-        <w:rPr>
-          <w:sz w:val="16"/>
-        </w:rPr>
-        <w:t>Global patterns of marine mammal, seabird, and sea turtle bycatch reveal taxa-specific and cumulative megafauna hotspots.</w:t>
-      </w:r>
-    </w:p>
-    <w:p>
-      <w:pPr>
-        <w:spacing w:after="80"/>
-      </w:pPr>
-      <w:r>
-        <w:rPr>
-          <w:b/>
-        </w:rPr>
-        <w:t xml:space="preserve">URL: </w:t>
-      </w:r>
-      <w:hyperlink r:id="rId46">
-        <w:r>
-          <w:rPr>
-            <w:color w:val="0563C1"/>
-            <w:u w:val="single"/>
-            <w:sz w:val="15"/>
-          </w:rPr>
-          <w:t>https://doi.org/10.1073/pnas.1318960111</w:t>
-        </w:r>
-      </w:hyperlink>
-    </w:p>
-    <w:p>
-      <w:pPr>
-        <w:pStyle w:val="Heading2"/>
-      </w:pPr>
-      <w:r>
-        <w:t>Aquaculture does not automatically remove wild-fish dependence</w:t>
-      </w:r>
-    </w:p>
-    <w:p>
-      <w:pPr>
-        <w:spacing w:after="60"/>
-      </w:pPr>
-      <w:r>
-        <w:rPr>
-          <w:b/>
-        </w:rPr>
-        <w:t>BOTTOM LINE:</w:t>
-      </w:r>
-      <w:r>
-        <w:t xml:space="preserve"> Aquaculture can reduce pressure on some wild stocks, but feeds for many farmed species use fishmeal/fish oil alongside plant and other ingredients.</w:t>
-      </w:r>
-    </w:p>
-    <w:p>
-      <w:pPr>
-        <w:spacing w:after="60"/>
-      </w:pPr>
-      <w:r>
-        <w:rPr>
-          <w:b/>
-        </w:rPr>
-        <w:t>WHAT THE EVIDENCE SHOWS:</w:t>
-      </w:r>
-      <w:r>
-        <w:t xml:space="preserve"> Feed composition has changed substantially over time and differs by species. Carnivorous fish and shrimp have historically relied more heavily on marine ingredients than herbivorous/omnivorous species.</w:t>
-      </w:r>
-    </w:p>
-    <w:p>
-      <w:pPr>
-        <w:spacing w:after="60"/>
-      </w:pPr>
-      <w:r>
-        <w:rPr>
-          <w:b/>
-        </w:rPr>
-        <w:t>WHAT YOU CAN RESPONSIBLY SAY:</w:t>
-      </w:r>
-      <w:r>
-        <w:t xml:space="preserve"> Do not say all farmed fish are fed whole wild fish. Say aquaculture can retain links to capture fisheries through feed inputs.</w:t>
-      </w:r>
-    </w:p>
-    <w:p>
-      <w:pPr>
-        <w:spacing w:before="60" w:after="0"/>
-      </w:pPr>
-      <w:r>
-        <w:rPr>
-          <w:b/>
-        </w:rPr>
-        <w:t>SOURCE:</w:t>
-      </w:r>
-      <w:r>
-        <w:t xml:space="preserve"> Naylor et al. 2021  [Peer-reviewed]</w:t>
-      </w:r>
-    </w:p>
-    <w:p>
-      <w:pPr>
-        <w:spacing w:after="0"/>
-      </w:pPr>
-      <w:r>
-        <w:rPr>
-          <w:sz w:val="16"/>
-        </w:rPr>
-        <w:t>A 20-year retrospective review of global aquaculture.</w:t>
-      </w:r>
-    </w:p>
-    <w:p>
-      <w:pPr>
-        <w:spacing w:after="80"/>
-      </w:pPr>
-      <w:r>
-        <w:rPr>
-          <w:b/>
-        </w:rPr>
-        <w:t xml:space="preserve">URL: </w:t>
-      </w:r>
-      <w:hyperlink r:id="rId47">
-        <w:r>
-          <w:rPr>
-            <w:color w:val="0563C1"/>
-            <w:u w:val="single"/>
-            <w:sz w:val="15"/>
-          </w:rPr>
-          <w:t>https://doi.org/10.1038/s41586-021-03308-6</w:t>
-        </w:r>
-      </w:hyperlink>
-    </w:p>
-    <w:p>
-      <w:pPr>
-        <w:pStyle w:val="Heading1"/>
-      </w:pPr>
-      <w:r>
-        <w:t>12. COMPANION ANIMAL NUTRITION</w:t>
-      </w:r>
-    </w:p>
-    <w:p>
-      <w:pPr>
-        <w:pStyle w:val="Heading2"/>
-      </w:pPr>
-      <w:r>
-        <w:t>Dogs on plant-based diets</w:t>
-      </w:r>
-    </w:p>
-    <w:p>
-      <w:pPr>
-        <w:spacing w:after="60"/>
-      </w:pPr>
-      <w:r>
-        <w:rPr>
-          <w:b/>
-        </w:rPr>
-        <w:t>BOTTOM LINE:</w:t>
-      </w:r>
-      <w:r>
-        <w:t xml:space="preserve"> Available evidence indicates dogs can maintain health on appropriately formulated plant-based diets, but the evidence base is still much smaller than conventional pet-food research.</w:t>
-      </w:r>
-    </w:p>
-    <w:p>
-      <w:pPr>
-        <w:spacing w:after="60"/>
-      </w:pPr>
-      <w:r>
-        <w:rPr>
-          <w:b/>
-        </w:rPr>
-        <w:t>WHAT THE EVIDENCE SHOWS:</w:t>
-      </w:r>
-      <w:r>
-        <w:t xml:space="preserve"> A 12-month prospective study reported maintenance of clinical, hematological and nutritional health in dogs fed a complete commercial plant-based diet. Observational studies also exist, but owner-reported outcomes are vulnerable to bias.</w:t>
-      </w:r>
-    </w:p>
-    <w:p>
-      <w:pPr>
-        <w:spacing w:after="60"/>
-      </w:pPr>
-      <w:r>
-        <w:rPr>
-          <w:b/>
-        </w:rPr>
-        <w:t>WHAT YOU CAN RESPONSIBLY SAY:</w:t>
-      </w:r>
-      <w:r>
-        <w:t xml:space="preserve"> Say dogs require nutrients, not a particular ingredient category; complete formulation and veterinary monitoring matter.</w:t>
-      </w:r>
-    </w:p>
-    <w:p>
-      <w:pPr>
-        <w:spacing w:before="60" w:after="0"/>
-      </w:pPr>
-      <w:r>
-        <w:rPr>
-          <w:b/>
-        </w:rPr>
-        <w:t>SOURCE:</w:t>
-      </w:r>
-      <w:r>
-        <w:t xml:space="preserve"> Knight et al. 2024  [Peer-reviewed]</w:t>
-      </w:r>
-    </w:p>
-    <w:p>
-      <w:pPr>
-        <w:spacing w:after="0"/>
-      </w:pPr>
-      <w:r>
-        <w:rPr>
-          <w:sz w:val="16"/>
-        </w:rPr>
-        <w:t>The impact of vegan diets on indicators of health in dogs: a 12-month prospective study.</w:t>
-      </w:r>
-    </w:p>
-    <w:p>
-      <w:pPr>
-        <w:spacing w:after="80"/>
-      </w:pPr>
-      <w:r>
-        <w:rPr>
-          <w:b/>
-        </w:rPr>
-        <w:t xml:space="preserve">URL: </w:t>
-      </w:r>
-      <w:hyperlink r:id="rId48">
-        <w:r>
-          <w:rPr>
-            <w:color w:val="0563C1"/>
-            <w:u w:val="single"/>
-            <w:sz w:val="15"/>
-          </w:rPr>
-          <w:t>https://pubmed.ncbi.nlm.nih.gov/38625934/</w:t>
-        </w:r>
-      </w:hyperlink>
-    </w:p>
-    <w:p>
-      <w:pPr>
-        <w:pStyle w:val="Heading2"/>
-      </w:pPr>
-      <w:r>
-        <w:t>Cats and obligate carnivory</w:t>
-      </w:r>
-    </w:p>
-    <w:p>
-      <w:pPr>
-        <w:spacing w:after="60"/>
-      </w:pPr>
-      <w:r>
-        <w:rPr>
-          <w:b/>
-        </w:rPr>
-        <w:t>BOTTOM LINE:</w:t>
-      </w:r>
-      <w:r>
-        <w:t xml:space="preserve"> 'Obligate carnivore' describes feline evolutionary physiology and nutrient requirements; it does not by itself prove every required nutrient must come from slaughtered animal tissue.</w:t>
-      </w:r>
-    </w:p>
-    <w:p>
-      <w:pPr>
-        <w:spacing w:after="60"/>
-      </w:pPr>
-      <w:r>
-        <w:rPr>
-          <w:b/>
-        </w:rPr>
-        <w:t>WHAT THE EVIDENCE SHOWS:</w:t>
-      </w:r>
-      <w:r>
-        <w:t xml:space="preserve"> Cats require nutrients such as taurine, preformed vitamin A and arachidonic acid in appropriate amounts/forms. A large observational study found no statistically significant overall health disadvantage in vegan-fed cats, but observational evidence cannot establish equivalence and long-term controlled data remain limited.</w:t>
-      </w:r>
-    </w:p>
-    <w:p>
-      <w:pPr>
-        <w:spacing w:after="60"/>
-      </w:pPr>
-      <w:r>
-        <w:rPr>
-          <w:b/>
-        </w:rPr>
-        <w:t>WHAT YOU CAN RESPONSIBLY SAY:</w:t>
-      </w:r>
-      <w:r>
-        <w:t xml:space="preserve"> Say appropriately formulated diets are the scientific question. Do not claim current evidence proves vegan diets are superior or risk-free for cats.</w:t>
-      </w:r>
-    </w:p>
-    <w:p>
-      <w:pPr>
-        <w:spacing w:before="60" w:after="0"/>
-      </w:pPr>
-      <w:r>
-        <w:rPr>
-          <w:b/>
-        </w:rPr>
-        <w:t>SOURCE:</w:t>
-      </w:r>
-      <w:r>
-        <w:t xml:space="preserve"> Knight et al. 2023  [Peer-reviewed]</w:t>
-      </w:r>
-    </w:p>
-    <w:p>
-      <w:pPr>
-        <w:spacing w:after="0"/>
-      </w:pPr>
-      <w:r>
-        <w:rPr>
-          <w:sz w:val="16"/>
-        </w:rPr>
-        <w:t>Vegan versus meat-based cat food: Guardian-reported health outcomes in 1,369 cats.</w:t>
-      </w:r>
-    </w:p>
-    <w:p>
-      <w:pPr>
-        <w:spacing w:after="80"/>
-      </w:pPr>
-      <w:r>
-        <w:rPr>
-          <w:b/>
-        </w:rPr>
-        <w:t xml:space="preserve">URL: </w:t>
-      </w:r>
-      <w:hyperlink r:id="rId49">
-        <w:r>
-          <w:rPr>
-            <w:color w:val="0563C1"/>
-            <w:u w:val="single"/>
-            <w:sz w:val="15"/>
-          </w:rPr>
-          <w:t>https://pubmed.ncbi.nlm.nih.gov/37703240/</w:t>
-        </w:r>
-      </w:hyperlink>
-    </w:p>
-    <w:p>
-      <w:pPr>
-        <w:spacing w:before="60" w:after="0"/>
-      </w:pPr>
-      <w:r>
-        <w:rPr>
-          <w:b/>
-        </w:rPr>
-        <w:t>SOURCE:</w:t>
-      </w:r>
-      <w:r>
-        <w:t xml:space="preserve"> Domínguez-Oliva et al. 2023  [Peer-reviewed]</w:t>
-      </w:r>
-    </w:p>
-    <w:p>
-      <w:pPr>
-        <w:spacing w:after="0"/>
-      </w:pPr>
-      <w:r>
-        <w:rPr>
-          <w:sz w:val="16"/>
-        </w:rPr>
-        <w:t>The Impact of Vegan Diets on Indicators of Health in Dogs and Cats: A Systematic Review.</w:t>
-      </w:r>
-    </w:p>
-    <w:p>
-      <w:pPr>
-        <w:spacing w:after="80"/>
-      </w:pPr>
-      <w:r>
-        <w:rPr>
-          <w:b/>
-        </w:rPr>
-        <w:t xml:space="preserve">URL: </w:t>
-      </w:r>
-      <w:hyperlink r:id="rId50">
-        <w:r>
-          <w:rPr>
-            <w:color w:val="0563C1"/>
-            <w:u w:val="single"/>
-            <w:sz w:val="15"/>
-          </w:rPr>
-          <w:t>https://pubmed.ncbi.nlm.nih.gov/36669053/</w:t>
-        </w:r>
-      </w:hyperlink>
-    </w:p>
-    <w:p>
-      <w:pPr>
-        <w:pStyle w:val="Heading1"/>
-      </w:pPr>
-      <w:r>
-        <w:t>13. COST, FOOD ACCESS &amp; ECONOMICS</w:t>
-      </w:r>
-    </w:p>
-    <w:p>
-      <w:pPr>
-        <w:pStyle w:val="Heading2"/>
-      </w:pPr>
-      <w:r>
-        <w:t>Can plant-based diets cost less?</w:t>
-      </w:r>
-    </w:p>
-    <w:p>
-      <w:pPr>
-        <w:spacing w:after="60"/>
-      </w:pPr>
-      <w:r>
-        <w:rPr>
-          <w:b/>
-        </w:rPr>
-        <w:t>BOTTOM LINE:</w:t>
-      </w:r>
-      <w:r>
-        <w:t xml:space="preserve"> Staple-centered plant-based diets can be inexpensive, but vegan affordability depends on geography, food prices, cooking facilities, time and access.</w:t>
-      </w:r>
-    </w:p>
-    <w:p>
-      <w:pPr>
-        <w:spacing w:after="60"/>
-      </w:pPr>
-      <w:r>
-        <w:rPr>
-          <w:b/>
-        </w:rPr>
-        <w:t>WHAT THE EVIDENCE SHOWS:</w:t>
-      </w:r>
-      <w:r>
-        <w:t xml:space="preserve"> Computer-modeling studies and real dietary intervention studies in high-income settings often find plant-forward or vegan patterns can reduce food costs, especially when based on grains, legumes and other staples rather than specialty substitutes. This cannot be generalized to every household or region.</w:t>
-      </w:r>
-    </w:p>
-    <w:p>
-      <w:pPr>
-        <w:spacing w:after="60"/>
-      </w:pPr>
-      <w:r>
-        <w:rPr>
-          <w:b/>
-        </w:rPr>
-        <w:t>WHAT YOU CAN RESPONSIBLY SAY:</w:t>
-      </w:r>
-      <w:r>
-        <w:t xml:space="preserve"> Say vegan eating can be affordable and often cheaper in high-income settings; do not dismiss genuine access constraints.</w:t>
-      </w:r>
-    </w:p>
-    <w:p>
-      <w:pPr>
-        <w:spacing w:before="60" w:after="0"/>
-      </w:pPr>
-      <w:r>
-        <w:rPr>
-          <w:b/>
-        </w:rPr>
-        <w:t>SOURCE:</w:t>
-      </w:r>
-      <w:r>
-        <w:t xml:space="preserve"> Springmann et al. 2021  [Peer-reviewed]</w:t>
-      </w:r>
-    </w:p>
-    <w:p>
-      <w:pPr>
-        <w:spacing w:after="0"/>
-      </w:pPr>
-      <w:r>
-        <w:rPr>
-          <w:sz w:val="16"/>
-        </w:rPr>
-        <w:t>The global and regional costs of healthy and sustainable dietary patterns.</w:t>
-      </w:r>
-    </w:p>
-    <w:p>
-      <w:pPr>
-        <w:spacing w:after="80"/>
-      </w:pPr>
-      <w:r>
-        <w:rPr>
-          <w:b/>
-        </w:rPr>
-        <w:t xml:space="preserve">URL: </w:t>
-      </w:r>
-      <w:hyperlink r:id="rId51">
-        <w:r>
-          <w:rPr>
-            <w:color w:val="0563C1"/>
-            <w:u w:val="single"/>
-            <w:sz w:val="15"/>
-          </w:rPr>
-          <w:t>https://doi.org/10.1016/S2542-5196(21)00251-5</w:t>
-        </w:r>
-      </w:hyperlink>
-    </w:p>
-    <w:p>
-      <w:pPr>
-        <w:spacing w:before="60" w:after="0"/>
-      </w:pPr>
-      <w:r>
-        <w:rPr>
-          <w:b/>
-        </w:rPr>
-        <w:t>SOURCE:</w:t>
-      </w:r>
-      <w:r>
-        <w:t xml:space="preserve"> Kahleova et al. 2023  [Peer-reviewed]</w:t>
-      </w:r>
-    </w:p>
-    <w:p>
-      <w:pPr>
-        <w:spacing w:after="0"/>
-      </w:pPr>
-      <w:r>
-        <w:rPr>
-          <w:sz w:val="16"/>
-        </w:rPr>
-        <w:t>Food costs in a randomized low-fat vegan dietary intervention.</w:t>
-      </w:r>
-    </w:p>
-    <w:p>
-      <w:pPr>
-        <w:spacing w:after="80"/>
-      </w:pPr>
-      <w:r>
-        <w:rPr>
-          <w:b/>
-        </w:rPr>
-        <w:t xml:space="preserve">URL: </w:t>
-      </w:r>
-      <w:hyperlink r:id="rId52">
-        <w:r>
-          <w:rPr>
-            <w:color w:val="0563C1"/>
-            <w:u w:val="single"/>
-            <w:sz w:val="15"/>
-          </w:rPr>
-          <w:t>https://pubmed.ncbi.nlm.nih.gov/37669055/</w:t>
-        </w:r>
-      </w:hyperlink>
-    </w:p>
-    <w:p>
-      <w:pPr>
-        <w:pStyle w:val="Heading2"/>
-      </w:pPr>
-      <w:r>
-        <w:t>Costs that are not included in the price of food</w:t>
-      </w:r>
-    </w:p>
-    <w:p>
-      <w:pPr>
-        <w:spacing w:after="60"/>
-      </w:pPr>
-      <w:r>
-        <w:rPr>
-          <w:b/>
-        </w:rPr>
-        <w:t>BOTTOM LINE:</w:t>
-      </w:r>
-      <w:r>
-        <w:t xml:space="preserve"> Food prices do not necessarily include climate, health, pollution or biodiversity costs.</w:t>
-      </w:r>
-    </w:p>
-    <w:p>
-      <w:pPr>
-        <w:spacing w:after="60"/>
-      </w:pPr>
-      <w:r>
-        <w:rPr>
-          <w:b/>
-        </w:rPr>
-        <w:t>WHAT THE EVIDENCE SHOWS:</w:t>
-      </w:r>
-      <w:r>
-        <w:t xml:space="preserve"> Global modeling studies estimate large potential health and climate economic benefits from dietary shifts, but these are estimates from computer models that depend on assumptions about future diets, disease, prices and policy.</w:t>
-      </w:r>
-    </w:p>
-    <w:p>
-      <w:pPr>
-        <w:spacing w:after="60"/>
-      </w:pPr>
-      <w:r>
-        <w:rPr>
-          <w:b/>
-        </w:rPr>
-        <w:t>WHAT YOU CAN RESPONSIBLY SAY:</w:t>
-      </w:r>
-      <w:r>
-        <w:t xml:space="preserve"> Use economic scenarios as models, not observed savings or guaranteed outcomes.</w:t>
-      </w:r>
-    </w:p>
-    <w:p>
-      <w:pPr>
-        <w:spacing w:before="60" w:after="0"/>
-      </w:pPr>
-      <w:r>
-        <w:rPr>
-          <w:b/>
-        </w:rPr>
-        <w:t>SOURCE:</w:t>
-      </w:r>
-      <w:r>
-        <w:t xml:space="preserve"> Springmann et al. 2016  [Peer-reviewed]</w:t>
-      </w:r>
-    </w:p>
-    <w:p>
-      <w:pPr>
-        <w:spacing w:after="0"/>
-      </w:pPr>
-      <w:r>
-        <w:rPr>
-          <w:sz w:val="16"/>
-        </w:rPr>
-        <w:t>Analysis and valuation of the health and climate change cobenefits of dietary change.</w:t>
-      </w:r>
-    </w:p>
-    <w:p>
-      <w:pPr>
-        <w:spacing w:after="80"/>
-      </w:pPr>
-      <w:r>
-        <w:rPr>
-          <w:b/>
-        </w:rPr>
-        <w:t xml:space="preserve">URL: </w:t>
-      </w:r>
-      <w:hyperlink r:id="rId53">
-        <w:r>
-          <w:rPr>
-            <w:color w:val="0563C1"/>
-            <w:u w:val="single"/>
-            <w:sz w:val="15"/>
-          </w:rPr>
-          <w:t>https://doi.org/10.1073/pnas.1523119113</w:t>
-        </w:r>
-      </w:hyperlink>
-    </w:p>
-    <w:p>
-      <w:pPr>
-        <w:pStyle w:val="Heading1"/>
-      </w:pPr>
-      <w:r>
-        <w:t>14. WORKERS, COMMUNITIES &amp; SOCIAL DIMENSIONS</w:t>
-      </w:r>
-    </w:p>
-    <w:p>
-      <w:pPr>
-        <w:pStyle w:val="Heading2"/>
-      </w:pPr>
-      <w:r>
-        <w:t>Slaughterhouse and meat-processing work</w:t>
-      </w:r>
-    </w:p>
-    <w:p>
-      <w:pPr>
-        <w:spacing w:after="60"/>
-      </w:pPr>
-      <w:r>
-        <w:rPr>
-          <w:b/>
-        </w:rPr>
-        <w:t>BOTTOM LINE:</w:t>
-      </w:r>
-      <w:r>
-        <w:t xml:space="preserve"> Animal-product supply chains also affect human workers through injury, repetitive strain, hazardous machinery, biological exposure and psychosocial stress.</w:t>
-      </w:r>
-    </w:p>
-    <w:p>
-      <w:pPr>
-        <w:spacing w:after="60"/>
-      </w:pPr>
-      <w:r>
-        <w:rPr>
-          <w:b/>
-        </w:rPr>
-        <w:t>WHAT THE EVIDENCE SHOWS:</w:t>
-      </w:r>
-      <w:r>
-        <w:t xml:space="preserve"> Worker outcomes vary by country, plant, job and regulation. Research on mental-health effects is less uniform than research on physical occupational hazards, so claims about trauma should be carefully sourced rather than assumed.</w:t>
-      </w:r>
-    </w:p>
-    <w:p>
-      <w:pPr>
-        <w:spacing w:after="60"/>
-      </w:pPr>
-      <w:r>
-        <w:rPr>
-          <w:b/>
-        </w:rPr>
-        <w:t>WHAT YOU CAN RESPONSIBLY SAY:</w:t>
-      </w:r>
-      <w:r>
-        <w:t xml:space="preserve"> Include workers in the ethical picture without using them as rhetorical props. Separate well-established occupational hazards from emerging psychosocial research.</w:t>
-      </w:r>
-    </w:p>
-    <w:p>
-      <w:pPr>
-        <w:spacing w:before="60" w:after="0"/>
-      </w:pPr>
-      <w:r>
-        <w:rPr>
-          <w:b/>
-        </w:rPr>
-        <w:t>SOURCE:</w:t>
-      </w:r>
-      <w:r>
-        <w:t xml:space="preserve"> Leibler et al. 2017  [Peer-reviewed]</w:t>
-      </w:r>
-    </w:p>
-    <w:p>
-      <w:pPr>
-        <w:spacing w:after="0"/>
-      </w:pPr>
-      <w:r>
-        <w:rPr>
-          <w:sz w:val="16"/>
-        </w:rPr>
-        <w:t>Prevalence of serious psychological distress among slaughterhouse workers at a United States beef packing plant.</w:t>
-      </w:r>
-    </w:p>
-    <w:p>
-      <w:pPr>
-        <w:spacing w:after="80"/>
-      </w:pPr>
-      <w:r>
-        <w:rPr>
-          <w:b/>
-        </w:rPr>
-        <w:t xml:space="preserve">URL: </w:t>
-      </w:r>
-      <w:hyperlink r:id="rId54">
-        <w:r>
-          <w:rPr>
-            <w:color w:val="0563C1"/>
-            <w:u w:val="single"/>
-            <w:sz w:val="15"/>
-          </w:rPr>
-          <w:t>https://doi.org/10.3233/WOR-172543</w:t>
-        </w:r>
-      </w:hyperlink>
-    </w:p>
-    <w:p>
-      <w:pPr>
-        <w:pStyle w:val="Heading1"/>
-      </w:pPr>
-      <w:r>
-        <w:t>15. FARMERS, RURAL LIVELIHOODS &amp; TRANSITION</w:t>
-      </w:r>
-    </w:p>
-    <w:p>
-      <w:pPr>
-        <w:pStyle w:val="Heading2"/>
-      </w:pPr>
-      <w:r>
-        <w:t>A vegan transition is a production transition, not a claim that farmers should be abandoned</w:t>
-      </w:r>
-    </w:p>
-    <w:p>
-      <w:pPr>
-        <w:spacing w:after="60"/>
-      </w:pPr>
-      <w:r>
-        <w:rPr>
-          <w:b/>
-        </w:rPr>
-        <w:t>BOTTOM LINE:</w:t>
-      </w:r>
-      <w:r>
-        <w:t xml:space="preserve"> Reducing animal agriculture would shift demand, land use, infrastructure and employment; transition policy matters.</w:t>
-      </w:r>
-    </w:p>
-    <w:p>
-      <w:pPr>
-        <w:spacing w:after="60"/>
-      </w:pPr>
-      <w:r>
-        <w:rPr>
-          <w:b/>
-        </w:rPr>
-        <w:t>WHAT THE EVIDENCE SHOWS:</w:t>
-      </w:r>
-      <w:r>
-        <w:t xml:space="preserve"> Science can model land, environmental and economic changes, but specific transition programs are policy and implementation questions. Existing projects demonstrate that some farmers can move from animal production toward crops, horticulture, renewable energy, conservation or other revenue streams; they do not prove every farm can make the same transition.</w:t>
-      </w:r>
-    </w:p>
-    <w:p>
-      <w:pPr>
-        <w:spacing w:after="60"/>
-      </w:pPr>
-      <w:r>
-        <w:rPr>
-          <w:b/>
-        </w:rPr>
-        <w:t>WHAT YOU CAN RESPONSIBLY SAY:</w:t>
-      </w:r>
-      <w:r>
-        <w:t xml:space="preserve"> Pair environmental arguments with a just-transition framework: technical support, finance, market development, debt relief where appropriate, retraining and rural investment.</w:t>
-      </w:r>
-    </w:p>
-    <w:p>
-      <w:pPr>
-        <w:spacing w:before="60" w:after="0"/>
-      </w:pPr>
-      <w:r>
-        <w:rPr>
-          <w:b/>
-        </w:rPr>
-        <w:t>SOURCE:</w:t>
-      </w:r>
-      <w:r>
-        <w:t xml:space="preserve"> Transfarmation  [Practical transition resource]</w:t>
-      </w:r>
-    </w:p>
-    <w:p>
-      <w:pPr>
-        <w:spacing w:after="0"/>
-      </w:pPr>
-      <w:r>
-        <w:rPr>
-          <w:sz w:val="16"/>
-        </w:rPr>
-        <w:t>Farmer transition program and case studies.</w:t>
-      </w:r>
-    </w:p>
-    <w:p>
-      <w:pPr>
-        <w:spacing w:after="80"/>
-      </w:pPr>
-      <w:r>
-        <w:rPr>
-          <w:b/>
-        </w:rPr>
-        <w:t xml:space="preserve">URL: </w:t>
-      </w:r>
-      <w:hyperlink r:id="rId55">
-        <w:r>
-          <w:rPr>
-            <w:color w:val="0563C1"/>
-            <w:u w:val="single"/>
-            <w:sz w:val="15"/>
-          </w:rPr>
-          <w:t>https://transfarmationproject.org/</w:t>
-        </w:r>
-      </w:hyperlink>
-    </w:p>
-    <w:p>
-      <w:pPr>
-        <w:spacing w:before="60" w:after="0"/>
-      </w:pPr>
-      <w:r>
-        <w:rPr>
-          <w:b/>
-        </w:rPr>
-        <w:t>SOURCE:</w:t>
-      </w:r>
-      <w:r>
-        <w:t xml:space="preserve"> Rowdy Girl Sanctuary  [Practical transition resource]</w:t>
-      </w:r>
-    </w:p>
-    <w:p>
-      <w:pPr>
-        <w:spacing w:after="0"/>
-      </w:pPr>
-      <w:r>
-        <w:rPr>
-          <w:sz w:val="16"/>
-        </w:rPr>
-        <w:t>Rancher Advocacy Program.</w:t>
-      </w:r>
-    </w:p>
-    <w:p>
-      <w:pPr>
-        <w:spacing w:after="80"/>
-      </w:pPr>
-      <w:r>
-        <w:rPr>
-          <w:b/>
-        </w:rPr>
-        <w:t xml:space="preserve">URL: </w:t>
-      </w:r>
       <w:hyperlink r:id="rId56">
         <w:r>
           <w:rPr>
+            <w:b/>
             <w:color w:val="0563C1"/>
             <w:u w:val="single"/>
-            <w:sz w:val="15"/>
           </w:rPr>
           <w:t>https://rowdygirlsanctuary.org/</w:t>
         </w:r>
